--- a/ApiWeb/Modelos/ESQUELETO.docx
+++ b/ApiWeb/Modelos/ESQUELETO.docx
@@ -1,13 +1,21 @@
 
 <file path=word/document.xml><?xml version="1.0" encoding="utf-8"?>
-<w:document xmlns:wpc="http://schemas.microsoft.com/office/word/2010/wordprocessingCanvas" xmlns:cx="http://schemas.microsoft.com/office/drawing/2014/chartex" xmlns:cx1="http://schemas.microsoft.com/office/drawing/2015/9/8/chartex" xmlns:cx2="http://schemas.microsoft.com/office/drawing/2015/10/21/chartex" xmlns:cx3="http://schemas.microsoft.com/office/drawing/2016/5/9/chartex" xmlns:cx4="http://schemas.microsoft.com/office/drawing/2016/5/10/chartex" xmlns:cx5="http://schemas.microsoft.com/office/drawing/2016/5/11/chartex" xmlns:cx6="http://schemas.microsoft.com/office/drawing/2016/5/12/chartex" xmlns:cx7="http://schemas.microsoft.com/office/drawing/2016/5/13/chartex" xmlns:cx8="http://schemas.microsoft.com/office/drawing/2016/5/14/chartex" xmlns:mc="http://schemas.openxmlformats.org/markup-compatibility/2006" xmlns:aink="http://schemas.microsoft.com/office/drawing/2016/ink" xmlns:am3d="http://schemas.microsoft.com/office/drawing/2017/model3d" xmlns:o="urn:schemas-microsoft-com:office:office" xmlns:oel="http://schemas.microsoft.com/office/2019/extlst" xmlns:r="http://schemas.openxmlformats.org/officeDocument/2006/relationships" xmlns:m="http://schemas.openxmlformats.org/officeDocument/2006/math" xmlns:v="urn:schemas-microsoft-com:vml" xmlns:wp14="http://schemas.microsoft.com/office/word/2010/wordprocessingDrawing" xmlns:wp="http://schemas.openxmlformats.org/drawingml/2006/wordprocessingDrawing" xmlns:w10="urn:schemas-microsoft-com:office:word" xmlns:w="http://schemas.openxmlformats.org/wordprocessingml/2006/main" xmlns:w14="http://schemas.microsoft.com/office/word/2010/wordml" xmlns:w15="http://schemas.microsoft.com/office/word/2012/wordml" xmlns:w16cex="http://schemas.microsoft.com/office/word/2018/wordml/cex" xmlns:w16cid="http://schemas.microsoft.com/office/word/2016/wordml/cid" xmlns:w16="http://schemas.microsoft.com/office/word/2018/wordml" xmlns:w16du="http://schemas.microsoft.com/office/word/2023/wordml/word16du" xmlns:w16sdtdh="http://schemas.microsoft.com/office/word/2020/wordml/sdtdatahash" xmlns:w16sdtfl="http://schemas.microsoft.com/office/word/2024/wordml/sdtformatlock" xmlns:w16se="http://schemas.microsoft.com/office/word/2015/wordml/symex" xmlns:wpg="http://schemas.microsoft.com/office/word/2010/wordprocessingGroup" xmlns:wpi="http://schemas.microsoft.com/office/word/2010/wordprocessingInk" xmlns:wne="http://schemas.microsoft.com/office/word/2006/wordml" xmlns:wps="http://schemas.microsoft.com/office/word/2010/wordprocessingShape" mc:Ignorable="w14 w15 w16se w16cid w16 w16cex w16sdtdh w16sdtfl w16du wp14">
+<w:document xmlns:o="urn:schemas-microsoft-com:office:office" xmlns:r="http://schemas.openxmlformats.org/officeDocument/2006/relationships" xmlns:v="urn:schemas-microsoft-com:vml" xmlns:w="http://schemas.openxmlformats.org/wordprocessingml/2006/main" xmlns:w10="urn:schemas-microsoft-com:office:word" xmlns:wp="http://schemas.openxmlformats.org/drawingml/2006/wordprocessingDrawing" xmlns:wps="http://schemas.microsoft.com/office/word/2010/wordprocessingShape" xmlns:wpg="http://schemas.microsoft.com/office/word/2010/wordprocessingGroup" xmlns:mc="http://schemas.openxmlformats.org/markup-compatibility/2006" xmlns:wp14="http://schemas.microsoft.com/office/word/2010/wordprocessingDrawing" xmlns:w14="http://schemas.microsoft.com/office/word/2010/wordml" xmlns:w15="http://schemas.microsoft.com/office/word/2012/wordml" mc:Ignorable="w14 wp14 w15">
   <w:body>
     <w:tbl>
       <w:tblPr>
         <w:tblStyle w:val="Tabelacomgrade"/>
-        <w:tblW w:w="0" w:type="auto"/>
+        <w:tblW w:w="8494" w:type="dxa"/>
         <w:jc w:val="center"/>
-        <w:tblLook w:val="04A0" w:firstRow="1" w:lastRow="0" w:firstColumn="1" w:lastColumn="0" w:noHBand="0" w:noVBand="1"/>
+        <w:tblInd w:w="0" w:type="dxa"/>
+        <w:tblLayout w:type="fixed"/>
+        <w:tblCellMar>
+          <w:top w:w="0" w:type="dxa"/>
+          <w:left w:w="108" w:type="dxa"/>
+          <w:bottom w:w="0" w:type="dxa"/>
+          <w:right w:w="108" w:type="dxa"/>
+        </w:tblCellMar>
+        <w:tblLook w:val="04a0" w:noHBand="0" w:noVBand="1" w:firstColumn="1" w:lastRow="0" w:lastColumn="0" w:firstRow="1"/>
       </w:tblPr>
       <w:tblGrid>
         <w:gridCol w:w="2831"/>
@@ -16,15 +24,18 @@
       </w:tblGrid>
       <w:tr>
         <w:trPr>
-          <w:trHeight w:val="557"/>
-          <w:jc w:val="center"/>
+          <w:trHeight w:val="557" w:hRule="atLeast"/>
         </w:trPr>
         <w:tc>
           <w:tcPr>
             <w:tcW w:w="2831" w:type="dxa"/>
+            <w:tcBorders/>
           </w:tcPr>
           <w:p>
             <w:pPr>
+              <w:pStyle w:val="Normal"/>
+              <w:widowControl/>
+              <w:spacing w:lineRule="auto" w:line="240" w:before="0" w:after="0"/>
               <w:jc w:val="center"/>
               <w:rPr>
                 <w:rFonts w:ascii="Arial" w:hAnsi="Arial" w:cs="Arial"/>
@@ -34,15 +45,22 @@
             </w:pPr>
             <w:r>
               <w:rPr>
-                <w:rFonts w:ascii="Arial" w:hAnsi="Arial" w:cs="Arial"/>
+                <w:rFonts w:eastAsia="Aptos" w:cs="Arial" w:ascii="Arial" w:hAnsi="Arial"/>
                 <w:b/>
                 <w:bCs/>
+                <w:kern w:val="2"/>
+                <w:sz w:val="24"/>
+                <w:szCs w:val="24"/>
+                <w:lang w:val="pt-BR" w:eastAsia="en-US" w:bidi="ar-SA"/>
               </w:rPr>
               <w:t>PROCESSO</w:t>
             </w:r>
           </w:p>
           <w:p>
             <w:pPr>
+              <w:pStyle w:val="Normal"/>
+              <w:widowControl/>
+              <w:spacing w:lineRule="auto" w:line="240" w:before="0" w:after="0"/>
               <w:jc w:val="center"/>
               <w:rPr>
                 <w:b/>
@@ -51,38 +69,28 @@
             </w:pPr>
             <w:r>
               <w:rPr>
-                <w:rFonts w:ascii="Arial" w:hAnsi="Arial" w:cs="Arial"/>
+                <w:rFonts w:eastAsia="Aptos" w:cs="Arial" w:ascii="Arial" w:hAnsi="Arial"/>
                 <w:b/>
                 <w:bCs/>
-              </w:rPr>
-              <w:t>{{</w:t>
-            </w:r>
-            <w:proofErr w:type="spellStart"/>
-            <w:r>
-              <w:rPr>
-                <w:rFonts w:ascii="Arial" w:hAnsi="Arial" w:cs="Arial"/>
-                <w:b/>
-                <w:bCs/>
-              </w:rPr>
-              <w:t>NumeroPericia</w:t>
-            </w:r>
-            <w:proofErr w:type="spellEnd"/>
-            <w:r>
-              <w:rPr>
-                <w:rFonts w:ascii="Arial" w:hAnsi="Arial" w:cs="Arial"/>
-                <w:b/>
-                <w:bCs/>
-              </w:rPr>
-              <w:t>}}</w:t>
+                <w:kern w:val="2"/>
+                <w:sz w:val="24"/>
+                <w:szCs w:val="24"/>
+                <w:lang w:val="pt-BR" w:eastAsia="en-US" w:bidi="ar-SA"/>
+              </w:rPr>
+              <w:t>#NumeroPericia</w:t>
             </w:r>
           </w:p>
         </w:tc>
         <w:tc>
           <w:tcPr>
             <w:tcW w:w="2831" w:type="dxa"/>
+            <w:tcBorders/>
           </w:tcPr>
           <w:p>
             <w:pPr>
+              <w:pStyle w:val="Normal"/>
+              <w:widowControl/>
+              <w:spacing w:lineRule="auto" w:line="240" w:before="0" w:after="0"/>
               <w:jc w:val="center"/>
               <w:rPr>
                 <w:rFonts w:ascii="Arial" w:hAnsi="Arial" w:cs="Arial"/>
@@ -92,15 +100,22 @@
             </w:pPr>
             <w:r>
               <w:rPr>
-                <w:rFonts w:ascii="Arial" w:hAnsi="Arial" w:cs="Arial"/>
+                <w:rFonts w:eastAsia="Aptos" w:cs="Arial" w:ascii="Arial" w:hAnsi="Arial"/>
                 <w:b/>
                 <w:bCs/>
+                <w:kern w:val="2"/>
+                <w:sz w:val="24"/>
+                <w:szCs w:val="24"/>
+                <w:lang w:val="pt-BR" w:eastAsia="en-US" w:bidi="ar-SA"/>
               </w:rPr>
               <w:t>Notificação</w:t>
             </w:r>
           </w:p>
           <w:p>
             <w:pPr>
+              <w:pStyle w:val="Normal"/>
+              <w:widowControl/>
+              <w:spacing w:lineRule="auto" w:line="240" w:before="0" w:after="0"/>
               <w:jc w:val="center"/>
               <w:rPr>
                 <w:b/>
@@ -109,9 +124,13 @@
             </w:pPr>
             <w:r>
               <w:rPr>
-                <w:rFonts w:ascii="Arial" w:hAnsi="Arial" w:cs="Arial"/>
+                <w:rFonts w:eastAsia="Aptos" w:cs="Arial" w:ascii="Arial" w:hAnsi="Arial"/>
                 <w:b/>
                 <w:bCs/>
+                <w:kern w:val="2"/>
+                <w:sz w:val="24"/>
+                <w:szCs w:val="24"/>
+                <w:lang w:val="pt-BR" w:eastAsia="en-US" w:bidi="ar-SA"/>
               </w:rPr>
               <w:t>Realização de Perícia Técnica</w:t>
             </w:r>
@@ -120,113 +139,132 @@
         <w:tc>
           <w:tcPr>
             <w:tcW w:w="2832" w:type="dxa"/>
+            <w:tcBorders/>
           </w:tcPr>
-          <w:p/>
+          <w:p>
+            <w:pPr>
+              <w:pStyle w:val="Normal"/>
+              <w:widowControl/>
+              <w:spacing w:lineRule="auto" w:line="240" w:before="0" w:after="0"/>
+              <w:jc w:val="left"/>
+              <w:rPr>
+                <w:rFonts w:ascii="Aptos" w:hAnsi="Aptos" w:eastAsia="Aptos" w:cs=""/>
+                <w:kern w:val="2"/>
+                <w:sz w:val="24"/>
+                <w:szCs w:val="24"/>
+                <w:lang w:val="pt-BR" w:eastAsia="en-US" w:bidi="ar-SA"/>
+              </w:rPr>
+            </w:pPr>
+            <w:r>
+              <w:rPr>
+                <w:rFonts w:eastAsia="Aptos" w:cs=""/>
+                <w:kern w:val="2"/>
+                <w:sz w:val="24"/>
+                <w:szCs w:val="24"/>
+                <w:lang w:val="pt-BR" w:eastAsia="en-US" w:bidi="ar-SA"/>
+              </w:rPr>
+            </w:r>
+          </w:p>
         </w:tc>
       </w:tr>
     </w:tbl>
     <w:p>
       <w:pPr>
-        <w:rPr>
-          <w:rFonts w:ascii="Arial" w:hAnsi="Arial" w:cs="Arial"/>
-          <w:b/>
-          <w:bCs/>
-        </w:rPr>
-      </w:pPr>
-      <w:r>
-        <w:rPr>
-          <w:rFonts w:ascii="Arial" w:hAnsi="Arial" w:cs="Arial"/>
-          <w:b/>
-          <w:bCs/>
-        </w:rPr>
-        <w:t>EXMO (A). SR (A). DR (A). JUIZ (A) DA {{</w:t>
-      </w:r>
-      <w:proofErr w:type="spellStart"/>
-      <w:r>
-        <w:rPr>
-          <w:rFonts w:ascii="Arial" w:hAnsi="Arial" w:cs="Arial"/>
-          <w:b/>
-          <w:bCs/>
-        </w:rPr>
-        <w:t>NumeroVara</w:t>
-      </w:r>
-      <w:proofErr w:type="spellEnd"/>
-      <w:r>
-        <w:rPr>
-          <w:rFonts w:ascii="Arial" w:hAnsi="Arial" w:cs="Arial"/>
-          <w:b/>
-          <w:bCs/>
-        </w:rPr>
-        <w:t xml:space="preserve">}}ª. VARA DO TRABALHO DE MACEIÓ-AL </w:t>
-      </w:r>
-    </w:p>
-    <w:p>
-      <w:pPr>
-        <w:rPr>
-          <w:rFonts w:ascii="Arial" w:hAnsi="Arial" w:cs="Arial"/>
-          <w:b/>
-          <w:bCs/>
-        </w:rPr>
-      </w:pPr>
-    </w:p>
-    <w:p>
-      <w:pPr>
-        <w:rPr>
-          <w:rFonts w:ascii="Arial" w:hAnsi="Arial" w:cs="Arial"/>
-          <w:b/>
-          <w:bCs/>
-        </w:rPr>
-      </w:pPr>
-      <w:r>
-        <w:rPr>
-          <w:rFonts w:ascii="Arial" w:hAnsi="Arial" w:cs="Arial"/>
-          <w:b/>
-          <w:bCs/>
-        </w:rPr>
-        <w:t>POCESSO:</w:t>
-      </w:r>
-      <w:r>
-        <w:rPr>
-          <w:rFonts w:ascii="Arial" w:hAnsi="Arial" w:cs="Arial"/>
+        <w:pStyle w:val="Normal"/>
+        <w:rPr>
+          <w:rFonts w:ascii="Arial" w:hAnsi="Arial" w:cs="Arial"/>
+          <w:b/>
+          <w:bCs/>
+        </w:rPr>
+      </w:pPr>
+      <w:r>
+        <w:rPr>
+          <w:rFonts w:cs="Arial" w:ascii="Arial" w:hAnsi="Arial"/>
+          <w:b/>
+          <w:bCs/>
+        </w:rPr>
+        <w:t xml:space="preserve">EXMO (A). SR (A). DR (A). JUIZ (A) DA {{NumeroVara}}ª. VARA DO TRABALHO DE MACEIÓ-AL </w:t>
+      </w:r>
+    </w:p>
+    <w:p>
+      <w:pPr>
+        <w:pStyle w:val="Normal"/>
+        <w:rPr>
+          <w:rFonts w:ascii="Arial" w:hAnsi="Arial" w:cs="Arial"/>
+          <w:b/>
+          <w:bCs/>
+        </w:rPr>
+      </w:pPr>
+      <w:r>
+        <w:rPr>
+          <w:rFonts w:cs="Arial" w:ascii="Arial" w:hAnsi="Arial"/>
+          <w:b/>
+          <w:bCs/>
+        </w:rPr>
+      </w:r>
+    </w:p>
+    <w:p>
+      <w:pPr>
+        <w:pStyle w:val="Normal"/>
+        <w:rPr>
+          <w:rFonts w:ascii="Arial" w:hAnsi="Arial" w:cs="Arial"/>
+          <w:b/>
+          <w:bCs/>
+        </w:rPr>
+      </w:pPr>
+      <w:r>
+        <w:rPr>
+          <w:rFonts w:cs="Arial" w:ascii="Arial" w:hAnsi="Arial"/>
+          <w:b/>
+          <w:bCs/>
+        </w:rPr>
+        <w:t>P</w:t>
+      </w:r>
+      <w:r>
+        <w:rPr>
+          <w:rFonts w:cs="Arial" w:ascii="Arial" w:hAnsi="Arial"/>
+          <w:b/>
+          <w:bCs/>
+        </w:rPr>
+        <w:t>R</w:t>
+      </w:r>
+      <w:r>
+        <w:rPr>
+          <w:rFonts w:cs="Arial" w:ascii="Arial" w:hAnsi="Arial"/>
+          <w:b/>
+          <w:bCs/>
+        </w:rPr>
+        <w:t>OCESSO:</w:t>
+      </w:r>
+      <w:r>
+        <w:rPr>
+          <w:rFonts w:cs="Arial" w:ascii="Arial" w:hAnsi="Arial"/>
         </w:rPr>
         <w:t xml:space="preserve"> </w:t>
       </w:r>
       <w:r>
         <w:rPr>
-          <w:rFonts w:ascii="Arial" w:hAnsi="Arial" w:cs="Arial"/>
-          <w:b/>
-          <w:bCs/>
-        </w:rPr>
-        <w:t>{{</w:t>
-      </w:r>
-      <w:proofErr w:type="spellStart"/>
-      <w:r>
-        <w:rPr>
-          <w:rFonts w:ascii="Arial" w:hAnsi="Arial" w:cs="Arial"/>
-          <w:b/>
-          <w:bCs/>
-        </w:rPr>
-        <w:t>NumeroPericia</w:t>
-      </w:r>
-      <w:proofErr w:type="spellEnd"/>
-      <w:r>
-        <w:rPr>
-          <w:rFonts w:ascii="Arial" w:hAnsi="Arial" w:cs="Arial"/>
-          <w:b/>
-          <w:bCs/>
-        </w:rPr>
-        <w:t>}}</w:t>
-      </w:r>
-    </w:p>
-    <w:p>
-      <w:pPr>
-        <w:rPr>
-          <w:rFonts w:ascii="Arial" w:hAnsi="Arial" w:cs="Arial"/>
-        </w:rPr>
-      </w:pPr>
-      <w:r>
-        <w:rPr>
-          <w:rFonts w:ascii="Arial" w:hAnsi="Arial" w:cs="Arial"/>
+          <w:rFonts w:eastAsia="Aptos" w:cs="Arial" w:ascii="Arial" w:hAnsi="Arial"/>
+          <w:b/>
+          <w:bCs/>
+          <w:kern w:val="2"/>
+          <w:sz w:val="24"/>
+          <w:szCs w:val="24"/>
+          <w:lang w:val="pt-BR" w:eastAsia="en-US" w:bidi="ar-SA"/>
+        </w:rPr>
+        <w:t>#NumeroPericia</w:t>
+      </w:r>
+    </w:p>
+    <w:p>
+      <w:pPr>
+        <w:pStyle w:val="Normal"/>
+        <w:rPr>
+          <w:rFonts w:ascii="Arial" w:hAnsi="Arial" w:cs="Arial"/>
+        </w:rPr>
+      </w:pPr>
+      <w:r>
+        <w:rPr>
+          <w:rFonts w:cs="Arial" w:ascii="Arial" w:hAnsi="Arial"/>
           <w:b/>
           <w:bCs/>
         </w:rPr>
@@ -234,22 +272,23 @@
       </w:r>
       <w:r>
         <w:rPr>
-          <w:rFonts w:ascii="Arial" w:hAnsi="Arial" w:cs="Arial"/>
+          <w:rFonts w:cs="Arial" w:ascii="Arial" w:hAnsi="Arial"/>
         </w:rPr>
         <w:t xml:space="preserve"> </w:t>
       </w:r>
     </w:p>
     <w:p>
       <w:pPr>
-        <w:rPr>
-          <w:rFonts w:ascii="Arial" w:hAnsi="Arial" w:cs="Arial"/>
-          <w:b/>
-          <w:bCs/>
-        </w:rPr>
-      </w:pPr>
-      <w:r>
-        <w:rPr>
-          <w:rFonts w:ascii="Arial" w:hAnsi="Arial" w:cs="Arial"/>
+        <w:pStyle w:val="Normal"/>
+        <w:rPr>
+          <w:rFonts w:ascii="Arial" w:hAnsi="Arial" w:cs="Arial"/>
+          <w:b/>
+          <w:bCs/>
+        </w:rPr>
+      </w:pPr>
+      <w:r>
+        <w:rPr>
+          <w:rFonts w:cs="Arial" w:ascii="Arial" w:hAnsi="Arial"/>
           <w:b/>
           <w:bCs/>
         </w:rPr>
@@ -257,29 +296,38 @@
       </w:r>
       <w:r>
         <w:rPr>
-          <w:rFonts w:ascii="Arial" w:hAnsi="Arial" w:cs="Arial"/>
+          <w:rFonts w:cs="Arial" w:ascii="Arial" w:hAnsi="Arial"/>
         </w:rPr>
         <w:t xml:space="preserve"> </w:t>
       </w:r>
       <w:r>
         <w:rPr>
-          <w:rFonts w:ascii="Arial" w:hAnsi="Arial" w:cs="Arial"/>
+          <w:rFonts w:cs="Arial" w:ascii="Arial" w:hAnsi="Arial"/>
           <w:b/>
           <w:bCs/>
         </w:rPr>
         <w:t>{{Reclamada}}</w:t>
       </w:r>
     </w:p>
-    <w:p/>
-    <w:p>
-      <w:pPr>
-        <w:pStyle w:val="Cabealho"/>
+    <w:p>
+      <w:pPr>
+        <w:pStyle w:val="Normal"/>
+        <w:rPr/>
+      </w:pPr>
+      <w:r>
+        <w:rPr/>
+      </w:r>
+    </w:p>
+    <w:p>
+      <w:pPr>
+        <w:pStyle w:val="Header"/>
         <w:tabs>
           <w:tab w:val="clear" w:pos="4252"/>
-          <w:tab w:val="center" w:pos="993"/>
+          <w:tab w:val="center" w:pos="993" w:leader="none"/>
+          <w:tab w:val="right" w:pos="8504" w:leader="none"/>
         </w:tabs>
-        <w:spacing w:line="360" w:lineRule="auto"/>
-        <w:ind w:firstLine="210"/>
+        <w:spacing w:lineRule="auto" w:line="360"/>
+        <w:ind w:firstLine="210" w:left="357"/>
         <w:jc w:val="both"/>
         <w:rPr>
           <w:rFonts w:cs="Arial"/>
@@ -315,55 +363,55 @@
           <w:rFonts w:cs="Arial"/>
           <w:sz w:val="22"/>
         </w:rPr>
-        <w:t>”, encaminha a Vossa Excelência o respectivo laudo pericial e valor de honorários periciais. O presente documento é resultado do trabalho técnico realizado por este perito nas dependências</w:t>
+        <w:t xml:space="preserve">”, encaminha a Vossa Excelência o respectivo laudo pericial e valor de honorários periciais. O presente documento é resultado do trabalho técnico realizado por este perito nas dependências da </w:t>
       </w:r>
       <w:r>
         <w:rPr>
           <w:rFonts w:cs="Arial"/>
-          <w:sz w:val="22"/>
-        </w:rPr>
-        <w:t xml:space="preserve"> da </w:t>
+          <w:b/>
+          <w:bCs/>
+          <w:sz w:val="22"/>
+        </w:rPr>
+        <w:t>{{Reclamada}}</w:t>
       </w:r>
       <w:r>
         <w:rPr>
           <w:rFonts w:cs="Arial"/>
-          <w:b/>
-          <w:bCs/>
-          <w:sz w:val="22"/>
-        </w:rPr>
-        <w:t>{{Reclamada}}</w:t>
+          <w:sz w:val="22"/>
+        </w:rPr>
+        <w:t>,</w:t>
       </w:r>
       <w:r>
         <w:rPr>
           <w:rFonts w:cs="Arial"/>
-          <w:sz w:val="22"/>
-        </w:rPr>
-        <w:t>,</w:t>
+          <w:b/>
+          <w:bCs/>
+          <w:sz w:val="22"/>
+        </w:rPr>
+        <w:t xml:space="preserve"> </w:t>
       </w:r>
       <w:r>
         <w:rPr>
           <w:rFonts w:cs="Arial"/>
-          <w:b/>
-          <w:bCs/>
-          <w:sz w:val="22"/>
-        </w:rPr>
-        <w:t xml:space="preserve"> </w:t>
+          <w:sz w:val="22"/>
+        </w:rPr>
+        <w:t xml:space="preserve">localizada na </w:t>
       </w:r>
       <w:r>
         <w:rPr>
           <w:rFonts w:cs="Arial"/>
-          <w:sz w:val="22"/>
-        </w:rPr>
-        <w:t xml:space="preserve">localizada na </w:t>
+          <w:b/>
+          <w:bCs/>
+          <w:sz w:val="22"/>
+        </w:rPr>
+        <w:t xml:space="preserve">{{RUA}}, {{Numero}}, </w:t>
       </w:r>
       <w:r>
         <w:rPr>
           <w:rFonts w:cs="Arial"/>
-          <w:b/>
-          <w:bCs/>
-          <w:sz w:val="22"/>
-        </w:rPr>
-        <w:t>{{</w:t>
+          <w:sz w:val="22"/>
+        </w:rPr>
+        <w:t>bairro</w:t>
       </w:r>
       <w:r>
         <w:rPr>
@@ -372,110 +420,102 @@
           <w:bCs/>
           <w:sz w:val="22"/>
         </w:rPr>
-        <w:t xml:space="preserve">RUA}}, {{Numero}}, </w:t>
+        <w:t xml:space="preserve"> {{BAIRRO}}, {{CIDADE}}</w:t>
       </w:r>
       <w:r>
         <w:rPr>
           <w:rFonts w:cs="Arial"/>
           <w:sz w:val="22"/>
         </w:rPr>
-        <w:t>bairro</w:t>
-      </w:r>
-      <w:r>
-        <w:rPr>
-          <w:rFonts w:cs="Arial"/>
-          <w:b/>
-          <w:bCs/>
-          <w:sz w:val="22"/>
-        </w:rPr>
-        <w:t xml:space="preserve"> {{BAIRRO}}, {{CIDADE}}</w:t>
-      </w:r>
-      <w:r>
-        <w:rPr>
-          <w:rFonts w:cs="Arial"/>
-          <w:sz w:val="22"/>
-        </w:rPr>
-        <w:t>, que</w:t>
-      </w:r>
-      <w:r>
-        <w:rPr>
-          <w:rFonts w:cs="Arial"/>
-          <w:sz w:val="22"/>
-        </w:rPr>
-        <w:t xml:space="preserve">  tudo verificou, conferiu e deu fé, razão pela qual finalizou pela apresentação deste, o qual submete à apreciação de Vossa Excelência. Outrossim, o perito aproveita a oportunidade para agradecer à V.S.ª. Excelência pela nomeação para este encargo, ao tempo em que manifesta total disposição para atender futuras designações deste juízo.</w:t>
-      </w:r>
-    </w:p>
-    <w:p>
-      <w:pPr>
-        <w:pStyle w:val="Cabealho"/>
+        <w:t>, que  tudo verificou, conferiu e deu fé, razão pela qual finalizou pela apresentação deste, o qual submete à apreciação de Vossa Excelência. Outrossim, o perito aproveita a oportunidade para agradecer à V.S.ª. Excelência pela nomeação para este encargo, ao tempo em que manifesta total disposição para atender futuras designações deste juízo.</w:t>
+      </w:r>
+    </w:p>
+    <w:p>
+      <w:pPr>
+        <w:pStyle w:val="Header"/>
         <w:tabs>
           <w:tab w:val="clear" w:pos="4252"/>
-          <w:tab w:val="center" w:pos="993"/>
+          <w:tab w:val="center" w:pos="993" w:leader="none"/>
+          <w:tab w:val="right" w:pos="8504" w:leader="none"/>
         </w:tabs>
-        <w:spacing w:line="360" w:lineRule="auto"/>
-        <w:ind w:firstLine="210"/>
+        <w:spacing w:lineRule="auto" w:line="360"/>
+        <w:ind w:firstLine="210" w:left="357"/>
         <w:jc w:val="both"/>
         <w:rPr>
           <w:rFonts w:cs="Arial"/>
           <w:szCs w:val="24"/>
         </w:rPr>
       </w:pPr>
-    </w:p>
-    <w:p>
-      <w:pPr>
-        <w:pStyle w:val="Cabealho"/>
+      <w:r>
+        <w:rPr>
+          <w:rFonts w:cs="Arial"/>
+          <w:szCs w:val="24"/>
+        </w:rPr>
+      </w:r>
+    </w:p>
+    <w:p>
+      <w:pPr>
+        <w:pStyle w:val="Header"/>
         <w:tabs>
           <w:tab w:val="clear" w:pos="4252"/>
-          <w:tab w:val="center" w:pos="993"/>
+          <w:tab w:val="center" w:pos="993" w:leader="none"/>
+          <w:tab w:val="right" w:pos="8504" w:leader="none"/>
         </w:tabs>
-        <w:spacing w:line="360" w:lineRule="auto"/>
-        <w:ind w:firstLine="210"/>
+        <w:spacing w:lineRule="auto" w:line="360"/>
+        <w:ind w:firstLine="210" w:left="357"/>
         <w:jc w:val="both"/>
         <w:rPr>
           <w:rFonts w:cs="Arial"/>
           <w:szCs w:val="24"/>
         </w:rPr>
       </w:pPr>
-    </w:p>
-    <w:p>
-      <w:pPr>
-        <w:pStyle w:val="Cabealho"/>
-        <w:spacing w:line="360" w:lineRule="auto"/>
-        <w:jc w:val="both"/>
+      <w:r>
         <w:rPr>
           <w:rFonts w:cs="Arial"/>
           <w:szCs w:val="24"/>
         </w:rPr>
-      </w:pPr>
-      <w:r>
+      </w:r>
+    </w:p>
+    <w:p>
+      <w:pPr>
+        <w:pStyle w:val="Header"/>
+        <w:spacing w:lineRule="auto" w:line="360"/>
+        <w:jc w:val="both"/>
         <w:rPr>
           <w:rFonts w:cs="Arial"/>
           <w:szCs w:val="24"/>
         </w:rPr>
-        <w:t xml:space="preserve">Termos em que </w:t>
-      </w:r>
-    </w:p>
-    <w:p>
-      <w:pPr>
-        <w:pStyle w:val="Cabealho"/>
-        <w:spacing w:line="360" w:lineRule="auto"/>
-        <w:jc w:val="both"/>
+      </w:pPr>
+      <w:r>
         <w:rPr>
           <w:rFonts w:cs="Arial"/>
           <w:szCs w:val="24"/>
         </w:rPr>
-      </w:pPr>
-      <w:r>
+        <w:t xml:space="preserve">Termos em que </w:t>
+      </w:r>
+    </w:p>
+    <w:p>
+      <w:pPr>
+        <w:pStyle w:val="Header"/>
+        <w:spacing w:lineRule="auto" w:line="360"/>
+        <w:jc w:val="both"/>
         <w:rPr>
           <w:rFonts w:cs="Arial"/>
           <w:szCs w:val="24"/>
         </w:rPr>
+      </w:pPr>
+      <w:r>
+        <w:rPr>
+          <w:rFonts w:cs="Arial"/>
+          <w:szCs w:val="24"/>
+        </w:rPr>
         <w:t>P. deferimento</w:t>
       </w:r>
     </w:p>
     <w:p>
       <w:pPr>
-        <w:spacing w:line="360" w:lineRule="auto"/>
+        <w:pStyle w:val="Normal"/>
+        <w:spacing w:lineRule="auto" w:line="360"/>
         <w:rPr>
           <w:rFonts w:cs="Arial"/>
         </w:rPr>
@@ -489,18 +529,19 @@
     </w:p>
     <w:p>
       <w:pPr>
-        <w:spacing w:line="360" w:lineRule="auto"/>
-        <w:rPr>
-          <w:rFonts w:ascii="Arial" w:hAnsi="Arial" w:cs="Arial"/>
-          <w:b/>
-          <w:bCs/>
-          <w:sz w:val="22"/>
-          <w:szCs w:val="22"/>
-        </w:rPr>
-      </w:pPr>
-      <w:r>
-        <w:rPr>
-          <w:rFonts w:ascii="Arial" w:hAnsi="Arial" w:cs="Arial"/>
+        <w:pStyle w:val="Normal"/>
+        <w:spacing w:lineRule="auto" w:line="360"/>
+        <w:rPr>
+          <w:rFonts w:ascii="Arial" w:hAnsi="Arial" w:cs="Arial"/>
+          <w:b/>
+          <w:bCs/>
+          <w:sz w:val="22"/>
+          <w:szCs w:val="22"/>
+        </w:rPr>
+      </w:pPr>
+      <w:r>
+        <w:rPr>
+          <w:rFonts w:cs="Arial" w:ascii="Arial" w:hAnsi="Arial"/>
           <w:b/>
           <w:bCs/>
           <w:sz w:val="22"/>
@@ -511,60 +552,108 @@
     </w:p>
     <w:p>
       <w:pPr>
-        <w:spacing w:line="360" w:lineRule="auto"/>
+        <w:pStyle w:val="Normal"/>
+        <w:spacing w:lineRule="auto" w:line="360"/>
         <w:rPr>
           <w:rFonts w:cs="Arial"/>
           <w:b/>
           <w:bCs/>
         </w:rPr>
       </w:pPr>
-    </w:p>
-    <w:p>
-      <w:pPr>
-        <w:spacing w:line="360" w:lineRule="auto"/>
+      <w:r>
         <w:rPr>
           <w:rFonts w:cs="Arial"/>
           <w:b/>
           <w:bCs/>
         </w:rPr>
-      </w:pPr>
-    </w:p>
-    <w:p>
-      <w:pPr>
-        <w:spacing w:line="360" w:lineRule="auto"/>
+      </w:r>
+    </w:p>
+    <w:p>
+      <w:pPr>
+        <w:pStyle w:val="Normal"/>
+        <w:spacing w:lineRule="auto" w:line="360"/>
         <w:rPr>
           <w:rFonts w:cs="Arial"/>
           <w:b/>
           <w:bCs/>
         </w:rPr>
       </w:pPr>
-    </w:p>
-    <w:p>
-      <w:pPr>
-        <w:spacing w:line="360" w:lineRule="auto"/>
+      <w:r>
         <w:rPr>
           <w:rFonts w:cs="Arial"/>
           <w:b/>
           <w:bCs/>
         </w:rPr>
-      </w:pPr>
-    </w:p>
-    <w:p>
-      <w:pPr>
-        <w:spacing w:line="360" w:lineRule="auto"/>
+      </w:r>
+    </w:p>
+    <w:p>
+      <w:pPr>
+        <w:pStyle w:val="Normal"/>
+        <w:spacing w:lineRule="auto" w:line="360"/>
         <w:rPr>
           <w:rFonts w:cs="Arial"/>
           <w:b/>
           <w:bCs/>
         </w:rPr>
       </w:pPr>
+      <w:r>
+        <w:rPr>
+          <w:rFonts w:cs="Arial"/>
+          <w:b/>
+          <w:bCs/>
+        </w:rPr>
+      </w:r>
+    </w:p>
+    <w:p>
+      <w:pPr>
+        <w:pStyle w:val="Normal"/>
+        <w:spacing w:lineRule="auto" w:line="360"/>
+        <w:rPr>
+          <w:rFonts w:cs="Arial"/>
+          <w:b/>
+          <w:bCs/>
+        </w:rPr>
+      </w:pPr>
+      <w:r>
+        <w:rPr>
+          <w:rFonts w:cs="Arial"/>
+          <w:b/>
+          <w:bCs/>
+        </w:rPr>
+      </w:r>
+    </w:p>
+    <w:p>
+      <w:pPr>
+        <w:pStyle w:val="Normal"/>
+        <w:spacing w:lineRule="auto" w:line="360"/>
+        <w:rPr>
+          <w:rFonts w:cs="Arial"/>
+          <w:b/>
+          <w:bCs/>
+        </w:rPr>
+      </w:pPr>
+      <w:r>
+        <w:rPr>
+          <w:rFonts w:cs="Arial"/>
+          <w:b/>
+          <w:bCs/>
+        </w:rPr>
+      </w:r>
     </w:p>
     <w:tbl>
       <w:tblPr>
         <w:tblStyle w:val="Tabelacomgrade"/>
-        <w:tblW w:w="0" w:type="auto"/>
+        <w:tblW w:w="8494" w:type="dxa"/>
         <w:jc w:val="center"/>
-        <w:tblLook w:val="04A0" w:firstRow="1" w:lastRow="0" w:firstColumn="1" w:lastColumn="0" w:noHBand="0" w:noVBand="1"/>
+        <w:tblInd w:w="0" w:type="dxa"/>
+        <w:tblLayout w:type="fixed"/>
+        <w:tblCellMar>
+          <w:top w:w="0" w:type="dxa"/>
+          <w:left w:w="108" w:type="dxa"/>
+          <w:bottom w:w="0" w:type="dxa"/>
+          <w:right w:w="108" w:type="dxa"/>
+        </w:tblCellMar>
+        <w:tblLook w:val="04a0" w:noHBand="0" w:noVBand="1" w:firstColumn="1" w:lastRow="0" w:lastColumn="0" w:firstRow="1"/>
       </w:tblPr>
       <w:tblGrid>
         <w:gridCol w:w="2831"/>
@@ -573,15 +662,18 @@
       </w:tblGrid>
       <w:tr>
         <w:trPr>
-          <w:trHeight w:val="557"/>
-          <w:jc w:val="center"/>
+          <w:trHeight w:val="557" w:hRule="atLeast"/>
         </w:trPr>
         <w:tc>
           <w:tcPr>
             <w:tcW w:w="2831" w:type="dxa"/>
+            <w:tcBorders/>
           </w:tcPr>
           <w:p>
             <w:pPr>
+              <w:pStyle w:val="Normal"/>
+              <w:widowControl/>
+              <w:spacing w:lineRule="auto" w:line="240" w:before="0" w:after="0"/>
               <w:jc w:val="center"/>
               <w:rPr>
                 <w:b/>
@@ -590,15 +682,22 @@
             </w:pPr>
             <w:r>
               <w:rPr>
+                <w:rFonts w:eastAsia="Aptos" w:cs=""/>
                 <w:b/>
                 <w:bCs/>
-              </w:rPr>
-              <w:lastRenderedPageBreak/>
+                <w:kern w:val="2"/>
+                <w:sz w:val="24"/>
+                <w:szCs w:val="24"/>
+                <w:lang w:val="pt-BR" w:eastAsia="en-US" w:bidi="ar-SA"/>
+              </w:rPr>
               <w:t>PROCESSO</w:t>
             </w:r>
           </w:p>
           <w:p>
             <w:pPr>
+              <w:pStyle w:val="Normal"/>
+              <w:widowControl/>
+              <w:spacing w:lineRule="auto" w:line="240" w:before="0" w:after="0"/>
               <w:jc w:val="center"/>
               <w:rPr>
                 <w:b/>
@@ -607,35 +706,28 @@
             </w:pPr>
             <w:r>
               <w:rPr>
+                <w:rFonts w:eastAsia="Aptos" w:cs=""/>
                 <w:b/>
                 <w:bCs/>
-              </w:rPr>
-              <w:t>{{</w:t>
-            </w:r>
-            <w:proofErr w:type="spellStart"/>
-            <w:r>
-              <w:rPr>
-                <w:b/>
-                <w:bCs/>
-              </w:rPr>
-              <w:t>NumeroPericia</w:t>
-            </w:r>
-            <w:proofErr w:type="spellEnd"/>
-            <w:r>
-              <w:rPr>
-                <w:b/>
-                <w:bCs/>
-              </w:rPr>
-              <w:t>}}</w:t>
+                <w:kern w:val="2"/>
+                <w:sz w:val="24"/>
+                <w:szCs w:val="24"/>
+                <w:lang w:val="pt-BR" w:eastAsia="en-US" w:bidi="ar-SA"/>
+              </w:rPr>
+              <w:t>{{NumeroPericia}}</w:t>
             </w:r>
           </w:p>
         </w:tc>
         <w:tc>
           <w:tcPr>
             <w:tcW w:w="2831" w:type="dxa"/>
+            <w:tcBorders/>
           </w:tcPr>
           <w:p>
             <w:pPr>
+              <w:pStyle w:val="Normal"/>
+              <w:widowControl/>
+              <w:spacing w:lineRule="auto" w:line="240" w:before="0" w:after="0"/>
               <w:jc w:val="center"/>
               <w:rPr>
                 <w:b/>
@@ -644,14 +736,22 @@
             </w:pPr>
             <w:r>
               <w:rPr>
+                <w:rFonts w:eastAsia="Aptos" w:cs=""/>
                 <w:b/>
                 <w:bCs/>
+                <w:kern w:val="2"/>
+                <w:sz w:val="24"/>
+                <w:szCs w:val="24"/>
+                <w:lang w:val="pt-BR" w:eastAsia="en-US" w:bidi="ar-SA"/>
               </w:rPr>
               <w:t>Notificação</w:t>
             </w:r>
           </w:p>
           <w:p>
             <w:pPr>
+              <w:pStyle w:val="Normal"/>
+              <w:widowControl/>
+              <w:spacing w:lineRule="auto" w:line="240" w:before="0" w:after="0"/>
               <w:jc w:val="center"/>
               <w:rPr>
                 <w:b/>
@@ -660,8 +760,13 @@
             </w:pPr>
             <w:r>
               <w:rPr>
+                <w:rFonts w:eastAsia="Aptos" w:cs=""/>
                 <w:b/>
                 <w:bCs/>
+                <w:kern w:val="2"/>
+                <w:sz w:val="24"/>
+                <w:szCs w:val="24"/>
+                <w:lang w:val="pt-BR" w:eastAsia="en-US" w:bidi="ar-SA"/>
               </w:rPr>
               <w:t>Realização de Perícia Técnica</w:t>
             </w:r>
@@ -670,33 +775,66 @@
         <w:tc>
           <w:tcPr>
             <w:tcW w:w="2832" w:type="dxa"/>
+            <w:tcBorders/>
           </w:tcPr>
-          <w:p/>
+          <w:p>
+            <w:pPr>
+              <w:pStyle w:val="Normal"/>
+              <w:widowControl/>
+              <w:spacing w:lineRule="auto" w:line="240" w:before="0" w:after="0"/>
+              <w:jc w:val="left"/>
+              <w:rPr>
+                <w:rFonts w:ascii="Aptos" w:hAnsi="Aptos" w:eastAsia="Aptos" w:cs=""/>
+                <w:kern w:val="2"/>
+                <w:sz w:val="24"/>
+                <w:szCs w:val="24"/>
+                <w:lang w:val="pt-BR" w:eastAsia="en-US" w:bidi="ar-SA"/>
+              </w:rPr>
+            </w:pPr>
+            <w:r>
+              <w:rPr>
+                <w:rFonts w:eastAsia="Aptos" w:cs=""/>
+                <w:kern w:val="2"/>
+                <w:sz w:val="24"/>
+                <w:szCs w:val="24"/>
+                <w:lang w:val="pt-BR" w:eastAsia="en-US" w:bidi="ar-SA"/>
+              </w:rPr>
+            </w:r>
+          </w:p>
         </w:tc>
       </w:tr>
     </w:tbl>
     <w:p>
       <w:pPr>
-        <w:spacing w:line="360" w:lineRule="auto"/>
+        <w:pStyle w:val="Normal"/>
+        <w:spacing w:lineRule="auto" w:line="360"/>
         <w:rPr>
           <w:rFonts w:cs="Arial"/>
           <w:b/>
           <w:bCs/>
         </w:rPr>
       </w:pPr>
-    </w:p>
-    <w:p>
-      <w:pPr>
-        <w:spacing w:line="360" w:lineRule="auto"/>
-        <w:rPr>
-          <w:rFonts w:ascii="Arial" w:hAnsi="Arial" w:cs="Arial"/>
-          <w:b/>
-          <w:bCs/>
-        </w:rPr>
-      </w:pPr>
-      <w:r>
-        <w:rPr>
-          <w:rFonts w:ascii="Arial" w:hAnsi="Arial" w:cs="Arial"/>
+      <w:r>
+        <w:rPr>
+          <w:rFonts w:cs="Arial"/>
+          <w:b/>
+          <w:bCs/>
+        </w:rPr>
+      </w:r>
+    </w:p>
+    <w:p>
+      <w:pPr>
+        <w:pStyle w:val="Normal"/>
+        <w:spacing w:lineRule="auto" w:line="360"/>
+        <w:rPr>
+          <w:rFonts w:ascii="Arial" w:hAnsi="Arial" w:cs="Arial"/>
+          <w:b/>
+          <w:bCs/>
+        </w:rPr>
+      </w:pPr>
+      <w:r>
+        <w:rPr>
+          <w:rFonts w:cs="Arial" w:ascii="Arial" w:hAnsi="Arial"/>
           <w:b/>
           <w:bCs/>
         </w:rPr>
@@ -705,16 +843,17 @@
     </w:p>
     <w:p>
       <w:pPr>
-        <w:spacing w:line="360" w:lineRule="auto"/>
-        <w:rPr>
-          <w:rFonts w:ascii="Arial" w:hAnsi="Arial" w:cs="Arial"/>
-          <w:b/>
-          <w:bCs/>
-        </w:rPr>
-      </w:pPr>
-      <w:r>
-        <w:rPr>
-          <w:rFonts w:ascii="Arial" w:hAnsi="Arial" w:cs="Arial"/>
+        <w:pStyle w:val="Normal"/>
+        <w:spacing w:lineRule="auto" w:line="360"/>
+        <w:rPr>
+          <w:rFonts w:ascii="Arial" w:hAnsi="Arial" w:cs="Arial"/>
+          <w:b/>
+          <w:bCs/>
+        </w:rPr>
+      </w:pPr>
+      <w:r>
+        <w:rPr>
+          <w:rFonts w:cs="Arial" w:ascii="Arial" w:hAnsi="Arial"/>
           <w:b/>
           <w:bCs/>
         </w:rPr>
@@ -723,207 +862,92 @@
     </w:p>
     <w:p>
       <w:pPr>
-        <w:spacing w:line="360" w:lineRule="auto"/>
-        <w:rPr>
-          <w:rFonts w:ascii="Arial" w:hAnsi="Arial" w:cs="Arial"/>
-          <w:b/>
-          <w:bCs/>
-        </w:rPr>
-      </w:pPr>
-      <w:r>
-        <w:rPr>
-          <w:rFonts w:ascii="Arial" w:hAnsi="Arial" w:cs="Arial"/>
-          <w:b/>
-          <w:bCs/>
-        </w:rPr>
-        <w:t>2. QUALIFICAÇÃO DO PERITO.....................................................................</w:t>
-      </w:r>
-      <w:r>
-        <w:rPr>
-          <w:rFonts w:ascii="Arial" w:hAnsi="Arial" w:cs="Arial"/>
-          <w:b/>
-          <w:bCs/>
-        </w:rPr>
-        <w:t>.</w:t>
-      </w:r>
-      <w:r>
-        <w:rPr>
-          <w:rFonts w:ascii="Arial" w:hAnsi="Arial" w:cs="Arial"/>
-          <w:b/>
-          <w:bCs/>
-        </w:rPr>
-        <w:t>..</w:t>
-      </w:r>
-    </w:p>
-    <w:p>
-      <w:pPr>
-        <w:spacing w:line="360" w:lineRule="auto"/>
-        <w:rPr>
-          <w:rFonts w:ascii="Arial" w:hAnsi="Arial" w:cs="Arial"/>
-          <w:b/>
-          <w:bCs/>
-        </w:rPr>
-      </w:pPr>
-      <w:r>
-        <w:rPr>
-          <w:rFonts w:ascii="Arial" w:hAnsi="Arial" w:cs="Arial"/>
-          <w:b/>
-          <w:bCs/>
-        </w:rPr>
-        <w:t xml:space="preserve"> 3. FUNDAMENTAÇÃO LEGAL E TÉCNICA..................................................... 4. OBJETO DA PERÍCIA .................................................................................</w:t>
-      </w:r>
-      <w:r>
-        <w:rPr>
-          <w:rFonts w:ascii="Arial" w:hAnsi="Arial" w:cs="Arial"/>
-          <w:b/>
-          <w:bCs/>
-        </w:rPr>
-        <w:t>..</w:t>
-      </w:r>
-      <w:r>
-        <w:rPr>
-          <w:rFonts w:ascii="Arial" w:hAnsi="Arial" w:cs="Arial"/>
-          <w:b/>
-          <w:bCs/>
-        </w:rPr>
-        <w:t xml:space="preserve"> 5. METODOLOGIA UTILIZADA......................................................................... 6. PRESENTES À DILIGÊNCIA PERICIAL ....................................................... 7. AMBIENTE DE TRABALHO DA RECLAMANTE..........................................</w:t>
-      </w:r>
-      <w:r>
-        <w:rPr>
-          <w:rFonts w:ascii="Arial" w:hAnsi="Arial" w:cs="Arial"/>
-          <w:b/>
-          <w:bCs/>
-        </w:rPr>
-        <w:t>.</w:t>
-      </w:r>
-      <w:r>
-        <w:rPr>
-          <w:rFonts w:ascii="Arial" w:hAnsi="Arial" w:cs="Arial"/>
-          <w:b/>
-          <w:bCs/>
-        </w:rPr>
-        <w:t xml:space="preserve"> 8. DESCRIÇÃO DAS ATIVIDADES DA RECLAMANTE.................................... 9. ANÁLISE DA EXPOSIÇÃO AOS POSSÍVEIS AGENTES INSALUBRES .... 10. CONCLUSÃO TÉCNICA ....................................................................</w:t>
-      </w:r>
-      <w:r>
-        <w:rPr>
-          <w:rFonts w:ascii="Arial" w:hAnsi="Arial" w:cs="Arial"/>
-          <w:b/>
-          <w:bCs/>
-        </w:rPr>
-        <w:t>..</w:t>
-      </w:r>
-      <w:r>
-        <w:rPr>
-          <w:rFonts w:ascii="Arial" w:hAnsi="Arial" w:cs="Arial"/>
-          <w:b/>
-          <w:bCs/>
-        </w:rPr>
-        <w:t xml:space="preserve">...... </w:t>
-      </w:r>
-    </w:p>
-    <w:p>
-      <w:pPr>
-        <w:spacing w:line="360" w:lineRule="auto"/>
-        <w:rPr>
-          <w:rFonts w:ascii="Arial" w:hAnsi="Arial" w:cs="Arial"/>
-          <w:b/>
-          <w:bCs/>
-        </w:rPr>
-      </w:pPr>
-      <w:r>
-        <w:rPr>
-          <w:rFonts w:ascii="Arial" w:hAnsi="Arial" w:cs="Arial"/>
-          <w:b/>
-          <w:bCs/>
-        </w:rPr>
-        <w:t>11. HONORÁRIOS PERICIAIS ....................................................................... 12. RESPOSTAS AOS QUESITOS APRESENTADOS PELA RECLAMANTE..</w:t>
-      </w:r>
-      <w:r>
-        <w:rPr>
-          <w:rFonts w:ascii="Arial" w:hAnsi="Arial" w:cs="Arial"/>
-          <w:b/>
-          <w:bCs/>
-        </w:rPr>
-        <w:t>........................................................................................</w:t>
-      </w:r>
-      <w:r>
-        <w:rPr>
-          <w:rFonts w:ascii="Arial" w:hAnsi="Arial" w:cs="Arial"/>
-          <w:b/>
-          <w:bCs/>
-        </w:rPr>
-        <w:t>.</w:t>
-      </w:r>
-      <w:r>
-        <w:rPr>
-          <w:rFonts w:ascii="Arial" w:hAnsi="Arial" w:cs="Arial"/>
-          <w:b/>
-          <w:bCs/>
-        </w:rPr>
-        <w:t>....</w:t>
-      </w:r>
-      <w:r>
-        <w:rPr>
-          <w:rFonts w:ascii="Arial" w:hAnsi="Arial" w:cs="Arial"/>
-          <w:b/>
-          <w:bCs/>
-        </w:rPr>
-        <w:t xml:space="preserve">. </w:t>
-      </w:r>
-    </w:p>
-    <w:p>
-      <w:pPr>
-        <w:spacing w:line="360" w:lineRule="auto"/>
-        <w:rPr>
-          <w:rFonts w:ascii="Arial" w:hAnsi="Arial" w:cs="Arial"/>
-          <w:b/>
-          <w:bCs/>
-        </w:rPr>
-      </w:pPr>
-      <w:r>
-        <w:rPr>
-          <w:rFonts w:ascii="Arial" w:hAnsi="Arial" w:cs="Arial"/>
-          <w:b/>
-          <w:bCs/>
-        </w:rPr>
-        <w:t>13. RESPOSTAS AOS QUESITOS APRESENTADOS ELA RECLMADA...........</w:t>
-      </w:r>
-      <w:r>
-        <w:rPr>
-          <w:rFonts w:ascii="Arial" w:hAnsi="Arial" w:cs="Arial"/>
-          <w:b/>
-          <w:bCs/>
-        </w:rPr>
-        <w:t>..</w:t>
-      </w:r>
-      <w:r>
-        <w:rPr>
-          <w:rFonts w:ascii="Arial" w:hAnsi="Arial" w:cs="Arial"/>
-          <w:b/>
-          <w:bCs/>
-        </w:rPr>
-        <w:t>....................................................................................</w:t>
-      </w:r>
-      <w:r>
-        <w:rPr>
-          <w:rFonts w:ascii="Arial" w:hAnsi="Arial" w:cs="Arial"/>
-          <w:b/>
-          <w:bCs/>
-        </w:rPr>
-        <w:t>....</w:t>
-      </w:r>
-      <w:r>
-        <w:rPr>
-          <w:rFonts w:ascii="Arial" w:hAnsi="Arial" w:cs="Arial"/>
+        <w:pStyle w:val="Normal"/>
+        <w:spacing w:lineRule="auto" w:line="360"/>
+        <w:rPr>
+          <w:rFonts w:ascii="Arial" w:hAnsi="Arial" w:cs="Arial"/>
+          <w:b/>
+          <w:bCs/>
+        </w:rPr>
+      </w:pPr>
+      <w:r>
+        <w:rPr>
+          <w:rFonts w:cs="Arial" w:ascii="Arial" w:hAnsi="Arial"/>
+          <w:b/>
+          <w:bCs/>
+        </w:rPr>
+        <w:t>2. QUALIFICAÇÃO DO PERITO........................................................................</w:t>
+      </w:r>
+    </w:p>
+    <w:p>
+      <w:pPr>
+        <w:pStyle w:val="Normal"/>
+        <w:spacing w:lineRule="auto" w:line="360"/>
+        <w:rPr>
+          <w:rFonts w:ascii="Arial" w:hAnsi="Arial" w:cs="Arial"/>
+          <w:b/>
+          <w:bCs/>
+        </w:rPr>
+      </w:pPr>
+      <w:r>
+        <w:rPr>
+          <w:rFonts w:cs="Arial" w:ascii="Arial" w:hAnsi="Arial"/>
           <w:b/>
           <w:bCs/>
         </w:rPr>
         <w:t xml:space="preserve"> </w:t>
       </w:r>
-    </w:p>
-    <w:p>
-      <w:pPr>
-        <w:spacing w:line="360" w:lineRule="auto"/>
+      <w:r>
+        <w:rPr>
+          <w:rFonts w:cs="Arial" w:ascii="Arial" w:hAnsi="Arial"/>
+          <w:b/>
+          <w:bCs/>
+        </w:rPr>
+        <w:t xml:space="preserve">3. FUNDAMENTAÇÃO LEGAL E TÉCNICA..................................................... 4. OBJETO DA PERÍCIA ................................................................................... 5. METODOLOGIA UTILIZADA......................................................................... 6. PRESENTES À DILIGÊNCIA PERICIAL ....................................................... 7. AMBIENTE DE TRABALHO DA RECLAMANTE........................................... 8. DESCRIÇÃO DAS ATIVIDADES DA RECLAMANTE.................................... 9. ANÁLISE DA EXPOSIÇÃO AOS POSSÍVEIS AGENTES INSALUBRES .... 10. CONCLUSÃO TÉCNICA ............................................................................ </w:t>
+      </w:r>
+    </w:p>
+    <w:p>
+      <w:pPr>
+        <w:pStyle w:val="Normal"/>
+        <w:spacing w:lineRule="auto" w:line="360"/>
+        <w:rPr>
+          <w:rFonts w:ascii="Arial" w:hAnsi="Arial" w:cs="Arial"/>
+          <w:b/>
+          <w:bCs/>
+        </w:rPr>
+      </w:pPr>
+      <w:r>
+        <w:rPr>
+          <w:rFonts w:cs="Arial" w:ascii="Arial" w:hAnsi="Arial"/>
+          <w:b/>
+          <w:bCs/>
+        </w:rPr>
+        <w:t xml:space="preserve">11. HONORÁRIOS PERICIAIS ....................................................................... 12. RESPOSTAS AOS QUESITOS APRESENTADOS PELA RECLAMANTE................................................................................................ </w:t>
+      </w:r>
+    </w:p>
+    <w:p>
+      <w:pPr>
+        <w:pStyle w:val="Normal"/>
+        <w:spacing w:lineRule="auto" w:line="360"/>
+        <w:rPr>
+          <w:rFonts w:ascii="Arial" w:hAnsi="Arial" w:cs="Arial"/>
+          <w:b/>
+          <w:bCs/>
+        </w:rPr>
+      </w:pPr>
+      <w:r>
+        <w:rPr>
+          <w:rFonts w:cs="Arial" w:ascii="Arial" w:hAnsi="Arial"/>
+          <w:b/>
+          <w:bCs/>
+        </w:rPr>
+        <w:t xml:space="preserve">13. RESPOSTAS AOS QUESITOS APRESENTADOS ELA RECLMADA..................................................................................................... </w:t>
+      </w:r>
+    </w:p>
+    <w:p>
+      <w:pPr>
+        <w:pStyle w:val="Normal"/>
+        <w:spacing w:lineRule="auto" w:line="360"/>
         <w:rPr>
           <w:rFonts w:cs="Arial"/>
           <w:b/>
@@ -932,33 +956,103 @@
       </w:pPr>
       <w:r>
         <w:rPr>
-          <w:rFonts w:ascii="Arial" w:hAnsi="Arial" w:cs="Arial"/>
+          <w:rFonts w:cs="Arial" w:ascii="Arial" w:hAnsi="Arial"/>
           <w:b/>
           <w:bCs/>
         </w:rPr>
         <w:t>14. BIBLIOGRAFIA CONSULTADA ................................................................ 15. ENCENRRAMENTO.................................................................................</w:t>
       </w:r>
     </w:p>
-    <w:p/>
-    <w:p/>
-    <w:p/>
-    <w:p/>
-    <w:p>
-      <w:pPr>
-        <w:rPr>
-          <w:rFonts w:ascii="Arial" w:hAnsi="Arial" w:cs="Arial"/>
-        </w:rPr>
-      </w:pPr>
-    </w:p>
-    <w:p/>
-    <w:p/>
-    <w:p/>
+    <w:p>
+      <w:pPr>
+        <w:pStyle w:val="Normal"/>
+        <w:rPr/>
+      </w:pPr>
+      <w:r>
+        <w:rPr/>
+      </w:r>
+    </w:p>
+    <w:p>
+      <w:pPr>
+        <w:pStyle w:val="Normal"/>
+        <w:rPr/>
+      </w:pPr>
+      <w:r>
+        <w:rPr/>
+      </w:r>
+    </w:p>
+    <w:p>
+      <w:pPr>
+        <w:pStyle w:val="Normal"/>
+        <w:rPr/>
+      </w:pPr>
+      <w:r>
+        <w:rPr/>
+      </w:r>
+    </w:p>
+    <w:p>
+      <w:pPr>
+        <w:pStyle w:val="Normal"/>
+        <w:rPr/>
+      </w:pPr>
+      <w:r>
+        <w:rPr/>
+      </w:r>
+    </w:p>
+    <w:p>
+      <w:pPr>
+        <w:pStyle w:val="Normal"/>
+        <w:rPr>
+          <w:rFonts w:ascii="Arial" w:hAnsi="Arial" w:cs="Arial"/>
+        </w:rPr>
+      </w:pPr>
+      <w:r>
+        <w:rPr>
+          <w:rFonts w:cs="Arial" w:ascii="Arial" w:hAnsi="Arial"/>
+        </w:rPr>
+      </w:r>
+    </w:p>
+    <w:p>
+      <w:pPr>
+        <w:pStyle w:val="Normal"/>
+        <w:rPr/>
+      </w:pPr>
+      <w:r>
+        <w:rPr/>
+      </w:r>
+    </w:p>
+    <w:p>
+      <w:pPr>
+        <w:pStyle w:val="Normal"/>
+        <w:rPr/>
+      </w:pPr>
+      <w:r>
+        <w:rPr/>
+      </w:r>
+    </w:p>
+    <w:p>
+      <w:pPr>
+        <w:pStyle w:val="Normal"/>
+        <w:rPr/>
+      </w:pPr>
+      <w:r>
+        <w:rPr/>
+      </w:r>
+    </w:p>
     <w:tbl>
       <w:tblPr>
         <w:tblStyle w:val="Tabelacomgrade"/>
-        <w:tblW w:w="0" w:type="auto"/>
+        <w:tblW w:w="8494" w:type="dxa"/>
         <w:jc w:val="center"/>
-        <w:tblLook w:val="04A0" w:firstRow="1" w:lastRow="0" w:firstColumn="1" w:lastColumn="0" w:noHBand="0" w:noVBand="1"/>
+        <w:tblInd w:w="0" w:type="dxa"/>
+        <w:tblLayout w:type="fixed"/>
+        <w:tblCellMar>
+          <w:top w:w="0" w:type="dxa"/>
+          <w:left w:w="108" w:type="dxa"/>
+          <w:bottom w:w="0" w:type="dxa"/>
+          <w:right w:w="108" w:type="dxa"/>
+        </w:tblCellMar>
+        <w:tblLook w:val="04a0" w:noHBand="0" w:noVBand="1" w:firstColumn="1" w:lastRow="0" w:lastColumn="0" w:firstRow="1"/>
       </w:tblPr>
       <w:tblGrid>
         <w:gridCol w:w="2831"/>
@@ -967,15 +1061,18 @@
       </w:tblGrid>
       <w:tr>
         <w:trPr>
-          <w:trHeight w:val="557"/>
-          <w:jc w:val="center"/>
+          <w:trHeight w:val="557" w:hRule="atLeast"/>
         </w:trPr>
         <w:tc>
           <w:tcPr>
             <w:tcW w:w="2831" w:type="dxa"/>
+            <w:tcBorders/>
           </w:tcPr>
           <w:p>
             <w:pPr>
+              <w:pStyle w:val="Normal"/>
+              <w:widowControl/>
+              <w:spacing w:lineRule="auto" w:line="240" w:before="0" w:after="0"/>
               <w:jc w:val="center"/>
               <w:rPr>
                 <w:b/>
@@ -984,15 +1081,22 @@
             </w:pPr>
             <w:r>
               <w:rPr>
+                <w:rFonts w:eastAsia="Aptos" w:cs=""/>
                 <w:b/>
                 <w:bCs/>
-              </w:rPr>
-              <w:lastRenderedPageBreak/>
+                <w:kern w:val="2"/>
+                <w:sz w:val="24"/>
+                <w:szCs w:val="24"/>
+                <w:lang w:val="pt-BR" w:eastAsia="en-US" w:bidi="ar-SA"/>
+              </w:rPr>
               <w:t>PROCESSO</w:t>
             </w:r>
           </w:p>
           <w:p>
             <w:pPr>
+              <w:pStyle w:val="Normal"/>
+              <w:widowControl/>
+              <w:spacing w:lineRule="auto" w:line="240" w:before="0" w:after="0"/>
               <w:jc w:val="center"/>
               <w:rPr>
                 <w:b/>
@@ -1001,35 +1105,28 @@
             </w:pPr>
             <w:r>
               <w:rPr>
+                <w:rFonts w:eastAsia="Aptos" w:cs=""/>
                 <w:b/>
                 <w:bCs/>
-              </w:rPr>
-              <w:t>{{</w:t>
-            </w:r>
-            <w:proofErr w:type="spellStart"/>
-            <w:r>
-              <w:rPr>
-                <w:b/>
-                <w:bCs/>
-              </w:rPr>
-              <w:t>NumeroPericia</w:t>
-            </w:r>
-            <w:proofErr w:type="spellEnd"/>
-            <w:r>
-              <w:rPr>
-                <w:b/>
-                <w:bCs/>
-              </w:rPr>
-              <w:t>}}</w:t>
+                <w:kern w:val="2"/>
+                <w:sz w:val="24"/>
+                <w:szCs w:val="24"/>
+                <w:lang w:val="pt-BR" w:eastAsia="en-US" w:bidi="ar-SA"/>
+              </w:rPr>
+              <w:t>{{NumeroPericia}}</w:t>
             </w:r>
           </w:p>
         </w:tc>
         <w:tc>
           <w:tcPr>
             <w:tcW w:w="2831" w:type="dxa"/>
+            <w:tcBorders/>
           </w:tcPr>
           <w:p>
             <w:pPr>
+              <w:pStyle w:val="Normal"/>
+              <w:widowControl/>
+              <w:spacing w:lineRule="auto" w:line="240" w:before="0" w:after="0"/>
               <w:jc w:val="center"/>
               <w:rPr>
                 <w:b/>
@@ -1038,14 +1135,22 @@
             </w:pPr>
             <w:r>
               <w:rPr>
+                <w:rFonts w:eastAsia="Aptos" w:cs=""/>
                 <w:b/>
                 <w:bCs/>
+                <w:kern w:val="2"/>
+                <w:sz w:val="24"/>
+                <w:szCs w:val="24"/>
+                <w:lang w:val="pt-BR" w:eastAsia="en-US" w:bidi="ar-SA"/>
               </w:rPr>
               <w:t>Notificação</w:t>
             </w:r>
           </w:p>
           <w:p>
             <w:pPr>
+              <w:pStyle w:val="Normal"/>
+              <w:widowControl/>
+              <w:spacing w:lineRule="auto" w:line="240" w:before="0" w:after="0"/>
               <w:jc w:val="center"/>
               <w:rPr>
                 <w:b/>
@@ -1054,8 +1159,13 @@
             </w:pPr>
             <w:r>
               <w:rPr>
+                <w:rFonts w:eastAsia="Aptos" w:cs=""/>
                 <w:b/>
                 <w:bCs/>
+                <w:kern w:val="2"/>
+                <w:sz w:val="24"/>
+                <w:szCs w:val="24"/>
+                <w:lang w:val="pt-BR" w:eastAsia="en-US" w:bidi="ar-SA"/>
               </w:rPr>
               <w:t>Realização de Perícia Técnica</w:t>
             </w:r>
@@ -1064,13 +1174,38 @@
         <w:tc>
           <w:tcPr>
             <w:tcW w:w="2832" w:type="dxa"/>
+            <w:tcBorders/>
           </w:tcPr>
-          <w:p/>
+          <w:p>
+            <w:pPr>
+              <w:pStyle w:val="Normal"/>
+              <w:widowControl/>
+              <w:spacing w:lineRule="auto" w:line="240" w:before="0" w:after="0"/>
+              <w:jc w:val="left"/>
+              <w:rPr>
+                <w:rFonts w:ascii="Aptos" w:hAnsi="Aptos" w:eastAsia="Aptos" w:cs=""/>
+                <w:kern w:val="2"/>
+                <w:sz w:val="24"/>
+                <w:szCs w:val="24"/>
+                <w:lang w:val="pt-BR" w:eastAsia="en-US" w:bidi="ar-SA"/>
+              </w:rPr>
+            </w:pPr>
+            <w:r>
+              <w:rPr>
+                <w:rFonts w:eastAsia="Aptos" w:cs=""/>
+                <w:kern w:val="2"/>
+                <w:sz w:val="24"/>
+                <w:szCs w:val="24"/>
+                <w:lang w:val="pt-BR" w:eastAsia="en-US" w:bidi="ar-SA"/>
+              </w:rPr>
+            </w:r>
+          </w:p>
         </w:tc>
       </w:tr>
     </w:tbl>
     <w:p>
       <w:pPr>
+        <w:pStyle w:val="Normal"/>
         <w:jc w:val="center"/>
         <w:rPr>
           <w:rFonts w:ascii="Arial" w:hAnsi="Arial" w:cs="Arial"/>
@@ -1080,33 +1215,16 @@
       </w:pPr>
       <w:r>
         <w:rPr>
-          <w:rFonts w:ascii="Arial" w:hAnsi="Arial" w:cs="Arial"/>
-          <w:b/>
-          <w:bCs/>
-        </w:rPr>
-        <w:t>EXMO (A). SR (A). DR (A). JUIZ (A) DA {{</w:t>
-      </w:r>
-      <w:proofErr w:type="spellStart"/>
-      <w:r>
-        <w:rPr>
-          <w:rFonts w:ascii="Arial" w:hAnsi="Arial" w:cs="Arial"/>
-          <w:b/>
-          <w:bCs/>
-        </w:rPr>
-        <w:t>NumeroVara</w:t>
-      </w:r>
-      <w:proofErr w:type="spellEnd"/>
-      <w:r>
-        <w:rPr>
-          <w:rFonts w:ascii="Arial" w:hAnsi="Arial" w:cs="Arial"/>
-          <w:b/>
-          <w:bCs/>
-        </w:rPr>
-        <w:t>}}ª. VARA DO TRABALHO DE</w:t>
-      </w:r>
-    </w:p>
-    <w:p>
-      <w:pPr>
+          <w:rFonts w:cs="Arial" w:ascii="Arial" w:hAnsi="Arial"/>
+          <w:b/>
+          <w:bCs/>
+        </w:rPr>
+        <w:t>EXMO (A). SR (A). DR (A). JUIZ (A) DA {{NumeroVara}}ª. VARA DO TRABALHO DE</w:t>
+      </w:r>
+    </w:p>
+    <w:p>
+      <w:pPr>
+        <w:pStyle w:val="Normal"/>
         <w:jc w:val="center"/>
         <w:rPr>
           <w:rFonts w:ascii="Arial" w:hAnsi="Arial" w:cs="Arial"/>
@@ -1116,17 +1234,25 @@
       </w:pPr>
       <w:r>
         <w:rPr>
-          <w:rFonts w:ascii="Arial" w:hAnsi="Arial" w:cs="Arial"/>
+          <w:rFonts w:cs="Arial" w:ascii="Arial" w:hAnsi="Arial"/>
           <w:b/>
           <w:bCs/>
         </w:rPr>
         <w:t>MACEIÓ-AL</w:t>
       </w:r>
     </w:p>
-    <w:p/>
-    <w:p>
-      <w:pPr>
-        <w:pStyle w:val="PargrafodaLista"/>
+    <w:p>
+      <w:pPr>
+        <w:pStyle w:val="Normal"/>
+        <w:rPr/>
+      </w:pPr>
+      <w:r>
+        <w:rPr/>
+      </w:r>
+    </w:p>
+    <w:p>
+      <w:pPr>
+        <w:pStyle w:val="ListParagraph"/>
         <w:numPr>
           <w:ilvl w:val="0"/>
           <w:numId w:val="1"/>
@@ -1141,15 +1267,186 @@
       </w:pPr>
       <w:r>
         <w:rPr>
-          <w:rFonts w:ascii="Arial" w:hAnsi="Arial" w:cs="Arial"/>
+          <w:rFonts w:cs="Arial" w:ascii="Arial" w:hAnsi="Arial"/>
           <w:b/>
           <w:bCs/>
           <w:sz w:val="28"/>
           <w:szCs w:val="28"/>
         </w:rPr>
-        <w:t>IDENTIFICAÇÃO DO PROCESSO</w:t>
-      </w:r>
-      <w:r>
+        <w:t xml:space="preserve">IDENTIFICAÇÃO DO PROCESSO: </w:t>
+      </w:r>
+    </w:p>
+    <w:p>
+      <w:pPr>
+        <w:pStyle w:val="Normal"/>
+        <w:rPr/>
+      </w:pPr>
+      <w:r>
+        <w:rPr/>
+      </w:r>
+    </w:p>
+    <w:p>
+      <w:pPr>
+        <w:pStyle w:val="ListParagraph"/>
+        <w:rPr>
+          <w:rFonts w:ascii="Arial" w:hAnsi="Arial" w:cs="Arial"/>
+          <w:b/>
+          <w:bCs/>
+          <w:sz w:val="22"/>
+          <w:szCs w:val="22"/>
+        </w:rPr>
+      </w:pPr>
+      <w:r>
+        <w:rPr>
+          <w:rFonts w:cs="Arial" w:ascii="Arial" w:hAnsi="Arial"/>
+          <w:b/>
+          <w:bCs/>
+          <w:sz w:val="22"/>
+          <w:szCs w:val="22"/>
+        </w:rPr>
+        <w:t>PROCESSO:</w:t>
+      </w:r>
+      <w:r>
+        <w:rPr>
+          <w:rFonts w:cs="Arial" w:ascii="Arial" w:hAnsi="Arial"/>
+          <w:sz w:val="22"/>
+          <w:szCs w:val="22"/>
+        </w:rPr>
+        <w:t xml:space="preserve"> </w:t>
+      </w:r>
+      <w:r>
+        <w:rPr>
+          <w:rFonts w:cs="Arial" w:ascii="Arial" w:hAnsi="Arial"/>
+          <w:b/>
+          <w:bCs/>
+          <w:sz w:val="22"/>
+          <w:szCs w:val="22"/>
+        </w:rPr>
+        <w:t>{{NumeroPericia}}</w:t>
+      </w:r>
+    </w:p>
+    <w:p>
+      <w:pPr>
+        <w:pStyle w:val="ListParagraph"/>
+        <w:rPr>
+          <w:rFonts w:ascii="Arial" w:hAnsi="Arial" w:cs="Arial"/>
+          <w:b/>
+          <w:bCs/>
+          <w:sz w:val="22"/>
+          <w:szCs w:val="22"/>
+        </w:rPr>
+      </w:pPr>
+      <w:r>
+        <w:rPr>
+          <w:rFonts w:cs="Arial" w:ascii="Arial" w:hAnsi="Arial"/>
+          <w:b/>
+          <w:bCs/>
+          <w:sz w:val="22"/>
+          <w:szCs w:val="22"/>
+        </w:rPr>
+        <w:t>AUTOR:</w:t>
+      </w:r>
+      <w:r>
+        <w:rPr>
+          <w:rFonts w:cs="Arial" w:ascii="Arial" w:hAnsi="Arial"/>
+          <w:sz w:val="22"/>
+          <w:szCs w:val="22"/>
+        </w:rPr>
+        <w:t xml:space="preserve"> </w:t>
+      </w:r>
+      <w:r>
+        <w:rPr>
+          <w:rFonts w:cs="Arial" w:ascii="Arial" w:hAnsi="Arial"/>
+          <w:b/>
+          <w:bCs/>
+          <w:sz w:val="22"/>
+          <w:szCs w:val="22"/>
+        </w:rPr>
+        <w:t>{{Reclamantes}}</w:t>
+      </w:r>
+    </w:p>
+    <w:p>
+      <w:pPr>
+        <w:pStyle w:val="ListParagraph"/>
+        <w:rPr>
+          <w:rFonts w:ascii="Arial" w:hAnsi="Arial" w:cs="Arial"/>
+          <w:b/>
+          <w:bCs/>
+          <w:sz w:val="22"/>
+          <w:szCs w:val="22"/>
+        </w:rPr>
+      </w:pPr>
+      <w:r>
+        <w:rPr>
+          <w:rFonts w:cs="Arial" w:ascii="Arial" w:hAnsi="Arial"/>
+          <w:b/>
+          <w:bCs/>
+          <w:sz w:val="22"/>
+          <w:szCs w:val="22"/>
+        </w:rPr>
+        <w:t>RÉU:</w:t>
+      </w:r>
+      <w:r>
+        <w:rPr>
+          <w:rFonts w:cs="Arial" w:ascii="Arial" w:hAnsi="Arial"/>
+          <w:sz w:val="22"/>
+          <w:szCs w:val="22"/>
+        </w:rPr>
+        <w:t xml:space="preserve"> </w:t>
+      </w:r>
+      <w:r>
+        <w:rPr>
+          <w:rFonts w:cs="Arial" w:ascii="Arial" w:hAnsi="Arial"/>
+          <w:b/>
+          <w:bCs/>
+          <w:sz w:val="22"/>
+          <w:szCs w:val="22"/>
+        </w:rPr>
+        <w:t>{{Reclamada}}</w:t>
+      </w:r>
+    </w:p>
+    <w:p>
+      <w:pPr>
+        <w:pStyle w:val="ListParagraph"/>
+        <w:rPr>
+          <w:rFonts w:ascii="Arial" w:hAnsi="Arial" w:cs="Arial"/>
+          <w:b/>
+          <w:bCs/>
+          <w:sz w:val="22"/>
+          <w:szCs w:val="22"/>
+        </w:rPr>
+      </w:pPr>
+      <w:r>
+        <w:rPr>
+          <w:rFonts w:cs="Arial" w:ascii="Arial" w:hAnsi="Arial"/>
+          <w:b/>
+          <w:bCs/>
+          <w:sz w:val="22"/>
+          <w:szCs w:val="22"/>
+        </w:rPr>
+        <w:t>OBJETO DA PERÍCIA: {{TipoDoLaudo}}</w:t>
+      </w:r>
+    </w:p>
+    <w:p>
+      <w:pPr>
+        <w:pStyle w:val="ListParagraph"/>
+        <w:rPr>
+          <w:rFonts w:ascii="Arial" w:hAnsi="Arial" w:cs="Arial"/>
+          <w:b/>
+          <w:bCs/>
+        </w:rPr>
+      </w:pPr>
+      <w:r>
+        <w:rPr>
+          <w:rFonts w:cs="Arial" w:ascii="Arial" w:hAnsi="Arial"/>
+          <w:b/>
+          <w:bCs/>
+        </w:rPr>
+      </w:r>
+    </w:p>
+    <w:p>
+      <w:pPr>
+        <w:pStyle w:val="ListParagraph"/>
         <w:rPr>
           <w:rFonts w:ascii="Arial" w:hAnsi="Arial" w:cs="Arial"/>
           <w:b/>
@@ -1157,231 +1454,20 @@
           <w:sz w:val="28"/>
           <w:szCs w:val="28"/>
         </w:rPr>
-        <w:t>:</w:t>
-      </w:r>
-      <w:r>
-        <w:rPr>
-          <w:rFonts w:ascii="Arial" w:hAnsi="Arial" w:cs="Arial"/>
+      </w:pPr>
+      <w:r>
+        <w:rPr>
+          <w:rFonts w:cs="Arial" w:ascii="Arial" w:hAnsi="Arial"/>
           <w:b/>
           <w:bCs/>
           <w:sz w:val="28"/>
           <w:szCs w:val="28"/>
         </w:rPr>
-        <w:t xml:space="preserve"> </w:t>
-      </w:r>
-    </w:p>
-    <w:p/>
-    <w:p>
-      <w:pPr>
-        <w:pStyle w:val="PargrafodaLista"/>
-        <w:rPr>
-          <w:rFonts w:ascii="Arial" w:hAnsi="Arial" w:cs="Arial"/>
-          <w:b/>
-          <w:bCs/>
-          <w:sz w:val="22"/>
-          <w:szCs w:val="22"/>
-        </w:rPr>
-      </w:pPr>
-      <w:r>
-        <w:rPr>
-          <w:rFonts w:ascii="Arial" w:hAnsi="Arial" w:cs="Arial"/>
-          <w:b/>
-          <w:bCs/>
-          <w:sz w:val="22"/>
-          <w:szCs w:val="22"/>
-        </w:rPr>
-        <w:t>PROCESSO:</w:t>
-      </w:r>
-      <w:r>
-        <w:rPr>
-          <w:rFonts w:ascii="Arial" w:hAnsi="Arial" w:cs="Arial"/>
-          <w:sz w:val="22"/>
-          <w:szCs w:val="22"/>
-        </w:rPr>
-        <w:t xml:space="preserve"> </w:t>
-      </w:r>
-      <w:r>
-        <w:rPr>
-          <w:rFonts w:ascii="Arial" w:hAnsi="Arial" w:cs="Arial"/>
-          <w:b/>
-          <w:bCs/>
-          <w:sz w:val="22"/>
-          <w:szCs w:val="22"/>
-        </w:rPr>
-        <w:t>{{</w:t>
-      </w:r>
-      <w:proofErr w:type="spellStart"/>
-      <w:r>
-        <w:rPr>
-          <w:rFonts w:ascii="Arial" w:hAnsi="Arial" w:cs="Arial"/>
-          <w:b/>
-          <w:bCs/>
-          <w:sz w:val="22"/>
-          <w:szCs w:val="22"/>
-        </w:rPr>
-        <w:t>NumeroPericia</w:t>
-      </w:r>
-      <w:proofErr w:type="spellEnd"/>
-      <w:r>
-        <w:rPr>
-          <w:rFonts w:ascii="Arial" w:hAnsi="Arial" w:cs="Arial"/>
-          <w:b/>
-          <w:bCs/>
-          <w:sz w:val="22"/>
-          <w:szCs w:val="22"/>
-        </w:rPr>
-        <w:t>}}</w:t>
-      </w:r>
-    </w:p>
-    <w:p>
-      <w:pPr>
-        <w:pStyle w:val="PargrafodaLista"/>
-        <w:rPr>
-          <w:rFonts w:ascii="Arial" w:hAnsi="Arial" w:cs="Arial"/>
-          <w:b/>
-          <w:bCs/>
-          <w:sz w:val="22"/>
-          <w:szCs w:val="22"/>
-        </w:rPr>
-      </w:pPr>
-      <w:r>
-        <w:rPr>
-          <w:rFonts w:ascii="Arial" w:hAnsi="Arial" w:cs="Arial"/>
-          <w:b/>
-          <w:bCs/>
-          <w:sz w:val="22"/>
-          <w:szCs w:val="22"/>
-        </w:rPr>
-        <w:t>AUTOR:</w:t>
-      </w:r>
-      <w:r>
-        <w:rPr>
-          <w:rFonts w:ascii="Arial" w:hAnsi="Arial" w:cs="Arial"/>
-          <w:sz w:val="22"/>
-          <w:szCs w:val="22"/>
-        </w:rPr>
-        <w:t xml:space="preserve"> </w:t>
-      </w:r>
-      <w:r>
-        <w:rPr>
-          <w:rFonts w:ascii="Arial" w:hAnsi="Arial" w:cs="Arial"/>
-          <w:b/>
-          <w:bCs/>
-          <w:sz w:val="22"/>
-          <w:szCs w:val="22"/>
-        </w:rPr>
-        <w:t>{{Reclamantes}}</w:t>
-      </w:r>
-    </w:p>
-    <w:p>
-      <w:pPr>
-        <w:pStyle w:val="PargrafodaLista"/>
-        <w:rPr>
-          <w:rFonts w:ascii="Arial" w:hAnsi="Arial" w:cs="Arial"/>
-          <w:b/>
-          <w:bCs/>
-          <w:sz w:val="22"/>
-          <w:szCs w:val="22"/>
-        </w:rPr>
-      </w:pPr>
-      <w:r>
-        <w:rPr>
-          <w:rFonts w:ascii="Arial" w:hAnsi="Arial" w:cs="Arial"/>
-          <w:b/>
-          <w:bCs/>
-          <w:sz w:val="22"/>
-          <w:szCs w:val="22"/>
-        </w:rPr>
-        <w:t>RÉU:</w:t>
-      </w:r>
-      <w:r>
-        <w:rPr>
-          <w:rFonts w:ascii="Arial" w:hAnsi="Arial" w:cs="Arial"/>
-          <w:sz w:val="22"/>
-          <w:szCs w:val="22"/>
-        </w:rPr>
-        <w:t xml:space="preserve"> </w:t>
-      </w:r>
-      <w:r>
-        <w:rPr>
-          <w:rFonts w:ascii="Arial" w:hAnsi="Arial" w:cs="Arial"/>
-          <w:b/>
-          <w:bCs/>
-          <w:sz w:val="22"/>
-          <w:szCs w:val="22"/>
-        </w:rPr>
-        <w:t>{{Reclamada}}</w:t>
-      </w:r>
-    </w:p>
-    <w:p>
-      <w:pPr>
-        <w:pStyle w:val="PargrafodaLista"/>
-        <w:rPr>
-          <w:rFonts w:ascii="Arial" w:hAnsi="Arial" w:cs="Arial"/>
-          <w:b/>
-          <w:bCs/>
-          <w:sz w:val="22"/>
-          <w:szCs w:val="22"/>
-        </w:rPr>
-      </w:pPr>
-      <w:r>
-        <w:rPr>
-          <w:rFonts w:ascii="Arial" w:hAnsi="Arial" w:cs="Arial"/>
-          <w:b/>
-          <w:bCs/>
-          <w:sz w:val="22"/>
-          <w:szCs w:val="22"/>
-        </w:rPr>
-        <w:t>OBJETO DA PERÍCIA: {{</w:t>
-      </w:r>
-      <w:proofErr w:type="spellStart"/>
-      <w:r>
-        <w:rPr>
-          <w:rFonts w:ascii="Arial" w:hAnsi="Arial" w:cs="Arial"/>
-          <w:b/>
-          <w:bCs/>
-          <w:sz w:val="22"/>
-          <w:szCs w:val="22"/>
-        </w:rPr>
-        <w:t>TipoDoLaudo</w:t>
-      </w:r>
-      <w:proofErr w:type="spellEnd"/>
-      <w:r>
-        <w:rPr>
-          <w:rFonts w:ascii="Arial" w:hAnsi="Arial" w:cs="Arial"/>
-          <w:b/>
-          <w:bCs/>
-          <w:sz w:val="22"/>
-          <w:szCs w:val="22"/>
-        </w:rPr>
-        <w:t>}}</w:t>
-      </w:r>
-    </w:p>
-    <w:p>
-      <w:pPr>
-        <w:pStyle w:val="PargrafodaLista"/>
-        <w:rPr>
-          <w:rFonts w:ascii="Arial" w:hAnsi="Arial" w:cs="Arial"/>
-          <w:b/>
-          <w:bCs/>
-        </w:rPr>
-      </w:pPr>
-    </w:p>
-    <w:p>
-      <w:pPr>
-        <w:pStyle w:val="PargrafodaLista"/>
-        <w:rPr>
-          <w:rFonts w:ascii="Arial" w:hAnsi="Arial" w:cs="Arial"/>
-          <w:b/>
-          <w:bCs/>
-          <w:sz w:val="28"/>
-          <w:szCs w:val="28"/>
-        </w:rPr>
-      </w:pPr>
-    </w:p>
-    <w:p>
-      <w:pPr>
-        <w:pStyle w:val="PargrafodaLista"/>
+      </w:r>
+    </w:p>
+    <w:p>
+      <w:pPr>
+        <w:pStyle w:val="ListParagraph"/>
         <w:numPr>
           <w:ilvl w:val="0"/>
           <w:numId w:val="1"/>
@@ -1396,73 +1482,54 @@
       </w:pPr>
       <w:r>
         <w:rPr>
-          <w:rFonts w:ascii="Arial" w:hAnsi="Arial" w:cs="Arial"/>
+          <w:rFonts w:cs="Arial" w:ascii="Arial" w:hAnsi="Arial"/>
           <w:b/>
           <w:bCs/>
           <w:sz w:val="28"/>
           <w:szCs w:val="28"/>
         </w:rPr>
-        <w:t>QUALIFICAÇÃO DO PERITO</w:t>
-      </w:r>
-      <w:r>
-        <w:rPr>
-          <w:rFonts w:ascii="Arial" w:hAnsi="Arial" w:cs="Arial"/>
-          <w:b/>
-          <w:bCs/>
+        <w:t>QUALIFICAÇÃO DO PERITO:</w:t>
+      </w:r>
+    </w:p>
+    <w:p>
+      <w:pPr>
+        <w:pStyle w:val="Normal"/>
+        <w:jc w:val="both"/>
+        <w:rPr>
+          <w:rFonts w:ascii="Arial" w:hAnsi="Arial" w:cs="Arial"/>
+          <w:sz w:val="22"/>
+          <w:szCs w:val="22"/>
+        </w:rPr>
+      </w:pPr>
+      <w:r>
+        <w:rPr>
+          <w:rFonts w:cs="Arial" w:ascii="Arial" w:hAnsi="Arial"/>
+          <w:sz w:val="22"/>
+          <w:szCs w:val="22"/>
+        </w:rPr>
+        <w:t>Helder Chagas Febronio Alves. Engenheiro Químico, especialista em Engenharia de Segurança do Trabalho e em Higiene Ocupacional, auditor interno em Sistema de Gestão Integrada (SGI) inscrito no CREA – Conselho Regional de Engenharia e Agronomia, com registro nacional de nº 020753926-0.</w:t>
+      </w:r>
+    </w:p>
+    <w:p>
+      <w:pPr>
+        <w:pStyle w:val="Normal"/>
+        <w:rPr>
+          <w:rFonts w:ascii="Arial" w:hAnsi="Arial" w:cs="Arial"/>
           <w:sz w:val="28"/>
           <w:szCs w:val="28"/>
         </w:rPr>
-        <w:t>:</w:t>
-      </w:r>
-    </w:p>
-    <w:p>
-      <w:pPr>
-        <w:jc w:val="both"/>
-        <w:rPr>
-          <w:rFonts w:ascii="Arial" w:hAnsi="Arial" w:cs="Arial"/>
-          <w:sz w:val="22"/>
-          <w:szCs w:val="22"/>
-        </w:rPr>
-      </w:pPr>
-      <w:r>
-        <w:rPr>
-          <w:rFonts w:ascii="Arial" w:hAnsi="Arial" w:cs="Arial"/>
-          <w:sz w:val="22"/>
-          <w:szCs w:val="22"/>
-        </w:rPr>
-        <w:t xml:space="preserve">Helder Chagas </w:t>
-      </w:r>
-      <w:proofErr w:type="spellStart"/>
-      <w:r>
-        <w:rPr>
-          <w:rFonts w:ascii="Arial" w:hAnsi="Arial" w:cs="Arial"/>
-          <w:sz w:val="22"/>
-          <w:szCs w:val="22"/>
-        </w:rPr>
-        <w:t>Febronio</w:t>
-      </w:r>
-      <w:proofErr w:type="spellEnd"/>
-      <w:r>
-        <w:rPr>
-          <w:rFonts w:ascii="Arial" w:hAnsi="Arial" w:cs="Arial"/>
-          <w:sz w:val="22"/>
-          <w:szCs w:val="22"/>
-        </w:rPr>
-        <w:t xml:space="preserve"> Alves. Engenheiro Químico, especialista em Engenharia de Segurança do Trabalho e em Higiene Ocupacional, auditor interno em Sistema de Gestão Integrada (SGI) inscrito no CREA – Conselho Regional de Engenharia e Agronomia, com registro nacional de nº 020753926-0.</w:t>
-      </w:r>
-    </w:p>
-    <w:p>
-      <w:pPr>
-        <w:rPr>
-          <w:rFonts w:ascii="Arial" w:hAnsi="Arial" w:cs="Arial"/>
+      </w:pPr>
+      <w:r>
+        <w:rPr>
+          <w:rFonts w:cs="Arial" w:ascii="Arial" w:hAnsi="Arial"/>
           <w:sz w:val="28"/>
           <w:szCs w:val="28"/>
         </w:rPr>
-      </w:pPr>
-    </w:p>
-    <w:p>
-      <w:pPr>
-        <w:pStyle w:val="PargrafodaLista"/>
+      </w:r>
+    </w:p>
+    <w:p>
+      <w:pPr>
+        <w:pStyle w:val="ListParagraph"/>
         <w:numPr>
           <w:ilvl w:val="0"/>
           <w:numId w:val="1"/>
@@ -1477,33 +1544,13 @@
       </w:pPr>
       <w:r>
         <w:rPr>
-          <w:rFonts w:ascii="Arial" w:hAnsi="Arial" w:cs="Arial"/>
+          <w:rFonts w:cs="Arial" w:ascii="Arial" w:hAnsi="Arial"/>
           <w:b/>
           <w:bCs/>
           <w:sz w:val="28"/>
           <w:szCs w:val="28"/>
         </w:rPr>
-        <w:t>M</w:t>
-      </w:r>
-      <w:r>
-        <w:rPr>
-          <w:rFonts w:ascii="Arial" w:hAnsi="Arial" w:cs="Arial"/>
-          <w:b/>
-          <w:bCs/>
-          <w:sz w:val="28"/>
-          <w:szCs w:val="28"/>
-        </w:rPr>
-        <w:t>ETODOLOGIA</w:t>
-      </w:r>
-      <w:r>
-        <w:rPr>
-          <w:rFonts w:ascii="Arial" w:hAnsi="Arial" w:cs="Arial"/>
-          <w:b/>
-          <w:bCs/>
-          <w:sz w:val="28"/>
-          <w:szCs w:val="28"/>
-        </w:rPr>
-        <w:t>:</w:t>
+        <w:t>METODOLOGIA:</w:t>
       </w:r>
     </w:p>
     <w:p>
@@ -1511,15 +1558,15 @@
         <w:pStyle w:val="meusumrio"/>
         <w:ind w:left="708"/>
         <w:rPr>
-          <w:b w:val="0"/>
-          <w:bCs/>
-          <w:sz w:val="22"/>
-          <w:szCs w:val="22"/>
-        </w:rPr>
-      </w:pPr>
-      <w:r>
-        <w:rPr>
-          <w:b w:val="0"/>
+          <w:b w:val="false"/>
+          <w:bCs/>
+          <w:sz w:val="22"/>
+          <w:szCs w:val="22"/>
+        </w:rPr>
+      </w:pPr>
+      <w:r>
+        <w:rPr>
+          <w:b w:val="false"/>
           <w:bCs/>
           <w:sz w:val="22"/>
           <w:szCs w:val="22"/>
@@ -1531,34 +1578,11 @@
           <w:sz w:val="22"/>
           <w:szCs w:val="22"/>
         </w:rPr>
-        <w:t>{{</w:t>
-      </w:r>
-      <w:proofErr w:type="spellStart"/>
-      <w:r>
-        <w:rPr>
-          <w:sz w:val="22"/>
-          <w:szCs w:val="22"/>
-        </w:rPr>
-        <w:t>Tipo</w:t>
-      </w:r>
-      <w:r>
-        <w:rPr>
-          <w:sz w:val="22"/>
-          <w:szCs w:val="22"/>
-        </w:rPr>
-        <w:t>Norma</w:t>
-      </w:r>
-      <w:proofErr w:type="spellEnd"/>
-      <w:r>
-        <w:rPr>
-          <w:sz w:val="22"/>
-          <w:szCs w:val="22"/>
-        </w:rPr>
-        <w:t>}}</w:t>
-      </w:r>
-      <w:r>
-        <w:rPr>
-          <w:b w:val="0"/>
+        <w:t>{{TipoNorma}}</w:t>
+      </w:r>
+      <w:r>
+        <w:rPr>
+          <w:b w:val="false"/>
           <w:bCs/>
           <w:sz w:val="22"/>
           <w:szCs w:val="22"/>
@@ -1571,12 +1595,20 @@
         <w:pStyle w:val="meusumrio"/>
         <w:ind w:left="708"/>
         <w:rPr>
-          <w:b w:val="0"/>
-          <w:bCs/>
-          <w:sz w:val="22"/>
-          <w:szCs w:val="22"/>
-        </w:rPr>
-      </w:pPr>
+          <w:b w:val="false"/>
+          <w:bCs/>
+          <w:sz w:val="22"/>
+          <w:szCs w:val="22"/>
+        </w:rPr>
+      </w:pPr>
+      <w:r>
+        <w:rPr>
+          <w:b w:val="false"/>
+          <w:bCs/>
+          <w:sz w:val="22"/>
+          <w:szCs w:val="22"/>
+        </w:rPr>
+      </w:r>
     </w:p>
     <w:p>
       <w:pPr>
@@ -1599,44 +1631,76 @@
       <w:pPr>
         <w:pStyle w:val="meusumrio"/>
         <w:ind w:left="708"/>
-      </w:pPr>
+        <w:rPr/>
+      </w:pPr>
+      <w:r>
+        <w:rPr/>
+      </w:r>
     </w:p>
     <w:p>
       <w:pPr>
         <w:pStyle w:val="meusumrio"/>
         <w:ind w:left="708"/>
-      </w:pPr>
+        <w:rPr/>
+      </w:pPr>
+      <w:r>
+        <w:rPr/>
+      </w:r>
     </w:p>
     <w:p>
       <w:pPr>
         <w:pStyle w:val="meusumrio"/>
         <w:ind w:left="708"/>
-      </w:pPr>
+        <w:rPr/>
+      </w:pPr>
+      <w:r>
+        <w:rPr/>
+      </w:r>
     </w:p>
     <w:p>
       <w:pPr>
         <w:pStyle w:val="meusumrio"/>
         <w:ind w:left="708"/>
-      </w:pPr>
+        <w:rPr/>
+      </w:pPr>
+      <w:r>
+        <w:rPr/>
+      </w:r>
     </w:p>
     <w:p>
       <w:pPr>
         <w:pStyle w:val="meusumrio"/>
         <w:ind w:left="708"/>
-      </w:pPr>
+        <w:rPr/>
+      </w:pPr>
+      <w:r>
+        <w:rPr/>
+      </w:r>
     </w:p>
     <w:p>
       <w:pPr>
         <w:pStyle w:val="meusumrio"/>
         <w:ind w:left="708"/>
-      </w:pPr>
+        <w:rPr/>
+      </w:pPr>
+      <w:r>
+        <w:rPr/>
+      </w:r>
     </w:p>
     <w:tbl>
       <w:tblPr>
         <w:tblStyle w:val="Tabelacomgrade"/>
-        <w:tblW w:w="0" w:type="auto"/>
+        <w:tblW w:w="8494" w:type="dxa"/>
         <w:jc w:val="center"/>
-        <w:tblLook w:val="04A0" w:firstRow="1" w:lastRow="0" w:firstColumn="1" w:lastColumn="0" w:noHBand="0" w:noVBand="1"/>
+        <w:tblInd w:w="0" w:type="dxa"/>
+        <w:tblLayout w:type="fixed"/>
+        <w:tblCellMar>
+          <w:top w:w="0" w:type="dxa"/>
+          <w:left w:w="108" w:type="dxa"/>
+          <w:bottom w:w="0" w:type="dxa"/>
+          <w:right w:w="108" w:type="dxa"/>
+        </w:tblCellMar>
+        <w:tblLook w:val="04a0" w:noHBand="0" w:noVBand="1" w:firstColumn="1" w:lastRow="0" w:lastColumn="0" w:firstRow="1"/>
       </w:tblPr>
       <w:tblGrid>
         <w:gridCol w:w="2831"/>
@@ -1645,15 +1709,18 @@
       </w:tblGrid>
       <w:tr>
         <w:trPr>
-          <w:trHeight w:val="557"/>
-          <w:jc w:val="center"/>
+          <w:trHeight w:val="557" w:hRule="atLeast"/>
         </w:trPr>
         <w:tc>
           <w:tcPr>
             <w:tcW w:w="2831" w:type="dxa"/>
+            <w:tcBorders/>
           </w:tcPr>
           <w:p>
             <w:pPr>
+              <w:pStyle w:val="Normal"/>
+              <w:widowControl/>
+              <w:spacing w:lineRule="auto" w:line="240" w:before="0" w:after="0"/>
               <w:jc w:val="center"/>
               <w:rPr>
                 <w:b/>
@@ -1662,15 +1729,22 @@
             </w:pPr>
             <w:r>
               <w:rPr>
+                <w:rFonts w:eastAsia="Aptos" w:cs=""/>
                 <w:b/>
                 <w:bCs/>
-              </w:rPr>
-              <w:lastRenderedPageBreak/>
+                <w:kern w:val="2"/>
+                <w:sz w:val="24"/>
+                <w:szCs w:val="24"/>
+                <w:lang w:val="pt-BR" w:eastAsia="en-US" w:bidi="ar-SA"/>
+              </w:rPr>
               <w:t>PROCESSO</w:t>
             </w:r>
           </w:p>
           <w:p>
             <w:pPr>
+              <w:pStyle w:val="Normal"/>
+              <w:widowControl/>
+              <w:spacing w:lineRule="auto" w:line="240" w:before="0" w:after="0"/>
               <w:jc w:val="center"/>
               <w:rPr>
                 <w:b/>
@@ -1679,35 +1753,28 @@
             </w:pPr>
             <w:r>
               <w:rPr>
+                <w:rFonts w:eastAsia="Aptos" w:cs=""/>
                 <w:b/>
                 <w:bCs/>
-              </w:rPr>
-              <w:t>{{</w:t>
-            </w:r>
-            <w:proofErr w:type="spellStart"/>
-            <w:r>
-              <w:rPr>
-                <w:b/>
-                <w:bCs/>
-              </w:rPr>
-              <w:t>NumeroPericia</w:t>
-            </w:r>
-            <w:proofErr w:type="spellEnd"/>
-            <w:r>
-              <w:rPr>
-                <w:b/>
-                <w:bCs/>
-              </w:rPr>
-              <w:t>}}</w:t>
+                <w:kern w:val="2"/>
+                <w:sz w:val="24"/>
+                <w:szCs w:val="24"/>
+                <w:lang w:val="pt-BR" w:eastAsia="en-US" w:bidi="ar-SA"/>
+              </w:rPr>
+              <w:t>{{NumeroPericia}}</w:t>
             </w:r>
           </w:p>
         </w:tc>
         <w:tc>
           <w:tcPr>
             <w:tcW w:w="2831" w:type="dxa"/>
+            <w:tcBorders/>
           </w:tcPr>
           <w:p>
             <w:pPr>
+              <w:pStyle w:val="Normal"/>
+              <w:widowControl/>
+              <w:spacing w:lineRule="auto" w:line="240" w:before="0" w:after="0"/>
               <w:jc w:val="center"/>
               <w:rPr>
                 <w:b/>
@@ -1716,14 +1783,22 @@
             </w:pPr>
             <w:r>
               <w:rPr>
+                <w:rFonts w:eastAsia="Aptos" w:cs=""/>
                 <w:b/>
                 <w:bCs/>
+                <w:kern w:val="2"/>
+                <w:sz w:val="24"/>
+                <w:szCs w:val="24"/>
+                <w:lang w:val="pt-BR" w:eastAsia="en-US" w:bidi="ar-SA"/>
               </w:rPr>
               <w:t>Notificação</w:t>
             </w:r>
           </w:p>
           <w:p>
             <w:pPr>
+              <w:pStyle w:val="Normal"/>
+              <w:widowControl/>
+              <w:spacing w:lineRule="auto" w:line="240" w:before="0" w:after="0"/>
               <w:jc w:val="center"/>
               <w:rPr>
                 <w:b/>
@@ -1732,8 +1807,13 @@
             </w:pPr>
             <w:r>
               <w:rPr>
+                <w:rFonts w:eastAsia="Aptos" w:cs=""/>
                 <w:b/>
                 <w:bCs/>
+                <w:kern w:val="2"/>
+                <w:sz w:val="24"/>
+                <w:szCs w:val="24"/>
+                <w:lang w:val="pt-BR" w:eastAsia="en-US" w:bidi="ar-SA"/>
               </w:rPr>
               <w:t>Realização de Perícia Técnica</w:t>
             </w:r>
@@ -1742,8 +1822,32 @@
         <w:tc>
           <w:tcPr>
             <w:tcW w:w="2832" w:type="dxa"/>
+            <w:tcBorders/>
           </w:tcPr>
-          <w:p/>
+          <w:p>
+            <w:pPr>
+              <w:pStyle w:val="Normal"/>
+              <w:widowControl/>
+              <w:spacing w:lineRule="auto" w:line="240" w:before="0" w:after="0"/>
+              <w:jc w:val="left"/>
+              <w:rPr>
+                <w:rFonts w:ascii="Aptos" w:hAnsi="Aptos" w:eastAsia="Aptos" w:cs=""/>
+                <w:kern w:val="2"/>
+                <w:sz w:val="24"/>
+                <w:szCs w:val="24"/>
+                <w:lang w:val="pt-BR" w:eastAsia="en-US" w:bidi="ar-SA"/>
+              </w:rPr>
+            </w:pPr>
+            <w:r>
+              <w:rPr>
+                <w:rFonts w:eastAsia="Aptos" w:cs=""/>
+                <w:kern w:val="2"/>
+                <w:sz w:val="24"/>
+                <w:szCs w:val="24"/>
+                <w:lang w:val="pt-BR" w:eastAsia="en-US" w:bidi="ar-SA"/>
+              </w:rPr>
+            </w:r>
+          </w:p>
         </w:tc>
       </w:tr>
     </w:tbl>
@@ -1751,7 +1855,11 @@
       <w:pPr>
         <w:pStyle w:val="meusumrio"/>
         <w:ind w:left="708"/>
-      </w:pPr>
+        <w:rPr/>
+      </w:pPr>
+      <w:r>
+        <w:rPr/>
+      </w:r>
     </w:p>
     <w:p>
       <w:pPr>
@@ -1770,63 +1878,88 @@
           <w:sz w:val="28"/>
           <w:szCs w:val="28"/>
         </w:rPr>
-        <w:t>Síntese da Inicial</w:t>
-      </w:r>
-      <w:r>
-        <w:rPr>
-          <w:sz w:val="28"/>
-          <w:szCs w:val="28"/>
-        </w:rPr>
-        <w:t>:</w:t>
+        <w:t>Síntese da Inicial:</w:t>
       </w:r>
     </w:p>
     <w:p>
       <w:pPr>
         <w:pStyle w:val="meusumrio"/>
         <w:ind w:left="360"/>
-      </w:pPr>
+        <w:rPr/>
+      </w:pPr>
+      <w:r>
+        <w:rPr/>
+      </w:r>
     </w:p>
     <w:p>
       <w:pPr>
         <w:pStyle w:val="meusumrio"/>
         <w:ind w:left="360"/>
-      </w:pPr>
+        <w:rPr/>
+      </w:pPr>
+      <w:r>
+        <w:rPr/>
+      </w:r>
     </w:p>
     <w:p>
       <w:pPr>
         <w:pStyle w:val="meusumrio"/>
         <w:ind w:left="360"/>
-      </w:pPr>
+        <w:rPr/>
+      </w:pPr>
+      <w:r>
+        <w:rPr/>
+      </w:r>
     </w:p>
     <w:p>
       <w:pPr>
         <w:pStyle w:val="meusumrio"/>
         <w:ind w:left="360"/>
-      </w:pPr>
+        <w:rPr/>
+      </w:pPr>
+      <w:r>
+        <w:rPr/>
+      </w:r>
     </w:p>
     <w:p>
       <w:pPr>
         <w:pStyle w:val="meusumrio"/>
         <w:ind w:left="360"/>
-      </w:pPr>
+        <w:rPr/>
+      </w:pPr>
+      <w:r>
+        <w:rPr/>
+      </w:r>
     </w:p>
     <w:p>
       <w:pPr>
         <w:pStyle w:val="meusumrio"/>
         <w:ind w:left="360"/>
-      </w:pPr>
+        <w:rPr/>
+      </w:pPr>
+      <w:r>
+        <w:rPr/>
+      </w:r>
     </w:p>
     <w:p>
       <w:pPr>
         <w:pStyle w:val="meusumrio"/>
         <w:ind w:left="360"/>
-      </w:pPr>
+        <w:rPr/>
+      </w:pPr>
+      <w:r>
+        <w:rPr/>
+      </w:r>
     </w:p>
     <w:p>
       <w:pPr>
         <w:pStyle w:val="meusumrio"/>
         <w:ind w:left="360"/>
-      </w:pPr>
+        <w:rPr/>
+      </w:pPr>
+      <w:r>
+        <w:rPr/>
+      </w:r>
     </w:p>
     <w:p>
       <w:pPr>
@@ -1845,14 +1978,23 @@
           <w:sz w:val="28"/>
           <w:szCs w:val="28"/>
         </w:rPr>
-        <w:t>Síntese da Contestação</w:t>
-      </w:r>
-      <w:r>
+        <w:t>Síntese da Contestação:</w:t>
+      </w:r>
+    </w:p>
+    <w:p>
+      <w:pPr>
+        <w:pStyle w:val="meusumrio"/>
+        <w:ind w:left="360"/>
         <w:rPr>
           <w:sz w:val="28"/>
           <w:szCs w:val="28"/>
         </w:rPr>
-        <w:t>:</w:t>
+      </w:pPr>
+      <w:r>
+        <w:rPr>
+          <w:sz w:val="28"/>
+          <w:szCs w:val="28"/>
+        </w:rPr>
       </w:r>
     </w:p>
     <w:p>
@@ -1864,6 +2006,12 @@
           <w:szCs w:val="28"/>
         </w:rPr>
       </w:pPr>
+      <w:r>
+        <w:rPr>
+          <w:sz w:val="28"/>
+          <w:szCs w:val="28"/>
+        </w:rPr>
+      </w:r>
     </w:p>
     <w:p>
       <w:pPr>
@@ -1874,6 +2022,12 @@
           <w:szCs w:val="28"/>
         </w:rPr>
       </w:pPr>
+      <w:r>
+        <w:rPr>
+          <w:sz w:val="28"/>
+          <w:szCs w:val="28"/>
+        </w:rPr>
+      </w:r>
     </w:p>
     <w:p>
       <w:pPr>
@@ -1884,6 +2038,12 @@
           <w:szCs w:val="28"/>
         </w:rPr>
       </w:pPr>
+      <w:r>
+        <w:rPr>
+          <w:sz w:val="28"/>
+          <w:szCs w:val="28"/>
+        </w:rPr>
+      </w:r>
     </w:p>
     <w:p>
       <w:pPr>
@@ -1894,16 +2054,12 @@
           <w:szCs w:val="28"/>
         </w:rPr>
       </w:pPr>
-    </w:p>
-    <w:p>
-      <w:pPr>
-        <w:pStyle w:val="meusumrio"/>
-        <w:ind w:left="360"/>
+      <w:r>
         <w:rPr>
           <w:sz w:val="28"/>
           <w:szCs w:val="28"/>
         </w:rPr>
-      </w:pPr>
+      </w:r>
     </w:p>
     <w:p>
       <w:pPr>
@@ -1922,14 +2078,23 @@
           <w:sz w:val="28"/>
           <w:szCs w:val="28"/>
         </w:rPr>
-        <w:t>DILIGÊNCIA PERICIAL</w:t>
-      </w:r>
-      <w:r>
+        <w:t>DILIGÊNCIA PERICIAL:</w:t>
+      </w:r>
+    </w:p>
+    <w:p>
+      <w:pPr>
+        <w:pStyle w:val="meusumrio"/>
+        <w:ind w:left="360"/>
         <w:rPr>
           <w:sz w:val="28"/>
           <w:szCs w:val="28"/>
         </w:rPr>
-        <w:t>:</w:t>
+      </w:pPr>
+      <w:r>
+        <w:rPr>
+          <w:sz w:val="28"/>
+          <w:szCs w:val="28"/>
+        </w:rPr>
       </w:r>
     </w:p>
     <w:p>
@@ -1937,10 +2102,17 @@
         <w:pStyle w:val="meusumrio"/>
         <w:ind w:left="360"/>
         <w:rPr>
-          <w:sz w:val="28"/>
-          <w:szCs w:val="28"/>
-        </w:rPr>
-      </w:pPr>
+          <w:sz w:val="22"/>
+          <w:szCs w:val="22"/>
+        </w:rPr>
+      </w:pPr>
+      <w:r>
+        <w:rPr>
+          <w:sz w:val="22"/>
+          <w:szCs w:val="22"/>
+        </w:rPr>
+        <w:t>Data:{{DataPericia}}</w:t>
+      </w:r>
     </w:p>
     <w:p>
       <w:pPr>
@@ -1956,30 +2128,7 @@
           <w:sz w:val="22"/>
           <w:szCs w:val="22"/>
         </w:rPr>
-        <w:t>Data:</w:t>
-      </w:r>
-      <w:r>
-        <w:rPr>
-          <w:sz w:val="22"/>
-          <w:szCs w:val="22"/>
-        </w:rPr>
-        <w:t>{{</w:t>
-      </w:r>
-      <w:proofErr w:type="spellStart"/>
-      <w:r>
-        <w:rPr>
-          <w:sz w:val="22"/>
-          <w:szCs w:val="22"/>
-        </w:rPr>
-        <w:t>DataPericia</w:t>
-      </w:r>
-      <w:proofErr w:type="spellEnd"/>
-      <w:r>
-        <w:rPr>
-          <w:sz w:val="22"/>
-          <w:szCs w:val="22"/>
-        </w:rPr>
-        <w:t>}}</w:t>
+        <w:t>Horário:{{HoraPericia}}</w:t>
       </w:r>
     </w:p>
     <w:p>
@@ -1996,37 +2145,7 @@
           <w:sz w:val="22"/>
           <w:szCs w:val="22"/>
         </w:rPr>
-        <w:t>Horário</w:t>
-      </w:r>
-      <w:r>
-        <w:rPr>
-          <w:sz w:val="22"/>
-          <w:szCs w:val="22"/>
-        </w:rPr>
-        <w:t>:</w:t>
-      </w:r>
-      <w:r>
-        <w:rPr>
-          <w:sz w:val="22"/>
-          <w:szCs w:val="22"/>
-        </w:rPr>
-        <w:t>{{</w:t>
-      </w:r>
-      <w:proofErr w:type="spellStart"/>
-      <w:r>
-        <w:rPr>
-          <w:sz w:val="22"/>
-          <w:szCs w:val="22"/>
-        </w:rPr>
-        <w:t>HoraPericia</w:t>
-      </w:r>
-      <w:proofErr w:type="spellEnd"/>
-      <w:r>
-        <w:rPr>
-          <w:sz w:val="22"/>
-          <w:szCs w:val="22"/>
-        </w:rPr>
-        <w:t>}}</w:t>
+        <w:t>Local:{{LocalDeTrabalho}}</w:t>
       </w:r>
     </w:p>
     <w:p>
@@ -2043,48 +2162,7 @@
           <w:sz w:val="22"/>
           <w:szCs w:val="22"/>
         </w:rPr>
-        <w:t>Local</w:t>
-      </w:r>
-      <w:r>
-        <w:rPr>
-          <w:sz w:val="22"/>
-          <w:szCs w:val="22"/>
-        </w:rPr>
-        <w:t>:</w:t>
-      </w:r>
-      <w:r>
-        <w:rPr>
-          <w:sz w:val="22"/>
-          <w:szCs w:val="22"/>
-        </w:rPr>
-        <w:t>{{</w:t>
-      </w:r>
-      <w:proofErr w:type="spellStart"/>
-      <w:r>
-        <w:rPr>
-          <w:sz w:val="22"/>
-          <w:szCs w:val="22"/>
-        </w:rPr>
-        <w:t>LocalDeTrabalho</w:t>
-      </w:r>
-      <w:proofErr w:type="spellEnd"/>
-      <w:r>
-        <w:rPr>
-          <w:sz w:val="22"/>
-          <w:szCs w:val="22"/>
-        </w:rPr>
-        <w:t>}}</w:t>
-      </w:r>
-    </w:p>
-    <w:p>
-      <w:pPr>
-        <w:pStyle w:val="meusumrio"/>
-        <w:ind w:left="360"/>
-        <w:rPr>
-          <w:sz w:val="22"/>
-          <w:szCs w:val="22"/>
-        </w:rPr>
-      </w:pPr>
+      </w:r>
     </w:p>
     <w:p>
       <w:pPr>
@@ -2103,114 +2181,200 @@
           <w:sz w:val="28"/>
           <w:szCs w:val="28"/>
         </w:rPr>
-        <w:t>PRESENTES À DILIGÊNCIA PERICIAL</w:t>
-      </w:r>
-      <w:r>
-        <w:rPr>
-          <w:sz w:val="28"/>
-          <w:szCs w:val="28"/>
-        </w:rPr>
-        <w:t>:</w:t>
+        <w:t>PRESENTES À DILIGÊNCIA PERICIAL:</w:t>
       </w:r>
     </w:p>
     <w:tbl>
       <w:tblPr>
         <w:tblStyle w:val="Tabelacomgrade"/>
-        <w:tblW w:w="0" w:type="auto"/>
+        <w:tblW w:w="8134" w:type="dxa"/>
+        <w:jc w:val="left"/>
         <w:tblInd w:w="360" w:type="dxa"/>
-        <w:tblLook w:val="04A0" w:firstRow="1" w:lastRow="0" w:firstColumn="1" w:lastColumn="0" w:noHBand="0" w:noVBand="1"/>
+        <w:tblLayout w:type="fixed"/>
+        <w:tblCellMar>
+          <w:top w:w="0" w:type="dxa"/>
+          <w:left w:w="108" w:type="dxa"/>
+          <w:bottom w:w="0" w:type="dxa"/>
+          <w:right w:w="108" w:type="dxa"/>
+        </w:tblCellMar>
+        <w:tblLook w:val="04a0" w:noHBand="0" w:noVBand="1" w:firstColumn="1" w:lastRow="0" w:lastColumn="0" w:firstRow="1"/>
       </w:tblPr>
       <w:tblGrid>
         <w:gridCol w:w="4058"/>
-        <w:gridCol w:w="4076"/>
+        <w:gridCol w:w="4075"/>
       </w:tblGrid>
       <w:tr>
+        <w:trPr/>
         <w:tc>
           <w:tcPr>
-            <w:tcW w:w="4247" w:type="dxa"/>
+            <w:tcW w:w="4058" w:type="dxa"/>
+            <w:tcBorders/>
           </w:tcPr>
           <w:p>
             <w:pPr>
               <w:pStyle w:val="meusumrio"/>
+              <w:widowControl/>
+              <w:spacing w:before="0" w:after="0"/>
               <w:jc w:val="center"/>
+              <w:rPr>
+                <w:rFonts w:eastAsia="Aptos"/>
+                <w:kern w:val="2"/>
+                <w:sz w:val="24"/>
+                <w:szCs w:val="24"/>
+                <w:lang w:val="pt-BR" w:eastAsia="en-US" w:bidi="ar-SA"/>
+              </w:rPr>
             </w:pPr>
             <w:r>
+              <w:rPr>
+                <w:rFonts w:eastAsia="Aptos"/>
+                <w:kern w:val="2"/>
+                <w:sz w:val="24"/>
+                <w:szCs w:val="24"/>
+                <w:lang w:val="pt-BR" w:eastAsia="en-US" w:bidi="ar-SA"/>
+              </w:rPr>
               <w:t>NOME</w:t>
             </w:r>
           </w:p>
         </w:tc>
         <w:tc>
           <w:tcPr>
-            <w:tcW w:w="4247" w:type="dxa"/>
+            <w:tcW w:w="4075" w:type="dxa"/>
+            <w:tcBorders/>
           </w:tcPr>
           <w:p>
             <w:pPr>
               <w:pStyle w:val="meusumrio"/>
+              <w:widowControl/>
+              <w:spacing w:before="0" w:after="0"/>
               <w:jc w:val="center"/>
+              <w:rPr>
+                <w:rFonts w:eastAsia="Aptos"/>
+                <w:kern w:val="2"/>
+                <w:sz w:val="24"/>
+                <w:szCs w:val="24"/>
+                <w:lang w:val="pt-BR" w:eastAsia="en-US" w:bidi="ar-SA"/>
+              </w:rPr>
             </w:pPr>
             <w:r>
+              <w:rPr>
+                <w:rFonts w:eastAsia="Aptos"/>
+                <w:kern w:val="2"/>
+                <w:sz w:val="24"/>
+                <w:szCs w:val="24"/>
+                <w:lang w:val="pt-BR" w:eastAsia="en-US" w:bidi="ar-SA"/>
+              </w:rPr>
               <w:t>FUNÇÃO</w:t>
             </w:r>
           </w:p>
         </w:tc>
       </w:tr>
       <w:tr>
+        <w:trPr/>
         <w:tc>
           <w:tcPr>
-            <w:tcW w:w="4247" w:type="dxa"/>
+            <w:tcW w:w="4058" w:type="dxa"/>
+            <w:tcBorders/>
           </w:tcPr>
           <w:p>
             <w:pPr>
               <w:pStyle w:val="meusumrio"/>
+              <w:widowControl/>
+              <w:spacing w:before="0" w:after="0"/>
               <w:rPr>
                 <w:sz w:val="28"/>
                 <w:szCs w:val="28"/>
               </w:rPr>
             </w:pPr>
+            <w:r>
+              <w:rPr>
+                <w:rFonts w:eastAsia="Aptos"/>
+                <w:kern w:val="2"/>
+                <w:sz w:val="28"/>
+                <w:szCs w:val="28"/>
+                <w:lang w:val="pt-BR" w:eastAsia="en-US" w:bidi="ar-SA"/>
+              </w:rPr>
+            </w:r>
           </w:p>
         </w:tc>
         <w:tc>
           <w:tcPr>
-            <w:tcW w:w="4247" w:type="dxa"/>
+            <w:tcW w:w="4075" w:type="dxa"/>
+            <w:tcBorders/>
           </w:tcPr>
           <w:p>
             <w:pPr>
               <w:pStyle w:val="meusumrio"/>
+              <w:widowControl/>
+              <w:spacing w:before="0" w:after="0"/>
               <w:rPr>
                 <w:sz w:val="28"/>
                 <w:szCs w:val="28"/>
               </w:rPr>
             </w:pPr>
+            <w:r>
+              <w:rPr>
+                <w:rFonts w:eastAsia="Aptos"/>
+                <w:kern w:val="2"/>
+                <w:sz w:val="28"/>
+                <w:szCs w:val="28"/>
+                <w:lang w:val="pt-BR" w:eastAsia="en-US" w:bidi="ar-SA"/>
+              </w:rPr>
+            </w:r>
           </w:p>
         </w:tc>
       </w:tr>
       <w:tr>
+        <w:trPr/>
         <w:tc>
           <w:tcPr>
-            <w:tcW w:w="4247" w:type="dxa"/>
+            <w:tcW w:w="4058" w:type="dxa"/>
+            <w:tcBorders/>
           </w:tcPr>
           <w:p>
             <w:pPr>
               <w:pStyle w:val="meusumrio"/>
+              <w:widowControl/>
+              <w:spacing w:before="0" w:after="0"/>
               <w:rPr>
                 <w:sz w:val="28"/>
                 <w:szCs w:val="28"/>
               </w:rPr>
             </w:pPr>
+            <w:r>
+              <w:rPr>
+                <w:rFonts w:eastAsia="Aptos"/>
+                <w:kern w:val="2"/>
+                <w:sz w:val="28"/>
+                <w:szCs w:val="28"/>
+                <w:lang w:val="pt-BR" w:eastAsia="en-US" w:bidi="ar-SA"/>
+              </w:rPr>
+            </w:r>
           </w:p>
         </w:tc>
         <w:tc>
           <w:tcPr>
-            <w:tcW w:w="4247" w:type="dxa"/>
+            <w:tcW w:w="4075" w:type="dxa"/>
+            <w:tcBorders/>
           </w:tcPr>
           <w:p>
             <w:pPr>
               <w:pStyle w:val="meusumrio"/>
+              <w:widowControl/>
+              <w:spacing w:before="0" w:after="0"/>
               <w:rPr>
                 <w:sz w:val="28"/>
                 <w:szCs w:val="28"/>
               </w:rPr>
             </w:pPr>
+            <w:r>
+              <w:rPr>
+                <w:rFonts w:eastAsia="Aptos"/>
+                <w:kern w:val="2"/>
+                <w:sz w:val="28"/>
+                <w:szCs w:val="28"/>
+                <w:lang w:val="pt-BR" w:eastAsia="en-US" w:bidi="ar-SA"/>
+              </w:rPr>
+            </w:r>
           </w:p>
         </w:tc>
       </w:tr>
@@ -2224,6 +2388,12 @@
           <w:szCs w:val="28"/>
         </w:rPr>
       </w:pPr>
+      <w:r>
+        <w:rPr>
+          <w:sz w:val="28"/>
+          <w:szCs w:val="28"/>
+        </w:rPr>
+      </w:r>
     </w:p>
     <w:p>
       <w:pPr>
@@ -2234,10 +2404,16 @@
           <w:szCs w:val="22"/>
         </w:rPr>
       </w:pPr>
-    </w:p>
-    <w:p>
-      <w:pPr>
-        <w:pStyle w:val="PargrafodaLista"/>
+      <w:r>
+        <w:rPr>
+          <w:sz w:val="22"/>
+          <w:szCs w:val="22"/>
+        </w:rPr>
+      </w:r>
+    </w:p>
+    <w:p>
+      <w:pPr>
+        <w:pStyle w:val="ListParagraph"/>
         <w:ind w:left="360"/>
         <w:rPr>
           <w:rFonts w:ascii="Arial" w:hAnsi="Arial" w:cs="Arial"/>
@@ -2247,26 +2423,52 @@
           <w:szCs w:val="28"/>
         </w:rPr>
       </w:pPr>
-    </w:p>
-    <w:p>
-      <w:pPr>
-        <w:pStyle w:val="PargrafodaLista"/>
-        <w:ind w:left="360"/>
-        <w:rPr>
-          <w:rFonts w:ascii="Arial" w:hAnsi="Arial" w:cs="Arial"/>
+      <w:r>
+        <w:rPr>
+          <w:rFonts w:cs="Arial" w:ascii="Arial" w:hAnsi="Arial"/>
           <w:b/>
           <w:bCs/>
           <w:sz w:val="28"/>
           <w:szCs w:val="28"/>
         </w:rPr>
-      </w:pPr>
+      </w:r>
+    </w:p>
+    <w:p>
+      <w:pPr>
+        <w:pStyle w:val="ListParagraph"/>
+        <w:ind w:left="360"/>
+        <w:rPr>
+          <w:rFonts w:ascii="Arial" w:hAnsi="Arial" w:cs="Arial"/>
+          <w:b/>
+          <w:bCs/>
+          <w:sz w:val="28"/>
+          <w:szCs w:val="28"/>
+        </w:rPr>
+      </w:pPr>
+      <w:r>
+        <w:rPr>
+          <w:rFonts w:cs="Arial" w:ascii="Arial" w:hAnsi="Arial"/>
+          <w:b/>
+          <w:bCs/>
+          <w:sz w:val="28"/>
+          <w:szCs w:val="28"/>
+        </w:rPr>
+      </w:r>
     </w:p>
     <w:tbl>
       <w:tblPr>
         <w:tblStyle w:val="Tabelacomgrade"/>
-        <w:tblW w:w="0" w:type="auto"/>
+        <w:tblW w:w="8494" w:type="dxa"/>
         <w:jc w:val="center"/>
-        <w:tblLook w:val="04A0" w:firstRow="1" w:lastRow="0" w:firstColumn="1" w:lastColumn="0" w:noHBand="0" w:noVBand="1"/>
+        <w:tblInd w:w="0" w:type="dxa"/>
+        <w:tblLayout w:type="fixed"/>
+        <w:tblCellMar>
+          <w:top w:w="0" w:type="dxa"/>
+          <w:left w:w="108" w:type="dxa"/>
+          <w:bottom w:w="0" w:type="dxa"/>
+          <w:right w:w="108" w:type="dxa"/>
+        </w:tblCellMar>
+        <w:tblLook w:val="04a0" w:noHBand="0" w:noVBand="1" w:firstColumn="1" w:lastRow="0" w:lastColumn="0" w:firstRow="1"/>
       </w:tblPr>
       <w:tblGrid>
         <w:gridCol w:w="2831"/>
@@ -2275,15 +2477,18 @@
       </w:tblGrid>
       <w:tr>
         <w:trPr>
-          <w:trHeight w:val="557"/>
-          <w:jc w:val="center"/>
+          <w:trHeight w:val="557" w:hRule="atLeast"/>
         </w:trPr>
         <w:tc>
           <w:tcPr>
             <w:tcW w:w="2831" w:type="dxa"/>
+            <w:tcBorders/>
           </w:tcPr>
           <w:p>
             <w:pPr>
+              <w:pStyle w:val="Normal"/>
+              <w:widowControl/>
+              <w:spacing w:lineRule="auto" w:line="240" w:before="0" w:after="0"/>
               <w:jc w:val="center"/>
               <w:rPr>
                 <w:b/>
@@ -2292,15 +2497,22 @@
             </w:pPr>
             <w:r>
               <w:rPr>
+                <w:rFonts w:eastAsia="Aptos" w:cs=""/>
                 <w:b/>
                 <w:bCs/>
-              </w:rPr>
-              <w:lastRenderedPageBreak/>
+                <w:kern w:val="2"/>
+                <w:sz w:val="24"/>
+                <w:szCs w:val="24"/>
+                <w:lang w:val="pt-BR" w:eastAsia="en-US" w:bidi="ar-SA"/>
+              </w:rPr>
               <w:t>PROCESSO</w:t>
             </w:r>
           </w:p>
           <w:p>
             <w:pPr>
+              <w:pStyle w:val="Normal"/>
+              <w:widowControl/>
+              <w:spacing w:lineRule="auto" w:line="240" w:before="0" w:after="0"/>
               <w:jc w:val="center"/>
               <w:rPr>
                 <w:b/>
@@ -2309,35 +2521,28 @@
             </w:pPr>
             <w:r>
               <w:rPr>
+                <w:rFonts w:eastAsia="Aptos" w:cs=""/>
                 <w:b/>
                 <w:bCs/>
-              </w:rPr>
-              <w:t>{{</w:t>
-            </w:r>
-            <w:proofErr w:type="spellStart"/>
-            <w:r>
-              <w:rPr>
-                <w:b/>
-                <w:bCs/>
-              </w:rPr>
-              <w:t>NumeroPericia</w:t>
-            </w:r>
-            <w:proofErr w:type="spellEnd"/>
-            <w:r>
-              <w:rPr>
-                <w:b/>
-                <w:bCs/>
-              </w:rPr>
-              <w:t>}}</w:t>
+                <w:kern w:val="2"/>
+                <w:sz w:val="24"/>
+                <w:szCs w:val="24"/>
+                <w:lang w:val="pt-BR" w:eastAsia="en-US" w:bidi="ar-SA"/>
+              </w:rPr>
+              <w:t>{{NumeroPericia}}</w:t>
             </w:r>
           </w:p>
         </w:tc>
         <w:tc>
           <w:tcPr>
             <w:tcW w:w="2831" w:type="dxa"/>
+            <w:tcBorders/>
           </w:tcPr>
           <w:p>
             <w:pPr>
+              <w:pStyle w:val="Normal"/>
+              <w:widowControl/>
+              <w:spacing w:lineRule="auto" w:line="240" w:before="0" w:after="0"/>
               <w:jc w:val="center"/>
               <w:rPr>
                 <w:b/>
@@ -2346,14 +2551,22 @@
             </w:pPr>
             <w:r>
               <w:rPr>
+                <w:rFonts w:eastAsia="Aptos" w:cs=""/>
                 <w:b/>
                 <w:bCs/>
+                <w:kern w:val="2"/>
+                <w:sz w:val="24"/>
+                <w:szCs w:val="24"/>
+                <w:lang w:val="pt-BR" w:eastAsia="en-US" w:bidi="ar-SA"/>
               </w:rPr>
               <w:t>Notificação</w:t>
             </w:r>
           </w:p>
           <w:p>
             <w:pPr>
+              <w:pStyle w:val="Normal"/>
+              <w:widowControl/>
+              <w:spacing w:lineRule="auto" w:line="240" w:before="0" w:after="0"/>
               <w:jc w:val="center"/>
               <w:rPr>
                 <w:b/>
@@ -2362,8 +2575,13 @@
             </w:pPr>
             <w:r>
               <w:rPr>
+                <w:rFonts w:eastAsia="Aptos" w:cs=""/>
                 <w:b/>
                 <w:bCs/>
+                <w:kern w:val="2"/>
+                <w:sz w:val="24"/>
+                <w:szCs w:val="24"/>
+                <w:lang w:val="pt-BR" w:eastAsia="en-US" w:bidi="ar-SA"/>
               </w:rPr>
               <w:t>Realização de Perícia Técnica</w:t>
             </w:r>
@@ -2372,14 +2590,38 @@
         <w:tc>
           <w:tcPr>
             <w:tcW w:w="2832" w:type="dxa"/>
+            <w:tcBorders/>
           </w:tcPr>
-          <w:p/>
+          <w:p>
+            <w:pPr>
+              <w:pStyle w:val="Normal"/>
+              <w:widowControl/>
+              <w:spacing w:lineRule="auto" w:line="240" w:before="0" w:after="0"/>
+              <w:jc w:val="left"/>
+              <w:rPr>
+                <w:rFonts w:ascii="Aptos" w:hAnsi="Aptos" w:eastAsia="Aptos" w:cs=""/>
+                <w:kern w:val="2"/>
+                <w:sz w:val="24"/>
+                <w:szCs w:val="24"/>
+                <w:lang w:val="pt-BR" w:eastAsia="en-US" w:bidi="ar-SA"/>
+              </w:rPr>
+            </w:pPr>
+            <w:r>
+              <w:rPr>
+                <w:rFonts w:eastAsia="Aptos" w:cs=""/>
+                <w:kern w:val="2"/>
+                <w:sz w:val="24"/>
+                <w:szCs w:val="24"/>
+                <w:lang w:val="pt-BR" w:eastAsia="en-US" w:bidi="ar-SA"/>
+              </w:rPr>
+            </w:r>
+          </w:p>
         </w:tc>
       </w:tr>
     </w:tbl>
     <w:p>
       <w:pPr>
-        <w:pStyle w:val="PargrafodaLista"/>
+        <w:pStyle w:val="ListParagraph"/>
         <w:ind w:left="360"/>
         <w:rPr>
           <w:rFonts w:ascii="Arial" w:hAnsi="Arial" w:cs="Arial"/>
@@ -2389,28 +2631,46 @@
           <w:szCs w:val="28"/>
         </w:rPr>
       </w:pPr>
-    </w:p>
-    <w:p>
-      <w:pPr>
-        <w:pStyle w:val="PargrafodaLista"/>
-        <w:ind w:left="360"/>
-        <w:rPr>
-          <w:rFonts w:ascii="Arial" w:hAnsi="Arial" w:cs="Arial"/>
+      <w:r>
+        <w:rPr>
+          <w:rFonts w:cs="Arial" w:ascii="Arial" w:hAnsi="Arial"/>
           <w:b/>
           <w:bCs/>
           <w:sz w:val="28"/>
           <w:szCs w:val="28"/>
         </w:rPr>
-      </w:pPr>
-    </w:p>
-    <w:p>
-      <w:pPr>
-        <w:pStyle w:val="PargrafodaLista"/>
+      </w:r>
+    </w:p>
+    <w:p>
+      <w:pPr>
+        <w:pStyle w:val="ListParagraph"/>
+        <w:ind w:left="360"/>
+        <w:rPr>
+          <w:rFonts w:ascii="Arial" w:hAnsi="Arial" w:cs="Arial"/>
+          <w:b/>
+          <w:bCs/>
+          <w:sz w:val="28"/>
+          <w:szCs w:val="28"/>
+        </w:rPr>
+      </w:pPr>
+      <w:r>
+        <w:rPr>
+          <w:rFonts w:cs="Arial" w:ascii="Arial" w:hAnsi="Arial"/>
+          <w:b/>
+          <w:bCs/>
+          <w:sz w:val="28"/>
+          <w:szCs w:val="28"/>
+        </w:rPr>
+      </w:r>
+    </w:p>
+    <w:p>
+      <w:pPr>
+        <w:pStyle w:val="ListParagraph"/>
         <w:numPr>
           <w:ilvl w:val="0"/>
           <w:numId w:val="1"/>
         </w:numPr>
-        <w:spacing w:line="259" w:lineRule="auto"/>
+        <w:spacing w:lineRule="auto" w:line="259"/>
         <w:jc w:val="both"/>
         <w:rPr>
           <w:rFonts w:ascii="Arial" w:hAnsi="Arial" w:cs="Arial"/>
@@ -2422,7 +2682,7 @@
       </w:pPr>
       <w:r>
         <w:rPr>
-          <w:rFonts w:ascii="Arial" w:hAnsi="Arial" w:cs="Arial"/>
+          <w:rFonts w:cs="Arial" w:ascii="Arial" w:hAnsi="Arial"/>
           <w:b/>
           <w:bCs/>
           <w:sz w:val="28"/>
@@ -2433,7 +2693,7 @@
     </w:p>
     <w:p>
       <w:pPr>
-        <w:pStyle w:val="PargrafodaLista"/>
+        <w:pStyle w:val="ListParagraph"/>
         <w:ind w:left="360"/>
         <w:jc w:val="both"/>
         <w:rPr>
@@ -2441,10 +2701,16 @@
           <w:bCs/>
         </w:rPr>
       </w:pPr>
-    </w:p>
-    <w:p>
-      <w:pPr>
-        <w:pStyle w:val="PargrafodaLista"/>
+      <w:r>
+        <w:rPr>
+          <w:rFonts w:cs="Arial" w:ascii="Arial" w:hAnsi="Arial"/>
+          <w:bCs/>
+        </w:rPr>
+      </w:r>
+    </w:p>
+    <w:p>
+      <w:pPr>
+        <w:pStyle w:val="ListParagraph"/>
         <w:ind w:left="360"/>
         <w:jc w:val="both"/>
         <w:rPr>
@@ -2456,7 +2722,7 @@
       </w:pPr>
       <w:r>
         <w:rPr>
-          <w:rFonts w:ascii="Arial" w:hAnsi="Arial" w:cs="Arial"/>
+          <w:rFonts w:cs="Arial" w:ascii="Arial" w:hAnsi="Arial"/>
           <w:bCs/>
           <w:sz w:val="22"/>
           <w:szCs w:val="22"/>
@@ -2465,36 +2731,16 @@
       </w:r>
       <w:r>
         <w:rPr>
-          <w:rFonts w:ascii="Arial" w:hAnsi="Arial" w:cs="Arial"/>
-          <w:b/>
-          <w:sz w:val="22"/>
-          <w:szCs w:val="22"/>
-        </w:rPr>
-        <w:t>{{</w:t>
-      </w:r>
-      <w:proofErr w:type="spellStart"/>
-      <w:r>
-        <w:rPr>
-          <w:rFonts w:ascii="Arial" w:hAnsi="Arial" w:cs="Arial"/>
-          <w:b/>
-          <w:sz w:val="22"/>
-          <w:szCs w:val="22"/>
-        </w:rPr>
-        <w:t>LocalDeTrabalho</w:t>
-      </w:r>
-      <w:proofErr w:type="spellEnd"/>
-      <w:r>
-        <w:rPr>
-          <w:rFonts w:ascii="Arial" w:hAnsi="Arial" w:cs="Arial"/>
-          <w:b/>
-          <w:sz w:val="22"/>
-          <w:szCs w:val="22"/>
-        </w:rPr>
-        <w:t>}}</w:t>
-      </w:r>
-      <w:r>
-        <w:rPr>
-          <w:rFonts w:ascii="Arial" w:hAnsi="Arial" w:cs="Arial"/>
+          <w:rFonts w:cs="Arial" w:ascii="Arial" w:hAnsi="Arial"/>
+          <w:b/>
+          <w:sz w:val="22"/>
+          <w:szCs w:val="22"/>
+        </w:rPr>
+        <w:t>{{LocalDeTrabalho}}</w:t>
+      </w:r>
+      <w:r>
+        <w:rPr>
+          <w:rFonts w:cs="Arial" w:ascii="Arial" w:hAnsi="Arial"/>
           <w:bCs/>
           <w:sz w:val="22"/>
           <w:szCs w:val="22"/>
@@ -2503,7 +2749,7 @@
       </w:r>
       <w:r>
         <w:rPr>
-          <w:rFonts w:ascii="Arial" w:hAnsi="Arial" w:cs="Arial"/>
+          <w:rFonts w:cs="Arial" w:ascii="Arial" w:hAnsi="Arial"/>
           <w:b/>
           <w:sz w:val="22"/>
           <w:szCs w:val="22"/>
@@ -2512,7 +2758,7 @@
       </w:r>
       <w:r>
         <w:rPr>
-          <w:rFonts w:ascii="Arial" w:hAnsi="Arial" w:cs="Arial"/>
+          <w:rFonts w:cs="Arial" w:ascii="Arial" w:hAnsi="Arial"/>
           <w:bCs/>
           <w:sz w:val="22"/>
           <w:szCs w:val="22"/>
@@ -2521,7 +2767,7 @@
       </w:r>
       <w:r>
         <w:rPr>
-          <w:rFonts w:ascii="Arial" w:hAnsi="Arial" w:cs="Arial"/>
+          <w:rFonts w:cs="Arial" w:ascii="Arial" w:hAnsi="Arial"/>
           <w:b/>
           <w:sz w:val="22"/>
           <w:szCs w:val="22"/>
@@ -2530,7 +2776,7 @@
       </w:r>
       <w:r>
         <w:rPr>
-          <w:rFonts w:ascii="Arial" w:hAnsi="Arial" w:cs="Arial"/>
+          <w:rFonts w:cs="Arial" w:ascii="Arial" w:hAnsi="Arial"/>
           <w:bCs/>
           <w:sz w:val="22"/>
           <w:szCs w:val="22"/>
@@ -2539,36 +2785,16 @@
       </w:r>
       <w:r>
         <w:rPr>
-          <w:rFonts w:ascii="Arial" w:hAnsi="Arial" w:cs="Arial"/>
-          <w:b/>
-          <w:sz w:val="22"/>
-          <w:szCs w:val="22"/>
-        </w:rPr>
-        <w:t>{{</w:t>
-      </w:r>
-      <w:proofErr w:type="spellStart"/>
-      <w:r>
-        <w:rPr>
-          <w:rFonts w:ascii="Arial" w:hAnsi="Arial" w:cs="Arial"/>
-          <w:b/>
-          <w:sz w:val="22"/>
-          <w:szCs w:val="22"/>
-        </w:rPr>
-        <w:t>Iluminacao</w:t>
-      </w:r>
-      <w:proofErr w:type="spellEnd"/>
-      <w:r>
-        <w:rPr>
-          <w:rFonts w:ascii="Arial" w:hAnsi="Arial" w:cs="Arial"/>
-          <w:b/>
-          <w:sz w:val="22"/>
-          <w:szCs w:val="22"/>
-        </w:rPr>
-        <w:t>}}</w:t>
-      </w:r>
-      <w:r>
-        <w:rPr>
-          <w:rFonts w:ascii="Arial" w:hAnsi="Arial" w:cs="Arial"/>
+          <w:rFonts w:cs="Arial" w:ascii="Arial" w:hAnsi="Arial"/>
+          <w:b/>
+          <w:sz w:val="22"/>
+          <w:szCs w:val="22"/>
+        </w:rPr>
+        <w:t>{{Iluminacao}}</w:t>
+      </w:r>
+      <w:r>
+        <w:rPr>
+          <w:rFonts w:cs="Arial" w:ascii="Arial" w:hAnsi="Arial"/>
           <w:bCs/>
           <w:sz w:val="22"/>
           <w:szCs w:val="22"/>
@@ -2577,37 +2803,17 @@
       </w:r>
       <w:r>
         <w:rPr>
-          <w:rFonts w:ascii="Arial" w:hAnsi="Arial" w:cs="Arial"/>
-          <w:b/>
-          <w:sz w:val="22"/>
-          <w:szCs w:val="22"/>
-        </w:rPr>
-        <w:t>{{</w:t>
-      </w:r>
-      <w:proofErr w:type="spellStart"/>
-      <w:r>
-        <w:rPr>
-          <w:rFonts w:ascii="Arial" w:hAnsi="Arial" w:cs="Arial"/>
-          <w:b/>
-          <w:sz w:val="22"/>
-          <w:szCs w:val="22"/>
-        </w:rPr>
-        <w:t>Ventilacao</w:t>
-      </w:r>
-      <w:proofErr w:type="spellEnd"/>
-      <w:r>
-        <w:rPr>
-          <w:rFonts w:ascii="Arial" w:hAnsi="Arial" w:cs="Arial"/>
-          <w:b/>
-          <w:sz w:val="22"/>
-          <w:szCs w:val="22"/>
-        </w:rPr>
-        <w:t>}}</w:t>
-      </w:r>
-    </w:p>
-    <w:p>
-      <w:pPr>
-        <w:pStyle w:val="PargrafodaLista"/>
+          <w:rFonts w:cs="Arial" w:ascii="Arial" w:hAnsi="Arial"/>
+          <w:b/>
+          <w:sz w:val="22"/>
+          <w:szCs w:val="22"/>
+        </w:rPr>
+        <w:t>{{Ventilacao}}</w:t>
+      </w:r>
+    </w:p>
+    <w:p>
+      <w:pPr>
+        <w:pStyle w:val="ListParagraph"/>
         <w:ind w:left="360"/>
         <w:jc w:val="both"/>
         <w:rPr>
@@ -2615,10 +2821,16 @@
           <w:bCs/>
         </w:rPr>
       </w:pPr>
-    </w:p>
-    <w:p>
-      <w:pPr>
-        <w:pStyle w:val="PargrafodaLista"/>
+      <w:r>
+        <w:rPr>
+          <w:rFonts w:cs="Arial" w:ascii="Arial" w:hAnsi="Arial"/>
+          <w:bCs/>
+        </w:rPr>
+      </w:r>
+    </w:p>
+    <w:p>
+      <w:pPr>
+        <w:pStyle w:val="ListParagraph"/>
         <w:ind w:left="360"/>
         <w:jc w:val="both"/>
         <w:rPr>
@@ -2626,10 +2838,16 @@
           <w:bCs/>
         </w:rPr>
       </w:pPr>
-    </w:p>
-    <w:p>
-      <w:pPr>
-        <w:pStyle w:val="PargrafodaLista"/>
+      <w:r>
+        <w:rPr>
+          <w:rFonts w:cs="Arial" w:ascii="Arial" w:hAnsi="Arial"/>
+          <w:bCs/>
+        </w:rPr>
+      </w:r>
+    </w:p>
+    <w:p>
+      <w:pPr>
+        <w:pStyle w:val="ListParagraph"/>
         <w:ind w:left="360"/>
         <w:jc w:val="both"/>
         <w:rPr>
@@ -2637,10 +2855,16 @@
           <w:bCs/>
         </w:rPr>
       </w:pPr>
-    </w:p>
-    <w:p>
-      <w:pPr>
-        <w:pStyle w:val="PargrafodaLista"/>
+      <w:r>
+        <w:rPr>
+          <w:rFonts w:cs="Arial" w:ascii="Arial" w:hAnsi="Arial"/>
+          <w:bCs/>
+        </w:rPr>
+      </w:r>
+    </w:p>
+    <w:p>
+      <w:pPr>
+        <w:pStyle w:val="ListParagraph"/>
         <w:ind w:left="360"/>
         <w:jc w:val="both"/>
         <w:rPr>
@@ -2648,10 +2872,16 @@
           <w:bCs/>
         </w:rPr>
       </w:pPr>
-    </w:p>
-    <w:p>
-      <w:pPr>
-        <w:pStyle w:val="PargrafodaLista"/>
+      <w:r>
+        <w:rPr>
+          <w:rFonts w:cs="Arial" w:ascii="Arial" w:hAnsi="Arial"/>
+          <w:bCs/>
+        </w:rPr>
+      </w:r>
+    </w:p>
+    <w:p>
+      <w:pPr>
+        <w:pStyle w:val="ListParagraph"/>
         <w:ind w:left="360"/>
         <w:jc w:val="both"/>
         <w:rPr>
@@ -2659,10 +2889,16 @@
           <w:bCs/>
         </w:rPr>
       </w:pPr>
-    </w:p>
-    <w:p>
-      <w:pPr>
-        <w:pStyle w:val="PargrafodaLista"/>
+      <w:r>
+        <w:rPr>
+          <w:rFonts w:cs="Arial" w:ascii="Arial" w:hAnsi="Arial"/>
+          <w:bCs/>
+        </w:rPr>
+      </w:r>
+    </w:p>
+    <w:p>
+      <w:pPr>
+        <w:pStyle w:val="ListParagraph"/>
         <w:ind w:left="360"/>
         <w:jc w:val="both"/>
         <w:rPr>
@@ -2670,10 +2906,16 @@
           <w:bCs/>
         </w:rPr>
       </w:pPr>
-    </w:p>
-    <w:p>
-      <w:pPr>
-        <w:pStyle w:val="PargrafodaLista"/>
+      <w:r>
+        <w:rPr>
+          <w:rFonts w:cs="Arial" w:ascii="Arial" w:hAnsi="Arial"/>
+          <w:bCs/>
+        </w:rPr>
+      </w:r>
+    </w:p>
+    <w:p>
+      <w:pPr>
+        <w:pStyle w:val="ListParagraph"/>
         <w:ind w:left="360"/>
         <w:jc w:val="both"/>
         <w:rPr>
@@ -2681,10 +2923,16 @@
           <w:bCs/>
         </w:rPr>
       </w:pPr>
-    </w:p>
-    <w:p>
-      <w:pPr>
-        <w:pStyle w:val="PargrafodaLista"/>
+      <w:r>
+        <w:rPr>
+          <w:rFonts w:cs="Arial" w:ascii="Arial" w:hAnsi="Arial"/>
+          <w:bCs/>
+        </w:rPr>
+      </w:r>
+    </w:p>
+    <w:p>
+      <w:pPr>
+        <w:pStyle w:val="ListParagraph"/>
         <w:ind w:left="360"/>
         <w:jc w:val="both"/>
         <w:rPr>
@@ -2692,10 +2940,16 @@
           <w:bCs/>
         </w:rPr>
       </w:pPr>
-    </w:p>
-    <w:p>
-      <w:pPr>
-        <w:pStyle w:val="PargrafodaLista"/>
+      <w:r>
+        <w:rPr>
+          <w:rFonts w:cs="Arial" w:ascii="Arial" w:hAnsi="Arial"/>
+          <w:bCs/>
+        </w:rPr>
+      </w:r>
+    </w:p>
+    <w:p>
+      <w:pPr>
+        <w:pStyle w:val="ListParagraph"/>
         <w:ind w:left="360"/>
         <w:jc w:val="both"/>
         <w:rPr>
@@ -2703,10 +2957,16 @@
           <w:bCs/>
         </w:rPr>
       </w:pPr>
-    </w:p>
-    <w:p>
-      <w:pPr>
-        <w:pStyle w:val="PargrafodaLista"/>
+      <w:r>
+        <w:rPr>
+          <w:rFonts w:cs="Arial" w:ascii="Arial" w:hAnsi="Arial"/>
+          <w:bCs/>
+        </w:rPr>
+      </w:r>
+    </w:p>
+    <w:p>
+      <w:pPr>
+        <w:pStyle w:val="ListParagraph"/>
         <w:ind w:left="360"/>
         <w:jc w:val="both"/>
         <w:rPr>
@@ -2714,10 +2974,16 @@
           <w:bCs/>
         </w:rPr>
       </w:pPr>
-    </w:p>
-    <w:p>
-      <w:pPr>
-        <w:pStyle w:val="PargrafodaLista"/>
+      <w:r>
+        <w:rPr>
+          <w:rFonts w:cs="Arial" w:ascii="Arial" w:hAnsi="Arial"/>
+          <w:bCs/>
+        </w:rPr>
+      </w:r>
+    </w:p>
+    <w:p>
+      <w:pPr>
+        <w:pStyle w:val="ListParagraph"/>
         <w:jc w:val="both"/>
         <w:rPr>
           <w:rFonts w:ascii="Arial" w:hAnsi="Arial" w:cs="Arial"/>
@@ -2727,7 +2993,7 @@
       </w:pPr>
       <w:r>
         <w:rPr>
-          <w:rFonts w:ascii="Arial" w:hAnsi="Arial" w:cs="Arial"/>
+          <w:rFonts w:cs="Arial" w:ascii="Arial" w:hAnsi="Arial"/>
           <w:sz w:val="22"/>
           <w:szCs w:val="22"/>
         </w:rPr>
@@ -2736,7 +3002,7 @@
     </w:p>
     <w:p>
       <w:pPr>
-        <w:pStyle w:val="PargrafodaLista"/>
+        <w:pStyle w:val="ListParagraph"/>
         <w:jc w:val="both"/>
         <w:rPr>
           <w:rFonts w:ascii="Arial" w:hAnsi="Arial" w:cs="Arial"/>
@@ -2747,7 +3013,7 @@
       </w:pPr>
       <w:r>
         <w:rPr>
-          <w:rFonts w:ascii="Arial" w:hAnsi="Arial" w:cs="Arial"/>
+          <w:rFonts w:cs="Arial" w:ascii="Arial" w:hAnsi="Arial"/>
           <w:sz w:val="22"/>
           <w:szCs w:val="22"/>
         </w:rPr>
@@ -2755,39 +3021,17 @@
       </w:r>
       <w:r>
         <w:rPr>
-          <w:rFonts w:ascii="Arial" w:hAnsi="Arial" w:cs="Arial"/>
-          <w:b/>
-          <w:bCs/>
-          <w:sz w:val="22"/>
-          <w:szCs w:val="22"/>
-        </w:rPr>
-        <w:t>{{</w:t>
-      </w:r>
-      <w:proofErr w:type="spellStart"/>
-      <w:r>
-        <w:rPr>
-          <w:rFonts w:ascii="Arial" w:hAnsi="Arial" w:cs="Arial"/>
-          <w:b/>
-          <w:bCs/>
-          <w:sz w:val="22"/>
-          <w:szCs w:val="22"/>
-        </w:rPr>
-        <w:t>HoraPericia</w:t>
-      </w:r>
-      <w:proofErr w:type="spellEnd"/>
-      <w:r>
-        <w:rPr>
-          <w:rFonts w:ascii="Arial" w:hAnsi="Arial" w:cs="Arial"/>
-          <w:b/>
-          <w:bCs/>
-          <w:sz w:val="22"/>
-          <w:szCs w:val="22"/>
-        </w:rPr>
-        <w:t>}}</w:t>
-      </w:r>
-      <w:r>
-        <w:rPr>
-          <w:rFonts w:ascii="Arial" w:hAnsi="Arial" w:cs="Arial"/>
+          <w:rFonts w:cs="Arial" w:ascii="Arial" w:hAnsi="Arial"/>
+          <w:b/>
+          <w:bCs/>
+          <w:sz w:val="22"/>
+          <w:szCs w:val="22"/>
+        </w:rPr>
+        <w:t>{{HoraPericia}}</w:t>
+      </w:r>
+      <w:r>
+        <w:rPr>
+          <w:rFonts w:cs="Arial" w:ascii="Arial" w:hAnsi="Arial"/>
           <w:sz w:val="22"/>
           <w:szCs w:val="22"/>
         </w:rPr>
@@ -2795,39 +3039,17 @@
       </w:r>
       <w:r>
         <w:rPr>
-          <w:rFonts w:ascii="Arial" w:hAnsi="Arial" w:cs="Arial"/>
-          <w:b/>
-          <w:bCs/>
-          <w:sz w:val="22"/>
-          <w:szCs w:val="22"/>
-        </w:rPr>
-        <w:t>{{</w:t>
-      </w:r>
-      <w:proofErr w:type="spellStart"/>
-      <w:r>
-        <w:rPr>
-          <w:rFonts w:ascii="Arial" w:hAnsi="Arial" w:cs="Arial"/>
-          <w:b/>
-          <w:bCs/>
-          <w:sz w:val="22"/>
-          <w:szCs w:val="22"/>
-        </w:rPr>
-        <w:t>DataPericia</w:t>
-      </w:r>
-      <w:proofErr w:type="spellEnd"/>
-      <w:r>
-        <w:rPr>
-          <w:rFonts w:ascii="Arial" w:hAnsi="Arial" w:cs="Arial"/>
-          <w:b/>
-          <w:bCs/>
-          <w:sz w:val="22"/>
-          <w:szCs w:val="22"/>
-        </w:rPr>
-        <w:t>}}</w:t>
-      </w:r>
-      <w:r>
-        <w:rPr>
-          <w:rFonts w:ascii="Arial" w:hAnsi="Arial" w:cs="Arial"/>
+          <w:rFonts w:cs="Arial" w:ascii="Arial" w:hAnsi="Arial"/>
+          <w:b/>
+          <w:bCs/>
+          <w:sz w:val="22"/>
+          <w:szCs w:val="22"/>
+        </w:rPr>
+        <w:t>{{DataPericia}}</w:t>
+      </w:r>
+      <w:r>
+        <w:rPr>
+          <w:rFonts w:cs="Arial" w:ascii="Arial" w:hAnsi="Arial"/>
           <w:sz w:val="22"/>
           <w:szCs w:val="22"/>
         </w:rPr>
@@ -2835,35 +3057,17 @@
       </w:r>
       <w:r>
         <w:rPr>
-          <w:rFonts w:ascii="Arial" w:hAnsi="Arial" w:cs="Arial"/>
-          <w:bCs/>
-          <w:sz w:val="22"/>
-          <w:szCs w:val="22"/>
-        </w:rPr>
-        <w:t xml:space="preserve">Os procedimentos para avaliar sob quais condições o autor desenvolve as suas atividade laborais foram iniciados com o acompanhamento das partes qualificadas no item </w:t>
-      </w:r>
-      <w:r>
-        <w:rPr>
-          <w:rFonts w:ascii="Arial" w:hAnsi="Arial" w:cs="Arial"/>
-          <w:bCs/>
-          <w:sz w:val="22"/>
-          <w:szCs w:val="22"/>
-        </w:rPr>
-        <w:t>3</w:t>
-      </w:r>
-      <w:r>
-        <w:rPr>
-          <w:rFonts w:ascii="Arial" w:hAnsi="Arial" w:cs="Arial"/>
-          <w:bCs/>
-          <w:sz w:val="22"/>
-          <w:szCs w:val="22"/>
-        </w:rPr>
-        <w:t xml:space="preserve"> deste laudo pericial.</w:t>
-      </w:r>
-    </w:p>
-    <w:p>
-      <w:pPr>
-        <w:pStyle w:val="PargrafodaLista"/>
+          <w:rFonts w:cs="Arial" w:ascii="Arial" w:hAnsi="Arial"/>
+          <w:bCs/>
+          <w:sz w:val="22"/>
+          <w:szCs w:val="22"/>
+        </w:rPr>
+        <w:t>Os procedimentos para avaliar sob quais condições o autor desenvolve as suas atividade laborais foram iniciados com o acompanhamento das partes qualificadas no item 3 deste laudo pericial.</w:t>
+      </w:r>
+    </w:p>
+    <w:p>
+      <w:pPr>
+        <w:pStyle w:val="ListParagraph"/>
         <w:jc w:val="both"/>
         <w:rPr>
           <w:rFonts w:ascii="Arial" w:hAnsi="Arial" w:cs="Arial"/>
@@ -2872,10 +3076,18 @@
           <w:szCs w:val="22"/>
         </w:rPr>
       </w:pPr>
-    </w:p>
-    <w:p>
-      <w:pPr>
-        <w:pStyle w:val="PargrafodaLista"/>
+      <w:r>
+        <w:rPr>
+          <w:rFonts w:cs="Arial" w:ascii="Arial" w:hAnsi="Arial"/>
+          <w:bCs/>
+          <w:sz w:val="22"/>
+          <w:szCs w:val="22"/>
+        </w:rPr>
+      </w:r>
+    </w:p>
+    <w:p>
+      <w:pPr>
+        <w:pStyle w:val="ListParagraph"/>
         <w:jc w:val="both"/>
         <w:rPr>
           <w:rFonts w:ascii="Arial" w:hAnsi="Arial" w:cs="Arial"/>
@@ -2884,32 +3096,51 @@
           <w:szCs w:val="22"/>
         </w:rPr>
       </w:pPr>
-    </w:p>
-    <w:p>
-      <w:pPr>
-        <w:rPr>
-          <w:rFonts w:ascii="Arial" w:hAnsi="Arial" w:cs="Arial"/>
-          <w:bCs/>
-          <w:sz w:val="22"/>
-          <w:szCs w:val="22"/>
-        </w:rPr>
-      </w:pPr>
-      <w:r>
-        <w:rPr>
-          <w:rFonts w:ascii="Arial" w:hAnsi="Arial" w:cs="Arial"/>
-          <w:bCs/>
-          <w:sz w:val="22"/>
-          <w:szCs w:val="22"/>
-        </w:rPr>
+      <w:r>
+        <w:rPr>
+          <w:rFonts w:cs="Arial" w:ascii="Arial" w:hAnsi="Arial"/>
+          <w:bCs/>
+          <w:sz w:val="22"/>
+          <w:szCs w:val="22"/>
+        </w:rPr>
+      </w:r>
+    </w:p>
+    <w:p>
+      <w:pPr>
+        <w:pStyle w:val="Normal"/>
+        <w:rPr>
+          <w:rFonts w:ascii="Arial" w:hAnsi="Arial" w:cs="Arial"/>
+          <w:bCs/>
+          <w:sz w:val="22"/>
+          <w:szCs w:val="22"/>
+        </w:rPr>
+      </w:pPr>
+      <w:r>
+        <w:rPr>
+          <w:rFonts w:cs="Arial" w:ascii="Arial" w:hAnsi="Arial"/>
+          <w:bCs/>
+          <w:sz w:val="22"/>
+          <w:szCs w:val="22"/>
+        </w:rPr>
+      </w:r>
+      <w:r>
         <w:br w:type="page"/>
       </w:r>
     </w:p>
     <w:tbl>
       <w:tblPr>
         <w:tblStyle w:val="Tabelacomgrade"/>
-        <w:tblW w:w="0" w:type="auto"/>
+        <w:tblW w:w="8494" w:type="dxa"/>
         <w:jc w:val="center"/>
-        <w:tblLook w:val="04A0" w:firstRow="1" w:lastRow="0" w:firstColumn="1" w:lastColumn="0" w:noHBand="0" w:noVBand="1"/>
+        <w:tblInd w:w="0" w:type="dxa"/>
+        <w:tblLayout w:type="fixed"/>
+        <w:tblCellMar>
+          <w:top w:w="0" w:type="dxa"/>
+          <w:left w:w="108" w:type="dxa"/>
+          <w:bottom w:w="0" w:type="dxa"/>
+          <w:right w:w="108" w:type="dxa"/>
+        </w:tblCellMar>
+        <w:tblLook w:val="04a0" w:noHBand="0" w:noVBand="1" w:firstColumn="1" w:lastRow="0" w:lastColumn="0" w:firstRow="1"/>
       </w:tblPr>
       <w:tblGrid>
         <w:gridCol w:w="2831"/>
@@ -2918,15 +3149,19 @@
       </w:tblGrid>
       <w:tr>
         <w:trPr>
-          <w:trHeight w:val="557"/>
-          <w:jc w:val="center"/>
+          <w:trHeight w:val="557" w:hRule="atLeast"/>
         </w:trPr>
         <w:tc>
           <w:tcPr>
             <w:tcW w:w="2831" w:type="dxa"/>
+            <w:tcBorders/>
           </w:tcPr>
           <w:p>
             <w:pPr>
+              <w:pStyle w:val="Normal"/>
+              <w:pageBreakBefore/>
+              <w:widowControl/>
+              <w:spacing w:lineRule="auto" w:line="240" w:before="0" w:after="0"/>
               <w:jc w:val="center"/>
               <w:rPr>
                 <w:b/>
@@ -2935,15 +3170,22 @@
             </w:pPr>
             <w:r>
               <w:rPr>
+                <w:rFonts w:eastAsia="Aptos" w:cs=""/>
                 <w:b/>
                 <w:bCs/>
-              </w:rPr>
-              <w:lastRenderedPageBreak/>
+                <w:kern w:val="2"/>
+                <w:sz w:val="24"/>
+                <w:szCs w:val="24"/>
+                <w:lang w:val="pt-BR" w:eastAsia="en-US" w:bidi="ar-SA"/>
+              </w:rPr>
               <w:t>PROCESSO</w:t>
             </w:r>
           </w:p>
           <w:p>
             <w:pPr>
+              <w:pStyle w:val="Normal"/>
+              <w:widowControl/>
+              <w:spacing w:lineRule="auto" w:line="240" w:before="0" w:after="0"/>
               <w:jc w:val="center"/>
               <w:rPr>
                 <w:b/>
@@ -2952,35 +3194,28 @@
             </w:pPr>
             <w:r>
               <w:rPr>
+                <w:rFonts w:eastAsia="Aptos" w:cs=""/>
                 <w:b/>
                 <w:bCs/>
-              </w:rPr>
-              <w:t>{{</w:t>
-            </w:r>
-            <w:proofErr w:type="spellStart"/>
-            <w:r>
-              <w:rPr>
-                <w:b/>
-                <w:bCs/>
-              </w:rPr>
-              <w:t>NumeroPericia</w:t>
-            </w:r>
-            <w:proofErr w:type="spellEnd"/>
-            <w:r>
-              <w:rPr>
-                <w:b/>
-                <w:bCs/>
-              </w:rPr>
-              <w:t>}}</w:t>
+                <w:kern w:val="2"/>
+                <w:sz w:val="24"/>
+                <w:szCs w:val="24"/>
+                <w:lang w:val="pt-BR" w:eastAsia="en-US" w:bidi="ar-SA"/>
+              </w:rPr>
+              <w:t>{{NumeroPericia}}</w:t>
             </w:r>
           </w:p>
         </w:tc>
         <w:tc>
           <w:tcPr>
             <w:tcW w:w="2831" w:type="dxa"/>
+            <w:tcBorders/>
           </w:tcPr>
           <w:p>
             <w:pPr>
+              <w:pStyle w:val="Normal"/>
+              <w:widowControl/>
+              <w:spacing w:lineRule="auto" w:line="240" w:before="0" w:after="0"/>
               <w:jc w:val="center"/>
               <w:rPr>
                 <w:b/>
@@ -2989,14 +3224,22 @@
             </w:pPr>
             <w:r>
               <w:rPr>
+                <w:rFonts w:eastAsia="Aptos" w:cs=""/>
                 <w:b/>
                 <w:bCs/>
+                <w:kern w:val="2"/>
+                <w:sz w:val="24"/>
+                <w:szCs w:val="24"/>
+                <w:lang w:val="pt-BR" w:eastAsia="en-US" w:bidi="ar-SA"/>
               </w:rPr>
               <w:t>Notificação</w:t>
             </w:r>
           </w:p>
           <w:p>
             <w:pPr>
+              <w:pStyle w:val="Normal"/>
+              <w:widowControl/>
+              <w:spacing w:lineRule="auto" w:line="240" w:before="0" w:after="0"/>
               <w:jc w:val="center"/>
               <w:rPr>
                 <w:b/>
@@ -3005,8 +3248,13 @@
             </w:pPr>
             <w:r>
               <w:rPr>
+                <w:rFonts w:eastAsia="Aptos" w:cs=""/>
                 <w:b/>
                 <w:bCs/>
+                <w:kern w:val="2"/>
+                <w:sz w:val="24"/>
+                <w:szCs w:val="24"/>
+                <w:lang w:val="pt-BR" w:eastAsia="en-US" w:bidi="ar-SA"/>
               </w:rPr>
               <w:t>Realização de Perícia Técnica</w:t>
             </w:r>
@@ -3015,14 +3263,38 @@
         <w:tc>
           <w:tcPr>
             <w:tcW w:w="2832" w:type="dxa"/>
+            <w:tcBorders/>
           </w:tcPr>
-          <w:p/>
+          <w:p>
+            <w:pPr>
+              <w:pStyle w:val="Normal"/>
+              <w:widowControl/>
+              <w:spacing w:lineRule="auto" w:line="240" w:before="0" w:after="0"/>
+              <w:jc w:val="left"/>
+              <w:rPr>
+                <w:rFonts w:ascii="Aptos" w:hAnsi="Aptos" w:eastAsia="Aptos" w:cs=""/>
+                <w:kern w:val="2"/>
+                <w:sz w:val="24"/>
+                <w:szCs w:val="24"/>
+                <w:lang w:val="pt-BR" w:eastAsia="en-US" w:bidi="ar-SA"/>
+              </w:rPr>
+            </w:pPr>
+            <w:r>
+              <w:rPr>
+                <w:rFonts w:eastAsia="Aptos" w:cs=""/>
+                <w:kern w:val="2"/>
+                <w:sz w:val="24"/>
+                <w:szCs w:val="24"/>
+                <w:lang w:val="pt-BR" w:eastAsia="en-US" w:bidi="ar-SA"/>
+              </w:rPr>
+            </w:r>
+          </w:p>
         </w:tc>
       </w:tr>
     </w:tbl>
     <w:p>
       <w:pPr>
-        <w:pStyle w:val="PargrafodaLista"/>
+        <w:pStyle w:val="ListParagraph"/>
         <w:jc w:val="both"/>
         <w:rPr>
           <w:rFonts w:ascii="Arial" w:hAnsi="Arial" w:cs="Arial"/>
@@ -3031,9 +3303,18 @@
           <w:szCs w:val="22"/>
         </w:rPr>
       </w:pPr>
-    </w:p>
-    <w:p>
-      <w:pPr>
+      <w:r>
+        <w:rPr>
+          <w:rFonts w:cs="Arial" w:ascii="Arial" w:hAnsi="Arial"/>
+          <w:bCs/>
+          <w:sz w:val="22"/>
+          <w:szCs w:val="22"/>
+        </w:rPr>
+      </w:r>
+    </w:p>
+    <w:p>
+      <w:pPr>
+        <w:pStyle w:val="Normal"/>
         <w:jc w:val="both"/>
         <w:rPr>
           <w:rFonts w:ascii="Arial" w:hAnsi="Arial" w:cs="Arial"/>
@@ -3042,15 +3323,23 @@
           <w:szCs w:val="22"/>
         </w:rPr>
       </w:pPr>
-    </w:p>
-    <w:p>
-      <w:pPr>
-        <w:pStyle w:val="PargrafodaLista"/>
+      <w:r>
+        <w:rPr>
+          <w:rFonts w:cs="Arial" w:ascii="Arial" w:hAnsi="Arial"/>
+          <w:bCs/>
+          <w:sz w:val="22"/>
+          <w:szCs w:val="22"/>
+        </w:rPr>
+      </w:r>
+    </w:p>
+    <w:p>
+      <w:pPr>
+        <w:pStyle w:val="ListParagraph"/>
         <w:numPr>
           <w:ilvl w:val="0"/>
           <w:numId w:val="1"/>
         </w:numPr>
-        <w:spacing w:line="259" w:lineRule="auto"/>
+        <w:spacing w:lineRule="auto" w:line="259"/>
         <w:jc w:val="both"/>
         <w:rPr>
           <w:rFonts w:ascii="Arial" w:hAnsi="Arial" w:cs="Arial"/>
@@ -3061,7 +3350,7 @@
       </w:pPr>
       <w:r>
         <w:rPr>
-          <w:rFonts w:ascii="Arial" w:hAnsi="Arial" w:cs="Arial"/>
+          <w:rFonts w:cs="Arial" w:ascii="Arial" w:hAnsi="Arial"/>
           <w:b/>
           <w:sz w:val="28"/>
           <w:szCs w:val="28"/>
@@ -3071,6 +3360,7 @@
     </w:p>
     <w:p>
       <w:pPr>
+        <w:pStyle w:val="Normal"/>
         <w:jc w:val="both"/>
         <w:rPr>
           <w:rFonts w:ascii="Arial" w:hAnsi="Arial" w:cs="Arial"/>
@@ -3079,9 +3369,18 @@
           <w:szCs w:val="22"/>
         </w:rPr>
       </w:pPr>
-    </w:p>
-    <w:p>
-      <w:pPr>
+      <w:r>
+        <w:rPr>
+          <w:rFonts w:cs="Arial" w:ascii="Arial" w:hAnsi="Arial"/>
+          <w:bCs/>
+          <w:sz w:val="22"/>
+          <w:szCs w:val="22"/>
+        </w:rPr>
+      </w:r>
+    </w:p>
+    <w:p>
+      <w:pPr>
+        <w:pStyle w:val="Normal"/>
         <w:jc w:val="both"/>
         <w:rPr>
           <w:rFonts w:ascii="Arial" w:hAnsi="Arial" w:cs="Arial"/>
@@ -3090,9 +3389,18 @@
           <w:szCs w:val="22"/>
         </w:rPr>
       </w:pPr>
-    </w:p>
-    <w:p>
-      <w:pPr>
+      <w:r>
+        <w:rPr>
+          <w:rFonts w:cs="Arial" w:ascii="Arial" w:hAnsi="Arial"/>
+          <w:bCs/>
+          <w:sz w:val="22"/>
+          <w:szCs w:val="22"/>
+        </w:rPr>
+      </w:r>
+    </w:p>
+    <w:p>
+      <w:pPr>
+        <w:pStyle w:val="Normal"/>
         <w:jc w:val="both"/>
         <w:rPr>
           <w:rFonts w:ascii="Arial" w:hAnsi="Arial" w:cs="Arial"/>
@@ -3101,15 +3409,23 @@
           <w:szCs w:val="22"/>
         </w:rPr>
       </w:pPr>
-    </w:p>
-    <w:p>
-      <w:pPr>
-        <w:pStyle w:val="PargrafodaLista"/>
+      <w:r>
+        <w:rPr>
+          <w:rFonts w:cs="Arial" w:ascii="Arial" w:hAnsi="Arial"/>
+          <w:bCs/>
+          <w:sz w:val="22"/>
+          <w:szCs w:val="22"/>
+        </w:rPr>
+      </w:r>
+    </w:p>
+    <w:p>
+      <w:pPr>
+        <w:pStyle w:val="ListParagraph"/>
         <w:numPr>
           <w:ilvl w:val="0"/>
           <w:numId w:val="1"/>
         </w:numPr>
-        <w:spacing w:line="259" w:lineRule="auto"/>
+        <w:spacing w:lineRule="auto" w:line="259"/>
         <w:jc w:val="both"/>
         <w:rPr>
           <w:rFonts w:ascii="Arial" w:hAnsi="Arial" w:cs="Arial"/>
@@ -3119,7 +3435,7 @@
       </w:pPr>
       <w:r>
         <w:rPr>
-          <w:rFonts w:ascii="Arial" w:hAnsi="Arial" w:cs="Arial"/>
+          <w:rFonts w:cs="Arial" w:ascii="Arial" w:hAnsi="Arial"/>
           <w:b/>
           <w:bCs/>
         </w:rPr>
@@ -3128,7 +3444,7 @@
     </w:p>
     <w:p>
       <w:pPr>
-        <w:pStyle w:val="PargrafodaLista"/>
+        <w:pStyle w:val="ListParagraph"/>
         <w:ind w:left="360"/>
         <w:jc w:val="both"/>
         <w:rPr>
@@ -3138,10 +3454,18 @@
           <w:szCs w:val="22"/>
         </w:rPr>
       </w:pPr>
-    </w:p>
-    <w:p>
-      <w:pPr>
-        <w:pStyle w:val="PargrafodaLista"/>
+      <w:r>
+        <w:rPr>
+          <w:rFonts w:cs="Arial" w:ascii="Arial" w:hAnsi="Arial"/>
+          <w:bCs/>
+          <w:sz w:val="22"/>
+          <w:szCs w:val="22"/>
+        </w:rPr>
+      </w:r>
+    </w:p>
+    <w:p>
+      <w:pPr>
+        <w:pStyle w:val="ListParagraph"/>
         <w:ind w:left="360"/>
         <w:jc w:val="both"/>
         <w:rPr>
@@ -3151,10 +3475,18 @@
           <w:szCs w:val="22"/>
         </w:rPr>
       </w:pPr>
-    </w:p>
-    <w:p>
-      <w:pPr>
-        <w:pStyle w:val="PargrafodaLista"/>
+      <w:r>
+        <w:rPr>
+          <w:rFonts w:cs="Arial" w:ascii="Arial" w:hAnsi="Arial"/>
+          <w:bCs/>
+          <w:sz w:val="22"/>
+          <w:szCs w:val="22"/>
+        </w:rPr>
+      </w:r>
+    </w:p>
+    <w:p>
+      <w:pPr>
+        <w:pStyle w:val="ListParagraph"/>
         <w:ind w:left="360"/>
         <w:jc w:val="both"/>
         <w:rPr>
@@ -3164,10 +3496,18 @@
           <w:szCs w:val="22"/>
         </w:rPr>
       </w:pPr>
-    </w:p>
-    <w:p>
-      <w:pPr>
-        <w:pStyle w:val="PargrafodaLista"/>
+      <w:r>
+        <w:rPr>
+          <w:rFonts w:cs="Arial" w:ascii="Arial" w:hAnsi="Arial"/>
+          <w:bCs/>
+          <w:sz w:val="22"/>
+          <w:szCs w:val="22"/>
+        </w:rPr>
+      </w:r>
+    </w:p>
+    <w:p>
+      <w:pPr>
+        <w:pStyle w:val="ListParagraph"/>
         <w:ind w:left="360"/>
         <w:jc w:val="both"/>
         <w:rPr>
@@ -3177,10 +3517,18 @@
           <w:szCs w:val="22"/>
         </w:rPr>
       </w:pPr>
-    </w:p>
-    <w:p>
-      <w:pPr>
-        <w:pStyle w:val="PargrafodaLista"/>
+      <w:r>
+        <w:rPr>
+          <w:rFonts w:cs="Arial" w:ascii="Arial" w:hAnsi="Arial"/>
+          <w:bCs/>
+          <w:sz w:val="22"/>
+          <w:szCs w:val="22"/>
+        </w:rPr>
+      </w:r>
+    </w:p>
+    <w:p>
+      <w:pPr>
+        <w:pStyle w:val="ListParagraph"/>
         <w:ind w:left="360"/>
         <w:jc w:val="both"/>
         <w:rPr>
@@ -3190,15 +3538,23 @@
           <w:szCs w:val="22"/>
         </w:rPr>
       </w:pPr>
-    </w:p>
-    <w:p>
-      <w:pPr>
-        <w:pStyle w:val="PargrafodaLista"/>
+      <w:r>
+        <w:rPr>
+          <w:rFonts w:cs="Arial" w:ascii="Arial" w:hAnsi="Arial"/>
+          <w:bCs/>
+          <w:sz w:val="22"/>
+          <w:szCs w:val="22"/>
+        </w:rPr>
+      </w:r>
+    </w:p>
+    <w:p>
+      <w:pPr>
+        <w:pStyle w:val="ListParagraph"/>
         <w:numPr>
           <w:ilvl w:val="0"/>
           <w:numId w:val="1"/>
         </w:numPr>
-        <w:spacing w:line="259" w:lineRule="auto"/>
+        <w:spacing w:lineRule="auto" w:line="259"/>
         <w:jc w:val="both"/>
         <w:rPr>
           <w:rFonts w:ascii="Arial" w:hAnsi="Arial" w:cs="Arial"/>
@@ -3210,7 +3566,7 @@
       </w:pPr>
       <w:r>
         <w:rPr>
-          <w:rFonts w:ascii="Arial" w:hAnsi="Arial" w:cs="Arial"/>
+          <w:rFonts w:cs="Arial" w:ascii="Arial" w:hAnsi="Arial"/>
           <w:b/>
           <w:bCs/>
           <w:sz w:val="28"/>
@@ -3221,7 +3577,7 @@
     </w:p>
     <w:p>
       <w:pPr>
-        <w:pStyle w:val="PargrafodaLista"/>
+        <w:pStyle w:val="ListParagraph"/>
         <w:ind w:left="360"/>
         <w:jc w:val="both"/>
         <w:rPr>
@@ -3231,75 +3587,40 @@
           <w:szCs w:val="22"/>
         </w:rPr>
       </w:pPr>
+      <w:r>
+        <w:rPr>
+          <w:rFonts w:cs="Arial" w:ascii="Arial" w:hAnsi="Arial"/>
+          <w:bCs/>
+          <w:sz w:val="22"/>
+          <w:szCs w:val="22"/>
+        </w:rPr>
+      </w:r>
     </w:p>
     <w:p>
       <w:pPr>
         <w:pStyle w:val="meusumrio"/>
         <w:rPr>
-          <w:b w:val="0"/>
-          <w:bCs/>
-          <w:sz w:val="22"/>
-          <w:szCs w:val="22"/>
-        </w:rPr>
-      </w:pPr>
-      <w:r>
-        <w:rPr>
-          <w:b w:val="0"/>
-          <w:bCs/>
-          <w:sz w:val="22"/>
-          <w:szCs w:val="22"/>
-        </w:rPr>
-        <w:t>Com base no resultado das avaliações realizadas a partir das atividades desenvolvidas pelo reclamante, em que os risco potenciais à saúde dos trabalhadores foram analisados e os fatores relacionados a estes identificados, seguindo as orientações expostas pelos artigos 189, 191, 194 e 195 da CLT. Este Laudo Pericial, com fundamentação legal na Lei 6.514/77 e fundamentação técnica nas Normas Regulamentadoras do Ministério do Trabalho. Com metodologia expressa, isenta de subjetividade, concluímos sob a luz dos aspectos de Segurança do Trabalho e da Higiene Ocupacional que: as atividades desenvolvidas pela reclamante</w:t>
-      </w:r>
-      <w:r>
-        <w:rPr>
-          <w:b w:val="0"/>
-          <w:bCs/>
-          <w:sz w:val="22"/>
-          <w:szCs w:val="22"/>
-        </w:rPr>
-        <w:t xml:space="preserve"> </w:t>
-      </w:r>
-      <w:r>
-        <w:rPr>
-          <w:b w:val="0"/>
-          <w:bCs/>
-          <w:sz w:val="22"/>
-          <w:szCs w:val="22"/>
-        </w:rPr>
-        <w:t>estão classificadas como</w:t>
-      </w:r>
-      <w:r>
-        <w:rPr>
-          <w:b w:val="0"/>
-          <w:bCs/>
-          <w:sz w:val="22"/>
-          <w:szCs w:val="22"/>
-        </w:rPr>
-        <w:t xml:space="preserve"> </w:t>
-      </w:r>
-      <w:r>
-        <w:rPr>
-          <w:sz w:val="22"/>
-          <w:szCs w:val="22"/>
-        </w:rPr>
-        <w:t>{{</w:t>
-      </w:r>
-      <w:proofErr w:type="spellStart"/>
-      <w:r>
-        <w:rPr>
-          <w:sz w:val="22"/>
-          <w:szCs w:val="22"/>
-        </w:rPr>
-        <w:t>TipoDeLaudo</w:t>
-      </w:r>
-      <w:proofErr w:type="spellEnd"/>
-      <w:r>
-        <w:rPr>
-          <w:sz w:val="22"/>
-          <w:szCs w:val="22"/>
-        </w:rPr>
-        <w:t>}}</w:t>
+          <w:b w:val="false"/>
+          <w:bCs/>
+          <w:sz w:val="22"/>
+          <w:szCs w:val="22"/>
+        </w:rPr>
+      </w:pPr>
+      <w:r>
+        <w:rPr>
+          <w:b w:val="false"/>
+          <w:bCs/>
+          <w:sz w:val="22"/>
+          <w:szCs w:val="22"/>
+        </w:rPr>
+        <w:t xml:space="preserve">Com base no resultado das avaliações realizadas a partir das atividades desenvolvidas pelo reclamante, em que os risco potenciais à saúde dos trabalhadores foram analisados e os fatores relacionados a estes identificados, seguindo as orientações expostas pelos artigos 189, 191, 194 e 195 da CLT. Este Laudo Pericial, com fundamentação legal na Lei 6.514/77 e fundamentação técnica nas Normas Regulamentadoras do Ministério do Trabalho. Com metodologia expressa, isenta de subjetividade, concluímos sob a luz dos aspectos de Segurança do Trabalho e da Higiene Ocupacional que: as atividades desenvolvidas pela reclamante estão classificadas como </w:t>
+      </w:r>
+      <w:r>
+        <w:rPr>
+          <w:sz w:val="22"/>
+          <w:szCs w:val="22"/>
+        </w:rPr>
+        <w:t>{{TipoDeLaudo}}</w:t>
       </w:r>
       <w:r>
         <w:rPr>
@@ -3311,7 +3632,7 @@
       </w:r>
       <w:r>
         <w:rPr>
-          <w:b w:val="0"/>
+          <w:b w:val="false"/>
           <w:bCs/>
           <w:sz w:val="22"/>
           <w:szCs w:val="22"/>
@@ -3323,64 +3644,21 @@
           <w:sz w:val="22"/>
           <w:szCs w:val="22"/>
         </w:rPr>
-        <w:t>{{</w:t>
-      </w:r>
-      <w:proofErr w:type="spellStart"/>
-      <w:r>
-        <w:rPr>
-          <w:sz w:val="22"/>
-          <w:szCs w:val="22"/>
-        </w:rPr>
-        <w:t>TipoDaNorma</w:t>
-      </w:r>
-      <w:proofErr w:type="spellEnd"/>
-      <w:r>
-        <w:rPr>
-          <w:sz w:val="22"/>
-          <w:szCs w:val="22"/>
-        </w:rPr>
-        <w:t>}}</w:t>
-      </w:r>
-      <w:r>
-        <w:rPr>
-          <w:sz w:val="22"/>
-          <w:szCs w:val="22"/>
-        </w:rPr>
-        <w:t xml:space="preserve"> </w:t>
-      </w:r>
-      <w:r>
-        <w:rPr>
-          <w:b w:val="0"/>
-          <w:bCs/>
-          <w:sz w:val="22"/>
-          <w:szCs w:val="22"/>
-        </w:rPr>
-        <w:t xml:space="preserve">Portaria 3214/78 do </w:t>
-      </w:r>
-      <w:proofErr w:type="spellStart"/>
-      <w:r>
-        <w:rPr>
-          <w:b w:val="0"/>
-          <w:bCs/>
-          <w:sz w:val="22"/>
-          <w:szCs w:val="22"/>
-        </w:rPr>
-        <w:t>MTb</w:t>
-      </w:r>
-      <w:proofErr w:type="spellEnd"/>
-      <w:r>
-        <w:rPr>
-          <w:b w:val="0"/>
-          <w:bCs/>
-          <w:sz w:val="22"/>
-          <w:szCs w:val="22"/>
-        </w:rPr>
-        <w:t>.</w:t>
-      </w:r>
-    </w:p>
-    <w:p>
-      <w:pPr>
-        <w:pStyle w:val="PargrafodaLista"/>
+        <w:t xml:space="preserve">{{TipoDaNorma}} </w:t>
+      </w:r>
+      <w:r>
+        <w:rPr>
+          <w:b w:val="false"/>
+          <w:bCs/>
+          <w:sz w:val="22"/>
+          <w:szCs w:val="22"/>
+        </w:rPr>
+        <w:t>Portaria 3214/78 do MTb.</w:t>
+      </w:r>
+    </w:p>
+    <w:p>
+      <w:pPr>
+        <w:pStyle w:val="ListParagraph"/>
         <w:ind w:left="360"/>
         <w:jc w:val="both"/>
         <w:rPr>
@@ -3390,10 +3668,18 @@
           <w:szCs w:val="22"/>
         </w:rPr>
       </w:pPr>
-    </w:p>
-    <w:p>
-      <w:pPr>
-        <w:pStyle w:val="PargrafodaLista"/>
+      <w:r>
+        <w:rPr>
+          <w:rFonts w:cs="Arial" w:ascii="Arial" w:hAnsi="Arial"/>
+          <w:bCs/>
+          <w:sz w:val="22"/>
+          <w:szCs w:val="22"/>
+        </w:rPr>
+      </w:r>
+    </w:p>
+    <w:p>
+      <w:pPr>
+        <w:pStyle w:val="ListParagraph"/>
         <w:ind w:left="360"/>
         <w:jc w:val="both"/>
         <w:rPr>
@@ -3401,10 +3687,16 @@
           <w:bCs/>
         </w:rPr>
       </w:pPr>
-    </w:p>
-    <w:p>
-      <w:pPr>
-        <w:pStyle w:val="PargrafodaLista"/>
+      <w:r>
+        <w:rPr>
+          <w:rFonts w:cs="Arial" w:ascii="Arial" w:hAnsi="Arial"/>
+          <w:bCs/>
+        </w:rPr>
+      </w:r>
+    </w:p>
+    <w:p>
+      <w:pPr>
+        <w:pStyle w:val="ListParagraph"/>
         <w:ind w:left="360"/>
         <w:rPr>
           <w:rFonts w:ascii="Arial" w:hAnsi="Arial" w:cs="Arial"/>
@@ -3414,230 +3706,318 @@
           <w:szCs w:val="28"/>
         </w:rPr>
       </w:pPr>
-    </w:p>
-    <w:p>
-      <w:pPr>
-        <w:rPr>
-          <w:rFonts w:ascii="Arial" w:hAnsi="Arial" w:cs="Arial"/>
-          <w:b/>
-          <w:bCs/>
-        </w:rPr>
-      </w:pPr>
-    </w:p>
-    <w:p>
-      <w:pPr>
-        <w:pStyle w:val="PargrafodaLista"/>
-      </w:pPr>
+      <w:r>
+        <w:rPr>
+          <w:rFonts w:cs="Arial" w:ascii="Arial" w:hAnsi="Arial"/>
+          <w:b/>
+          <w:bCs/>
+          <w:sz w:val="28"/>
+          <w:szCs w:val="28"/>
+        </w:rPr>
+      </w:r>
+    </w:p>
+    <w:p>
+      <w:pPr>
+        <w:pStyle w:val="Normal"/>
+        <w:rPr>
+          <w:rFonts w:ascii="Arial" w:hAnsi="Arial" w:cs="Arial"/>
+          <w:b/>
+          <w:bCs/>
+        </w:rPr>
+      </w:pPr>
+      <w:r>
+        <w:rPr>
+          <w:rFonts w:cs="Arial" w:ascii="Arial" w:hAnsi="Arial"/>
+          <w:b/>
+          <w:bCs/>
+        </w:rPr>
+      </w:r>
+    </w:p>
+    <w:p>
+      <w:pPr>
+        <w:pStyle w:val="ListParagraph"/>
+        <w:spacing w:before="0" w:after="160"/>
+        <w:ind w:left="720"/>
+        <w:contextualSpacing/>
+        <w:rPr/>
+      </w:pPr>
+      <w:r>
+        <w:rPr/>
+      </w:r>
     </w:p>
     <w:sectPr>
+      <w:type w:val="nextPage"/>
       <w:pgSz w:w="11906" w:h="16838"/>
-      <w:pgMar w:top="1417" w:right="1701" w:bottom="1417" w:left="1701" w:header="708" w:footer="708" w:gutter="0"/>
-      <w:cols w:space="708"/>
-      <w:docGrid w:linePitch="360"/>
+      <w:pgMar w:left="1701" w:right="1701" w:gutter="0" w:header="0" w:top="1417" w:footer="0" w:bottom="1417"/>
+      <w:pgNumType w:fmt="decimal"/>
+      <w:formProt w:val="false"/>
+      <w:textDirection w:val="lrTb"/>
+      <w:docGrid w:type="default" w:linePitch="360" w:charSpace="0"/>
     </w:sectPr>
   </w:body>
 </w:document>
 </file>
 
 <file path=word/numbering.xml><?xml version="1.0" encoding="utf-8"?>
-<w:numbering xmlns:wpc="http://schemas.microsoft.com/office/word/2010/wordprocessingCanvas" xmlns:cx="http://schemas.microsoft.com/office/drawing/2014/chartex" xmlns:cx1="http://schemas.microsoft.com/office/drawing/2015/9/8/chartex" xmlns:cx2="http://schemas.microsoft.com/office/drawing/2015/10/21/chartex" xmlns:cx3="http://schemas.microsoft.com/office/drawing/2016/5/9/chartex" xmlns:cx4="http://schemas.microsoft.com/office/drawing/2016/5/10/chartex" xmlns:cx5="http://schemas.microsoft.com/office/drawing/2016/5/11/chartex" xmlns:cx6="http://schemas.microsoft.com/office/drawing/2016/5/12/chartex" xmlns:cx7="http://schemas.microsoft.com/office/drawing/2016/5/13/chartex" xmlns:cx8="http://schemas.microsoft.com/office/drawing/2016/5/14/chartex" xmlns:mc="http://schemas.openxmlformats.org/markup-compatibility/2006" xmlns:aink="http://schemas.microsoft.com/office/drawing/2016/ink" xmlns:am3d="http://schemas.microsoft.com/office/drawing/2017/model3d" xmlns:o="urn:schemas-microsoft-com:office:office" xmlns:oel="http://schemas.microsoft.com/office/2019/extlst" xmlns:r="http://schemas.openxmlformats.org/officeDocument/2006/relationships" xmlns:m="http://schemas.openxmlformats.org/officeDocument/2006/math" xmlns:v="urn:schemas-microsoft-com:vml" xmlns:wp14="http://schemas.microsoft.com/office/word/2010/wordprocessingDrawing" xmlns:wp="http://schemas.openxmlformats.org/drawingml/2006/wordprocessingDrawing" xmlns:w10="urn:schemas-microsoft-com:office:word" xmlns:w="http://schemas.openxmlformats.org/wordprocessingml/2006/main" xmlns:w14="http://schemas.microsoft.com/office/word/2010/wordml" xmlns:w15="http://schemas.microsoft.com/office/word/2012/wordml" xmlns:w16cex="http://schemas.microsoft.com/office/word/2018/wordml/cex" xmlns:w16cid="http://schemas.microsoft.com/office/word/2016/wordml/cid" xmlns:w16="http://schemas.microsoft.com/office/word/2018/wordml" xmlns:w16du="http://schemas.microsoft.com/office/word/2023/wordml/word16du" xmlns:w16sdtdh="http://schemas.microsoft.com/office/word/2020/wordml/sdtdatahash" xmlns:w16sdtfl="http://schemas.microsoft.com/office/word/2024/wordml/sdtformatlock" xmlns:w16se="http://schemas.microsoft.com/office/word/2015/wordml/symex" xmlns:wpg="http://schemas.microsoft.com/office/word/2010/wordprocessingGroup" xmlns:wpi="http://schemas.microsoft.com/office/word/2010/wordprocessingInk" xmlns:wne="http://schemas.microsoft.com/office/word/2006/wordml" xmlns:wps="http://schemas.microsoft.com/office/word/2010/wordprocessingShape" mc:Ignorable="w14 w15 w16se w16cid w16 w16cex w16sdtdh w16sdtfl w16du wp14">
-  <w:abstractNum w:abstractNumId="0" w15:restartNumberingAfterBreak="0">
-    <w:nsid w:val="62DA0FD5"/>
-    <w:multiLevelType w:val="hybridMultilevel"/>
-    <w:tmpl w:val="BBAEA7C2"/>
-    <w:lvl w:ilvl="0" w:tplc="0AD60AC4">
+<w:numbering xmlns:w="http://schemas.openxmlformats.org/wordprocessingml/2006/main" xmlns:o="urn:schemas-microsoft-com:office:office" xmlns:r="http://schemas.openxmlformats.org/officeDocument/2006/relationships" xmlns:v="urn:schemas-microsoft-com:vml" xmlns:mc="http://schemas.openxmlformats.org/markup-compatibility/2006" xmlns:w14="http://schemas.microsoft.com/office/word/2010/wordml" mc:Ignorable="w14">
+  <w:abstractNum w:abstractNumId="1">
+    <w:lvl w:ilvl="0">
       <w:start w:val="1"/>
       <w:numFmt w:val="decimal"/>
       <w:lvlText w:val="%1."/>
       <w:lvlJc w:val="left"/>
       <w:pPr>
+        <w:tabs>
+          <w:tab w:val="num" w:pos="0"/>
+        </w:tabs>
         <w:ind w:left="360" w:hanging="360"/>
       </w:pPr>
       <w:rPr>
-        <w:rFonts w:hint="default"/>
+        <w:sz w:val="28"/>
         <w:b/>
+        <w:szCs w:val="28"/>
         <w:bCs/>
-        <w:sz w:val="28"/>
-        <w:szCs w:val="28"/>
       </w:rPr>
     </w:lvl>
-    <w:lvl w:ilvl="1" w:tplc="04160019" w:tentative="1">
+    <w:lvl w:ilvl="1">
       <w:start w:val="1"/>
       <w:numFmt w:val="lowerLetter"/>
       <w:lvlText w:val="%2."/>
       <w:lvlJc w:val="left"/>
       <w:pPr>
+        <w:tabs>
+          <w:tab w:val="num" w:pos="0"/>
+        </w:tabs>
         <w:ind w:left="1440" w:hanging="360"/>
       </w:pPr>
+      <w:rPr/>
     </w:lvl>
-    <w:lvl w:ilvl="2" w:tplc="0416001B" w:tentative="1">
+    <w:lvl w:ilvl="2">
       <w:start w:val="1"/>
       <w:numFmt w:val="lowerRoman"/>
       <w:lvlText w:val="%3."/>
       <w:lvlJc w:val="right"/>
       <w:pPr>
+        <w:tabs>
+          <w:tab w:val="num" w:pos="0"/>
+        </w:tabs>
         <w:ind w:left="2160" w:hanging="180"/>
       </w:pPr>
+      <w:rPr/>
     </w:lvl>
-    <w:lvl w:ilvl="3" w:tplc="0416000F" w:tentative="1">
+    <w:lvl w:ilvl="3">
       <w:start w:val="1"/>
       <w:numFmt w:val="decimal"/>
       <w:lvlText w:val="%4."/>
       <w:lvlJc w:val="left"/>
       <w:pPr>
+        <w:tabs>
+          <w:tab w:val="num" w:pos="0"/>
+        </w:tabs>
         <w:ind w:left="2880" w:hanging="360"/>
       </w:pPr>
+      <w:rPr/>
     </w:lvl>
-    <w:lvl w:ilvl="4" w:tplc="04160019" w:tentative="1">
+    <w:lvl w:ilvl="4">
       <w:start w:val="1"/>
       <w:numFmt w:val="lowerLetter"/>
       <w:lvlText w:val="%5."/>
       <w:lvlJc w:val="left"/>
       <w:pPr>
+        <w:tabs>
+          <w:tab w:val="num" w:pos="0"/>
+        </w:tabs>
         <w:ind w:left="3600" w:hanging="360"/>
       </w:pPr>
+      <w:rPr/>
     </w:lvl>
-    <w:lvl w:ilvl="5" w:tplc="0416001B" w:tentative="1">
+    <w:lvl w:ilvl="5">
       <w:start w:val="1"/>
       <w:numFmt w:val="lowerRoman"/>
       <w:lvlText w:val="%6."/>
       <w:lvlJc w:val="right"/>
       <w:pPr>
+        <w:tabs>
+          <w:tab w:val="num" w:pos="0"/>
+        </w:tabs>
         <w:ind w:left="4320" w:hanging="180"/>
       </w:pPr>
+      <w:rPr/>
     </w:lvl>
-    <w:lvl w:ilvl="6" w:tplc="0416000F" w:tentative="1">
+    <w:lvl w:ilvl="6">
       <w:start w:val="1"/>
       <w:numFmt w:val="decimal"/>
       <w:lvlText w:val="%7."/>
       <w:lvlJc w:val="left"/>
       <w:pPr>
+        <w:tabs>
+          <w:tab w:val="num" w:pos="0"/>
+        </w:tabs>
         <w:ind w:left="5040" w:hanging="360"/>
       </w:pPr>
+      <w:rPr/>
     </w:lvl>
-    <w:lvl w:ilvl="7" w:tplc="04160019" w:tentative="1">
+    <w:lvl w:ilvl="7">
       <w:start w:val="1"/>
       <w:numFmt w:val="lowerLetter"/>
       <w:lvlText w:val="%8."/>
       <w:lvlJc w:val="left"/>
       <w:pPr>
+        <w:tabs>
+          <w:tab w:val="num" w:pos="0"/>
+        </w:tabs>
         <w:ind w:left="5760" w:hanging="360"/>
       </w:pPr>
+      <w:rPr/>
     </w:lvl>
-    <w:lvl w:ilvl="8" w:tplc="0416001B" w:tentative="1">
+    <w:lvl w:ilvl="8">
       <w:start w:val="1"/>
       <w:numFmt w:val="lowerRoman"/>
       <w:lvlText w:val="%9."/>
       <w:lvlJc w:val="right"/>
       <w:pPr>
+        <w:tabs>
+          <w:tab w:val="num" w:pos="0"/>
+        </w:tabs>
         <w:ind w:left="6480" w:hanging="180"/>
       </w:pPr>
+      <w:rPr/>
     </w:lvl>
   </w:abstractNum>
-  <w:abstractNum w:abstractNumId="1" w15:restartNumberingAfterBreak="0">
-    <w:nsid w:val="69292329"/>
-    <w:multiLevelType w:val="hybridMultilevel"/>
-    <w:tmpl w:val="42087B36"/>
-    <w:lvl w:ilvl="0" w:tplc="0416000F">
+  <w:abstractNum w:abstractNumId="2">
+    <w:lvl w:ilvl="0">
       <w:start w:val="1"/>
-      <w:numFmt w:val="decimal"/>
-      <w:lvlText w:val="%1."/>
+      <w:numFmt w:val="none"/>
+      <w:suff w:val="nothing"/>
+      <w:lvlText w:val=""/>
       <w:lvlJc w:val="left"/>
       <w:pPr>
-        <w:ind w:left="720" w:hanging="360"/>
-      </w:pPr>
-      <w:rPr>
-        <w:rFonts w:hint="default"/>
-      </w:rPr>
+        <w:tabs>
+          <w:tab w:val="num" w:pos="0"/>
+        </w:tabs>
+        <w:ind w:left="0" w:hanging="0"/>
+      </w:pPr>
     </w:lvl>
-    <w:lvl w:ilvl="1" w:tplc="04160019" w:tentative="1">
+    <w:lvl w:ilvl="1">
       <w:start w:val="1"/>
-      <w:numFmt w:val="lowerLetter"/>
-      <w:lvlText w:val="%2."/>
+      <w:numFmt w:val="none"/>
+      <w:suff w:val="nothing"/>
+      <w:lvlText w:val=""/>
       <w:lvlJc w:val="left"/>
       <w:pPr>
-        <w:ind w:left="1440" w:hanging="360"/>
+        <w:tabs>
+          <w:tab w:val="num" w:pos="0"/>
+        </w:tabs>
+        <w:ind w:left="0" w:hanging="0"/>
       </w:pPr>
     </w:lvl>
-    <w:lvl w:ilvl="2" w:tplc="0416001B" w:tentative="1">
+    <w:lvl w:ilvl="2">
       <w:start w:val="1"/>
-      <w:numFmt w:val="lowerRoman"/>
-      <w:lvlText w:val="%3."/>
-      <w:lvlJc w:val="right"/>
-      <w:pPr>
-        <w:ind w:left="2160" w:hanging="180"/>
+      <w:numFmt w:val="none"/>
+      <w:suff w:val="nothing"/>
+      <w:lvlText w:val=""/>
+      <w:lvlJc w:val="left"/>
+      <w:pPr>
+        <w:tabs>
+          <w:tab w:val="num" w:pos="0"/>
+        </w:tabs>
+        <w:ind w:left="0" w:hanging="0"/>
       </w:pPr>
     </w:lvl>
-    <w:lvl w:ilvl="3" w:tplc="0416000F" w:tentative="1">
+    <w:lvl w:ilvl="3">
       <w:start w:val="1"/>
-      <w:numFmt w:val="decimal"/>
-      <w:lvlText w:val="%4."/>
+      <w:numFmt w:val="none"/>
+      <w:suff w:val="nothing"/>
+      <w:lvlText w:val=""/>
       <w:lvlJc w:val="left"/>
       <w:pPr>
-        <w:ind w:left="2880" w:hanging="360"/>
+        <w:tabs>
+          <w:tab w:val="num" w:pos="0"/>
+        </w:tabs>
+        <w:ind w:left="0" w:hanging="0"/>
       </w:pPr>
     </w:lvl>
-    <w:lvl w:ilvl="4" w:tplc="04160019" w:tentative="1">
+    <w:lvl w:ilvl="4">
       <w:start w:val="1"/>
-      <w:numFmt w:val="lowerLetter"/>
-      <w:lvlText w:val="%5."/>
+      <w:numFmt w:val="none"/>
+      <w:suff w:val="nothing"/>
+      <w:lvlText w:val=""/>
       <w:lvlJc w:val="left"/>
       <w:pPr>
-        <w:ind w:left="3600" w:hanging="360"/>
+        <w:tabs>
+          <w:tab w:val="num" w:pos="0"/>
+        </w:tabs>
+        <w:ind w:left="0" w:hanging="0"/>
       </w:pPr>
     </w:lvl>
-    <w:lvl w:ilvl="5" w:tplc="0416001B" w:tentative="1">
+    <w:lvl w:ilvl="5">
       <w:start w:val="1"/>
-      <w:numFmt w:val="lowerRoman"/>
-      <w:lvlText w:val="%6."/>
-      <w:lvlJc w:val="right"/>
-      <w:pPr>
-        <w:ind w:left="4320" w:hanging="180"/>
+      <w:numFmt w:val="none"/>
+      <w:suff w:val="nothing"/>
+      <w:lvlText w:val=""/>
+      <w:lvlJc w:val="left"/>
+      <w:pPr>
+        <w:tabs>
+          <w:tab w:val="num" w:pos="0"/>
+        </w:tabs>
+        <w:ind w:left="0" w:hanging="0"/>
       </w:pPr>
     </w:lvl>
-    <w:lvl w:ilvl="6" w:tplc="0416000F" w:tentative="1">
+    <w:lvl w:ilvl="6">
       <w:start w:val="1"/>
-      <w:numFmt w:val="decimal"/>
-      <w:lvlText w:val="%7."/>
+      <w:numFmt w:val="none"/>
+      <w:suff w:val="nothing"/>
+      <w:lvlText w:val=""/>
       <w:lvlJc w:val="left"/>
       <w:pPr>
-        <w:ind w:left="5040" w:hanging="360"/>
+        <w:tabs>
+          <w:tab w:val="num" w:pos="0"/>
+        </w:tabs>
+        <w:ind w:left="0" w:hanging="0"/>
       </w:pPr>
     </w:lvl>
-    <w:lvl w:ilvl="7" w:tplc="04160019" w:tentative="1">
+    <w:lvl w:ilvl="7">
       <w:start w:val="1"/>
-      <w:numFmt w:val="lowerLetter"/>
-      <w:lvlText w:val="%8."/>
+      <w:numFmt w:val="none"/>
+      <w:suff w:val="nothing"/>
+      <w:lvlText w:val=""/>
       <w:lvlJc w:val="left"/>
       <w:pPr>
-        <w:ind w:left="5760" w:hanging="360"/>
+        <w:tabs>
+          <w:tab w:val="num" w:pos="0"/>
+        </w:tabs>
+        <w:ind w:left="0" w:hanging="0"/>
       </w:pPr>
     </w:lvl>
-    <w:lvl w:ilvl="8" w:tplc="0416001B" w:tentative="1">
+    <w:lvl w:ilvl="8">
       <w:start w:val="1"/>
-      <w:numFmt w:val="lowerRoman"/>
-      <w:lvlText w:val="%9."/>
-      <w:lvlJc w:val="right"/>
-      <w:pPr>
-        <w:ind w:left="6480" w:hanging="180"/>
+      <w:numFmt w:val="none"/>
+      <w:suff w:val="nothing"/>
+      <w:lvlText w:val=""/>
+      <w:lvlJc w:val="left"/>
+      <w:pPr>
+        <w:tabs>
+          <w:tab w:val="num" w:pos="0"/>
+        </w:tabs>
+        <w:ind w:left="0" w:hanging="0"/>
       </w:pPr>
     </w:lvl>
   </w:abstractNum>
-  <w:num w:numId="1" w16cid:durableId="1531576355">
-    <w:abstractNumId w:val="0"/>
+  <w:num w:numId="1">
+    <w:abstractNumId w:val="1"/>
   </w:num>
-  <w:num w:numId="2" w16cid:durableId="1058744833">
-    <w:abstractNumId w:val="1"/>
+  <w:num w:numId="2">
+    <w:abstractNumId w:val="2"/>
   </w:num>
 </w:numbering>
 </file>
 
 <file path=word/styles.xml><?xml version="1.0" encoding="utf-8"?>
-<w:styles xmlns:mc="http://schemas.openxmlformats.org/markup-compatibility/2006" xmlns:r="http://schemas.openxmlformats.org/officeDocument/2006/relationships" xmlns:w="http://schemas.openxmlformats.org/wordprocessingml/2006/main" xmlns:w14="http://schemas.microsoft.com/office/word/2010/wordml" xmlns:w15="http://schemas.microsoft.com/office/word/2012/wordml" xmlns:w16cex="http://schemas.microsoft.com/office/word/2018/wordml/cex" xmlns:w16cid="http://schemas.microsoft.com/office/word/2016/wordml/cid" xmlns:w16="http://schemas.microsoft.com/office/word/2018/wordml" xmlns:w16du="http://schemas.microsoft.com/office/word/2023/wordml/word16du" xmlns:w16sdtdh="http://schemas.microsoft.com/office/word/2020/wordml/sdtdatahash" xmlns:w16sdtfl="http://schemas.microsoft.com/office/word/2024/wordml/sdtformatlock" xmlns:w16se="http://schemas.microsoft.com/office/word/2015/wordml/symex" mc:Ignorable="w14 w15 w16se w16cid w16 w16cex w16sdtdh w16sdtfl w16du">
+<w:styles xmlns:w="http://schemas.openxmlformats.org/wordprocessingml/2006/main" xmlns:w14="http://schemas.microsoft.com/office/word/2010/wordml" xmlns:mc="http://schemas.openxmlformats.org/markup-compatibility/2006" mc:Ignorable="w14">
   <w:docDefaults>
     <w:rPrDefault>
       <w:rPr>
-        <w:rFonts w:asciiTheme="minorHAnsi" w:eastAsiaTheme="minorHAnsi" w:hAnsiTheme="minorHAnsi" w:cstheme="minorBidi"/>
+        <w:rFonts w:ascii="Aptos" w:hAnsi="Aptos" w:eastAsia="Aptos" w:cs="" w:asciiTheme="minorHAnsi" w:cstheme="minorBidi" w:eastAsiaTheme="minorHAnsi" w:hAnsiTheme="minorHAnsi"/>
         <w:kern w:val="2"/>
         <w:sz w:val="24"/>
         <w:szCs w:val="24"/>
@@ -3647,21 +4027,21 @@
     </w:rPrDefault>
     <w:pPrDefault>
       <w:pPr>
-        <w:spacing w:after="160" w:line="278" w:lineRule="auto"/>
+        <w:suppressAutoHyphens w:val="true"/>
       </w:pPr>
     </w:pPrDefault>
   </w:docDefaults>
   <w:latentStyles w:defLockedState="0" w:defUIPriority="99" w:defSemiHidden="0" w:defUnhideWhenUsed="0" w:defQFormat="0" w:count="376">
     <w:lsdException w:name="Normal" w:uiPriority="0" w:qFormat="1"/>
     <w:lsdException w:name="heading 1" w:uiPriority="9" w:qFormat="1"/>
-    <w:lsdException w:name="heading 2" w:semiHidden="1" w:uiPriority="9" w:unhideWhenUsed="1" w:qFormat="1"/>
-    <w:lsdException w:name="heading 3" w:semiHidden="1" w:uiPriority="9" w:unhideWhenUsed="1" w:qFormat="1"/>
-    <w:lsdException w:name="heading 4" w:semiHidden="1" w:uiPriority="9" w:unhideWhenUsed="1" w:qFormat="1"/>
-    <w:lsdException w:name="heading 5" w:semiHidden="1" w:uiPriority="9" w:unhideWhenUsed="1" w:qFormat="1"/>
-    <w:lsdException w:name="heading 6" w:semiHidden="1" w:uiPriority="9" w:unhideWhenUsed="1" w:qFormat="1"/>
-    <w:lsdException w:name="heading 7" w:semiHidden="1" w:uiPriority="9" w:unhideWhenUsed="1" w:qFormat="1"/>
-    <w:lsdException w:name="heading 8" w:semiHidden="1" w:uiPriority="9" w:unhideWhenUsed="1" w:qFormat="1"/>
-    <w:lsdException w:name="heading 9" w:semiHidden="1" w:uiPriority="9" w:unhideWhenUsed="1" w:qFormat="1"/>
+    <w:lsdException w:name="heading 2" w:uiPriority="9" w:semiHidden="1" w:unhideWhenUsed="1" w:qFormat="1"/>
+    <w:lsdException w:name="heading 3" w:uiPriority="9" w:semiHidden="1" w:unhideWhenUsed="1" w:qFormat="1"/>
+    <w:lsdException w:name="heading 4" w:uiPriority="9" w:semiHidden="1" w:unhideWhenUsed="1" w:qFormat="1"/>
+    <w:lsdException w:name="heading 5" w:uiPriority="9" w:semiHidden="1" w:unhideWhenUsed="1" w:qFormat="1"/>
+    <w:lsdException w:name="heading 6" w:uiPriority="9" w:semiHidden="1" w:unhideWhenUsed="1" w:qFormat="1"/>
+    <w:lsdException w:name="heading 7" w:uiPriority="9" w:semiHidden="1" w:unhideWhenUsed="1" w:qFormat="1"/>
+    <w:lsdException w:name="heading 8" w:uiPriority="9" w:semiHidden="1" w:unhideWhenUsed="1" w:qFormat="1"/>
+    <w:lsdException w:name="heading 9" w:uiPriority="9" w:semiHidden="1" w:unhideWhenUsed="1" w:qFormat="1"/>
     <w:lsdException w:name="index 1" w:semiHidden="1" w:unhideWhenUsed="1"/>
     <w:lsdException w:name="index 2" w:semiHidden="1" w:unhideWhenUsed="1"/>
     <w:lsdException w:name="index 3" w:semiHidden="1" w:unhideWhenUsed="1"/>
@@ -3671,22 +4051,22 @@
     <w:lsdException w:name="index 7" w:semiHidden="1" w:unhideWhenUsed="1"/>
     <w:lsdException w:name="index 8" w:semiHidden="1" w:unhideWhenUsed="1"/>
     <w:lsdException w:name="index 9" w:semiHidden="1" w:unhideWhenUsed="1"/>
-    <w:lsdException w:name="toc 1" w:semiHidden="1" w:uiPriority="39" w:unhideWhenUsed="1"/>
-    <w:lsdException w:name="toc 2" w:semiHidden="1" w:uiPriority="39" w:unhideWhenUsed="1"/>
-    <w:lsdException w:name="toc 3" w:semiHidden="1" w:uiPriority="39" w:unhideWhenUsed="1"/>
-    <w:lsdException w:name="toc 4" w:semiHidden="1" w:uiPriority="39" w:unhideWhenUsed="1"/>
-    <w:lsdException w:name="toc 5" w:semiHidden="1" w:uiPriority="39" w:unhideWhenUsed="1"/>
-    <w:lsdException w:name="toc 6" w:semiHidden="1" w:uiPriority="39" w:unhideWhenUsed="1"/>
-    <w:lsdException w:name="toc 7" w:semiHidden="1" w:uiPriority="39" w:unhideWhenUsed="1"/>
-    <w:lsdException w:name="toc 8" w:semiHidden="1" w:uiPriority="39" w:unhideWhenUsed="1"/>
-    <w:lsdException w:name="toc 9" w:semiHidden="1" w:uiPriority="39" w:unhideWhenUsed="1"/>
+    <w:lsdException w:name="toc 1" w:uiPriority="39" w:semiHidden="1" w:unhideWhenUsed="1"/>
+    <w:lsdException w:name="toc 2" w:uiPriority="39" w:semiHidden="1" w:unhideWhenUsed="1"/>
+    <w:lsdException w:name="toc 3" w:uiPriority="39" w:semiHidden="1" w:unhideWhenUsed="1"/>
+    <w:lsdException w:name="toc 4" w:uiPriority="39" w:semiHidden="1" w:unhideWhenUsed="1"/>
+    <w:lsdException w:name="toc 5" w:uiPriority="39" w:semiHidden="1" w:unhideWhenUsed="1"/>
+    <w:lsdException w:name="toc 6" w:uiPriority="39" w:semiHidden="1" w:unhideWhenUsed="1"/>
+    <w:lsdException w:name="toc 7" w:uiPriority="39" w:semiHidden="1" w:unhideWhenUsed="1"/>
+    <w:lsdException w:name="toc 8" w:uiPriority="39" w:semiHidden="1" w:unhideWhenUsed="1"/>
+    <w:lsdException w:name="toc 9" w:uiPriority="39" w:semiHidden="1" w:unhideWhenUsed="1"/>
     <w:lsdException w:name="Normal Indent" w:semiHidden="1" w:unhideWhenUsed="1"/>
     <w:lsdException w:name="footnote text" w:semiHidden="1" w:unhideWhenUsed="1"/>
     <w:lsdException w:name="annotation text" w:semiHidden="1" w:unhideWhenUsed="1"/>
     <w:lsdException w:name="header" w:semiHidden="1" w:unhideWhenUsed="1"/>
     <w:lsdException w:name="footer" w:semiHidden="1" w:unhideWhenUsed="1"/>
     <w:lsdException w:name="index heading" w:semiHidden="1" w:unhideWhenUsed="1"/>
-    <w:lsdException w:name="caption" w:semiHidden="1" w:uiPriority="35" w:unhideWhenUsed="1" w:qFormat="1"/>
+    <w:lsdException w:name="caption" w:uiPriority="35" w:semiHidden="1" w:unhideWhenUsed="1" w:qFormat="1"/>
     <w:lsdException w:name="table of figures" w:semiHidden="1" w:unhideWhenUsed="1"/>
     <w:lsdException w:name="envelope address" w:semiHidden="1" w:unhideWhenUsed="1"/>
     <w:lsdException w:name="envelope return" w:semiHidden="1" w:unhideWhenUsed="1"/>
@@ -3717,7 +4097,7 @@
     <w:lsdException w:name="Title" w:uiPriority="10" w:qFormat="1"/>
     <w:lsdException w:name="Closing" w:semiHidden="1" w:unhideWhenUsed="1"/>
     <w:lsdException w:name="Signature" w:semiHidden="1" w:unhideWhenUsed="1"/>
-    <w:lsdException w:name="Default Paragraph Font" w:semiHidden="1" w:uiPriority="1" w:unhideWhenUsed="1"/>
+    <w:lsdException w:name="Default Paragraph Font" w:uiPriority="1" w:semiHidden="1" w:unhideWhenUsed="1"/>
     <w:lsdException w:name="Body Text" w:semiHidden="1" w:unhideWhenUsed="1"/>
     <w:lsdException w:name="Body Text Indent" w:semiHidden="1" w:unhideWhenUsed="1"/>
     <w:lsdException w:name="List Continue" w:semiHidden="1" w:unhideWhenUsed="1"/>
@@ -3917,8 +4297,8 @@
     <w:lsdException w:name="Subtle Reference" w:uiPriority="31" w:qFormat="1"/>
     <w:lsdException w:name="Intense Reference" w:uiPriority="32" w:qFormat="1"/>
     <w:lsdException w:name="Book Title" w:uiPriority="33" w:qFormat="1"/>
-    <w:lsdException w:name="Bibliography" w:semiHidden="1" w:uiPriority="37" w:unhideWhenUsed="1"/>
-    <w:lsdException w:name="TOC Heading" w:semiHidden="1" w:uiPriority="39" w:unhideWhenUsed="1" w:qFormat="1"/>
+    <w:lsdException w:name="Bibliography" w:uiPriority="37" w:semiHidden="1" w:unhideWhenUsed="1"/>
+    <w:lsdException w:name="TOC Heading" w:uiPriority="39" w:semiHidden="1" w:unhideWhenUsed="1" w:qFormat="1"/>
     <w:lsdException w:name="Plain Table 1" w:uiPriority="41"/>
     <w:lsdException w:name="Plain Table 2" w:uiPriority="42"/>
     <w:lsdException w:name="Plain Table 3" w:uiPriority="43"/>
@@ -4029,33 +4409,48 @@
     <w:lsdException w:name="Unresolved Mention" w:semiHidden="1" w:unhideWhenUsed="1"/>
     <w:lsdException w:name="Smart Link" w:semiHidden="1" w:unhideWhenUsed="1"/>
   </w:latentStyles>
-  <w:style w:type="paragraph" w:default="1" w:styleId="Normal">
+  <w:style w:type="paragraph" w:styleId="Normal" w:default="1">
     <w:name w:val="Normal"/>
     <w:qFormat/>
+    <w:pPr>
+      <w:widowControl/>
+      <w:bidi w:val="0"/>
+      <w:spacing w:lineRule="auto" w:line="276" w:before="0" w:after="160"/>
+      <w:jc w:val="left"/>
+    </w:pPr>
+    <w:rPr>
+      <w:rFonts w:ascii="Aptos" w:hAnsi="Aptos" w:eastAsia="Aptos" w:cs="" w:asciiTheme="minorHAnsi" w:cstheme="minorBidi" w:eastAsiaTheme="minorHAnsi" w:hAnsiTheme="minorHAnsi"/>
+      <w:color w:val="auto"/>
+      <w:kern w:val="2"/>
+      <w:sz w:val="24"/>
+      <w:szCs w:val="24"/>
+      <w:lang w:val="pt-BR" w:eastAsia="en-US" w:bidi="ar-SA"/>
+      <w14:ligatures w14:val="standardContextual"/>
+    </w:rPr>
   </w:style>
-  <w:style w:type="paragraph" w:styleId="Ttulo1">
-    <w:name w:val="heading 1"/>
+  <w:style w:type="paragraph" w:styleId="Heading1">
+    <w:name w:val="Heading 1"/>
     <w:basedOn w:val="Normal"/>
     <w:next w:val="Normal"/>
     <w:link w:val="Ttulo1Char"/>
     <w:uiPriority w:val="9"/>
     <w:qFormat/>
-    <w:rsid w:val="00B60426"/>
+    <w:rsid w:val="00b60426"/>
     <w:pPr>
-      <w:keepNext/>
+      <w:keepNext w:val="true"/>
       <w:keepLines/>
       <w:spacing w:before="360" w:after="80"/>
       <w:outlineLvl w:val="0"/>
     </w:pPr>
     <w:rPr>
-      <w:rFonts w:asciiTheme="majorHAnsi" w:eastAsiaTheme="majorEastAsia" w:hAnsiTheme="majorHAnsi" w:cstheme="majorBidi"/>
-      <w:color w:val="0F4761" w:themeColor="accent1" w:themeShade="BF"/>
+      <w:rFonts w:ascii="Aptos Display" w:hAnsi="Aptos Display" w:eastAsia="" w:cs="" w:asciiTheme="majorHAnsi" w:cstheme="majorBidi" w:eastAsiaTheme="majorEastAsia" w:hAnsiTheme="majorHAnsi"/>
+      <w:color w:themeColor="accent1" w:themeShade="bf" w:val="0F4761"/>
       <w:sz w:val="40"/>
       <w:szCs w:val="40"/>
     </w:rPr>
   </w:style>
-  <w:style w:type="paragraph" w:styleId="Ttulo2">
-    <w:name w:val="heading 2"/>
+  <w:style w:type="paragraph" w:styleId="Heading2">
+    <w:name w:val="Heading 2"/>
     <w:basedOn w:val="Normal"/>
     <w:next w:val="Normal"/>
     <w:link w:val="Ttulo2Char"/>
@@ -4063,22 +4458,22 @@
     <w:semiHidden/>
     <w:unhideWhenUsed/>
     <w:qFormat/>
-    <w:rsid w:val="00B60426"/>
+    <w:rsid w:val="00b60426"/>
     <w:pPr>
-      <w:keepNext/>
+      <w:keepNext w:val="true"/>
       <w:keepLines/>
       <w:spacing w:before="160" w:after="80"/>
       <w:outlineLvl w:val="1"/>
     </w:pPr>
     <w:rPr>
-      <w:rFonts w:asciiTheme="majorHAnsi" w:eastAsiaTheme="majorEastAsia" w:hAnsiTheme="majorHAnsi" w:cstheme="majorBidi"/>
-      <w:color w:val="0F4761" w:themeColor="accent1" w:themeShade="BF"/>
+      <w:rFonts w:ascii="Aptos Display" w:hAnsi="Aptos Display" w:eastAsia="" w:cs="" w:asciiTheme="majorHAnsi" w:cstheme="majorBidi" w:eastAsiaTheme="majorEastAsia" w:hAnsiTheme="majorHAnsi"/>
+      <w:color w:themeColor="accent1" w:themeShade="bf" w:val="0F4761"/>
       <w:sz w:val="32"/>
       <w:szCs w:val="32"/>
     </w:rPr>
   </w:style>
-  <w:style w:type="paragraph" w:styleId="Ttulo3">
-    <w:name w:val="heading 3"/>
+  <w:style w:type="paragraph" w:styleId="Heading3">
+    <w:name w:val="Heading 3"/>
     <w:basedOn w:val="Normal"/>
     <w:next w:val="Normal"/>
     <w:link w:val="Ttulo3Char"/>
@@ -4086,22 +4481,22 @@
     <w:semiHidden/>
     <w:unhideWhenUsed/>
     <w:qFormat/>
-    <w:rsid w:val="00B60426"/>
+    <w:rsid w:val="00b60426"/>
     <w:pPr>
-      <w:keepNext/>
+      <w:keepNext w:val="true"/>
       <w:keepLines/>
       <w:spacing w:before="160" w:after="80"/>
       <w:outlineLvl w:val="2"/>
     </w:pPr>
     <w:rPr>
-      <w:rFonts w:eastAsiaTheme="majorEastAsia" w:cstheme="majorBidi"/>
-      <w:color w:val="0F4761" w:themeColor="accent1" w:themeShade="BF"/>
+      <w:rFonts w:eastAsia="" w:cs="" w:cstheme="majorBidi" w:eastAsiaTheme="majorEastAsia"/>
+      <w:color w:themeColor="accent1" w:themeShade="bf" w:val="0F4761"/>
       <w:sz w:val="28"/>
       <w:szCs w:val="28"/>
     </w:rPr>
   </w:style>
-  <w:style w:type="paragraph" w:styleId="Ttulo4">
-    <w:name w:val="heading 4"/>
+  <w:style w:type="paragraph" w:styleId="Heading4">
+    <w:name w:val="Heading 4"/>
     <w:basedOn w:val="Normal"/>
     <w:next w:val="Normal"/>
     <w:link w:val="Ttulo4Char"/>
@@ -4109,22 +4504,22 @@
     <w:semiHidden/>
     <w:unhideWhenUsed/>
     <w:qFormat/>
-    <w:rsid w:val="00B60426"/>
+    <w:rsid w:val="00b60426"/>
     <w:pPr>
-      <w:keepNext/>
+      <w:keepNext w:val="true"/>
       <w:keepLines/>
       <w:spacing w:before="80" w:after="40"/>
       <w:outlineLvl w:val="3"/>
     </w:pPr>
     <w:rPr>
-      <w:rFonts w:eastAsiaTheme="majorEastAsia" w:cstheme="majorBidi"/>
+      <w:rFonts w:eastAsia="" w:cs="" w:cstheme="majorBidi" w:eastAsiaTheme="majorEastAsia"/>
       <w:i/>
       <w:iCs/>
-      <w:color w:val="0F4761" w:themeColor="accent1" w:themeShade="BF"/>
+      <w:color w:themeColor="accent1" w:themeShade="bf" w:val="0F4761"/>
     </w:rPr>
   </w:style>
-  <w:style w:type="paragraph" w:styleId="Ttulo5">
-    <w:name w:val="heading 5"/>
+  <w:style w:type="paragraph" w:styleId="Heading5">
+    <w:name w:val="Heading 5"/>
     <w:basedOn w:val="Normal"/>
     <w:next w:val="Normal"/>
     <w:link w:val="Ttulo5Char"/>
@@ -4132,20 +4527,20 @@
     <w:semiHidden/>
     <w:unhideWhenUsed/>
     <w:qFormat/>
-    <w:rsid w:val="00B60426"/>
+    <w:rsid w:val="00b60426"/>
     <w:pPr>
-      <w:keepNext/>
+      <w:keepNext w:val="true"/>
       <w:keepLines/>
       <w:spacing w:before="80" w:after="40"/>
       <w:outlineLvl w:val="4"/>
     </w:pPr>
     <w:rPr>
-      <w:rFonts w:eastAsiaTheme="majorEastAsia" w:cstheme="majorBidi"/>
-      <w:color w:val="0F4761" w:themeColor="accent1" w:themeShade="BF"/>
+      <w:rFonts w:eastAsia="" w:cs="" w:cstheme="majorBidi" w:eastAsiaTheme="majorEastAsia"/>
+      <w:color w:themeColor="accent1" w:themeShade="bf" w:val="0F4761"/>
     </w:rPr>
   </w:style>
-  <w:style w:type="paragraph" w:styleId="Ttulo6">
-    <w:name w:val="heading 6"/>
+  <w:style w:type="paragraph" w:styleId="Heading6">
+    <w:name w:val="Heading 6"/>
     <w:basedOn w:val="Normal"/>
     <w:next w:val="Normal"/>
     <w:link w:val="Ttulo6Char"/>
@@ -4153,22 +4548,22 @@
     <w:semiHidden/>
     <w:unhideWhenUsed/>
     <w:qFormat/>
-    <w:rsid w:val="00B60426"/>
+    <w:rsid w:val="00b60426"/>
     <w:pPr>
-      <w:keepNext/>
+      <w:keepNext w:val="true"/>
       <w:keepLines/>
       <w:spacing w:before="40" w:after="0"/>
       <w:outlineLvl w:val="5"/>
     </w:pPr>
     <w:rPr>
-      <w:rFonts w:eastAsiaTheme="majorEastAsia" w:cstheme="majorBidi"/>
+      <w:rFonts w:eastAsia="" w:cs="" w:cstheme="majorBidi" w:eastAsiaTheme="majorEastAsia"/>
       <w:i/>
       <w:iCs/>
-      <w:color w:val="595959" w:themeColor="text1" w:themeTint="A6"/>
+      <w:color w:themeColor="text1" w:themeTint="a6" w:val="595959"/>
     </w:rPr>
   </w:style>
-  <w:style w:type="paragraph" w:styleId="Ttulo7">
-    <w:name w:val="heading 7"/>
+  <w:style w:type="paragraph" w:styleId="Heading7">
+    <w:name w:val="Heading 7"/>
     <w:basedOn w:val="Normal"/>
     <w:next w:val="Normal"/>
     <w:link w:val="Ttulo7Char"/>
@@ -4176,20 +4571,20 @@
     <w:semiHidden/>
     <w:unhideWhenUsed/>
     <w:qFormat/>
-    <w:rsid w:val="00B60426"/>
+    <w:rsid w:val="00b60426"/>
     <w:pPr>
-      <w:keepNext/>
+      <w:keepNext w:val="true"/>
       <w:keepLines/>
       <w:spacing w:before="40" w:after="0"/>
       <w:outlineLvl w:val="6"/>
     </w:pPr>
     <w:rPr>
-      <w:rFonts w:eastAsiaTheme="majorEastAsia" w:cstheme="majorBidi"/>
-      <w:color w:val="595959" w:themeColor="text1" w:themeTint="A6"/>
+      <w:rFonts w:eastAsia="" w:cs="" w:cstheme="majorBidi" w:eastAsiaTheme="majorEastAsia"/>
+      <w:color w:themeColor="text1" w:themeTint="a6" w:val="595959"/>
     </w:rPr>
   </w:style>
-  <w:style w:type="paragraph" w:styleId="Ttulo8">
-    <w:name w:val="heading 8"/>
+  <w:style w:type="paragraph" w:styleId="Heading8">
+    <w:name w:val="Heading 8"/>
     <w:basedOn w:val="Normal"/>
     <w:next w:val="Normal"/>
     <w:link w:val="Ttulo8Char"/>
@@ -4197,22 +4592,22 @@
     <w:semiHidden/>
     <w:unhideWhenUsed/>
     <w:qFormat/>
-    <w:rsid w:val="00B60426"/>
+    <w:rsid w:val="00b60426"/>
     <w:pPr>
-      <w:keepNext/>
+      <w:keepNext w:val="true"/>
       <w:keepLines/>
-      <w:spacing w:after="0"/>
+      <w:spacing w:before="0" w:after="0"/>
       <w:outlineLvl w:val="7"/>
     </w:pPr>
     <w:rPr>
-      <w:rFonts w:eastAsiaTheme="majorEastAsia" w:cstheme="majorBidi"/>
+      <w:rFonts w:eastAsia="" w:cs="" w:cstheme="majorBidi" w:eastAsiaTheme="majorEastAsia"/>
       <w:i/>
       <w:iCs/>
-      <w:color w:val="272727" w:themeColor="text1" w:themeTint="D8"/>
+      <w:color w:themeColor="text1" w:themeTint="d8" w:val="272727"/>
     </w:rPr>
   </w:style>
-  <w:style w:type="paragraph" w:styleId="Ttulo9">
-    <w:name w:val="heading 9"/>
+  <w:style w:type="paragraph" w:styleId="Heading9">
+    <w:name w:val="Heading 9"/>
     <w:basedOn w:val="Normal"/>
     <w:next w:val="Normal"/>
     <w:link w:val="Ttulo9Char"/>
@@ -4220,23 +4615,476 @@
     <w:semiHidden/>
     <w:unhideWhenUsed/>
     <w:qFormat/>
-    <w:rsid w:val="00B60426"/>
+    <w:rsid w:val="00b60426"/>
     <w:pPr>
-      <w:keepNext/>
+      <w:keepNext w:val="true"/>
       <w:keepLines/>
-      <w:spacing w:after="0"/>
+      <w:spacing w:before="0" w:after="0"/>
       <w:outlineLvl w:val="8"/>
     </w:pPr>
     <w:rPr>
-      <w:rFonts w:eastAsiaTheme="majorEastAsia" w:cstheme="majorBidi"/>
-      <w:color w:val="272727" w:themeColor="text1" w:themeTint="D8"/>
+      <w:rFonts w:eastAsia="" w:cs="" w:cstheme="majorBidi" w:eastAsiaTheme="majorEastAsia"/>
+      <w:color w:themeColor="text1" w:themeTint="d8" w:val="272727"/>
     </w:rPr>
   </w:style>
-  <w:style w:type="character" w:default="1" w:styleId="Fontepargpadro">
+  <w:style w:type="character" w:styleId="DefaultParagraphFont" w:default="1">
     <w:name w:val="Default Paragraph Font"/>
     <w:uiPriority w:val="1"/>
     <w:semiHidden/>
     <w:unhideWhenUsed/>
+    <w:qFormat/>
+    <w:rPr/>
+  </w:style>
+  <w:style w:type="character" w:styleId="Ttulo1Char" w:customStyle="1">
+    <w:name w:val="Título 1 Char"/>
+    <w:basedOn w:val="DefaultParagraphFont"/>
+    <w:uiPriority w:val="9"/>
+    <w:qFormat/>
+    <w:rsid w:val="00b60426"/>
+    <w:rPr>
+      <w:rFonts w:ascii="Aptos Display" w:hAnsi="Aptos Display" w:eastAsia="" w:cs="" w:asciiTheme="majorHAnsi" w:cstheme="majorBidi" w:eastAsiaTheme="majorEastAsia" w:hAnsiTheme="majorHAnsi"/>
+      <w:color w:themeColor="accent1" w:themeShade="bf" w:val="0F4761"/>
+      <w:sz w:val="40"/>
+      <w:szCs w:val="40"/>
+    </w:rPr>
+  </w:style>
+  <w:style w:type="character" w:styleId="Ttulo2Char" w:customStyle="1">
+    <w:name w:val="Título 2 Char"/>
+    <w:basedOn w:val="DefaultParagraphFont"/>
+    <w:uiPriority w:val="9"/>
+    <w:semiHidden/>
+    <w:qFormat/>
+    <w:rsid w:val="00b60426"/>
+    <w:rPr>
+      <w:rFonts w:ascii="Aptos Display" w:hAnsi="Aptos Display" w:eastAsia="" w:cs="" w:asciiTheme="majorHAnsi" w:cstheme="majorBidi" w:eastAsiaTheme="majorEastAsia" w:hAnsiTheme="majorHAnsi"/>
+      <w:color w:themeColor="accent1" w:themeShade="bf" w:val="0F4761"/>
+      <w:sz w:val="32"/>
+      <w:szCs w:val="32"/>
+    </w:rPr>
+  </w:style>
+  <w:style w:type="character" w:styleId="Ttulo3Char" w:customStyle="1">
+    <w:name w:val="Título 3 Char"/>
+    <w:basedOn w:val="DefaultParagraphFont"/>
+    <w:uiPriority w:val="9"/>
+    <w:semiHidden/>
+    <w:qFormat/>
+    <w:rsid w:val="00b60426"/>
+    <w:rPr>
+      <w:rFonts w:eastAsia="" w:cs="" w:cstheme="majorBidi" w:eastAsiaTheme="majorEastAsia"/>
+      <w:color w:themeColor="accent1" w:themeShade="bf" w:val="0F4761"/>
+      <w:sz w:val="28"/>
+      <w:szCs w:val="28"/>
+    </w:rPr>
+  </w:style>
+  <w:style w:type="character" w:styleId="Ttulo4Char" w:customStyle="1">
+    <w:name w:val="Título 4 Char"/>
+    <w:basedOn w:val="DefaultParagraphFont"/>
+    <w:uiPriority w:val="9"/>
+    <w:semiHidden/>
+    <w:qFormat/>
+    <w:rsid w:val="00b60426"/>
+    <w:rPr>
+      <w:rFonts w:eastAsia="" w:cs="" w:cstheme="majorBidi" w:eastAsiaTheme="majorEastAsia"/>
+      <w:i/>
+      <w:iCs/>
+      <w:color w:themeColor="accent1" w:themeShade="bf" w:val="0F4761"/>
+    </w:rPr>
+  </w:style>
+  <w:style w:type="character" w:styleId="Ttulo5Char" w:customStyle="1">
+    <w:name w:val="Título 5 Char"/>
+    <w:basedOn w:val="DefaultParagraphFont"/>
+    <w:uiPriority w:val="9"/>
+    <w:semiHidden/>
+    <w:qFormat/>
+    <w:rsid w:val="00b60426"/>
+    <w:rPr>
+      <w:rFonts w:eastAsia="" w:cs="" w:cstheme="majorBidi" w:eastAsiaTheme="majorEastAsia"/>
+      <w:color w:themeColor="accent1" w:themeShade="bf" w:val="0F4761"/>
+    </w:rPr>
+  </w:style>
+  <w:style w:type="character" w:styleId="Ttulo6Char" w:customStyle="1">
+    <w:name w:val="Título 6 Char"/>
+    <w:basedOn w:val="DefaultParagraphFont"/>
+    <w:uiPriority w:val="9"/>
+    <w:semiHidden/>
+    <w:qFormat/>
+    <w:rsid w:val="00b60426"/>
+    <w:rPr>
+      <w:rFonts w:eastAsia="" w:cs="" w:cstheme="majorBidi" w:eastAsiaTheme="majorEastAsia"/>
+      <w:i/>
+      <w:iCs/>
+      <w:color w:themeColor="text1" w:themeTint="a6" w:val="595959"/>
+    </w:rPr>
+  </w:style>
+  <w:style w:type="character" w:styleId="Ttulo7Char" w:customStyle="1">
+    <w:name w:val="Título 7 Char"/>
+    <w:basedOn w:val="DefaultParagraphFont"/>
+    <w:uiPriority w:val="9"/>
+    <w:semiHidden/>
+    <w:qFormat/>
+    <w:rsid w:val="00b60426"/>
+    <w:rPr>
+      <w:rFonts w:eastAsia="" w:cs="" w:cstheme="majorBidi" w:eastAsiaTheme="majorEastAsia"/>
+      <w:color w:themeColor="text1" w:themeTint="a6" w:val="595959"/>
+    </w:rPr>
+  </w:style>
+  <w:style w:type="character" w:styleId="Ttulo8Char" w:customStyle="1">
+    <w:name w:val="Título 8 Char"/>
+    <w:basedOn w:val="DefaultParagraphFont"/>
+    <w:uiPriority w:val="9"/>
+    <w:semiHidden/>
+    <w:qFormat/>
+    <w:rsid w:val="00b60426"/>
+    <w:rPr>
+      <w:rFonts w:eastAsia="" w:cs="" w:cstheme="majorBidi" w:eastAsiaTheme="majorEastAsia"/>
+      <w:i/>
+      <w:iCs/>
+      <w:color w:themeColor="text1" w:themeTint="d8" w:val="272727"/>
+    </w:rPr>
+  </w:style>
+  <w:style w:type="character" w:styleId="Ttulo9Char" w:customStyle="1">
+    <w:name w:val="Título 9 Char"/>
+    <w:basedOn w:val="DefaultParagraphFont"/>
+    <w:uiPriority w:val="9"/>
+    <w:semiHidden/>
+    <w:qFormat/>
+    <w:rsid w:val="00b60426"/>
+    <w:rPr>
+      <w:rFonts w:eastAsia="" w:cs="" w:cstheme="majorBidi" w:eastAsiaTheme="majorEastAsia"/>
+      <w:color w:themeColor="text1" w:themeTint="d8" w:val="272727"/>
+    </w:rPr>
+  </w:style>
+  <w:style w:type="character" w:styleId="TtuloChar" w:customStyle="1">
+    <w:name w:val="Título Char"/>
+    <w:basedOn w:val="DefaultParagraphFont"/>
+    <w:uiPriority w:val="10"/>
+    <w:qFormat/>
+    <w:rsid w:val="00b60426"/>
+    <w:rPr>
+      <w:rFonts w:ascii="Aptos Display" w:hAnsi="Aptos Display" w:eastAsia="" w:cs="" w:asciiTheme="majorHAnsi" w:cstheme="majorBidi" w:eastAsiaTheme="majorEastAsia" w:hAnsiTheme="majorHAnsi"/>
+      <w:spacing w:val="-10"/>
+      <w:kern w:val="2"/>
+      <w:sz w:val="56"/>
+      <w:szCs w:val="56"/>
+    </w:rPr>
+  </w:style>
+  <w:style w:type="character" w:styleId="SubttuloChar" w:customStyle="1">
+    <w:name w:val="Subtítulo Char"/>
+    <w:basedOn w:val="DefaultParagraphFont"/>
+    <w:uiPriority w:val="11"/>
+    <w:qFormat/>
+    <w:rsid w:val="00b60426"/>
+    <w:rPr>
+      <w:rFonts w:eastAsia="" w:cs="" w:cstheme="majorBidi" w:eastAsiaTheme="majorEastAsia"/>
+      <w:color w:themeColor="text1" w:themeTint="a6" w:val="595959"/>
+      <w:spacing w:val="15"/>
+      <w:sz w:val="28"/>
+      <w:szCs w:val="28"/>
+    </w:rPr>
+  </w:style>
+  <w:style w:type="character" w:styleId="CitaoChar" w:customStyle="1">
+    <w:name w:val="Citação Char"/>
+    <w:basedOn w:val="DefaultParagraphFont"/>
+    <w:link w:val="Quote"/>
+    <w:uiPriority w:val="29"/>
+    <w:qFormat/>
+    <w:rsid w:val="00b60426"/>
+    <w:rPr>
+      <w:i/>
+      <w:iCs/>
+      <w:color w:themeColor="text1" w:themeTint="bf" w:val="404040"/>
+    </w:rPr>
+  </w:style>
+  <w:style w:type="character" w:styleId="IntenseEmphasis">
+    <w:name w:val="Intense Emphasis"/>
+    <w:basedOn w:val="DefaultParagraphFont"/>
+    <w:uiPriority w:val="21"/>
+    <w:qFormat/>
+    <w:rsid w:val="00b60426"/>
+    <w:rPr>
+      <w:i/>
+      <w:iCs/>
+      <w:color w:themeColor="accent1" w:themeShade="bf" w:val="0F4761"/>
+    </w:rPr>
+  </w:style>
+  <w:style w:type="character" w:styleId="CitaoIntensaChar" w:customStyle="1">
+    <w:name w:val="Citação Intensa Char"/>
+    <w:basedOn w:val="DefaultParagraphFont"/>
+    <w:link w:val="IntenseQuote"/>
+    <w:uiPriority w:val="30"/>
+    <w:qFormat/>
+    <w:rsid w:val="00b60426"/>
+    <w:rPr>
+      <w:i/>
+      <w:iCs/>
+      <w:color w:themeColor="accent1" w:themeShade="bf" w:val="0F4761"/>
+    </w:rPr>
+  </w:style>
+  <w:style w:type="character" w:styleId="IntenseReference">
+    <w:name w:val="Intense Reference"/>
+    <w:basedOn w:val="DefaultParagraphFont"/>
+    <w:uiPriority w:val="32"/>
+    <w:qFormat/>
+    <w:rsid w:val="00b60426"/>
+    <w:rPr>
+      <w:b/>
+      <w:bCs/>
+      <w:smallCaps/>
+      <w:color w:themeColor="accent1" w:themeShade="bf" w:val="0F4761"/>
+      <w:spacing w:val="5"/>
+    </w:rPr>
+  </w:style>
+  <w:style w:type="character" w:styleId="CabealhoChar" w:customStyle="1">
+    <w:name w:val="Cabeçalho Char"/>
+    <w:basedOn w:val="DefaultParagraphFont"/>
+    <w:uiPriority w:val="99"/>
+    <w:qFormat/>
+    <w:rsid w:val="00b60426"/>
+    <w:rPr>
+      <w:rFonts w:ascii="Arial" w:hAnsi="Arial"/>
+      <w:szCs w:val="22"/>
+    </w:rPr>
+  </w:style>
+  <w:style w:type="character" w:styleId="meusumrioChar" w:customStyle="1">
+    <w:name w:val="meu sumário Char"/>
+    <w:basedOn w:val="DefaultParagraphFont"/>
+    <w:link w:val="meusumrio"/>
+    <w:qFormat/>
+    <w:rsid w:val="007803a3"/>
+    <w:rPr>
+      <w:rFonts w:ascii="Arial" w:hAnsi="Arial" w:cs="Arial"/>
+      <w:b/>
+    </w:rPr>
+  </w:style>
+  <w:style w:type="character" w:styleId="PargrafodaListaChar" w:customStyle="1">
+    <w:name w:val="Parágrafo da Lista Char"/>
+    <w:link w:val="ListParagraph"/>
+    <w:uiPriority w:val="34"/>
+    <w:qFormat/>
+    <w:rsid w:val="007803a3"/>
+    <w:rPr/>
+  </w:style>
+  <w:style w:type="paragraph" w:styleId="Ttulo">
+    <w:name w:val="Título"/>
+    <w:basedOn w:val="Normal"/>
+    <w:next w:val="BodyText"/>
+    <w:qFormat/>
+    <w:pPr>
+      <w:keepNext w:val="true"/>
+      <w:spacing w:before="240" w:after="120"/>
+    </w:pPr>
+    <w:rPr>
+      <w:rFonts w:ascii="Liberation Sans" w:hAnsi="Liberation Sans" w:eastAsia="Noto Sans CJK SC" w:cs="Noto Sans Devanagari"/>
+      <w:sz w:val="28"/>
+      <w:szCs w:val="28"/>
+    </w:rPr>
+  </w:style>
+  <w:style w:type="paragraph" w:styleId="BodyText">
+    <w:name w:val="Body Text"/>
+    <w:basedOn w:val="Normal"/>
+    <w:pPr>
+      <w:spacing w:lineRule="auto" w:line="276" w:before="0" w:after="140"/>
+    </w:pPr>
+    <w:rPr/>
+  </w:style>
+  <w:style w:type="paragraph" w:styleId="List">
+    <w:name w:val="List"/>
+    <w:basedOn w:val="BodyText"/>
+    <w:pPr/>
+    <w:rPr>
+      <w:rFonts w:cs="Noto Sans Devanagari"/>
+    </w:rPr>
+  </w:style>
+  <w:style w:type="paragraph" w:styleId="Caption">
+    <w:name w:val="Caption"/>
+    <w:basedOn w:val="Normal"/>
+    <w:qFormat/>
+    <w:pPr>
+      <w:suppressLineNumbers/>
+      <w:spacing w:before="120" w:after="120"/>
+    </w:pPr>
+    <w:rPr>
+      <w:rFonts w:cs="Noto Sans Devanagari"/>
+      <w:i/>
+      <w:iCs/>
+      <w:sz w:val="24"/>
+      <w:szCs w:val="24"/>
+    </w:rPr>
+  </w:style>
+  <w:style w:type="paragraph" w:styleId="ndice">
+    <w:name w:val="Índice"/>
+    <w:basedOn w:val="Normal"/>
+    <w:qFormat/>
+    <w:pPr>
+      <w:suppressLineNumbers/>
+    </w:pPr>
+    <w:rPr>
+      <w:rFonts w:cs="Noto Sans Devanagari"/>
+    </w:rPr>
+  </w:style>
+  <w:style w:type="paragraph" w:styleId="Title">
+    <w:name w:val="Title"/>
+    <w:basedOn w:val="Normal"/>
+    <w:next w:val="Normal"/>
+    <w:link w:val="TtuloChar"/>
+    <w:uiPriority w:val="10"/>
+    <w:qFormat/>
+    <w:rsid w:val="00b60426"/>
+    <w:pPr>
+      <w:spacing w:lineRule="auto" w:line="240" w:before="0" w:after="80"/>
+      <w:contextualSpacing/>
+    </w:pPr>
+    <w:rPr>
+      <w:rFonts w:ascii="Aptos Display" w:hAnsi="Aptos Display" w:eastAsia="" w:cs="" w:asciiTheme="majorHAnsi" w:cstheme="majorBidi" w:eastAsiaTheme="majorEastAsia" w:hAnsiTheme="majorHAnsi"/>
+      <w:spacing w:val="-10"/>
+      <w:kern w:val="2"/>
+      <w:sz w:val="56"/>
+      <w:szCs w:val="56"/>
+    </w:rPr>
+  </w:style>
+  <w:style w:type="paragraph" w:styleId="Subtitle">
+    <w:name w:val="Subtitle"/>
+    <w:basedOn w:val="Normal"/>
+    <w:next w:val="Normal"/>
+    <w:link w:val="SubttuloChar"/>
+    <w:uiPriority w:val="11"/>
+    <w:qFormat/>
+    <w:rsid w:val="00b60426"/>
+    <w:pPr/>
+    <w:rPr>
+      <w:rFonts w:eastAsia="" w:cs="" w:cstheme="majorBidi" w:eastAsiaTheme="majorEastAsia"/>
+      <w:color w:themeColor="text1" w:themeTint="a6" w:val="595959"/>
+      <w:spacing w:val="15"/>
+      <w:sz w:val="28"/>
+      <w:szCs w:val="28"/>
+    </w:rPr>
+  </w:style>
+  <w:style w:type="paragraph" w:styleId="Quote">
+    <w:name w:val="Quote"/>
+    <w:basedOn w:val="Normal"/>
+    <w:next w:val="Normal"/>
+    <w:link w:val="CitaoChar"/>
+    <w:uiPriority w:val="29"/>
+    <w:qFormat/>
+    <w:rsid w:val="00b60426"/>
+    <w:pPr>
+      <w:spacing w:before="160" w:after="160"/>
+      <w:jc w:val="center"/>
+    </w:pPr>
+    <w:rPr>
+      <w:i/>
+      <w:iCs/>
+      <w:color w:themeColor="text1" w:themeTint="bf" w:val="404040"/>
+    </w:rPr>
+  </w:style>
+  <w:style w:type="paragraph" w:styleId="ListParagraph">
+    <w:name w:val="List Paragraph"/>
+    <w:basedOn w:val="Normal"/>
+    <w:link w:val="PargrafodaListaChar"/>
+    <w:uiPriority w:val="34"/>
+    <w:qFormat/>
+    <w:rsid w:val="00b60426"/>
+    <w:pPr>
+      <w:spacing w:before="0" w:after="160"/>
+      <w:ind w:left="720"/>
+      <w:contextualSpacing/>
+    </w:pPr>
+    <w:rPr/>
+  </w:style>
+  <w:style w:type="paragraph" w:styleId="IntenseQuote">
+    <w:name w:val="Intense Quote"/>
+    <w:basedOn w:val="Normal"/>
+    <w:next w:val="Normal"/>
+    <w:link w:val="CitaoIntensaChar"/>
+    <w:uiPriority w:val="30"/>
+    <w:qFormat/>
+    <w:rsid w:val="00b60426"/>
+    <w:pPr>
+      <w:pBdr>
+        <w:top w:val="single" w:sz="4" w:space="10" w:color="0F4761" w:themeColor="accent1" w:themeShade="bf"/>
+        <w:bottom w:val="single" w:sz="4" w:space="10" w:color="0F4761" w:themeColor="accent1" w:themeShade="bf"/>
+      </w:pBdr>
+      <w:spacing w:before="360" w:after="360"/>
+      <w:ind w:left="864" w:right="864"/>
+      <w:jc w:val="center"/>
+    </w:pPr>
+    <w:rPr>
+      <w:i/>
+      <w:iCs/>
+      <w:color w:themeColor="accent1" w:themeShade="bf" w:val="0F4761"/>
+    </w:rPr>
+  </w:style>
+  <w:style w:type="paragraph" w:styleId="Cabealhoerodap">
+    <w:name w:val="Cabeçalho e rodapé"/>
+    <w:basedOn w:val="Normal"/>
+    <w:qFormat/>
+    <w:pPr/>
+    <w:rPr/>
+  </w:style>
+  <w:style w:type="paragraph" w:styleId="Header">
+    <w:name w:val="Header"/>
+    <w:basedOn w:val="Normal"/>
+    <w:link w:val="CabealhoChar"/>
+    <w:uiPriority w:val="99"/>
+    <w:unhideWhenUsed/>
+    <w:rsid w:val="00b60426"/>
+    <w:pPr>
+      <w:tabs>
+        <w:tab w:val="clear" w:pos="708"/>
+        <w:tab w:val="center" w:pos="4252" w:leader="none"/>
+        <w:tab w:val="right" w:pos="8504" w:leader="none"/>
+      </w:tabs>
+      <w:spacing w:lineRule="auto" w:line="240" w:before="0" w:after="0"/>
+      <w:ind w:hanging="357" w:left="357"/>
+    </w:pPr>
+    <w:rPr>
+      <w:rFonts w:ascii="Arial" w:hAnsi="Arial"/>
+      <w:szCs w:val="22"/>
+    </w:rPr>
+  </w:style>
+  <w:style w:type="paragraph" w:styleId="Revision">
+    <w:name w:val="Revision"/>
+    <w:uiPriority w:val="99"/>
+    <w:semiHidden/>
+    <w:qFormat/>
+    <w:rsid w:val="00ea1e2e"/>
+    <w:pPr>
+      <w:widowControl/>
+      <w:bidi w:val="0"/>
+      <w:spacing w:lineRule="auto" w:line="240" w:before="0" w:after="0"/>
+      <w:jc w:val="left"/>
+    </w:pPr>
+    <w:rPr>
+      <w:rFonts w:ascii="Aptos" w:hAnsi="Aptos" w:eastAsia="Aptos" w:cs="" w:asciiTheme="minorHAnsi" w:cstheme="minorBidi" w:eastAsiaTheme="minorHAnsi" w:hAnsiTheme="minorHAnsi"/>
+      <w:color w:val="auto"/>
+      <w:kern w:val="2"/>
+      <w:sz w:val="24"/>
+      <w:szCs w:val="24"/>
+      <w:lang w:val="pt-BR" w:eastAsia="en-US" w:bidi="ar-SA"/>
+      <w14:ligatures w14:val="standardContextual"/>
+    </w:rPr>
+  </w:style>
+  <w:style w:type="paragraph" w:styleId="meusumrio" w:customStyle="1">
+    <w:name w:val="meu sumário"/>
+    <w:basedOn w:val="Normal"/>
+    <w:link w:val="meusumrioChar"/>
+    <w:qFormat/>
+    <w:rsid w:val="007803a3"/>
+    <w:pPr>
+      <w:spacing w:lineRule="auto" w:line="360" w:before="0" w:after="0"/>
+      <w:jc w:val="both"/>
+    </w:pPr>
+    <w:rPr>
+      <w:rFonts w:ascii="Arial" w:hAnsi="Arial" w:cs="Arial"/>
+      <w:b/>
+    </w:rPr>
+  </w:style>
+  <w:style w:type="numbering" w:styleId="Semlista" w:default="1">
+    <w:name w:val="Sem lista"/>
+    <w:uiPriority w:val="99"/>
+    <w:semiHidden/>
+    <w:unhideWhenUsed/>
+    <w:qFormat/>
   </w:style>
   <w:style w:type="table" w:default="1" w:styleId="Tabelanormal">
     <w:name w:val="Normal Table"/>
@@ -4244,7 +5092,6 @@
     <w:semiHidden/>
     <w:unhideWhenUsed/>
     <w:tblPr>
-      <w:tblInd w:w="0" w:type="dxa"/>
       <w:tblCellMar>
         <w:top w:w="0" w:type="dxa"/>
         <w:left w:w="108" w:type="dxa"/>
@@ -4253,587 +5100,120 @@
       </w:tblCellMar>
     </w:tblPr>
   </w:style>
-  <w:style w:type="numbering" w:default="1" w:styleId="Semlista">
-    <w:name w:val="No List"/>
-    <w:uiPriority w:val="99"/>
-    <w:semiHidden/>
-    <w:unhideWhenUsed/>
-  </w:style>
-  <w:style w:type="character" w:customStyle="1" w:styleId="Ttulo1Char">
-    <w:name w:val="Título 1 Char"/>
-    <w:basedOn w:val="Fontepargpadro"/>
-    <w:link w:val="Ttulo1"/>
-    <w:uiPriority w:val="9"/>
-    <w:rsid w:val="00B60426"/>
-    <w:rPr>
-      <w:rFonts w:asciiTheme="majorHAnsi" w:eastAsiaTheme="majorEastAsia" w:hAnsiTheme="majorHAnsi" w:cstheme="majorBidi"/>
-      <w:color w:val="0F4761" w:themeColor="accent1" w:themeShade="BF"/>
-      <w:sz w:val="40"/>
-      <w:szCs w:val="40"/>
-    </w:rPr>
-  </w:style>
-  <w:style w:type="character" w:customStyle="1" w:styleId="Ttulo2Char">
-    <w:name w:val="Título 2 Char"/>
-    <w:basedOn w:val="Fontepargpadro"/>
-    <w:link w:val="Ttulo2"/>
-    <w:uiPriority w:val="9"/>
-    <w:semiHidden/>
-    <w:rsid w:val="00B60426"/>
-    <w:rPr>
-      <w:rFonts w:asciiTheme="majorHAnsi" w:eastAsiaTheme="majorEastAsia" w:hAnsiTheme="majorHAnsi" w:cstheme="majorBidi"/>
-      <w:color w:val="0F4761" w:themeColor="accent1" w:themeShade="BF"/>
-      <w:sz w:val="32"/>
-      <w:szCs w:val="32"/>
-    </w:rPr>
-  </w:style>
-  <w:style w:type="character" w:customStyle="1" w:styleId="Ttulo3Char">
-    <w:name w:val="Título 3 Char"/>
-    <w:basedOn w:val="Fontepargpadro"/>
-    <w:link w:val="Ttulo3"/>
-    <w:uiPriority w:val="9"/>
-    <w:semiHidden/>
-    <w:rsid w:val="00B60426"/>
-    <w:rPr>
-      <w:rFonts w:eastAsiaTheme="majorEastAsia" w:cstheme="majorBidi"/>
-      <w:color w:val="0F4761" w:themeColor="accent1" w:themeShade="BF"/>
-      <w:sz w:val="28"/>
-      <w:szCs w:val="28"/>
-    </w:rPr>
-  </w:style>
-  <w:style w:type="character" w:customStyle="1" w:styleId="Ttulo4Char">
-    <w:name w:val="Título 4 Char"/>
-    <w:basedOn w:val="Fontepargpadro"/>
-    <w:link w:val="Ttulo4"/>
-    <w:uiPriority w:val="9"/>
-    <w:semiHidden/>
-    <w:rsid w:val="00B60426"/>
-    <w:rPr>
-      <w:rFonts w:eastAsiaTheme="majorEastAsia" w:cstheme="majorBidi"/>
-      <w:i/>
-      <w:iCs/>
-      <w:color w:val="0F4761" w:themeColor="accent1" w:themeShade="BF"/>
-    </w:rPr>
-  </w:style>
-  <w:style w:type="character" w:customStyle="1" w:styleId="Ttulo5Char">
-    <w:name w:val="Título 5 Char"/>
-    <w:basedOn w:val="Fontepargpadro"/>
-    <w:link w:val="Ttulo5"/>
-    <w:uiPriority w:val="9"/>
-    <w:semiHidden/>
-    <w:rsid w:val="00B60426"/>
-    <w:rPr>
-      <w:rFonts w:eastAsiaTheme="majorEastAsia" w:cstheme="majorBidi"/>
-      <w:color w:val="0F4761" w:themeColor="accent1" w:themeShade="BF"/>
-    </w:rPr>
-  </w:style>
-  <w:style w:type="character" w:customStyle="1" w:styleId="Ttulo6Char">
-    <w:name w:val="Título 6 Char"/>
-    <w:basedOn w:val="Fontepargpadro"/>
-    <w:link w:val="Ttulo6"/>
-    <w:uiPriority w:val="9"/>
-    <w:semiHidden/>
-    <w:rsid w:val="00B60426"/>
-    <w:rPr>
-      <w:rFonts w:eastAsiaTheme="majorEastAsia" w:cstheme="majorBidi"/>
-      <w:i/>
-      <w:iCs/>
-      <w:color w:val="595959" w:themeColor="text1" w:themeTint="A6"/>
-    </w:rPr>
-  </w:style>
-  <w:style w:type="character" w:customStyle="1" w:styleId="Ttulo7Char">
-    <w:name w:val="Título 7 Char"/>
-    <w:basedOn w:val="Fontepargpadro"/>
-    <w:link w:val="Ttulo7"/>
-    <w:uiPriority w:val="9"/>
-    <w:semiHidden/>
-    <w:rsid w:val="00B60426"/>
-    <w:rPr>
-      <w:rFonts w:eastAsiaTheme="majorEastAsia" w:cstheme="majorBidi"/>
-      <w:color w:val="595959" w:themeColor="text1" w:themeTint="A6"/>
-    </w:rPr>
-  </w:style>
-  <w:style w:type="character" w:customStyle="1" w:styleId="Ttulo8Char">
-    <w:name w:val="Título 8 Char"/>
-    <w:basedOn w:val="Fontepargpadro"/>
-    <w:link w:val="Ttulo8"/>
-    <w:uiPriority w:val="9"/>
-    <w:semiHidden/>
-    <w:rsid w:val="00B60426"/>
-    <w:rPr>
-      <w:rFonts w:eastAsiaTheme="majorEastAsia" w:cstheme="majorBidi"/>
-      <w:i/>
-      <w:iCs/>
-      <w:color w:val="272727" w:themeColor="text1" w:themeTint="D8"/>
-    </w:rPr>
-  </w:style>
-  <w:style w:type="character" w:customStyle="1" w:styleId="Ttulo9Char">
-    <w:name w:val="Título 9 Char"/>
-    <w:basedOn w:val="Fontepargpadro"/>
-    <w:link w:val="Ttulo9"/>
-    <w:uiPriority w:val="9"/>
-    <w:semiHidden/>
-    <w:rsid w:val="00B60426"/>
-    <w:rPr>
-      <w:rFonts w:eastAsiaTheme="majorEastAsia" w:cstheme="majorBidi"/>
-      <w:color w:val="272727" w:themeColor="text1" w:themeTint="D8"/>
-    </w:rPr>
-  </w:style>
-  <w:style w:type="paragraph" w:styleId="Ttulo">
-    <w:name w:val="Title"/>
-    <w:basedOn w:val="Normal"/>
-    <w:next w:val="Normal"/>
-    <w:link w:val="TtuloChar"/>
-    <w:uiPriority w:val="10"/>
-    <w:qFormat/>
-    <w:rsid w:val="00B60426"/>
-    <w:pPr>
-      <w:spacing w:after="80" w:line="240" w:lineRule="auto"/>
-      <w:contextualSpacing/>
-    </w:pPr>
-    <w:rPr>
-      <w:rFonts w:asciiTheme="majorHAnsi" w:eastAsiaTheme="majorEastAsia" w:hAnsiTheme="majorHAnsi" w:cstheme="majorBidi"/>
-      <w:spacing w:val="-10"/>
-      <w:kern w:val="28"/>
-      <w:sz w:val="56"/>
-      <w:szCs w:val="56"/>
-    </w:rPr>
-  </w:style>
-  <w:style w:type="character" w:customStyle="1" w:styleId="TtuloChar">
-    <w:name w:val="Título Char"/>
-    <w:basedOn w:val="Fontepargpadro"/>
-    <w:link w:val="Ttulo"/>
-    <w:uiPriority w:val="10"/>
-    <w:rsid w:val="00B60426"/>
-    <w:rPr>
-      <w:rFonts w:asciiTheme="majorHAnsi" w:eastAsiaTheme="majorEastAsia" w:hAnsiTheme="majorHAnsi" w:cstheme="majorBidi"/>
-      <w:spacing w:val="-10"/>
-      <w:kern w:val="28"/>
-      <w:sz w:val="56"/>
-      <w:szCs w:val="56"/>
-    </w:rPr>
-  </w:style>
-  <w:style w:type="paragraph" w:styleId="Subttulo">
-    <w:name w:val="Subtitle"/>
-    <w:basedOn w:val="Normal"/>
-    <w:next w:val="Normal"/>
-    <w:link w:val="SubttuloChar"/>
-    <w:uiPriority w:val="11"/>
-    <w:qFormat/>
-    <w:rsid w:val="00B60426"/>
-    <w:pPr>
-      <w:numPr>
-        <w:ilvl w:val="1"/>
-      </w:numPr>
-    </w:pPr>
-    <w:rPr>
-      <w:rFonts w:eastAsiaTheme="majorEastAsia" w:cstheme="majorBidi"/>
-      <w:color w:val="595959" w:themeColor="text1" w:themeTint="A6"/>
-      <w:spacing w:val="15"/>
-      <w:sz w:val="28"/>
-      <w:szCs w:val="28"/>
-    </w:rPr>
-  </w:style>
-  <w:style w:type="character" w:customStyle="1" w:styleId="SubttuloChar">
-    <w:name w:val="Subtítulo Char"/>
-    <w:basedOn w:val="Fontepargpadro"/>
-    <w:link w:val="Subttulo"/>
-    <w:uiPriority w:val="11"/>
-    <w:rsid w:val="00B60426"/>
-    <w:rPr>
-      <w:rFonts w:eastAsiaTheme="majorEastAsia" w:cstheme="majorBidi"/>
-      <w:color w:val="595959" w:themeColor="text1" w:themeTint="A6"/>
-      <w:spacing w:val="15"/>
-      <w:sz w:val="28"/>
-      <w:szCs w:val="28"/>
-    </w:rPr>
-  </w:style>
-  <w:style w:type="paragraph" w:styleId="Citao">
-    <w:name w:val="Quote"/>
-    <w:basedOn w:val="Normal"/>
-    <w:next w:val="Normal"/>
-    <w:link w:val="CitaoChar"/>
-    <w:uiPriority w:val="29"/>
-    <w:qFormat/>
-    <w:rsid w:val="00B60426"/>
-    <w:pPr>
-      <w:spacing w:before="160"/>
-      <w:jc w:val="center"/>
-    </w:pPr>
-    <w:rPr>
-      <w:i/>
-      <w:iCs/>
-      <w:color w:val="404040" w:themeColor="text1" w:themeTint="BF"/>
-    </w:rPr>
-  </w:style>
-  <w:style w:type="character" w:customStyle="1" w:styleId="CitaoChar">
-    <w:name w:val="Citação Char"/>
-    <w:basedOn w:val="Fontepargpadro"/>
-    <w:link w:val="Citao"/>
-    <w:uiPriority w:val="29"/>
-    <w:rsid w:val="00B60426"/>
-    <w:rPr>
-      <w:i/>
-      <w:iCs/>
-      <w:color w:val="404040" w:themeColor="text1" w:themeTint="BF"/>
-    </w:rPr>
-  </w:style>
-  <w:style w:type="paragraph" w:styleId="PargrafodaLista">
-    <w:name w:val="List Paragraph"/>
-    <w:basedOn w:val="Normal"/>
-    <w:link w:val="PargrafodaListaChar"/>
-    <w:uiPriority w:val="34"/>
-    <w:qFormat/>
-    <w:rsid w:val="00B60426"/>
-    <w:pPr>
-      <w:ind w:left="720"/>
-      <w:contextualSpacing/>
-    </w:pPr>
-  </w:style>
-  <w:style w:type="character" w:styleId="nfaseIntensa">
-    <w:name w:val="Intense Emphasis"/>
-    <w:basedOn w:val="Fontepargpadro"/>
-    <w:uiPriority w:val="21"/>
-    <w:qFormat/>
-    <w:rsid w:val="00B60426"/>
-    <w:rPr>
-      <w:i/>
-      <w:iCs/>
-      <w:color w:val="0F4761" w:themeColor="accent1" w:themeShade="BF"/>
-    </w:rPr>
-  </w:style>
-  <w:style w:type="paragraph" w:styleId="CitaoIntensa">
-    <w:name w:val="Intense Quote"/>
-    <w:basedOn w:val="Normal"/>
-    <w:next w:val="Normal"/>
-    <w:link w:val="CitaoIntensaChar"/>
-    <w:uiPriority w:val="30"/>
-    <w:qFormat/>
-    <w:rsid w:val="00B60426"/>
-    <w:pPr>
-      <w:pBdr>
-        <w:top w:val="single" w:sz="4" w:space="10" w:color="0F4761" w:themeColor="accent1" w:themeShade="BF"/>
-        <w:bottom w:val="single" w:sz="4" w:space="10" w:color="0F4761" w:themeColor="accent1" w:themeShade="BF"/>
-      </w:pBdr>
-      <w:spacing w:before="360" w:after="360"/>
-      <w:ind w:left="864" w:right="864"/>
-      <w:jc w:val="center"/>
-    </w:pPr>
-    <w:rPr>
-      <w:i/>
-      <w:iCs/>
-      <w:color w:val="0F4761" w:themeColor="accent1" w:themeShade="BF"/>
-    </w:rPr>
-  </w:style>
-  <w:style w:type="character" w:customStyle="1" w:styleId="CitaoIntensaChar">
-    <w:name w:val="Citação Intensa Char"/>
-    <w:basedOn w:val="Fontepargpadro"/>
-    <w:link w:val="CitaoIntensa"/>
-    <w:uiPriority w:val="30"/>
-    <w:rsid w:val="00B60426"/>
-    <w:rPr>
-      <w:i/>
-      <w:iCs/>
-      <w:color w:val="0F4761" w:themeColor="accent1" w:themeShade="BF"/>
-    </w:rPr>
-  </w:style>
-  <w:style w:type="character" w:styleId="RefernciaIntensa">
-    <w:name w:val="Intense Reference"/>
-    <w:basedOn w:val="Fontepargpadro"/>
-    <w:uiPriority w:val="32"/>
-    <w:qFormat/>
-    <w:rsid w:val="00B60426"/>
-    <w:rPr>
-      <w:b/>
-      <w:bCs/>
-      <w:smallCaps/>
-      <w:color w:val="0F4761" w:themeColor="accent1" w:themeShade="BF"/>
-      <w:spacing w:val="5"/>
-    </w:rPr>
-  </w:style>
   <w:style w:type="table" w:styleId="Tabelacomgrade">
     <w:name w:val="Table Grid"/>
     <w:basedOn w:val="Tabelanormal"/>
     <w:uiPriority w:val="39"/>
-    <w:rsid w:val="00B60426"/>
+    <w:rsid w:val="00b60426"/>
     <w:pPr>
       <w:spacing w:after="0" w:line="240" w:lineRule="auto"/>
     </w:pPr>
     <w:tblPr>
       <w:tblBorders>
-        <w:top w:val="single" w:sz="4" w:space="0" w:color="auto"/>
-        <w:left w:val="single" w:sz="4" w:space="0" w:color="auto"/>
-        <w:bottom w:val="single" w:sz="4" w:space="0" w:color="auto"/>
-        <w:right w:val="single" w:sz="4" w:space="0" w:color="auto"/>
-        <w:insideH w:val="single" w:sz="4" w:space="0" w:color="auto"/>
-        <w:insideV w:val="single" w:sz="4" w:space="0" w:color="auto"/>
+        <w:top w:val="single" w:color="auto" w:sz="4" w:space="0"/>
+        <w:left w:val="single" w:color="auto" w:sz="4" w:space="0"/>
+        <w:bottom w:val="single" w:color="auto" w:sz="4" w:space="0"/>
+        <w:right w:val="single" w:color="auto" w:sz="4" w:space="0"/>
+        <w:insideH w:val="single" w:color="auto" w:sz="4" w:space="0"/>
+        <w:insideV w:val="single" w:color="auto" w:sz="4" w:space="0"/>
       </w:tblBorders>
     </w:tblPr>
-  </w:style>
-  <w:style w:type="paragraph" w:styleId="Cabealho">
-    <w:name w:val="header"/>
-    <w:basedOn w:val="Normal"/>
-    <w:link w:val="CabealhoChar"/>
-    <w:uiPriority w:val="99"/>
-    <w:unhideWhenUsed/>
-    <w:rsid w:val="00B60426"/>
-    <w:pPr>
-      <w:tabs>
-        <w:tab w:val="center" w:pos="4252"/>
-        <w:tab w:val="right" w:pos="8504"/>
-      </w:tabs>
-      <w:spacing w:after="0" w:line="240" w:lineRule="auto"/>
-      <w:ind w:left="357" w:hanging="357"/>
-    </w:pPr>
-    <w:rPr>
-      <w:rFonts w:ascii="Arial" w:hAnsi="Arial"/>
-      <w:szCs w:val="22"/>
-    </w:rPr>
-  </w:style>
-  <w:style w:type="character" w:customStyle="1" w:styleId="CabealhoChar">
-    <w:name w:val="Cabeçalho Char"/>
-    <w:basedOn w:val="Fontepargpadro"/>
-    <w:link w:val="Cabealho"/>
-    <w:uiPriority w:val="99"/>
-    <w:rsid w:val="00B60426"/>
-    <w:rPr>
-      <w:rFonts w:ascii="Arial" w:hAnsi="Arial"/>
-      <w:szCs w:val="22"/>
-    </w:rPr>
-  </w:style>
-  <w:style w:type="paragraph" w:styleId="Reviso">
-    <w:name w:val="Revision"/>
-    <w:hidden/>
-    <w:uiPriority w:val="99"/>
-    <w:semiHidden/>
-    <w:rsid w:val="00EA1E2E"/>
-    <w:pPr>
-      <w:spacing w:after="0" w:line="240" w:lineRule="auto"/>
-    </w:pPr>
-  </w:style>
-  <w:style w:type="paragraph" w:customStyle="1" w:styleId="meusumrio">
-    <w:name w:val="meu sumário"/>
-    <w:basedOn w:val="Normal"/>
-    <w:link w:val="meusumrioChar"/>
-    <w:qFormat/>
-    <w:rsid w:val="007803A3"/>
-    <w:pPr>
-      <w:spacing w:after="0" w:line="360" w:lineRule="auto"/>
-      <w:jc w:val="both"/>
-    </w:pPr>
-    <w:rPr>
-      <w:rFonts w:ascii="Arial" w:hAnsi="Arial" w:cs="Arial"/>
-      <w:b/>
-    </w:rPr>
-  </w:style>
-  <w:style w:type="character" w:customStyle="1" w:styleId="meusumrioChar">
-    <w:name w:val="meu sumário Char"/>
-    <w:basedOn w:val="Fontepargpadro"/>
-    <w:link w:val="meusumrio"/>
-    <w:rsid w:val="007803A3"/>
-    <w:rPr>
-      <w:rFonts w:ascii="Arial" w:hAnsi="Arial" w:cs="Arial"/>
-      <w:b/>
-    </w:rPr>
-  </w:style>
-  <w:style w:type="character" w:customStyle="1" w:styleId="PargrafodaListaChar">
-    <w:name w:val="Parágrafo da Lista Char"/>
-    <w:link w:val="PargrafodaLista"/>
-    <w:uiPriority w:val="34"/>
-    <w:rsid w:val="007803A3"/>
   </w:style>
 </w:styles>
 </file>
 
 <file path=word/theme/theme1.xml><?xml version="1.0" encoding="utf-8"?>
-<a:theme xmlns:a="http://schemas.openxmlformats.org/drawingml/2006/main" name="Tema do Office">
+<a:theme xmlns:a="http://schemas.openxmlformats.org/drawingml/2006/main" xmlns:r="http://schemas.openxmlformats.org/officeDocument/2006/relationships" name="Tema do Office">
   <a:themeElements>
     <a:clrScheme name="Office">
       <a:dk1>
-        <a:sysClr val="windowText" lastClr="000000"/>
+        <a:srgbClr val="000000"/>
       </a:dk1>
       <a:lt1>
-        <a:sysClr val="window" lastClr="FFFFFF"/>
+        <a:srgbClr val="ffffff"/>
       </a:lt1>
       <a:dk2>
-        <a:srgbClr val="0E2841"/>
+        <a:srgbClr val="0e2841"/>
       </a:dk2>
       <a:lt2>
-        <a:srgbClr val="E8E8E8"/>
+        <a:srgbClr val="e8e8e8"/>
       </a:lt2>
       <a:accent1>
         <a:srgbClr val="156082"/>
       </a:accent1>
       <a:accent2>
-        <a:srgbClr val="E97132"/>
+        <a:srgbClr val="e97132"/>
       </a:accent2>
       <a:accent3>
-        <a:srgbClr val="196B24"/>
+        <a:srgbClr val="196b24"/>
       </a:accent3>
       <a:accent4>
-        <a:srgbClr val="0F9ED5"/>
+        <a:srgbClr val="0f9ed5"/>
       </a:accent4>
       <a:accent5>
-        <a:srgbClr val="A02B93"/>
+        <a:srgbClr val="a02b93"/>
       </a:accent5>
       <a:accent6>
-        <a:srgbClr val="4EA72E"/>
+        <a:srgbClr val="4ea72e"/>
       </a:accent6>
       <a:hlink>
         <a:srgbClr val="467886"/>
       </a:hlink>
       <a:folHlink>
-        <a:srgbClr val="96607D"/>
+        <a:srgbClr val="96607d"/>
       </a:folHlink>
     </a:clrScheme>
     <a:fontScheme name="Office">
       <a:majorFont>
-        <a:latin typeface="Aptos Display" panose="02110004020202020204"/>
+        <a:latin typeface="Aptos Display" panose="02110004020202020204" pitchFamily="0" charset="1"/>
         <a:ea typeface=""/>
         <a:cs typeface=""/>
-        <a:font script="Jpan" typeface="游ゴシック Light"/>
-        <a:font script="Hang" typeface="맑은 고딕"/>
-        <a:font script="Hans" typeface="等线 Light"/>
-        <a:font script="Hant" typeface="新細明體"/>
-        <a:font script="Arab" typeface="Times New Roman"/>
-        <a:font script="Hebr" typeface="Times New Roman"/>
-        <a:font script="Thai" typeface="Angsana New"/>
-        <a:font script="Ethi" typeface="Nyala"/>
-        <a:font script="Beng" typeface="Vrinda"/>
-        <a:font script="Gujr" typeface="Shruti"/>
-        <a:font script="Khmr" typeface="MoolBoran"/>
-        <a:font script="Knda" typeface="Tunga"/>
-        <a:font script="Guru" typeface="Raavi"/>
-        <a:font script="Cans" typeface="Euphemia"/>
-        <a:font script="Cher" typeface="Plantagenet Cherokee"/>
-        <a:font script="Yiii" typeface="Microsoft Yi Baiti"/>
-        <a:font script="Tibt" typeface="Microsoft Himalaya"/>
-        <a:font script="Thaa" typeface="MV Boli"/>
-        <a:font script="Deva" typeface="Mangal"/>
-        <a:font script="Telu" typeface="Gautami"/>
-        <a:font script="Taml" typeface="Latha"/>
-        <a:font script="Syrc" typeface="Estrangelo Edessa"/>
-        <a:font script="Orya" typeface="Kalinga"/>
-        <a:font script="Mlym" typeface="Kartika"/>
-        <a:font script="Laoo" typeface="DokChampa"/>
-        <a:font script="Sinh" typeface="Iskoola Pota"/>
-        <a:font script="Mong" typeface="Mongolian Baiti"/>
-        <a:font script="Viet" typeface="Times New Roman"/>
-        <a:font script="Uigh" typeface="Microsoft Uighur"/>
-        <a:font script="Geor" typeface="Sylfaen"/>
-        <a:font script="Armn" typeface="Arial"/>
-        <a:font script="Bugi" typeface="Leelawadee UI"/>
-        <a:font script="Bopo" typeface="Microsoft JhengHei"/>
-        <a:font script="Java" typeface="Javanese Text"/>
-        <a:font script="Lisu" typeface="Segoe UI"/>
-        <a:font script="Mymr" typeface="Myanmar Text"/>
-        <a:font script="Nkoo" typeface="Ebrima"/>
-        <a:font script="Olck" typeface="Nirmala UI"/>
-        <a:font script="Osma" typeface="Ebrima"/>
-        <a:font script="Phag" typeface="Phagspa"/>
-        <a:font script="Syrn" typeface="Estrangelo Edessa"/>
-        <a:font script="Syrj" typeface="Estrangelo Edessa"/>
-        <a:font script="Syre" typeface="Estrangelo Edessa"/>
-        <a:font script="Sora" typeface="Nirmala UI"/>
-        <a:font script="Tale" typeface="Microsoft Tai Le"/>
-        <a:font script="Talu" typeface="Microsoft New Tai Lue"/>
-        <a:font script="Tfng" typeface="Ebrima"/>
       </a:majorFont>
       <a:minorFont>
-        <a:latin typeface="Aptos" panose="02110004020202020204"/>
+        <a:latin typeface="Aptos" panose="02110004020202020204" pitchFamily="0" charset="1"/>
         <a:ea typeface=""/>
         <a:cs typeface=""/>
-        <a:font script="Jpan" typeface="游明朝"/>
-        <a:font script="Hang" typeface="맑은 고딕"/>
-        <a:font script="Hans" typeface="等线"/>
-        <a:font script="Hant" typeface="新細明體"/>
-        <a:font script="Arab" typeface="Arial"/>
-        <a:font script="Hebr" typeface="Arial"/>
-        <a:font script="Thai" typeface="Cordia New"/>
-        <a:font script="Ethi" typeface="Nyala"/>
-        <a:font script="Beng" typeface="Vrinda"/>
-        <a:font script="Gujr" typeface="Shruti"/>
-        <a:font script="Khmr" typeface="DaunPenh"/>
-        <a:font script="Knda" typeface="Tunga"/>
-        <a:font script="Guru" typeface="Raavi"/>
-        <a:font script="Cans" typeface="Euphemia"/>
-        <a:font script="Cher" typeface="Plantagenet Cherokee"/>
-        <a:font script="Yiii" typeface="Microsoft Yi Baiti"/>
-        <a:font script="Tibt" typeface="Microsoft Himalaya"/>
-        <a:font script="Thaa" typeface="MV Boli"/>
-        <a:font script="Deva" typeface="Mangal"/>
-        <a:font script="Telu" typeface="Gautami"/>
-        <a:font script="Taml" typeface="Latha"/>
-        <a:font script="Syrc" typeface="Estrangelo Edessa"/>
-        <a:font script="Orya" typeface="Kalinga"/>
-        <a:font script="Mlym" typeface="Kartika"/>
-        <a:font script="Laoo" typeface="DokChampa"/>
-        <a:font script="Sinh" typeface="Iskoola Pota"/>
-        <a:font script="Mong" typeface="Mongolian Baiti"/>
-        <a:font script="Viet" typeface="Arial"/>
-        <a:font script="Uigh" typeface="Microsoft Uighur"/>
-        <a:font script="Geor" typeface="Sylfaen"/>
-        <a:font script="Armn" typeface="Arial"/>
-        <a:font script="Bugi" typeface="Leelawadee UI"/>
-        <a:font script="Bopo" typeface="Microsoft JhengHei"/>
-        <a:font script="Java" typeface="Javanese Text"/>
-        <a:font script="Lisu" typeface="Segoe UI"/>
-        <a:font script="Mymr" typeface="Myanmar Text"/>
-        <a:font script="Nkoo" typeface="Ebrima"/>
-        <a:font script="Olck" typeface="Nirmala UI"/>
-        <a:font script="Osma" typeface="Ebrima"/>
-        <a:font script="Phag" typeface="Phagspa"/>
-        <a:font script="Syrn" typeface="Estrangelo Edessa"/>
-        <a:font script="Syrj" typeface="Estrangelo Edessa"/>
-        <a:font script="Syre" typeface="Estrangelo Edessa"/>
-        <a:font script="Sora" typeface="Nirmala UI"/>
-        <a:font script="Tale" typeface="Microsoft Tai Le"/>
-        <a:font script="Talu" typeface="Microsoft New Tai Lue"/>
-        <a:font script="Tfng" typeface="Ebrima"/>
       </a:minorFont>
     </a:fontScheme>
-    <a:fmtScheme name="Office">
+    <a:fmtScheme>
       <a:fillStyleLst>
         <a:solidFill>
           <a:schemeClr val="phClr"/>
         </a:solidFill>
-        <a:gradFill rotWithShape="1">
+        <a:gradFill>
           <a:gsLst>
             <a:gs pos="0">
               <a:schemeClr val="phClr">
                 <a:lumMod val="110000"/>
-                <a:satMod val="105000"/>
                 <a:tint val="67000"/>
               </a:schemeClr>
             </a:gs>
             <a:gs pos="50000">
               <a:schemeClr val="phClr">
                 <a:lumMod val="105000"/>
-                <a:satMod val="103000"/>
                 <a:tint val="73000"/>
               </a:schemeClr>
             </a:gs>
             <a:gs pos="100000">
               <a:schemeClr val="phClr">
                 <a:lumMod val="105000"/>
-                <a:satMod val="109000"/>
                 <a:tint val="81000"/>
               </a:schemeClr>
             </a:gs>
           </a:gsLst>
           <a:lin ang="5400000" scaled="0"/>
+          <a:tileRect l="0" t="0" r="0" b="0"/>
         </a:gradFill>
-        <a:gradFill rotWithShape="1">
+        <a:gradFill>
           <a:gsLst>
             <a:gs pos="0">
               <a:schemeClr val="phClr">
-                <a:satMod val="103000"/>
                 <a:lumMod val="102000"/>
                 <a:tint val="94000"/>
               </a:schemeClr>
             </a:gs>
             <a:gs pos="50000">
               <a:schemeClr val="phClr">
-                <a:satMod val="110000"/>
                 <a:lumMod val="100000"/>
                 <a:shade val="100000"/>
               </a:schemeClr>
@@ -4841,33 +5221,24 @@
             <a:gs pos="100000">
               <a:schemeClr val="phClr">
                 <a:lumMod val="99000"/>
-                <a:satMod val="120000"/>
                 <a:shade val="78000"/>
               </a:schemeClr>
             </a:gs>
           </a:gsLst>
           <a:lin ang="5400000" scaled="0"/>
+          <a:tileRect l="0" t="0" r="0" b="0"/>
         </a:gradFill>
       </a:fillStyleLst>
       <a:lnStyleLst>
         <a:ln w="12700" cap="flat" cmpd="sng" algn="ctr">
-          <a:solidFill>
-            <a:schemeClr val="phClr"/>
-          </a:solidFill>
           <a:prstDash val="solid"/>
           <a:miter lim="800000"/>
         </a:ln>
         <a:ln w="19050" cap="flat" cmpd="sng" algn="ctr">
-          <a:solidFill>
-            <a:schemeClr val="phClr"/>
-          </a:solidFill>
           <a:prstDash val="solid"/>
           <a:miter lim="800000"/>
         </a:ln>
         <a:ln w="25400" cap="flat" cmpd="sng" algn="ctr">
-          <a:solidFill>
-            <a:schemeClr val="phClr"/>
-          </a:solidFill>
           <a:prstDash val="solid"/>
           <a:miter lim="800000"/>
         </a:ln>
@@ -4880,13 +5251,7 @@
           <a:effectLst/>
         </a:effectStyle>
         <a:effectStyle>
-          <a:effectLst>
-            <a:outerShdw blurRad="57150" dist="19050" dir="5400000" algn="ctr" rotWithShape="0">
-              <a:srgbClr val="000000">
-                <a:alpha val="63000"/>
-              </a:srgbClr>
-            </a:outerShdw>
-          </a:effectLst>
+          <a:effectLst/>
         </a:effectStyle>
       </a:effectStyleLst>
       <a:bgFillStyleLst>
@@ -4896,15 +5261,13 @@
         <a:solidFill>
           <a:schemeClr val="phClr">
             <a:tint val="95000"/>
-            <a:satMod val="170000"/>
           </a:schemeClr>
         </a:solidFill>
-        <a:gradFill rotWithShape="1">
+        <a:gradFill>
           <a:gsLst>
             <a:gs pos="0">
               <a:schemeClr val="phClr">
                 <a:tint val="93000"/>
-                <a:satMod val="150000"/>
                 <a:shade val="98000"/>
                 <a:lumMod val="102000"/>
               </a:schemeClr>
@@ -4912,7 +5275,6 @@
             <a:gs pos="50000">
               <a:schemeClr val="phClr">
                 <a:tint val="98000"/>
-                <a:satMod val="130000"/>
                 <a:shade val="90000"/>
                 <a:lumMod val="103000"/>
               </a:schemeClr>
@@ -4920,41 +5282,14 @@
             <a:gs pos="100000">
               <a:schemeClr val="phClr">
                 <a:shade val="63000"/>
-                <a:satMod val="120000"/>
               </a:schemeClr>
             </a:gs>
           </a:gsLst>
           <a:lin ang="5400000" scaled="0"/>
+          <a:tileRect l="0" t="0" r="0" b="0"/>
         </a:gradFill>
       </a:bgFillStyleLst>
     </a:fmtScheme>
   </a:themeElements>
-  <a:objectDefaults>
-    <a:lnDef>
-      <a:spPr/>
-      <a:bodyPr/>
-      <a:lstStyle/>
-      <a:style>
-        <a:lnRef idx="2">
-          <a:schemeClr val="accent1"/>
-        </a:lnRef>
-        <a:fillRef idx="0">
-          <a:schemeClr val="accent1"/>
-        </a:fillRef>
-        <a:effectRef idx="1">
-          <a:schemeClr val="accent1"/>
-        </a:effectRef>
-        <a:fontRef idx="minor">
-          <a:schemeClr val="tx1"/>
-        </a:fontRef>
-      </a:style>
-    </a:lnDef>
-  </a:objectDefaults>
-  <a:extraClrSchemeLst/>
-  <a:extLst>
-    <a:ext uri="{05A4C25C-085E-4340-85A3-A5531E510DB2}">
-      <thm15:themeFamily xmlns:thm15="http://schemas.microsoft.com/office/thememl/2012/main" name="Office Theme" id="{2E142A2C-CD16-42D6-873A-C26D2A0506FA}" vid="{1BDDFF52-6CD6-40A5-AB3C-68EB2F1E4D0A}"/>
-    </a:ext>
-  </a:extLst>
 </a:theme>
 </file>
--- a/ApiWeb/Modelos/ESQUELETO.docx
+++ b/ApiWeb/Modelos/ESQUELETO.docx
@@ -35,6 +35,7 @@
             <w:pPr>
               <w:pStyle w:val="Normal"/>
               <w:widowControl/>
+              <w:suppressAutoHyphens w:val="true"/>
               <w:spacing w:lineRule="auto" w:line="240" w:before="0" w:after="0"/>
               <w:jc w:val="center"/>
               <w:rPr>
@@ -60,6 +61,7 @@
             <w:pPr>
               <w:pStyle w:val="Normal"/>
               <w:widowControl/>
+              <w:suppressAutoHyphens w:val="true"/>
               <w:spacing w:lineRule="auto" w:line="240" w:before="0" w:after="0"/>
               <w:jc w:val="center"/>
               <w:rPr>
@@ -90,6 +92,7 @@
             <w:pPr>
               <w:pStyle w:val="Normal"/>
               <w:widowControl/>
+              <w:suppressAutoHyphens w:val="true"/>
               <w:spacing w:lineRule="auto" w:line="240" w:before="0" w:after="0"/>
               <w:jc w:val="center"/>
               <w:rPr>
@@ -115,6 +118,7 @@
             <w:pPr>
               <w:pStyle w:val="Normal"/>
               <w:widowControl/>
+              <w:suppressAutoHyphens w:val="true"/>
               <w:spacing w:lineRule="auto" w:line="240" w:before="0" w:after="0"/>
               <w:jc w:val="center"/>
               <w:rPr>
@@ -145,6 +149,7 @@
             <w:pPr>
               <w:pStyle w:val="Normal"/>
               <w:widowControl/>
+              <w:suppressAutoHyphens w:val="true"/>
               <w:spacing w:lineRule="auto" w:line="240" w:before="0" w:after="0"/>
               <w:jc w:val="left"/>
               <w:rPr>
@@ -218,23 +223,7 @@
           <w:b/>
           <w:bCs/>
         </w:rPr>
-        <w:t>P</w:t>
-      </w:r>
-      <w:r>
-        <w:rPr>
-          <w:rFonts w:cs="Arial" w:ascii="Arial" w:hAnsi="Arial"/>
-          <w:b/>
-          <w:bCs/>
-        </w:rPr>
-        <w:t>R</w:t>
-      </w:r>
-      <w:r>
-        <w:rPr>
-          <w:rFonts w:cs="Arial" w:ascii="Arial" w:hAnsi="Arial"/>
-          <w:b/>
-          <w:bCs/>
-        </w:rPr>
-        <w:t>OCESSO:</w:t>
+        <w:t>PROCESSO:</w:t>
       </w:r>
       <w:r>
         <w:rPr>
@@ -268,13 +257,7 @@
           <w:b/>
           <w:bCs/>
         </w:rPr>
-        <w:t>AUTOR: {{Reclamantes}}</w:t>
-      </w:r>
-      <w:r>
-        <w:rPr>
-          <w:rFonts w:cs="Arial" w:ascii="Arial" w:hAnsi="Arial"/>
-        </w:rPr>
-        <w:t xml:space="preserve"> </w:t>
+        <w:t xml:space="preserve">AUTOR: {{Reclamantes}} </w:t>
       </w:r>
     </w:p>
     <w:p>
@@ -363,7 +346,7 @@
           <w:rFonts w:cs="Arial"/>
           <w:sz w:val="22"/>
         </w:rPr>
-        <w:t xml:space="preserve">”, encaminha a Vossa Excelência o respectivo laudo pericial e valor de honorários periciais. O presente documento é resultado do trabalho técnico realizado por este perito nas dependências da </w:t>
+        <w:t>”, encaminha a Vossa Excelência o respectivo laudo pericial e valor de honorários periciais. O presente documento é resultado do trabalho técnico realizado por este perito nas dependências da #</w:t>
       </w:r>
       <w:r>
         <w:rPr>
@@ -372,7 +355,7 @@
           <w:bCs/>
           <w:sz w:val="22"/>
         </w:rPr>
-        <w:t>{{Reclamada}}</w:t>
+        <w:t>Reclamadas</w:t>
       </w:r>
       <w:r>
         <w:rPr>
@@ -404,7 +387,25 @@
           <w:bCs/>
           <w:sz w:val="22"/>
         </w:rPr>
-        <w:t xml:space="preserve">{{RUA}}, {{Numero}}, </w:t>
+        <w:t>{{RUA}}, {{N</w:t>
+      </w:r>
+      <w:r>
+        <w:rPr>
+          <w:rFonts w:cs="Arial"/>
+          <w:b/>
+          <w:bCs/>
+          <w:sz w:val="22"/>
+        </w:rPr>
+        <w:t>UMERO</w:t>
+      </w:r>
+      <w:r>
+        <w:rPr>
+          <w:rFonts w:cs="Arial"/>
+          <w:b/>
+          <w:bCs/>
+          <w:sz w:val="22"/>
+        </w:rPr>
+        <w:t xml:space="preserve">}}, </w:t>
       </w:r>
       <w:r>
         <w:rPr>
@@ -673,6 +674,7 @@
             <w:pPr>
               <w:pStyle w:val="Normal"/>
               <w:widowControl/>
+              <w:suppressAutoHyphens w:val="true"/>
               <w:spacing w:lineRule="auto" w:line="240" w:before="0" w:after="0"/>
               <w:jc w:val="center"/>
               <w:rPr>
@@ -697,6 +699,7 @@
             <w:pPr>
               <w:pStyle w:val="Normal"/>
               <w:widowControl/>
+              <w:suppressAutoHyphens w:val="true"/>
               <w:spacing w:lineRule="auto" w:line="240" w:before="0" w:after="0"/>
               <w:jc w:val="center"/>
               <w:rPr>
@@ -727,6 +730,7 @@
             <w:pPr>
               <w:pStyle w:val="Normal"/>
               <w:widowControl/>
+              <w:suppressAutoHyphens w:val="true"/>
               <w:spacing w:lineRule="auto" w:line="240" w:before="0" w:after="0"/>
               <w:jc w:val="center"/>
               <w:rPr>
@@ -751,6 +755,7 @@
             <w:pPr>
               <w:pStyle w:val="Normal"/>
               <w:widowControl/>
+              <w:suppressAutoHyphens w:val="true"/>
               <w:spacing w:lineRule="auto" w:line="240" w:before="0" w:after="0"/>
               <w:jc w:val="center"/>
               <w:rPr>
@@ -781,6 +786,7 @@
             <w:pPr>
               <w:pStyle w:val="Normal"/>
               <w:widowControl/>
+              <w:suppressAutoHyphens w:val="true"/>
               <w:spacing w:lineRule="auto" w:line="240" w:before="0" w:after="0"/>
               <w:jc w:val="left"/>
               <w:rPr>
@@ -1072,6 +1078,7 @@
             <w:pPr>
               <w:pStyle w:val="Normal"/>
               <w:widowControl/>
+              <w:suppressAutoHyphens w:val="true"/>
               <w:spacing w:lineRule="auto" w:line="240" w:before="0" w:after="0"/>
               <w:jc w:val="center"/>
               <w:rPr>
@@ -1096,6 +1103,7 @@
             <w:pPr>
               <w:pStyle w:val="Normal"/>
               <w:widowControl/>
+              <w:suppressAutoHyphens w:val="true"/>
               <w:spacing w:lineRule="auto" w:line="240" w:before="0" w:after="0"/>
               <w:jc w:val="center"/>
               <w:rPr>
@@ -1126,6 +1134,7 @@
             <w:pPr>
               <w:pStyle w:val="Normal"/>
               <w:widowControl/>
+              <w:suppressAutoHyphens w:val="true"/>
               <w:spacing w:lineRule="auto" w:line="240" w:before="0" w:after="0"/>
               <w:jc w:val="center"/>
               <w:rPr>
@@ -1150,6 +1159,7 @@
             <w:pPr>
               <w:pStyle w:val="Normal"/>
               <w:widowControl/>
+              <w:suppressAutoHyphens w:val="true"/>
               <w:spacing w:lineRule="auto" w:line="240" w:before="0" w:after="0"/>
               <w:jc w:val="center"/>
               <w:rPr>
@@ -1180,6 +1190,7 @@
             <w:pPr>
               <w:pStyle w:val="Normal"/>
               <w:widowControl/>
+              <w:suppressAutoHyphens w:val="true"/>
               <w:spacing w:lineRule="auto" w:line="240" w:before="0" w:after="0"/>
               <w:jc w:val="left"/>
               <w:rPr>
@@ -1720,6 +1731,7 @@
             <w:pPr>
               <w:pStyle w:val="Normal"/>
               <w:widowControl/>
+              <w:suppressAutoHyphens w:val="true"/>
               <w:spacing w:lineRule="auto" w:line="240" w:before="0" w:after="0"/>
               <w:jc w:val="center"/>
               <w:rPr>
@@ -1744,6 +1756,7 @@
             <w:pPr>
               <w:pStyle w:val="Normal"/>
               <w:widowControl/>
+              <w:suppressAutoHyphens w:val="true"/>
               <w:spacing w:lineRule="auto" w:line="240" w:before="0" w:after="0"/>
               <w:jc w:val="center"/>
               <w:rPr>
@@ -1774,6 +1787,7 @@
             <w:pPr>
               <w:pStyle w:val="Normal"/>
               <w:widowControl/>
+              <w:suppressAutoHyphens w:val="true"/>
               <w:spacing w:lineRule="auto" w:line="240" w:before="0" w:after="0"/>
               <w:jc w:val="center"/>
               <w:rPr>
@@ -1798,6 +1812,7 @@
             <w:pPr>
               <w:pStyle w:val="Normal"/>
               <w:widowControl/>
+              <w:suppressAutoHyphens w:val="true"/>
               <w:spacing w:lineRule="auto" w:line="240" w:before="0" w:after="0"/>
               <w:jc w:val="center"/>
               <w:rPr>
@@ -1828,6 +1843,7 @@
             <w:pPr>
               <w:pStyle w:val="Normal"/>
               <w:widowControl/>
+              <w:suppressAutoHyphens w:val="true"/>
               <w:spacing w:lineRule="auto" w:line="240" w:before="0" w:after="0"/>
               <w:jc w:val="left"/>
               <w:rPr>
@@ -2214,6 +2230,7 @@
             <w:pPr>
               <w:pStyle w:val="meusumrio"/>
               <w:widowControl/>
+              <w:suppressAutoHyphens w:val="true"/>
               <w:spacing w:before="0" w:after="0"/>
               <w:jc w:val="center"/>
               <w:rPr>
@@ -2245,6 +2262,7 @@
             <w:pPr>
               <w:pStyle w:val="meusumrio"/>
               <w:widowControl/>
+              <w:suppressAutoHyphens w:val="true"/>
               <w:spacing w:before="0" w:after="0"/>
               <w:jc w:val="center"/>
               <w:rPr>
@@ -2279,6 +2297,7 @@
             <w:pPr>
               <w:pStyle w:val="meusumrio"/>
               <w:widowControl/>
+              <w:suppressAutoHyphens w:val="true"/>
               <w:spacing w:before="0" w:after="0"/>
               <w:rPr>
                 <w:sz w:val="28"/>
@@ -2287,11 +2306,8 @@
             </w:pPr>
             <w:r>
               <w:rPr>
-                <w:rFonts w:eastAsia="Aptos"/>
-                <w:kern w:val="2"/>
                 <w:sz w:val="28"/>
                 <w:szCs w:val="28"/>
-                <w:lang w:val="pt-BR" w:eastAsia="en-US" w:bidi="ar-SA"/>
               </w:rPr>
             </w:r>
           </w:p>
@@ -2305,6 +2321,7 @@
             <w:pPr>
               <w:pStyle w:val="meusumrio"/>
               <w:widowControl/>
+              <w:suppressAutoHyphens w:val="true"/>
               <w:spacing w:before="0" w:after="0"/>
               <w:rPr>
                 <w:sz w:val="28"/>
@@ -2313,11 +2330,8 @@
             </w:pPr>
             <w:r>
               <w:rPr>
-                <w:rFonts w:eastAsia="Aptos"/>
-                <w:kern w:val="2"/>
                 <w:sz w:val="28"/>
                 <w:szCs w:val="28"/>
-                <w:lang w:val="pt-BR" w:eastAsia="en-US" w:bidi="ar-SA"/>
               </w:rPr>
             </w:r>
           </w:p>
@@ -2334,6 +2348,7 @@
             <w:pPr>
               <w:pStyle w:val="meusumrio"/>
               <w:widowControl/>
+              <w:suppressAutoHyphens w:val="true"/>
               <w:spacing w:before="0" w:after="0"/>
               <w:rPr>
                 <w:sz w:val="28"/>
@@ -2342,11 +2357,8 @@
             </w:pPr>
             <w:r>
               <w:rPr>
-                <w:rFonts w:eastAsia="Aptos"/>
-                <w:kern w:val="2"/>
                 <w:sz w:val="28"/>
                 <w:szCs w:val="28"/>
-                <w:lang w:val="pt-BR" w:eastAsia="en-US" w:bidi="ar-SA"/>
               </w:rPr>
             </w:r>
           </w:p>
@@ -2360,6 +2372,7 @@
             <w:pPr>
               <w:pStyle w:val="meusumrio"/>
               <w:widowControl/>
+              <w:suppressAutoHyphens w:val="true"/>
               <w:spacing w:before="0" w:after="0"/>
               <w:rPr>
                 <w:sz w:val="28"/>
@@ -2368,11 +2381,8 @@
             </w:pPr>
             <w:r>
               <w:rPr>
-                <w:rFonts w:eastAsia="Aptos"/>
-                <w:kern w:val="2"/>
                 <w:sz w:val="28"/>
                 <w:szCs w:val="28"/>
-                <w:lang w:val="pt-BR" w:eastAsia="en-US" w:bidi="ar-SA"/>
               </w:rPr>
             </w:r>
           </w:p>
@@ -2488,6 +2498,7 @@
             <w:pPr>
               <w:pStyle w:val="Normal"/>
               <w:widowControl/>
+              <w:suppressAutoHyphens w:val="true"/>
               <w:spacing w:lineRule="auto" w:line="240" w:before="0" w:after="0"/>
               <w:jc w:val="center"/>
               <w:rPr>
@@ -2512,6 +2523,7 @@
             <w:pPr>
               <w:pStyle w:val="Normal"/>
               <w:widowControl/>
+              <w:suppressAutoHyphens w:val="true"/>
               <w:spacing w:lineRule="auto" w:line="240" w:before="0" w:after="0"/>
               <w:jc w:val="center"/>
               <w:rPr>
@@ -2542,6 +2554,7 @@
             <w:pPr>
               <w:pStyle w:val="Normal"/>
               <w:widowControl/>
+              <w:suppressAutoHyphens w:val="true"/>
               <w:spacing w:lineRule="auto" w:line="240" w:before="0" w:after="0"/>
               <w:jc w:val="center"/>
               <w:rPr>
@@ -2566,6 +2579,7 @@
             <w:pPr>
               <w:pStyle w:val="Normal"/>
               <w:widowControl/>
+              <w:suppressAutoHyphens w:val="true"/>
               <w:spacing w:lineRule="auto" w:line="240" w:before="0" w:after="0"/>
               <w:jc w:val="center"/>
               <w:rPr>
@@ -2596,6 +2610,7 @@
             <w:pPr>
               <w:pStyle w:val="Normal"/>
               <w:widowControl/>
+              <w:suppressAutoHyphens w:val="true"/>
               <w:spacing w:lineRule="auto" w:line="240" w:before="0" w:after="0"/>
               <w:jc w:val="left"/>
               <w:rPr>
@@ -3161,6 +3176,7 @@
               <w:pStyle w:val="Normal"/>
               <w:pageBreakBefore/>
               <w:widowControl/>
+              <w:suppressAutoHyphens w:val="true"/>
               <w:spacing w:lineRule="auto" w:line="240" w:before="0" w:after="0"/>
               <w:jc w:val="center"/>
               <w:rPr>
@@ -3185,6 +3201,7 @@
             <w:pPr>
               <w:pStyle w:val="Normal"/>
               <w:widowControl/>
+              <w:suppressAutoHyphens w:val="true"/>
               <w:spacing w:lineRule="auto" w:line="240" w:before="0" w:after="0"/>
               <w:jc w:val="center"/>
               <w:rPr>
@@ -3215,6 +3232,7 @@
             <w:pPr>
               <w:pStyle w:val="Normal"/>
               <w:widowControl/>
+              <w:suppressAutoHyphens w:val="true"/>
               <w:spacing w:lineRule="auto" w:line="240" w:before="0" w:after="0"/>
               <w:jc w:val="center"/>
               <w:rPr>
@@ -3239,6 +3257,7 @@
             <w:pPr>
               <w:pStyle w:val="Normal"/>
               <w:widowControl/>
+              <w:suppressAutoHyphens w:val="true"/>
               <w:spacing w:lineRule="auto" w:line="240" w:before="0" w:after="0"/>
               <w:jc w:val="center"/>
               <w:rPr>
@@ -3269,6 +3288,7 @@
             <w:pPr>
               <w:pStyle w:val="Normal"/>
               <w:widowControl/>
+              <w:suppressAutoHyphens w:val="true"/>
               <w:spacing w:lineRule="auto" w:line="240" w:before="0" w:after="0"/>
               <w:jc w:val="left"/>
               <w:rPr>
@@ -4414,6 +4434,7 @@
     <w:qFormat/>
     <w:pPr>
       <w:widowControl/>
+      <w:suppressAutoHyphens w:val="true"/>
       <w:bidi w:val="0"/>
       <w:spacing w:lineRule="auto" w:line="276" w:before="0" w:after="160"/>
       <w:jc w:val="left"/>
@@ -5050,6 +5071,7 @@
     <w:rsid w:val="00ea1e2e"/>
     <w:pPr>
       <w:widowControl/>
+      <w:suppressAutoHyphens w:val="true"/>
       <w:bidi w:val="0"/>
       <w:spacing w:lineRule="auto" w:line="240" w:before="0" w:after="0"/>
       <w:jc w:val="left"/>

--- a/ApiWeb/Modelos/ESQUELETO.docx
+++ b/ApiWeb/Modelos/ESQUELETO.docx
@@ -387,25 +387,7 @@
           <w:bCs/>
           <w:sz w:val="22"/>
         </w:rPr>
-        <w:t>{{RUA}}, {{N</w:t>
-      </w:r>
-      <w:r>
-        <w:rPr>
-          <w:rFonts w:cs="Arial"/>
-          <w:b/>
-          <w:bCs/>
-          <w:sz w:val="22"/>
-        </w:rPr>
-        <w:t>UMERO</w:t>
-      </w:r>
-      <w:r>
-        <w:rPr>
-          <w:rFonts w:cs="Arial"/>
-          <w:b/>
-          <w:bCs/>
-          <w:sz w:val="22"/>
-        </w:rPr>
-        <w:t xml:space="preserve">}}, </w:t>
+        <w:t xml:space="preserve">{{RUA}}, {{NUMERO}}, </w:t>
       </w:r>
       <w:r>
         <w:rPr>
@@ -548,7 +530,27 @@
           <w:sz w:val="22"/>
           <w:szCs w:val="22"/>
         </w:rPr>
-        <w:t>{{CIDADE}}, {{DATA}}</w:t>
+        <w:t>{{CIDADE}}, {{DATA</w:t>
+      </w:r>
+      <w:r>
+        <w:rPr>
+          <w:rFonts w:cs="Arial" w:ascii="Arial" w:hAnsi="Arial"/>
+          <w:b/>
+          <w:bCs/>
+          <w:sz w:val="22"/>
+          <w:szCs w:val="22"/>
+        </w:rPr>
+        <w:t>LAUDO</w:t>
+      </w:r>
+      <w:r>
+        <w:rPr>
+          <w:rFonts w:cs="Arial" w:ascii="Arial" w:hAnsi="Arial"/>
+          <w:b/>
+          <w:bCs/>
+          <w:sz w:val="22"/>
+          <w:szCs w:val="22"/>
+        </w:rPr>
+        <w:t>}}</w:t>
       </w:r>
     </w:p>
     <w:p>

--- a/ApiWeb/Modelos/ESQUELETO.docx
+++ b/ApiWeb/Modelos/ESQUELETO.docx
@@ -79,7 +79,7 @@
                 <w:szCs w:val="24"/>
                 <w:lang w:val="pt-BR" w:eastAsia="en-US" w:bidi="ar-SA"/>
               </w:rPr>
-              <w:t>#NumeroPericia</w:t>
+              <w:t>{{NumeroPericia}}</w:t>
             </w:r>
           </w:p>
         </w:tc>
@@ -229,7 +229,7 @@
         <w:rPr>
           <w:rFonts w:cs="Arial" w:ascii="Arial" w:hAnsi="Arial"/>
         </w:rPr>
-        <w:t xml:space="preserve"> </w:t>
+        <w:t xml:space="preserve"> {{</w:t>
       </w:r>
       <w:r>
         <w:rPr>
@@ -241,7 +241,19 @@
           <w:szCs w:val="24"/>
           <w:lang w:val="pt-BR" w:eastAsia="en-US" w:bidi="ar-SA"/>
         </w:rPr>
-        <w:t>#NumeroPericia</w:t>
+        <w:t>NumeroPericia</w:t>
+      </w:r>
+      <w:r>
+        <w:rPr>
+          <w:rFonts w:eastAsia="Aptos" w:cs="Arial" w:ascii="Arial" w:hAnsi="Arial"/>
+          <w:b w:val="false"/>
+          <w:bCs w:val="false"/>
+          <w:kern w:val="2"/>
+          <w:sz w:val="24"/>
+          <w:szCs w:val="24"/>
+          <w:lang w:val="pt-BR" w:eastAsia="en-US" w:bidi="ar-SA"/>
+        </w:rPr>
+        <w:t>}}</w:t>
       </w:r>
     </w:p>
     <w:p>
@@ -530,27 +542,7 @@
           <w:sz w:val="22"/>
           <w:szCs w:val="22"/>
         </w:rPr>
-        <w:t>{{CIDADE}}, {{DATA</w:t>
-      </w:r>
-      <w:r>
-        <w:rPr>
-          <w:rFonts w:cs="Arial" w:ascii="Arial" w:hAnsi="Arial"/>
-          <w:b/>
-          <w:bCs/>
-          <w:sz w:val="22"/>
-          <w:szCs w:val="22"/>
-        </w:rPr>
-        <w:t>LAUDO</w:t>
-      </w:r>
-      <w:r>
-        <w:rPr>
-          <w:rFonts w:cs="Arial" w:ascii="Arial" w:hAnsi="Arial"/>
-          <w:b/>
-          <w:bCs/>
-          <w:sz w:val="22"/>
-          <w:szCs w:val="22"/>
-        </w:rPr>
-        <w:t>}}</w:t>
+        <w:t>{{CIDADE}}, {{DATALAUDO}}</w:t>
       </w:r>
     </w:p>
     <w:p>
@@ -1375,7 +1367,7 @@
           <w:sz w:val="22"/>
           <w:szCs w:val="22"/>
         </w:rPr>
-        <w:t>{{Reclamantes}}</w:t>
+        <w:t xml:space="preserve">{{Reclamantes}} </w:t>
       </w:r>
     </w:p>
     <w:p>
@@ -1437,7 +1429,27 @@
           <w:sz w:val="22"/>
           <w:szCs w:val="22"/>
         </w:rPr>
-        <w:t>OBJETO DA PERÍCIA: {{TipoDoLaudo}}</w:t>
+        <w:t>OBJETO DA PERÍCIA: {{</w:t>
+      </w:r>
+      <w:r>
+        <w:rPr>
+          <w:rFonts w:cs="Arial" w:ascii="Arial" w:hAnsi="Arial"/>
+          <w:b/>
+          <w:bCs/>
+          <w:sz w:val="22"/>
+          <w:szCs w:val="22"/>
+        </w:rPr>
+        <w:t>Objetivo</w:t>
+      </w:r>
+      <w:r>
+        <w:rPr>
+          <w:rFonts w:cs="Arial" w:ascii="Arial" w:hAnsi="Arial"/>
+          <w:b/>
+          <w:bCs/>
+          <w:sz w:val="22"/>
+          <w:szCs w:val="22"/>
+        </w:rPr>
+        <w:t>}}</w:t>
       </w:r>
     </w:p>
     <w:p>

--- a/ApiWeb/Modelos/ESQUELETO.docx
+++ b/ApiWeb/Modelos/ESQUELETO.docx
@@ -2,177 +2,6 @@
 <file path=word/document.xml><?xml version="1.0" encoding="utf-8"?>
 <w:document xmlns:o="urn:schemas-microsoft-com:office:office" xmlns:r="http://schemas.openxmlformats.org/officeDocument/2006/relationships" xmlns:v="urn:schemas-microsoft-com:vml" xmlns:w="http://schemas.openxmlformats.org/wordprocessingml/2006/main" xmlns:w10="urn:schemas-microsoft-com:office:word" xmlns:wp="http://schemas.openxmlformats.org/drawingml/2006/wordprocessingDrawing" xmlns:wps="http://schemas.microsoft.com/office/word/2010/wordprocessingShape" xmlns:wpg="http://schemas.microsoft.com/office/word/2010/wordprocessingGroup" xmlns:mc="http://schemas.openxmlformats.org/markup-compatibility/2006" xmlns:wp14="http://schemas.microsoft.com/office/word/2010/wordprocessingDrawing" xmlns:w14="http://schemas.microsoft.com/office/word/2010/wordml" xmlns:w15="http://schemas.microsoft.com/office/word/2012/wordml" mc:Ignorable="w14 wp14 w15">
   <w:body>
-    <w:tbl>
-      <w:tblPr>
-        <w:tblStyle w:val="Tabelacomgrade"/>
-        <w:tblW w:w="8494" w:type="dxa"/>
-        <w:jc w:val="center"/>
-        <w:tblInd w:w="0" w:type="dxa"/>
-        <w:tblLayout w:type="fixed"/>
-        <w:tblCellMar>
-          <w:top w:w="0" w:type="dxa"/>
-          <w:left w:w="108" w:type="dxa"/>
-          <w:bottom w:w="0" w:type="dxa"/>
-          <w:right w:w="108" w:type="dxa"/>
-        </w:tblCellMar>
-        <w:tblLook w:val="04a0" w:noHBand="0" w:noVBand="1" w:firstColumn="1" w:lastRow="0" w:lastColumn="0" w:firstRow="1"/>
-      </w:tblPr>
-      <w:tblGrid>
-        <w:gridCol w:w="2831"/>
-        <w:gridCol w:w="2831"/>
-        <w:gridCol w:w="2832"/>
-      </w:tblGrid>
-      <w:tr>
-        <w:trPr>
-          <w:trHeight w:val="557" w:hRule="atLeast"/>
-        </w:trPr>
-        <w:tc>
-          <w:tcPr>
-            <w:tcW w:w="2831" w:type="dxa"/>
-            <w:tcBorders/>
-          </w:tcPr>
-          <w:p>
-            <w:pPr>
-              <w:pStyle w:val="Normal"/>
-              <w:widowControl/>
-              <w:suppressAutoHyphens w:val="true"/>
-              <w:spacing w:lineRule="auto" w:line="240" w:before="0" w:after="0"/>
-              <w:jc w:val="center"/>
-              <w:rPr>
-                <w:rFonts w:ascii="Arial" w:hAnsi="Arial" w:cs="Arial"/>
-                <w:b/>
-                <w:bCs/>
-              </w:rPr>
-            </w:pPr>
-            <w:r>
-              <w:rPr>
-                <w:rFonts w:eastAsia="Aptos" w:cs="Arial" w:ascii="Arial" w:hAnsi="Arial"/>
-                <w:b/>
-                <w:bCs/>
-                <w:kern w:val="2"/>
-                <w:sz w:val="24"/>
-                <w:szCs w:val="24"/>
-                <w:lang w:val="pt-BR" w:eastAsia="en-US" w:bidi="ar-SA"/>
-              </w:rPr>
-              <w:t>PROCESSO</w:t>
-            </w:r>
-          </w:p>
-          <w:p>
-            <w:pPr>
-              <w:pStyle w:val="Normal"/>
-              <w:widowControl/>
-              <w:suppressAutoHyphens w:val="true"/>
-              <w:spacing w:lineRule="auto" w:line="240" w:before="0" w:after="0"/>
-              <w:jc w:val="center"/>
-              <w:rPr>
-                <w:b/>
-                <w:bCs/>
-              </w:rPr>
-            </w:pPr>
-            <w:r>
-              <w:rPr>
-                <w:rFonts w:eastAsia="Aptos" w:cs="Arial" w:ascii="Arial" w:hAnsi="Arial"/>
-                <w:b/>
-                <w:bCs/>
-                <w:kern w:val="2"/>
-                <w:sz w:val="24"/>
-                <w:szCs w:val="24"/>
-                <w:lang w:val="pt-BR" w:eastAsia="en-US" w:bidi="ar-SA"/>
-              </w:rPr>
-              <w:t>{{NumeroPericia}}</w:t>
-            </w:r>
-          </w:p>
-        </w:tc>
-        <w:tc>
-          <w:tcPr>
-            <w:tcW w:w="2831" w:type="dxa"/>
-            <w:tcBorders/>
-          </w:tcPr>
-          <w:p>
-            <w:pPr>
-              <w:pStyle w:val="Normal"/>
-              <w:widowControl/>
-              <w:suppressAutoHyphens w:val="true"/>
-              <w:spacing w:lineRule="auto" w:line="240" w:before="0" w:after="0"/>
-              <w:jc w:val="center"/>
-              <w:rPr>
-                <w:rFonts w:ascii="Arial" w:hAnsi="Arial" w:cs="Arial"/>
-                <w:b/>
-                <w:bCs/>
-              </w:rPr>
-            </w:pPr>
-            <w:r>
-              <w:rPr>
-                <w:rFonts w:eastAsia="Aptos" w:cs="Arial" w:ascii="Arial" w:hAnsi="Arial"/>
-                <w:b/>
-                <w:bCs/>
-                <w:kern w:val="2"/>
-                <w:sz w:val="24"/>
-                <w:szCs w:val="24"/>
-                <w:lang w:val="pt-BR" w:eastAsia="en-US" w:bidi="ar-SA"/>
-              </w:rPr>
-              <w:t>Notificação</w:t>
-            </w:r>
-          </w:p>
-          <w:p>
-            <w:pPr>
-              <w:pStyle w:val="Normal"/>
-              <w:widowControl/>
-              <w:suppressAutoHyphens w:val="true"/>
-              <w:spacing w:lineRule="auto" w:line="240" w:before="0" w:after="0"/>
-              <w:jc w:val="center"/>
-              <w:rPr>
-                <w:b/>
-                <w:bCs/>
-              </w:rPr>
-            </w:pPr>
-            <w:r>
-              <w:rPr>
-                <w:rFonts w:eastAsia="Aptos" w:cs="Arial" w:ascii="Arial" w:hAnsi="Arial"/>
-                <w:b/>
-                <w:bCs/>
-                <w:kern w:val="2"/>
-                <w:sz w:val="24"/>
-                <w:szCs w:val="24"/>
-                <w:lang w:val="pt-BR" w:eastAsia="en-US" w:bidi="ar-SA"/>
-              </w:rPr>
-              <w:t>Realização de Perícia Técnica</w:t>
-            </w:r>
-          </w:p>
-        </w:tc>
-        <w:tc>
-          <w:tcPr>
-            <w:tcW w:w="2832" w:type="dxa"/>
-            <w:tcBorders/>
-          </w:tcPr>
-          <w:p>
-            <w:pPr>
-              <w:pStyle w:val="Normal"/>
-              <w:widowControl/>
-              <w:suppressAutoHyphens w:val="true"/>
-              <w:spacing w:lineRule="auto" w:line="240" w:before="0" w:after="0"/>
-              <w:jc w:val="left"/>
-              <w:rPr>
-                <w:rFonts w:ascii="Aptos" w:hAnsi="Aptos" w:eastAsia="Aptos" w:cs=""/>
-                <w:kern w:val="2"/>
-                <w:sz w:val="24"/>
-                <w:szCs w:val="24"/>
-                <w:lang w:val="pt-BR" w:eastAsia="en-US" w:bidi="ar-SA"/>
-              </w:rPr>
-            </w:pPr>
-            <w:r>
-              <w:rPr>
-                <w:rFonts w:eastAsia="Aptos" w:cs=""/>
-                <w:kern w:val="2"/>
-                <w:sz w:val="24"/>
-                <w:szCs w:val="24"/>
-                <w:lang w:val="pt-BR" w:eastAsia="en-US" w:bidi="ar-SA"/>
-              </w:rPr>
-            </w:r>
-          </w:p>
-        </w:tc>
-      </w:tr>
-    </w:tbl>
     <w:p>
       <w:pPr>
         <w:pStyle w:val="Normal"/>
@@ -229,19 +58,15 @@
         <w:rPr>
           <w:rFonts w:cs="Arial" w:ascii="Arial" w:hAnsi="Arial"/>
         </w:rPr>
-        <w:t xml:space="preserve"> {{</w:t>
-      </w:r>
-      <w:r>
-        <w:rPr>
-          <w:rFonts w:eastAsia="Aptos" w:cs="Arial" w:ascii="Arial" w:hAnsi="Arial"/>
-          <w:b/>
-          <w:bCs/>
-          <w:kern w:val="2"/>
-          <w:sz w:val="24"/>
-          <w:szCs w:val="24"/>
-          <w:lang w:val="pt-BR" w:eastAsia="en-US" w:bidi="ar-SA"/>
-        </w:rPr>
-        <w:t>NumeroPericia</w:t>
+        <w:t xml:space="preserve"> </w:t>
+      </w:r>
+      <w:r>
+        <w:rPr>
+          <w:rFonts w:cs="Arial" w:ascii="Arial" w:hAnsi="Arial"/>
+          <w:b w:val="false"/>
+          <w:bCs w:val="false"/>
+        </w:rPr>
+        <w:t>{{</w:t>
       </w:r>
       <w:r>
         <w:rPr>
@@ -253,7 +78,7 @@
           <w:szCs w:val="24"/>
           <w:lang w:val="pt-BR" w:eastAsia="en-US" w:bidi="ar-SA"/>
         </w:rPr>
-        <w:t>}}</w:t>
+        <w:t>NumeroPericia}}</w:t>
       </w:r>
     </w:p>
     <w:p>
@@ -269,7 +94,15 @@
           <w:b/>
           <w:bCs/>
         </w:rPr>
-        <w:t xml:space="preserve">AUTOR: {{Reclamantes}} </w:t>
+        <w:t xml:space="preserve">AUTOR: </w:t>
+      </w:r>
+      <w:r>
+        <w:rPr>
+          <w:rFonts w:cs="Arial" w:ascii="Arial" w:hAnsi="Arial"/>
+          <w:b w:val="false"/>
+          <w:bCs w:val="false"/>
+        </w:rPr>
+        <w:t xml:space="preserve">{{Reclamantes}} </w:t>
       </w:r>
     </w:p>
     <w:p>
@@ -298,8 +131,8 @@
       <w:r>
         <w:rPr>
           <w:rFonts w:cs="Arial" w:ascii="Arial" w:hAnsi="Arial"/>
-          <w:b/>
-          <w:bCs/>
+          <w:b w:val="false"/>
+          <w:bCs w:val="false"/>
         </w:rPr>
         <w:t>{{Reclamada}}</w:t>
       </w:r>
@@ -358,16 +191,16 @@
           <w:rFonts w:cs="Arial"/>
           <w:sz w:val="22"/>
         </w:rPr>
-        <w:t>”, encaminha a Vossa Excelência o respectivo laudo pericial e valor de honorários periciais. O presente documento é resultado do trabalho técnico realizado por este perito nas dependências da #</w:t>
+        <w:t xml:space="preserve">”, encaminha a Vossa Excelência o respectivo laudo pericial e valor de honorários periciais. O presente documento é resultado do trabalho técnico realizado por este perito nas dependências da </w:t>
       </w:r>
       <w:r>
         <w:rPr>
           <w:rFonts w:cs="Arial"/>
-          <w:b/>
-          <w:bCs/>
-          <w:sz w:val="22"/>
-        </w:rPr>
-        <w:t>Reclamadas</w:t>
+          <w:b w:val="false"/>
+          <w:bCs w:val="false"/>
+          <w:sz w:val="22"/>
+        </w:rPr>
+        <w:t>#Reclamadas</w:t>
       </w:r>
       <w:r>
         <w:rPr>
@@ -395,15 +228,24 @@
       <w:r>
         <w:rPr>
           <w:rFonts w:cs="Arial"/>
-          <w:b/>
-          <w:bCs/>
-          <w:sz w:val="22"/>
-        </w:rPr>
-        <w:t xml:space="preserve">{{RUA}}, {{NUMERO}}, </w:t>
+          <w:b w:val="false"/>
+          <w:bCs w:val="false"/>
+          <w:sz w:val="22"/>
+        </w:rPr>
+        <w:t>{{RUA}}, {{NUMERO}},</w:t>
       </w:r>
       <w:r>
         <w:rPr>
           <w:rFonts w:cs="Arial"/>
+          <w:b/>
+          <w:bCs/>
+          <w:sz w:val="22"/>
+        </w:rPr>
+        <w:t xml:space="preserve"> </w:t>
+      </w:r>
+      <w:r>
+        <w:rPr>
+          <w:rFonts w:cs="Arial"/>
           <w:sz w:val="22"/>
         </w:rPr>
         <w:t>bairro</w:t>
@@ -415,7 +257,16 @@
           <w:bCs/>
           <w:sz w:val="22"/>
         </w:rPr>
-        <w:t xml:space="preserve"> {{BAIRRO}}, {{CIDADE}}</w:t>
+        <w:t xml:space="preserve"> </w:t>
+      </w:r>
+      <w:r>
+        <w:rPr>
+          <w:rFonts w:cs="Arial"/>
+          <w:b w:val="false"/>
+          <w:bCs w:val="false"/>
+          <w:sz w:val="22"/>
+        </w:rPr>
+        <w:t>{{BAIRRO}}, {{CIDADE}}</w:t>
       </w:r>
       <w:r>
         <w:rPr>
@@ -527,18 +378,15 @@
         <w:pStyle w:val="Normal"/>
         <w:spacing w:lineRule="auto" w:line="360"/>
         <w:rPr>
-          <w:rFonts w:ascii="Arial" w:hAnsi="Arial" w:cs="Arial"/>
-          <w:b/>
-          <w:bCs/>
-          <w:sz w:val="22"/>
-          <w:szCs w:val="22"/>
-        </w:rPr>
-      </w:pPr>
-      <w:r>
-        <w:rPr>
-          <w:rFonts w:cs="Arial" w:ascii="Arial" w:hAnsi="Arial"/>
-          <w:b/>
-          <w:bCs/>
+          <w:b w:val="false"/>
+          <w:bCs w:val="false"/>
+        </w:rPr>
+      </w:pPr>
+      <w:r>
+        <w:rPr>
+          <w:rFonts w:cs="Arial" w:ascii="Arial" w:hAnsi="Arial"/>
+          <w:b w:val="false"/>
+          <w:bCs w:val="false"/>
           <w:sz w:val="22"/>
           <w:szCs w:val="22"/>
         </w:rPr>
@@ -622,204 +470,37 @@
         <w:pStyle w:val="Normal"/>
         <w:spacing w:lineRule="auto" w:line="360"/>
         <w:rPr>
-          <w:rFonts w:cs="Arial"/>
-          <w:b/>
-          <w:bCs/>
-        </w:rPr>
-      </w:pPr>
-      <w:r>
-        <w:rPr>
-          <w:rFonts w:cs="Arial"/>
-          <w:b/>
-          <w:bCs/>
-        </w:rPr>
-      </w:r>
-    </w:p>
-    <w:tbl>
-      <w:tblPr>
-        <w:tblStyle w:val="Tabelacomgrade"/>
-        <w:tblW w:w="8494" w:type="dxa"/>
-        <w:jc w:val="center"/>
-        <w:tblInd w:w="0" w:type="dxa"/>
-        <w:tblLayout w:type="fixed"/>
-        <w:tblCellMar>
-          <w:top w:w="0" w:type="dxa"/>
-          <w:left w:w="108" w:type="dxa"/>
-          <w:bottom w:w="0" w:type="dxa"/>
-          <w:right w:w="108" w:type="dxa"/>
-        </w:tblCellMar>
-        <w:tblLook w:val="04a0" w:noHBand="0" w:noVBand="1" w:firstColumn="1" w:lastRow="0" w:lastColumn="0" w:firstRow="1"/>
-      </w:tblPr>
-      <w:tblGrid>
-        <w:gridCol w:w="2831"/>
-        <w:gridCol w:w="2831"/>
-        <w:gridCol w:w="2832"/>
-      </w:tblGrid>
-      <w:tr>
-        <w:trPr>
-          <w:trHeight w:val="557" w:hRule="atLeast"/>
-        </w:trPr>
-        <w:tc>
-          <w:tcPr>
-            <w:tcW w:w="2831" w:type="dxa"/>
-            <w:tcBorders/>
-          </w:tcPr>
-          <w:p>
-            <w:pPr>
-              <w:pStyle w:val="Normal"/>
-              <w:widowControl/>
-              <w:suppressAutoHyphens w:val="true"/>
-              <w:spacing w:lineRule="auto" w:line="240" w:before="0" w:after="0"/>
-              <w:jc w:val="center"/>
-              <w:rPr>
-                <w:b/>
-                <w:bCs/>
-              </w:rPr>
-            </w:pPr>
-            <w:r>
-              <w:rPr>
-                <w:rFonts w:eastAsia="Aptos" w:cs=""/>
-                <w:b/>
-                <w:bCs/>
-                <w:kern w:val="2"/>
-                <w:sz w:val="24"/>
-                <w:szCs w:val="24"/>
-                <w:lang w:val="pt-BR" w:eastAsia="en-US" w:bidi="ar-SA"/>
-              </w:rPr>
-              <w:t>PROCESSO</w:t>
-            </w:r>
-          </w:p>
-          <w:p>
-            <w:pPr>
-              <w:pStyle w:val="Normal"/>
-              <w:widowControl/>
-              <w:suppressAutoHyphens w:val="true"/>
-              <w:spacing w:lineRule="auto" w:line="240" w:before="0" w:after="0"/>
-              <w:jc w:val="center"/>
-              <w:rPr>
-                <w:b/>
-                <w:bCs/>
-              </w:rPr>
-            </w:pPr>
-            <w:r>
-              <w:rPr>
-                <w:rFonts w:eastAsia="Aptos" w:cs=""/>
-                <w:b/>
-                <w:bCs/>
-                <w:kern w:val="2"/>
-                <w:sz w:val="24"/>
-                <w:szCs w:val="24"/>
-                <w:lang w:val="pt-BR" w:eastAsia="en-US" w:bidi="ar-SA"/>
-              </w:rPr>
-              <w:t>{{NumeroPericia}}</w:t>
-            </w:r>
-          </w:p>
-        </w:tc>
-        <w:tc>
-          <w:tcPr>
-            <w:tcW w:w="2831" w:type="dxa"/>
-            <w:tcBorders/>
-          </w:tcPr>
-          <w:p>
-            <w:pPr>
-              <w:pStyle w:val="Normal"/>
-              <w:widowControl/>
-              <w:suppressAutoHyphens w:val="true"/>
-              <w:spacing w:lineRule="auto" w:line="240" w:before="0" w:after="0"/>
-              <w:jc w:val="center"/>
-              <w:rPr>
-                <w:b/>
-                <w:bCs/>
-              </w:rPr>
-            </w:pPr>
-            <w:r>
-              <w:rPr>
-                <w:rFonts w:eastAsia="Aptos" w:cs=""/>
-                <w:b/>
-                <w:bCs/>
-                <w:kern w:val="2"/>
-                <w:sz w:val="24"/>
-                <w:szCs w:val="24"/>
-                <w:lang w:val="pt-BR" w:eastAsia="en-US" w:bidi="ar-SA"/>
-              </w:rPr>
-              <w:t>Notificação</w:t>
-            </w:r>
-          </w:p>
-          <w:p>
-            <w:pPr>
-              <w:pStyle w:val="Normal"/>
-              <w:widowControl/>
-              <w:suppressAutoHyphens w:val="true"/>
-              <w:spacing w:lineRule="auto" w:line="240" w:before="0" w:after="0"/>
-              <w:jc w:val="center"/>
-              <w:rPr>
-                <w:b/>
-                <w:bCs/>
-              </w:rPr>
-            </w:pPr>
-            <w:r>
-              <w:rPr>
-                <w:rFonts w:eastAsia="Aptos" w:cs=""/>
-                <w:b/>
-                <w:bCs/>
-                <w:kern w:val="2"/>
-                <w:sz w:val="24"/>
-                <w:szCs w:val="24"/>
-                <w:lang w:val="pt-BR" w:eastAsia="en-US" w:bidi="ar-SA"/>
-              </w:rPr>
-              <w:t>Realização de Perícia Técnica</w:t>
-            </w:r>
-          </w:p>
-        </w:tc>
-        <w:tc>
-          <w:tcPr>
-            <w:tcW w:w="2832" w:type="dxa"/>
-            <w:tcBorders/>
-          </w:tcPr>
-          <w:p>
-            <w:pPr>
-              <w:pStyle w:val="Normal"/>
-              <w:widowControl/>
-              <w:suppressAutoHyphens w:val="true"/>
-              <w:spacing w:lineRule="auto" w:line="240" w:before="0" w:after="0"/>
-              <w:jc w:val="left"/>
-              <w:rPr>
-                <w:rFonts w:ascii="Aptos" w:hAnsi="Aptos" w:eastAsia="Aptos" w:cs=""/>
-                <w:kern w:val="2"/>
-                <w:sz w:val="24"/>
-                <w:szCs w:val="24"/>
-                <w:lang w:val="pt-BR" w:eastAsia="en-US" w:bidi="ar-SA"/>
-              </w:rPr>
-            </w:pPr>
-            <w:r>
-              <w:rPr>
-                <w:rFonts w:eastAsia="Aptos" w:cs=""/>
-                <w:kern w:val="2"/>
-                <w:sz w:val="24"/>
-                <w:szCs w:val="24"/>
-                <w:lang w:val="pt-BR" w:eastAsia="en-US" w:bidi="ar-SA"/>
-              </w:rPr>
-            </w:r>
-          </w:p>
-        </w:tc>
-      </w:tr>
-    </w:tbl>
+          <w:rFonts w:ascii="Arial" w:hAnsi="Arial" w:cs="Arial"/>
+          <w:b/>
+          <w:bCs/>
+        </w:rPr>
+      </w:pPr>
+      <w:r>
+        <w:rPr>
+          <w:rFonts w:cs="Arial" w:ascii="Arial" w:hAnsi="Arial"/>
+          <w:b/>
+          <w:bCs/>
+        </w:rPr>
+        <w:t xml:space="preserve">Sumário </w:t>
+      </w:r>
+    </w:p>
     <w:p>
       <w:pPr>
         <w:pStyle w:val="Normal"/>
         <w:spacing w:lineRule="auto" w:line="360"/>
         <w:rPr>
-          <w:rFonts w:cs="Arial"/>
-          <w:b/>
-          <w:bCs/>
-        </w:rPr>
-      </w:pPr>
-      <w:r>
-        <w:rPr>
-          <w:rFonts w:cs="Arial"/>
-          <w:b/>
-          <w:bCs/>
-        </w:rPr>
+          <w:rFonts w:ascii="Arial" w:hAnsi="Arial" w:cs="Arial"/>
+          <w:b/>
+          <w:bCs/>
+        </w:rPr>
+      </w:pPr>
+      <w:r>
+        <w:rPr>
+          <w:rFonts w:cs="Arial" w:ascii="Arial" w:hAnsi="Arial"/>
+          <w:b/>
+          <w:bCs/>
+        </w:rPr>
+        <w:t xml:space="preserve">1. IDENTIFICAÇÃO DO PROCESSO................................................................ </w:t>
       </w:r>
     </w:p>
     <w:p>
@@ -838,7 +519,7 @@
           <w:b/>
           <w:bCs/>
         </w:rPr>
-        <w:t xml:space="preserve">Sumário </w:t>
+        <w:t>2. QUALIFICAÇÃO DO PERITO........................................................................</w:t>
       </w:r>
     </w:p>
     <w:p>
@@ -857,7 +538,15 @@
           <w:b/>
           <w:bCs/>
         </w:rPr>
-        <w:t xml:space="preserve">1. IDENTIFICAÇÃO DO PROCESSO................................................................ </w:t>
+        <w:t xml:space="preserve"> </w:t>
+      </w:r>
+      <w:r>
+        <w:rPr>
+          <w:rFonts w:cs="Arial" w:ascii="Arial" w:hAnsi="Arial"/>
+          <w:b/>
+          <w:bCs/>
+        </w:rPr>
+        <w:t xml:space="preserve">3. FUNDAMENTAÇÃO LEGAL E TÉCNICA..................................................... 4. OBJETO DA PERÍCIA ................................................................................... 5. METODOLOGIA UTILIZADA......................................................................... 6. PRESENTES À DILIGÊNCIA PERICIAL ....................................................... 7. AMBIENTE DE TRABALHO DA RECLAMANTE........................................... 8. DESCRIÇÃO DAS ATIVIDADES DA RECLAMANTE.................................... 9. ANÁLISE DA EXPOSIÇÃO AOS POSSÍVEIS AGENTES INSALUBRES .... 10. CONCLUSÃO TÉCNICA ............................................................................ </w:t>
       </w:r>
     </w:p>
     <w:p>
@@ -876,7 +565,7 @@
           <w:b/>
           <w:bCs/>
         </w:rPr>
-        <w:t>2. QUALIFICAÇÃO DO PERITO........................................................................</w:t>
+        <w:t xml:space="preserve">11. HONORÁRIOS PERICIAIS ....................................................................... 12. RESPOSTAS AOS QUESITOS APRESENTADOS PELA RECLAMANTE................................................................................................ </w:t>
       </w:r>
     </w:p>
     <w:p>
@@ -895,15 +584,7 @@
           <w:b/>
           <w:bCs/>
         </w:rPr>
-        <w:t xml:space="preserve"> </w:t>
-      </w:r>
-      <w:r>
-        <w:rPr>
-          <w:rFonts w:cs="Arial" w:ascii="Arial" w:hAnsi="Arial"/>
-          <w:b/>
-          <w:bCs/>
-        </w:rPr>
-        <w:t xml:space="preserve">3. FUNDAMENTAÇÃO LEGAL E TÉCNICA..................................................... 4. OBJETO DA PERÍCIA ................................................................................... 5. METODOLOGIA UTILIZADA......................................................................... 6. PRESENTES À DILIGÊNCIA PERICIAL ....................................................... 7. AMBIENTE DE TRABALHO DA RECLAMANTE........................................... 8. DESCRIÇÃO DAS ATIVIDADES DA RECLAMANTE.................................... 9. ANÁLISE DA EXPOSIÇÃO AOS POSSÍVEIS AGENTES INSALUBRES .... 10. CONCLUSÃO TÉCNICA ............................................................................ </w:t>
+        <w:t xml:space="preserve">13. RESPOSTAS AOS QUESITOS APRESENTADOS ELA RECLMADA..................................................................................................... </w:t>
       </w:r>
     </w:p>
     <w:p>
@@ -911,18 +592,18 @@
         <w:pStyle w:val="Normal"/>
         <w:spacing w:lineRule="auto" w:line="360"/>
         <w:rPr>
-          <w:rFonts w:ascii="Arial" w:hAnsi="Arial" w:cs="Arial"/>
-          <w:b/>
-          <w:bCs/>
-        </w:rPr>
-      </w:pPr>
-      <w:r>
-        <w:rPr>
-          <w:rFonts w:cs="Arial" w:ascii="Arial" w:hAnsi="Arial"/>
-          <w:b/>
-          <w:bCs/>
-        </w:rPr>
-        <w:t xml:space="preserve">11. HONORÁRIOS PERICIAIS ....................................................................... 12. RESPOSTAS AOS QUESITOS APRESENTADOS PELA RECLAMANTE................................................................................................ </w:t>
+          <w:rFonts w:cs="Arial"/>
+          <w:b/>
+          <w:bCs/>
+        </w:rPr>
+      </w:pPr>
+      <w:r>
+        <w:rPr>
+          <w:rFonts w:cs="Arial" w:ascii="Arial" w:hAnsi="Arial"/>
+          <w:b/>
+          <w:bCs/>
+        </w:rPr>
+        <w:t>14. BIBLIOGRAFIA CONSULTADA ................................................................ 15. ENCENRRAMENTO..............................................................................…</w:t>
       </w:r>
     </w:p>
     <w:p>
@@ -930,18 +611,17 @@
         <w:pStyle w:val="Normal"/>
         <w:spacing w:lineRule="auto" w:line="360"/>
         <w:rPr>
-          <w:rFonts w:ascii="Arial" w:hAnsi="Arial" w:cs="Arial"/>
-          <w:b/>
-          <w:bCs/>
-        </w:rPr>
-      </w:pPr>
-      <w:r>
-        <w:rPr>
-          <w:rFonts w:cs="Arial" w:ascii="Arial" w:hAnsi="Arial"/>
-          <w:b/>
-          <w:bCs/>
-        </w:rPr>
-        <w:t xml:space="preserve">13. RESPOSTAS AOS QUESITOS APRESENTADOS ELA RECLMADA..................................................................................................... </w:t>
+          <w:rFonts w:cs="Arial"/>
+          <w:b/>
+          <w:bCs/>
+        </w:rPr>
+      </w:pPr>
+      <w:r>
+        <w:rPr>
+          <w:rFonts w:cs="Arial"/>
+          <w:b/>
+          <w:bCs/>
+        </w:rPr>
       </w:r>
     </w:p>
     <w:p>
@@ -956,294 +636,83 @@
       </w:pPr>
       <w:r>
         <w:rPr>
-          <w:rFonts w:cs="Arial" w:ascii="Arial" w:hAnsi="Arial"/>
-          <w:b/>
-          <w:bCs/>
-        </w:rPr>
-        <w:t>14. BIBLIOGRAFIA CONSULTADA ................................................................ 15. ENCENRRAMENTO.................................................................................</w:t>
+          <w:rFonts w:cs="Arial"/>
+          <w:b/>
+          <w:bCs/>
+        </w:rPr>
       </w:r>
     </w:p>
     <w:p>
       <w:pPr>
         <w:pStyle w:val="Normal"/>
-        <w:rPr/>
-      </w:pPr>
-      <w:r>
-        <w:rPr/>
+        <w:spacing w:lineRule="auto" w:line="360"/>
+        <w:rPr>
+          <w:rFonts w:cs="Arial"/>
+          <w:b/>
+          <w:bCs/>
+        </w:rPr>
+      </w:pPr>
+      <w:r>
+        <w:rPr>
+          <w:rFonts w:cs="Arial"/>
+          <w:b/>
+          <w:bCs/>
+        </w:rPr>
       </w:r>
     </w:p>
     <w:p>
       <w:pPr>
         <w:pStyle w:val="Normal"/>
-        <w:rPr/>
-      </w:pPr>
-      <w:r>
-        <w:rPr/>
+        <w:spacing w:lineRule="auto" w:line="360"/>
+        <w:rPr>
+          <w:rFonts w:cs="Arial"/>
+          <w:b/>
+          <w:bCs/>
+        </w:rPr>
+      </w:pPr>
+      <w:r>
+        <w:rPr>
+          <w:rFonts w:cs="Arial"/>
+          <w:b/>
+          <w:bCs/>
+        </w:rPr>
       </w:r>
     </w:p>
     <w:p>
       <w:pPr>
         <w:pStyle w:val="Normal"/>
-        <w:rPr/>
-      </w:pPr>
-      <w:r>
-        <w:rPr/>
+        <w:spacing w:lineRule="auto" w:line="360"/>
+        <w:rPr>
+          <w:rFonts w:cs="Arial"/>
+          <w:b/>
+          <w:bCs/>
+        </w:rPr>
+      </w:pPr>
+      <w:r>
+        <w:rPr>
+          <w:rFonts w:cs="Arial"/>
+          <w:b/>
+          <w:bCs/>
+        </w:rPr>
       </w:r>
     </w:p>
     <w:p>
       <w:pPr>
         <w:pStyle w:val="Normal"/>
-        <w:rPr/>
-      </w:pPr>
-      <w:r>
-        <w:rPr/>
-      </w:r>
-    </w:p>
-    <w:p>
-      <w:pPr>
-        <w:pStyle w:val="Normal"/>
-        <w:rPr>
-          <w:rFonts w:ascii="Arial" w:hAnsi="Arial" w:cs="Arial"/>
-        </w:rPr>
-      </w:pPr>
-      <w:r>
-        <w:rPr>
-          <w:rFonts w:cs="Arial" w:ascii="Arial" w:hAnsi="Arial"/>
-        </w:rPr>
-      </w:r>
-    </w:p>
-    <w:p>
-      <w:pPr>
-        <w:pStyle w:val="Normal"/>
-        <w:rPr/>
-      </w:pPr>
-      <w:r>
-        <w:rPr/>
-      </w:r>
-    </w:p>
-    <w:p>
-      <w:pPr>
-        <w:pStyle w:val="Normal"/>
-        <w:rPr/>
-      </w:pPr>
-      <w:r>
-        <w:rPr/>
-      </w:r>
-    </w:p>
-    <w:p>
-      <w:pPr>
-        <w:pStyle w:val="Normal"/>
-        <w:rPr/>
-      </w:pPr>
-      <w:r>
-        <w:rPr/>
-      </w:r>
-    </w:p>
-    <w:tbl>
-      <w:tblPr>
-        <w:tblStyle w:val="Tabelacomgrade"/>
-        <w:tblW w:w="8494" w:type="dxa"/>
-        <w:jc w:val="center"/>
-        <w:tblInd w:w="0" w:type="dxa"/>
-        <w:tblLayout w:type="fixed"/>
-        <w:tblCellMar>
-          <w:top w:w="0" w:type="dxa"/>
-          <w:left w:w="108" w:type="dxa"/>
-          <w:bottom w:w="0" w:type="dxa"/>
-          <w:right w:w="108" w:type="dxa"/>
-        </w:tblCellMar>
-        <w:tblLook w:val="04a0" w:noHBand="0" w:noVBand="1" w:firstColumn="1" w:lastRow="0" w:lastColumn="0" w:firstRow="1"/>
-      </w:tblPr>
-      <w:tblGrid>
-        <w:gridCol w:w="2831"/>
-        <w:gridCol w:w="2831"/>
-        <w:gridCol w:w="2832"/>
-      </w:tblGrid>
-      <w:tr>
-        <w:trPr>
-          <w:trHeight w:val="557" w:hRule="atLeast"/>
-        </w:trPr>
-        <w:tc>
-          <w:tcPr>
-            <w:tcW w:w="2831" w:type="dxa"/>
-            <w:tcBorders/>
-          </w:tcPr>
-          <w:p>
-            <w:pPr>
-              <w:pStyle w:val="Normal"/>
-              <w:widowControl/>
-              <w:suppressAutoHyphens w:val="true"/>
-              <w:spacing w:lineRule="auto" w:line="240" w:before="0" w:after="0"/>
-              <w:jc w:val="center"/>
-              <w:rPr>
-                <w:b/>
-                <w:bCs/>
-              </w:rPr>
-            </w:pPr>
-            <w:r>
-              <w:rPr>
-                <w:rFonts w:eastAsia="Aptos" w:cs=""/>
-                <w:b/>
-                <w:bCs/>
-                <w:kern w:val="2"/>
-                <w:sz w:val="24"/>
-                <w:szCs w:val="24"/>
-                <w:lang w:val="pt-BR" w:eastAsia="en-US" w:bidi="ar-SA"/>
-              </w:rPr>
-              <w:t>PROCESSO</w:t>
-            </w:r>
-          </w:p>
-          <w:p>
-            <w:pPr>
-              <w:pStyle w:val="Normal"/>
-              <w:widowControl/>
-              <w:suppressAutoHyphens w:val="true"/>
-              <w:spacing w:lineRule="auto" w:line="240" w:before="0" w:after="0"/>
-              <w:jc w:val="center"/>
-              <w:rPr>
-                <w:b/>
-                <w:bCs/>
-              </w:rPr>
-            </w:pPr>
-            <w:r>
-              <w:rPr>
-                <w:rFonts w:eastAsia="Aptos" w:cs=""/>
-                <w:b/>
-                <w:bCs/>
-                <w:kern w:val="2"/>
-                <w:sz w:val="24"/>
-                <w:szCs w:val="24"/>
-                <w:lang w:val="pt-BR" w:eastAsia="en-US" w:bidi="ar-SA"/>
-              </w:rPr>
-              <w:t>{{NumeroPericia}}</w:t>
-            </w:r>
-          </w:p>
-        </w:tc>
-        <w:tc>
-          <w:tcPr>
-            <w:tcW w:w="2831" w:type="dxa"/>
-            <w:tcBorders/>
-          </w:tcPr>
-          <w:p>
-            <w:pPr>
-              <w:pStyle w:val="Normal"/>
-              <w:widowControl/>
-              <w:suppressAutoHyphens w:val="true"/>
-              <w:spacing w:lineRule="auto" w:line="240" w:before="0" w:after="0"/>
-              <w:jc w:val="center"/>
-              <w:rPr>
-                <w:b/>
-                <w:bCs/>
-              </w:rPr>
-            </w:pPr>
-            <w:r>
-              <w:rPr>
-                <w:rFonts w:eastAsia="Aptos" w:cs=""/>
-                <w:b/>
-                <w:bCs/>
-                <w:kern w:val="2"/>
-                <w:sz w:val="24"/>
-                <w:szCs w:val="24"/>
-                <w:lang w:val="pt-BR" w:eastAsia="en-US" w:bidi="ar-SA"/>
-              </w:rPr>
-              <w:t>Notificação</w:t>
-            </w:r>
-          </w:p>
-          <w:p>
-            <w:pPr>
-              <w:pStyle w:val="Normal"/>
-              <w:widowControl/>
-              <w:suppressAutoHyphens w:val="true"/>
-              <w:spacing w:lineRule="auto" w:line="240" w:before="0" w:after="0"/>
-              <w:jc w:val="center"/>
-              <w:rPr>
-                <w:b/>
-                <w:bCs/>
-              </w:rPr>
-            </w:pPr>
-            <w:r>
-              <w:rPr>
-                <w:rFonts w:eastAsia="Aptos" w:cs=""/>
-                <w:b/>
-                <w:bCs/>
-                <w:kern w:val="2"/>
-                <w:sz w:val="24"/>
-                <w:szCs w:val="24"/>
-                <w:lang w:val="pt-BR" w:eastAsia="en-US" w:bidi="ar-SA"/>
-              </w:rPr>
-              <w:t>Realização de Perícia Técnica</w:t>
-            </w:r>
-          </w:p>
-        </w:tc>
-        <w:tc>
-          <w:tcPr>
-            <w:tcW w:w="2832" w:type="dxa"/>
-            <w:tcBorders/>
-          </w:tcPr>
-          <w:p>
-            <w:pPr>
-              <w:pStyle w:val="Normal"/>
-              <w:widowControl/>
-              <w:suppressAutoHyphens w:val="true"/>
-              <w:spacing w:lineRule="auto" w:line="240" w:before="0" w:after="0"/>
-              <w:jc w:val="left"/>
-              <w:rPr>
-                <w:rFonts w:ascii="Aptos" w:hAnsi="Aptos" w:eastAsia="Aptos" w:cs=""/>
-                <w:kern w:val="2"/>
-                <w:sz w:val="24"/>
-                <w:szCs w:val="24"/>
-                <w:lang w:val="pt-BR" w:eastAsia="en-US" w:bidi="ar-SA"/>
-              </w:rPr>
-            </w:pPr>
-            <w:r>
-              <w:rPr>
-                <w:rFonts w:eastAsia="Aptos" w:cs=""/>
-                <w:kern w:val="2"/>
-                <w:sz w:val="24"/>
-                <w:szCs w:val="24"/>
-                <w:lang w:val="pt-BR" w:eastAsia="en-US" w:bidi="ar-SA"/>
-              </w:rPr>
-            </w:r>
-          </w:p>
-        </w:tc>
-      </w:tr>
-    </w:tbl>
-    <w:p>
-      <w:pPr>
-        <w:pStyle w:val="Normal"/>
-        <w:jc w:val="center"/>
-        <w:rPr>
-          <w:rFonts w:ascii="Arial" w:hAnsi="Arial" w:cs="Arial"/>
-          <w:b/>
-          <w:bCs/>
-        </w:rPr>
-      </w:pPr>
-      <w:r>
-        <w:rPr>
-          <w:rFonts w:cs="Arial" w:ascii="Arial" w:hAnsi="Arial"/>
-          <w:b/>
-          <w:bCs/>
-        </w:rPr>
-        <w:t>EXMO (A). SR (A). DR (A). JUIZ (A) DA {{NumeroVara}}ª. VARA DO TRABALHO DE</w:t>
-      </w:r>
-    </w:p>
-    <w:p>
-      <w:pPr>
-        <w:pStyle w:val="Normal"/>
-        <w:jc w:val="center"/>
-        <w:rPr>
-          <w:rFonts w:ascii="Arial" w:hAnsi="Arial" w:cs="Arial"/>
-          <w:b/>
-          <w:bCs/>
-        </w:rPr>
-      </w:pPr>
-      <w:r>
-        <w:rPr>
-          <w:rFonts w:cs="Arial" w:ascii="Arial" w:hAnsi="Arial"/>
-          <w:b/>
-          <w:bCs/>
-        </w:rPr>
-        <w:t>MACEIÓ-AL</w:t>
+        <w:spacing w:lineRule="auto" w:line="360"/>
+        <w:rPr>
+          <w:rFonts w:cs="Arial"/>
+          <w:b/>
+          <w:bCs/>
+        </w:rPr>
+      </w:pPr>
+      <w:r>
+        <w:rPr>
+          <w:rFonts w:cs="Arial" w:ascii="Arial" w:hAnsi="Arial"/>
+          <w:b/>
+          <w:bCs/>
+        </w:rPr>
+        <w:t>EXMO (A). SR (A). DR (A). JUIZ (A) DA {{NumeroVara}}ª. VARA DO TRABALHO DE MACEIÓ-AL</w:t>
       </w:r>
     </w:p>
     <w:p>
@@ -1322,8 +791,8 @@
       <w:r>
         <w:rPr>
           <w:rFonts w:cs="Arial" w:ascii="Arial" w:hAnsi="Arial"/>
-          <w:b/>
-          <w:bCs/>
+          <w:b w:val="false"/>
+          <w:bCs w:val="false"/>
           <w:sz w:val="22"/>
           <w:szCs w:val="22"/>
         </w:rPr>
@@ -1362,8 +831,8 @@
       <w:r>
         <w:rPr>
           <w:rFonts w:cs="Arial" w:ascii="Arial" w:hAnsi="Arial"/>
-          <w:b/>
-          <w:bCs/>
+          <w:b w:val="false"/>
+          <w:bCs w:val="false"/>
           <w:sz w:val="22"/>
           <w:szCs w:val="22"/>
         </w:rPr>
@@ -1402,8 +871,8 @@
       <w:r>
         <w:rPr>
           <w:rFonts w:cs="Arial" w:ascii="Arial" w:hAnsi="Arial"/>
-          <w:b/>
-          <w:bCs/>
+          <w:b w:val="false"/>
+          <w:bCs w:val="false"/>
           <w:sz w:val="22"/>
           <w:szCs w:val="22"/>
         </w:rPr>
@@ -1429,27 +898,17 @@
           <w:sz w:val="22"/>
           <w:szCs w:val="22"/>
         </w:rPr>
-        <w:t>OBJETO DA PERÍCIA: {{</w:t>
-      </w:r>
-      <w:r>
-        <w:rPr>
-          <w:rFonts w:cs="Arial" w:ascii="Arial" w:hAnsi="Arial"/>
-          <w:b/>
-          <w:bCs/>
-          <w:sz w:val="22"/>
-          <w:szCs w:val="22"/>
-        </w:rPr>
-        <w:t>Objetivo</w:t>
-      </w:r>
-      <w:r>
-        <w:rPr>
-          <w:rFonts w:cs="Arial" w:ascii="Arial" w:hAnsi="Arial"/>
-          <w:b/>
-          <w:bCs/>
-          <w:sz w:val="22"/>
-          <w:szCs w:val="22"/>
-        </w:rPr>
-        <w:t>}}</w:t>
+        <w:t xml:space="preserve">OBJETO DA PERÍCIA: </w:t>
+      </w:r>
+      <w:r>
+        <w:rPr>
+          <w:rFonts w:cs="Arial" w:ascii="Arial" w:hAnsi="Arial"/>
+          <w:b w:val="false"/>
+          <w:bCs w:val="false"/>
+          <w:sz w:val="22"/>
+          <w:szCs w:val="22"/>
+        </w:rPr>
+        <w:t>{{Objetivo}}</w:t>
       </w:r>
     </w:p>
     <w:p>
@@ -1600,6 +1059,8 @@
       </w:r>
       <w:r>
         <w:rPr>
+          <w:b w:val="false"/>
+          <w:bCs w:val="false"/>
           <w:sz w:val="22"/>
           <w:szCs w:val="22"/>
         </w:rPr>
@@ -1640,12 +1101,14 @@
         <w:pStyle w:val="meusumrio"/>
         <w:ind w:left="708"/>
         <w:rPr>
-          <w:sz w:val="22"/>
-          <w:szCs w:val="22"/>
-        </w:rPr>
-      </w:pPr>
-      <w:r>
-        <w:rPr>
+          <w:b w:val="false"/>
+          <w:bCs w:val="false"/>
+        </w:rPr>
+      </w:pPr>
+      <w:r>
+        <w:rPr>
+          <w:b w:val="false"/>
+          <w:bCs w:val="false"/>
           <w:sz w:val="22"/>
           <w:szCs w:val="22"/>
         </w:rPr>
@@ -1712,175 +1175,6 @@
         <w:rPr/>
       </w:r>
     </w:p>
-    <w:tbl>
-      <w:tblPr>
-        <w:tblStyle w:val="Tabelacomgrade"/>
-        <w:tblW w:w="8494" w:type="dxa"/>
-        <w:jc w:val="center"/>
-        <w:tblInd w:w="0" w:type="dxa"/>
-        <w:tblLayout w:type="fixed"/>
-        <w:tblCellMar>
-          <w:top w:w="0" w:type="dxa"/>
-          <w:left w:w="108" w:type="dxa"/>
-          <w:bottom w:w="0" w:type="dxa"/>
-          <w:right w:w="108" w:type="dxa"/>
-        </w:tblCellMar>
-        <w:tblLook w:val="04a0" w:noHBand="0" w:noVBand="1" w:firstColumn="1" w:lastRow="0" w:lastColumn="0" w:firstRow="1"/>
-      </w:tblPr>
-      <w:tblGrid>
-        <w:gridCol w:w="2831"/>
-        <w:gridCol w:w="2831"/>
-        <w:gridCol w:w="2832"/>
-      </w:tblGrid>
-      <w:tr>
-        <w:trPr>
-          <w:trHeight w:val="557" w:hRule="atLeast"/>
-        </w:trPr>
-        <w:tc>
-          <w:tcPr>
-            <w:tcW w:w="2831" w:type="dxa"/>
-            <w:tcBorders/>
-          </w:tcPr>
-          <w:p>
-            <w:pPr>
-              <w:pStyle w:val="Normal"/>
-              <w:widowControl/>
-              <w:suppressAutoHyphens w:val="true"/>
-              <w:spacing w:lineRule="auto" w:line="240" w:before="0" w:after="0"/>
-              <w:jc w:val="center"/>
-              <w:rPr>
-                <w:b/>
-                <w:bCs/>
-              </w:rPr>
-            </w:pPr>
-            <w:r>
-              <w:rPr>
-                <w:rFonts w:eastAsia="Aptos" w:cs=""/>
-                <w:b/>
-                <w:bCs/>
-                <w:kern w:val="2"/>
-                <w:sz w:val="24"/>
-                <w:szCs w:val="24"/>
-                <w:lang w:val="pt-BR" w:eastAsia="en-US" w:bidi="ar-SA"/>
-              </w:rPr>
-              <w:t>PROCESSO</w:t>
-            </w:r>
-          </w:p>
-          <w:p>
-            <w:pPr>
-              <w:pStyle w:val="Normal"/>
-              <w:widowControl/>
-              <w:suppressAutoHyphens w:val="true"/>
-              <w:spacing w:lineRule="auto" w:line="240" w:before="0" w:after="0"/>
-              <w:jc w:val="center"/>
-              <w:rPr>
-                <w:b/>
-                <w:bCs/>
-              </w:rPr>
-            </w:pPr>
-            <w:r>
-              <w:rPr>
-                <w:rFonts w:eastAsia="Aptos" w:cs=""/>
-                <w:b/>
-                <w:bCs/>
-                <w:kern w:val="2"/>
-                <w:sz w:val="24"/>
-                <w:szCs w:val="24"/>
-                <w:lang w:val="pt-BR" w:eastAsia="en-US" w:bidi="ar-SA"/>
-              </w:rPr>
-              <w:t>{{NumeroPericia}}</w:t>
-            </w:r>
-          </w:p>
-        </w:tc>
-        <w:tc>
-          <w:tcPr>
-            <w:tcW w:w="2831" w:type="dxa"/>
-            <w:tcBorders/>
-          </w:tcPr>
-          <w:p>
-            <w:pPr>
-              <w:pStyle w:val="Normal"/>
-              <w:widowControl/>
-              <w:suppressAutoHyphens w:val="true"/>
-              <w:spacing w:lineRule="auto" w:line="240" w:before="0" w:after="0"/>
-              <w:jc w:val="center"/>
-              <w:rPr>
-                <w:b/>
-                <w:bCs/>
-              </w:rPr>
-            </w:pPr>
-            <w:r>
-              <w:rPr>
-                <w:rFonts w:eastAsia="Aptos" w:cs=""/>
-                <w:b/>
-                <w:bCs/>
-                <w:kern w:val="2"/>
-                <w:sz w:val="24"/>
-                <w:szCs w:val="24"/>
-                <w:lang w:val="pt-BR" w:eastAsia="en-US" w:bidi="ar-SA"/>
-              </w:rPr>
-              <w:t>Notificação</w:t>
-            </w:r>
-          </w:p>
-          <w:p>
-            <w:pPr>
-              <w:pStyle w:val="Normal"/>
-              <w:widowControl/>
-              <w:suppressAutoHyphens w:val="true"/>
-              <w:spacing w:lineRule="auto" w:line="240" w:before="0" w:after="0"/>
-              <w:jc w:val="center"/>
-              <w:rPr>
-                <w:b/>
-                <w:bCs/>
-              </w:rPr>
-            </w:pPr>
-            <w:r>
-              <w:rPr>
-                <w:rFonts w:eastAsia="Aptos" w:cs=""/>
-                <w:b/>
-                <w:bCs/>
-                <w:kern w:val="2"/>
-                <w:sz w:val="24"/>
-                <w:szCs w:val="24"/>
-                <w:lang w:val="pt-BR" w:eastAsia="en-US" w:bidi="ar-SA"/>
-              </w:rPr>
-              <w:t>Realização de Perícia Técnica</w:t>
-            </w:r>
-          </w:p>
-        </w:tc>
-        <w:tc>
-          <w:tcPr>
-            <w:tcW w:w="2832" w:type="dxa"/>
-            <w:tcBorders/>
-          </w:tcPr>
-          <w:p>
-            <w:pPr>
-              <w:pStyle w:val="Normal"/>
-              <w:widowControl/>
-              <w:suppressAutoHyphens w:val="true"/>
-              <w:spacing w:lineRule="auto" w:line="240" w:before="0" w:after="0"/>
-              <w:jc w:val="left"/>
-              <w:rPr>
-                <w:rFonts w:ascii="Aptos" w:hAnsi="Aptos" w:eastAsia="Aptos" w:cs=""/>
-                <w:kern w:val="2"/>
-                <w:sz w:val="24"/>
-                <w:szCs w:val="24"/>
-                <w:lang w:val="pt-BR" w:eastAsia="en-US" w:bidi="ar-SA"/>
-              </w:rPr>
-            </w:pPr>
-            <w:r>
-              <w:rPr>
-                <w:rFonts w:eastAsia="Aptos" w:cs=""/>
-                <w:kern w:val="2"/>
-                <w:sz w:val="24"/>
-                <w:szCs w:val="24"/>
-                <w:lang w:val="pt-BR" w:eastAsia="en-US" w:bidi="ar-SA"/>
-              </w:rPr>
-            </w:r>
-          </w:p>
-        </w:tc>
-      </w:tr>
-    </w:tbl>
     <w:p>
       <w:pPr>
         <w:pStyle w:val="meusumrio"/>
@@ -2141,7 +1435,16 @@
           <w:sz w:val="22"/>
           <w:szCs w:val="22"/>
         </w:rPr>
-        <w:t>Data:{{DataPericia}}</w:t>
+        <w:t>Data:</w:t>
+      </w:r>
+      <w:r>
+        <w:rPr>
+          <w:b w:val="false"/>
+          <w:bCs w:val="false"/>
+          <w:sz w:val="22"/>
+          <w:szCs w:val="22"/>
+        </w:rPr>
+        <w:t>{{DataPericia}}</w:t>
       </w:r>
     </w:p>
     <w:p>
@@ -2158,7 +1461,17 @@
           <w:sz w:val="22"/>
           <w:szCs w:val="22"/>
         </w:rPr>
-        <w:t>Horário:{{HoraPericia}}</w:t>
+        <w:t>Horário:</w:t>
+      </w:r>
+      <w:r>
+        <w:rPr>
+          <w:rFonts w:eastAsia="Aptos" w:cs="" w:ascii="Aptos" w:hAnsi="Aptos" w:asciiTheme="minorHAnsi" w:cstheme="minorBidi" w:eastAsiaTheme="minorHAnsi" w:hAnsiTheme="minorHAnsi"/>
+          <w:sz w:val="22"/>
+          <w:szCs w:val="22"/>
+          <w:shd w:fill="FFFF00" w:val="clear"/>
+          <w14:ligatures w14:val="standardContextual"/>
+        </w:rPr>
+        <w:t>{{HoraPericia}}</w:t>
       </w:r>
     </w:p>
     <w:p>
@@ -2175,7 +1488,16 @@
           <w:sz w:val="22"/>
           <w:szCs w:val="22"/>
         </w:rPr>
-        <w:t>Local:{{LocalDeTrabalho}}</w:t>
+        <w:t>Local:</w:t>
+      </w:r>
+      <w:r>
+        <w:rPr>
+          <w:b w:val="false"/>
+          <w:bCs w:val="false"/>
+          <w:sz w:val="22"/>
+          <w:szCs w:val="22"/>
+        </w:rPr>
+        <w:t>{{LocalDeTrabalho}}</w:t>
       </w:r>
     </w:p>
     <w:p>
@@ -2214,199 +1536,14 @@
         <w:t>PRESENTES À DILIGÊNCIA PERICIAL:</w:t>
       </w:r>
     </w:p>
-    <w:tbl>
-      <w:tblPr>
-        <w:tblStyle w:val="Tabelacomgrade"/>
-        <w:tblW w:w="8134" w:type="dxa"/>
-        <w:jc w:val="left"/>
-        <w:tblInd w:w="360" w:type="dxa"/>
-        <w:tblLayout w:type="fixed"/>
-        <w:tblCellMar>
-          <w:top w:w="0" w:type="dxa"/>
-          <w:left w:w="108" w:type="dxa"/>
-          <w:bottom w:w="0" w:type="dxa"/>
-          <w:right w:w="108" w:type="dxa"/>
-        </w:tblCellMar>
-        <w:tblLook w:val="04a0" w:noHBand="0" w:noVBand="1" w:firstColumn="1" w:lastRow="0" w:lastColumn="0" w:firstRow="1"/>
-      </w:tblPr>
-      <w:tblGrid>
-        <w:gridCol w:w="4058"/>
-        <w:gridCol w:w="4075"/>
-      </w:tblGrid>
-      <w:tr>
-        <w:trPr/>
-        <w:tc>
-          <w:tcPr>
-            <w:tcW w:w="4058" w:type="dxa"/>
-            <w:tcBorders/>
-          </w:tcPr>
-          <w:p>
-            <w:pPr>
-              <w:pStyle w:val="meusumrio"/>
-              <w:widowControl/>
-              <w:suppressAutoHyphens w:val="true"/>
-              <w:spacing w:before="0" w:after="0"/>
-              <w:jc w:val="center"/>
-              <w:rPr>
-                <w:rFonts w:eastAsia="Aptos"/>
-                <w:kern w:val="2"/>
-                <w:sz w:val="24"/>
-                <w:szCs w:val="24"/>
-                <w:lang w:val="pt-BR" w:eastAsia="en-US" w:bidi="ar-SA"/>
-              </w:rPr>
-            </w:pPr>
-            <w:r>
-              <w:rPr>
-                <w:rFonts w:eastAsia="Aptos"/>
-                <w:kern w:val="2"/>
-                <w:sz w:val="24"/>
-                <w:szCs w:val="24"/>
-                <w:lang w:val="pt-BR" w:eastAsia="en-US" w:bidi="ar-SA"/>
-              </w:rPr>
-              <w:t>NOME</w:t>
-            </w:r>
-          </w:p>
-        </w:tc>
-        <w:tc>
-          <w:tcPr>
-            <w:tcW w:w="4075" w:type="dxa"/>
-            <w:tcBorders/>
-          </w:tcPr>
-          <w:p>
-            <w:pPr>
-              <w:pStyle w:val="meusumrio"/>
-              <w:widowControl/>
-              <w:suppressAutoHyphens w:val="true"/>
-              <w:spacing w:before="0" w:after="0"/>
-              <w:jc w:val="center"/>
-              <w:rPr>
-                <w:rFonts w:eastAsia="Aptos"/>
-                <w:kern w:val="2"/>
-                <w:sz w:val="24"/>
-                <w:szCs w:val="24"/>
-                <w:lang w:val="pt-BR" w:eastAsia="en-US" w:bidi="ar-SA"/>
-              </w:rPr>
-            </w:pPr>
-            <w:r>
-              <w:rPr>
-                <w:rFonts w:eastAsia="Aptos"/>
-                <w:kern w:val="2"/>
-                <w:sz w:val="24"/>
-                <w:szCs w:val="24"/>
-                <w:lang w:val="pt-BR" w:eastAsia="en-US" w:bidi="ar-SA"/>
-              </w:rPr>
-              <w:t>FUNÇÃO</w:t>
-            </w:r>
-          </w:p>
-        </w:tc>
-      </w:tr>
-      <w:tr>
-        <w:trPr/>
-        <w:tc>
-          <w:tcPr>
-            <w:tcW w:w="4058" w:type="dxa"/>
-            <w:tcBorders/>
-          </w:tcPr>
-          <w:p>
-            <w:pPr>
-              <w:pStyle w:val="meusumrio"/>
-              <w:widowControl/>
-              <w:suppressAutoHyphens w:val="true"/>
-              <w:spacing w:before="0" w:after="0"/>
-              <w:rPr>
-                <w:sz w:val="28"/>
-                <w:szCs w:val="28"/>
-              </w:rPr>
-            </w:pPr>
-            <w:r>
-              <w:rPr>
-                <w:sz w:val="28"/>
-                <w:szCs w:val="28"/>
-              </w:rPr>
-            </w:r>
-          </w:p>
-        </w:tc>
-        <w:tc>
-          <w:tcPr>
-            <w:tcW w:w="4075" w:type="dxa"/>
-            <w:tcBorders/>
-          </w:tcPr>
-          <w:p>
-            <w:pPr>
-              <w:pStyle w:val="meusumrio"/>
-              <w:widowControl/>
-              <w:suppressAutoHyphens w:val="true"/>
-              <w:spacing w:before="0" w:after="0"/>
-              <w:rPr>
-                <w:sz w:val="28"/>
-                <w:szCs w:val="28"/>
-              </w:rPr>
-            </w:pPr>
-            <w:r>
-              <w:rPr>
-                <w:sz w:val="28"/>
-                <w:szCs w:val="28"/>
-              </w:rPr>
-            </w:r>
-          </w:p>
-        </w:tc>
-      </w:tr>
-      <w:tr>
-        <w:trPr/>
-        <w:tc>
-          <w:tcPr>
-            <w:tcW w:w="4058" w:type="dxa"/>
-            <w:tcBorders/>
-          </w:tcPr>
-          <w:p>
-            <w:pPr>
-              <w:pStyle w:val="meusumrio"/>
-              <w:widowControl/>
-              <w:suppressAutoHyphens w:val="true"/>
-              <w:spacing w:before="0" w:after="0"/>
-              <w:rPr>
-                <w:sz w:val="28"/>
-                <w:szCs w:val="28"/>
-              </w:rPr>
-            </w:pPr>
-            <w:r>
-              <w:rPr>
-                <w:sz w:val="28"/>
-                <w:szCs w:val="28"/>
-              </w:rPr>
-            </w:r>
-          </w:p>
-        </w:tc>
-        <w:tc>
-          <w:tcPr>
-            <w:tcW w:w="4075" w:type="dxa"/>
-            <w:tcBorders/>
-          </w:tcPr>
-          <w:p>
-            <w:pPr>
-              <w:pStyle w:val="meusumrio"/>
-              <w:widowControl/>
-              <w:suppressAutoHyphens w:val="true"/>
-              <w:spacing w:before="0" w:after="0"/>
-              <w:rPr>
-                <w:sz w:val="28"/>
-                <w:szCs w:val="28"/>
-              </w:rPr>
-            </w:pPr>
-            <w:r>
-              <w:rPr>
-                <w:sz w:val="28"/>
-                <w:szCs w:val="28"/>
-              </w:rPr>
-            </w:r>
-          </w:p>
-        </w:tc>
-      </w:tr>
-    </w:tbl>
     <w:p>
       <w:pPr>
         <w:pStyle w:val="meusumrio"/>
-        <w:ind w:left="360"/>
+        <w:numPr>
+          <w:ilvl w:val="0"/>
+          <w:numId w:val="0"/>
+        </w:numPr>
+        <w:ind w:hanging="0" w:left="360"/>
         <w:rPr>
           <w:sz w:val="28"/>
           <w:szCs w:val="28"/>
@@ -2414,260 +1551,30 @@
       </w:pPr>
       <w:r>
         <w:rPr>
-          <w:sz w:val="28"/>
-          <w:szCs w:val="28"/>
-        </w:rPr>
-      </w:r>
-    </w:p>
-    <w:p>
-      <w:pPr>
-        <w:pStyle w:val="meusumrio"/>
-        <w:ind w:left="360"/>
-        <w:rPr>
-          <w:sz w:val="22"/>
-          <w:szCs w:val="22"/>
-        </w:rPr>
-      </w:pPr>
-      <w:r>
-        <w:rPr>
-          <w:sz w:val="22"/>
-          <w:szCs w:val="22"/>
-        </w:rPr>
-      </w:r>
-    </w:p>
-    <w:p>
-      <w:pPr>
-        <w:pStyle w:val="ListParagraph"/>
-        <w:ind w:left="360"/>
-        <w:rPr>
-          <w:rFonts w:ascii="Arial" w:hAnsi="Arial" w:cs="Arial"/>
-          <w:b/>
-          <w:bCs/>
-          <w:sz w:val="28"/>
-          <w:szCs w:val="28"/>
-        </w:rPr>
-      </w:pPr>
-      <w:r>
-        <w:rPr>
-          <w:rFonts w:cs="Arial" w:ascii="Arial" w:hAnsi="Arial"/>
-          <w:b/>
-          <w:bCs/>
-          <w:sz w:val="28"/>
-          <w:szCs w:val="28"/>
-        </w:rPr>
-      </w:r>
-    </w:p>
-    <w:p>
-      <w:pPr>
-        <w:pStyle w:val="ListParagraph"/>
-        <w:ind w:left="360"/>
-        <w:rPr>
-          <w:rFonts w:ascii="Arial" w:hAnsi="Arial" w:cs="Arial"/>
-          <w:b/>
-          <w:bCs/>
-          <w:sz w:val="28"/>
-          <w:szCs w:val="28"/>
-        </w:rPr>
-      </w:pPr>
-      <w:r>
-        <w:rPr>
-          <w:rFonts w:cs="Arial" w:ascii="Arial" w:hAnsi="Arial"/>
-          <w:b/>
-          <w:bCs/>
-          <w:sz w:val="28"/>
-          <w:szCs w:val="28"/>
-        </w:rPr>
-      </w:r>
-    </w:p>
-    <w:tbl>
-      <w:tblPr>
-        <w:tblStyle w:val="Tabelacomgrade"/>
-        <w:tblW w:w="8494" w:type="dxa"/>
-        <w:jc w:val="center"/>
-        <w:tblInd w:w="0" w:type="dxa"/>
-        <w:tblLayout w:type="fixed"/>
-        <w:tblCellMar>
-          <w:top w:w="0" w:type="dxa"/>
-          <w:left w:w="108" w:type="dxa"/>
-          <w:bottom w:w="0" w:type="dxa"/>
-          <w:right w:w="108" w:type="dxa"/>
-        </w:tblCellMar>
-        <w:tblLook w:val="04a0" w:noHBand="0" w:noVBand="1" w:firstColumn="1" w:lastRow="0" w:lastColumn="0" w:firstRow="1"/>
-      </w:tblPr>
-      <w:tblGrid>
-        <w:gridCol w:w="2831"/>
-        <w:gridCol w:w="2831"/>
-        <w:gridCol w:w="2832"/>
-      </w:tblGrid>
-      <w:tr>
-        <w:trPr>
-          <w:trHeight w:val="557" w:hRule="atLeast"/>
-        </w:trPr>
-        <w:tc>
-          <w:tcPr>
-            <w:tcW w:w="2831" w:type="dxa"/>
-            <w:tcBorders/>
-          </w:tcPr>
-          <w:p>
-            <w:pPr>
-              <w:pStyle w:val="Normal"/>
-              <w:widowControl/>
-              <w:suppressAutoHyphens w:val="true"/>
-              <w:spacing w:lineRule="auto" w:line="240" w:before="0" w:after="0"/>
-              <w:jc w:val="center"/>
-              <w:rPr>
-                <w:b/>
-                <w:bCs/>
-              </w:rPr>
-            </w:pPr>
-            <w:r>
-              <w:rPr>
-                <w:rFonts w:eastAsia="Aptos" w:cs=""/>
-                <w:b/>
-                <w:bCs/>
-                <w:kern w:val="2"/>
-                <w:sz w:val="24"/>
-                <w:szCs w:val="24"/>
-                <w:lang w:val="pt-BR" w:eastAsia="en-US" w:bidi="ar-SA"/>
-              </w:rPr>
-              <w:t>PROCESSO</w:t>
-            </w:r>
-          </w:p>
-          <w:p>
-            <w:pPr>
-              <w:pStyle w:val="Normal"/>
-              <w:widowControl/>
-              <w:suppressAutoHyphens w:val="true"/>
-              <w:spacing w:lineRule="auto" w:line="240" w:before="0" w:after="0"/>
-              <w:jc w:val="center"/>
-              <w:rPr>
-                <w:b/>
-                <w:bCs/>
-              </w:rPr>
-            </w:pPr>
-            <w:r>
-              <w:rPr>
-                <w:rFonts w:eastAsia="Aptos" w:cs=""/>
-                <w:b/>
-                <w:bCs/>
-                <w:kern w:val="2"/>
-                <w:sz w:val="24"/>
-                <w:szCs w:val="24"/>
-                <w:lang w:val="pt-BR" w:eastAsia="en-US" w:bidi="ar-SA"/>
-              </w:rPr>
-              <w:t>{{NumeroPericia}}</w:t>
-            </w:r>
-          </w:p>
-        </w:tc>
-        <w:tc>
-          <w:tcPr>
-            <w:tcW w:w="2831" w:type="dxa"/>
-            <w:tcBorders/>
-          </w:tcPr>
-          <w:p>
-            <w:pPr>
-              <w:pStyle w:val="Normal"/>
-              <w:widowControl/>
-              <w:suppressAutoHyphens w:val="true"/>
-              <w:spacing w:lineRule="auto" w:line="240" w:before="0" w:after="0"/>
-              <w:jc w:val="center"/>
-              <w:rPr>
-                <w:b/>
-                <w:bCs/>
-              </w:rPr>
-            </w:pPr>
-            <w:r>
-              <w:rPr>
-                <w:rFonts w:eastAsia="Aptos" w:cs=""/>
-                <w:b/>
-                <w:bCs/>
-                <w:kern w:val="2"/>
-                <w:sz w:val="24"/>
-                <w:szCs w:val="24"/>
-                <w:lang w:val="pt-BR" w:eastAsia="en-US" w:bidi="ar-SA"/>
-              </w:rPr>
-              <w:t>Notificação</w:t>
-            </w:r>
-          </w:p>
-          <w:p>
-            <w:pPr>
-              <w:pStyle w:val="Normal"/>
-              <w:widowControl/>
-              <w:suppressAutoHyphens w:val="true"/>
-              <w:spacing w:lineRule="auto" w:line="240" w:before="0" w:after="0"/>
-              <w:jc w:val="center"/>
-              <w:rPr>
-                <w:b/>
-                <w:bCs/>
-              </w:rPr>
-            </w:pPr>
-            <w:r>
-              <w:rPr>
-                <w:rFonts w:eastAsia="Aptos" w:cs=""/>
-                <w:b/>
-                <w:bCs/>
-                <w:kern w:val="2"/>
-                <w:sz w:val="24"/>
-                <w:szCs w:val="24"/>
-                <w:lang w:val="pt-BR" w:eastAsia="en-US" w:bidi="ar-SA"/>
-              </w:rPr>
-              <w:t>Realização de Perícia Técnica</w:t>
-            </w:r>
-          </w:p>
-        </w:tc>
-        <w:tc>
-          <w:tcPr>
-            <w:tcW w:w="2832" w:type="dxa"/>
-            <w:tcBorders/>
-          </w:tcPr>
-          <w:p>
-            <w:pPr>
-              <w:pStyle w:val="Normal"/>
-              <w:widowControl/>
-              <w:suppressAutoHyphens w:val="true"/>
-              <w:spacing w:lineRule="auto" w:line="240" w:before="0" w:after="0"/>
-              <w:jc w:val="left"/>
-              <w:rPr>
-                <w:rFonts w:ascii="Aptos" w:hAnsi="Aptos" w:eastAsia="Aptos" w:cs=""/>
-                <w:kern w:val="2"/>
-                <w:sz w:val="24"/>
-                <w:szCs w:val="24"/>
-                <w:lang w:val="pt-BR" w:eastAsia="en-US" w:bidi="ar-SA"/>
-              </w:rPr>
-            </w:pPr>
-            <w:r>
-              <w:rPr>
-                <w:rFonts w:eastAsia="Aptos" w:cs=""/>
-                <w:kern w:val="2"/>
-                <w:sz w:val="24"/>
-                <w:szCs w:val="24"/>
-                <w:lang w:val="pt-BR" w:eastAsia="en-US" w:bidi="ar-SA"/>
-              </w:rPr>
-            </w:r>
-          </w:p>
-        </w:tc>
-      </w:tr>
-    </w:tbl>
-    <w:p>
-      <w:pPr>
-        <w:pStyle w:val="ListParagraph"/>
-        <w:ind w:left="360"/>
-        <w:rPr>
-          <w:rFonts w:ascii="Arial" w:hAnsi="Arial" w:cs="Arial"/>
-          <w:b/>
-          <w:bCs/>
-          <w:sz w:val="28"/>
-          <w:szCs w:val="28"/>
-        </w:rPr>
-      </w:pPr>
-      <w:r>
-        <w:rPr>
-          <w:rFonts w:cs="Arial" w:ascii="Arial" w:hAnsi="Arial"/>
-          <w:b/>
-          <w:bCs/>
-          <w:sz w:val="28"/>
-          <w:szCs w:val="28"/>
-        </w:rPr>
+          <w:b w:val="false"/>
+          <w:bCs w:val="false"/>
+          <w:sz w:val="24"/>
+          <w:szCs w:val="24"/>
+        </w:rPr>
+        <w:t>{{</w:t>
+      </w:r>
+      <w:r>
+        <w:rPr>
+          <w:b w:val="false"/>
+          <w:bCs w:val="false"/>
+          <w:sz w:val="24"/>
+          <w:szCs w:val="24"/>
+        </w:rPr>
+        <w:t>presentes</w:t>
+      </w:r>
+      <w:r>
+        <w:rPr>
+          <w:b w:val="false"/>
+          <w:bCs w:val="false"/>
+          <w:sz w:val="24"/>
+          <w:szCs w:val="24"/>
+        </w:rPr>
+        <w:t>}}</w:t>
       </w:r>
     </w:p>
     <w:p>
@@ -2761,7 +1668,8 @@
       <w:r>
         <w:rPr>
           <w:rFonts w:cs="Arial" w:ascii="Arial" w:hAnsi="Arial"/>
-          <w:b/>
+          <w:b w:val="false"/>
+          <w:bCs w:val="false"/>
           <w:sz w:val="22"/>
           <w:szCs w:val="22"/>
         </w:rPr>
@@ -2779,7 +1687,8 @@
       <w:r>
         <w:rPr>
           <w:rFonts w:cs="Arial" w:ascii="Arial" w:hAnsi="Arial"/>
-          <w:b/>
+          <w:b w:val="false"/>
+          <w:bCs w:val="false"/>
           <w:sz w:val="22"/>
           <w:szCs w:val="22"/>
         </w:rPr>
@@ -2797,7 +1706,8 @@
       <w:r>
         <w:rPr>
           <w:rFonts w:cs="Arial" w:ascii="Arial" w:hAnsi="Arial"/>
-          <w:b/>
+          <w:b w:val="false"/>
+          <w:bCs w:val="false"/>
           <w:sz w:val="22"/>
           <w:szCs w:val="22"/>
         </w:rPr>
@@ -2815,7 +1725,8 @@
       <w:r>
         <w:rPr>
           <w:rFonts w:cs="Arial" w:ascii="Arial" w:hAnsi="Arial"/>
-          <w:b/>
+          <w:b w:val="false"/>
+          <w:bCs w:val="false"/>
           <w:sz w:val="22"/>
           <w:szCs w:val="22"/>
         </w:rPr>
@@ -2833,7 +1744,8 @@
       <w:r>
         <w:rPr>
           <w:rFonts w:cs="Arial" w:ascii="Arial" w:hAnsi="Arial"/>
-          <w:b/>
+          <w:b w:val="false"/>
+          <w:bCs w:val="false"/>
           <w:sz w:val="22"/>
           <w:szCs w:val="22"/>
         </w:rPr>
@@ -3055,6 +1967,8 @@
           <w:bCs/>
           <w:sz w:val="22"/>
           <w:szCs w:val="22"/>
+          <w:shd w:fill="FFFF00" w:val="clear"/>
+          <w14:ligatures w14:val="standardContextual"/>
         </w:rPr>
         <w:t>{{HoraPericia}}</w:t>
       </w:r>
@@ -3069,8 +1983,8 @@
       <w:r>
         <w:rPr>
           <w:rFonts w:cs="Arial" w:ascii="Arial" w:hAnsi="Arial"/>
-          <w:b/>
-          <w:bCs/>
+          <w:b w:val="false"/>
+          <w:bCs w:val="false"/>
           <w:sz w:val="22"/>
           <w:szCs w:val="22"/>
         </w:rPr>
@@ -3137,199 +2051,6 @@
     <w:p>
       <w:pPr>
         <w:pStyle w:val="Normal"/>
-        <w:rPr>
-          <w:rFonts w:ascii="Arial" w:hAnsi="Arial" w:cs="Arial"/>
-          <w:bCs/>
-          <w:sz w:val="22"/>
-          <w:szCs w:val="22"/>
-        </w:rPr>
-      </w:pPr>
-      <w:r>
-        <w:rPr>
-          <w:rFonts w:cs="Arial" w:ascii="Arial" w:hAnsi="Arial"/>
-          <w:bCs/>
-          <w:sz w:val="22"/>
-          <w:szCs w:val="22"/>
-        </w:rPr>
-      </w:r>
-      <w:r>
-        <w:br w:type="page"/>
-      </w:r>
-    </w:p>
-    <w:tbl>
-      <w:tblPr>
-        <w:tblStyle w:val="Tabelacomgrade"/>
-        <w:tblW w:w="8494" w:type="dxa"/>
-        <w:jc w:val="center"/>
-        <w:tblInd w:w="0" w:type="dxa"/>
-        <w:tblLayout w:type="fixed"/>
-        <w:tblCellMar>
-          <w:top w:w="0" w:type="dxa"/>
-          <w:left w:w="108" w:type="dxa"/>
-          <w:bottom w:w="0" w:type="dxa"/>
-          <w:right w:w="108" w:type="dxa"/>
-        </w:tblCellMar>
-        <w:tblLook w:val="04a0" w:noHBand="0" w:noVBand="1" w:firstColumn="1" w:lastRow="0" w:lastColumn="0" w:firstRow="1"/>
-      </w:tblPr>
-      <w:tblGrid>
-        <w:gridCol w:w="2831"/>
-        <w:gridCol w:w="2831"/>
-        <w:gridCol w:w="2832"/>
-      </w:tblGrid>
-      <w:tr>
-        <w:trPr>
-          <w:trHeight w:val="557" w:hRule="atLeast"/>
-        </w:trPr>
-        <w:tc>
-          <w:tcPr>
-            <w:tcW w:w="2831" w:type="dxa"/>
-            <w:tcBorders/>
-          </w:tcPr>
-          <w:p>
-            <w:pPr>
-              <w:pStyle w:val="Normal"/>
-              <w:pageBreakBefore/>
-              <w:widowControl/>
-              <w:suppressAutoHyphens w:val="true"/>
-              <w:spacing w:lineRule="auto" w:line="240" w:before="0" w:after="0"/>
-              <w:jc w:val="center"/>
-              <w:rPr>
-                <w:b/>
-                <w:bCs/>
-              </w:rPr>
-            </w:pPr>
-            <w:r>
-              <w:rPr>
-                <w:rFonts w:eastAsia="Aptos" w:cs=""/>
-                <w:b/>
-                <w:bCs/>
-                <w:kern w:val="2"/>
-                <w:sz w:val="24"/>
-                <w:szCs w:val="24"/>
-                <w:lang w:val="pt-BR" w:eastAsia="en-US" w:bidi="ar-SA"/>
-              </w:rPr>
-              <w:t>PROCESSO</w:t>
-            </w:r>
-          </w:p>
-          <w:p>
-            <w:pPr>
-              <w:pStyle w:val="Normal"/>
-              <w:widowControl/>
-              <w:suppressAutoHyphens w:val="true"/>
-              <w:spacing w:lineRule="auto" w:line="240" w:before="0" w:after="0"/>
-              <w:jc w:val="center"/>
-              <w:rPr>
-                <w:b/>
-                <w:bCs/>
-              </w:rPr>
-            </w:pPr>
-            <w:r>
-              <w:rPr>
-                <w:rFonts w:eastAsia="Aptos" w:cs=""/>
-                <w:b/>
-                <w:bCs/>
-                <w:kern w:val="2"/>
-                <w:sz w:val="24"/>
-                <w:szCs w:val="24"/>
-                <w:lang w:val="pt-BR" w:eastAsia="en-US" w:bidi="ar-SA"/>
-              </w:rPr>
-              <w:t>{{NumeroPericia}}</w:t>
-            </w:r>
-          </w:p>
-        </w:tc>
-        <w:tc>
-          <w:tcPr>
-            <w:tcW w:w="2831" w:type="dxa"/>
-            <w:tcBorders/>
-          </w:tcPr>
-          <w:p>
-            <w:pPr>
-              <w:pStyle w:val="Normal"/>
-              <w:widowControl/>
-              <w:suppressAutoHyphens w:val="true"/>
-              <w:spacing w:lineRule="auto" w:line="240" w:before="0" w:after="0"/>
-              <w:jc w:val="center"/>
-              <w:rPr>
-                <w:b/>
-                <w:bCs/>
-              </w:rPr>
-            </w:pPr>
-            <w:r>
-              <w:rPr>
-                <w:rFonts w:eastAsia="Aptos" w:cs=""/>
-                <w:b/>
-                <w:bCs/>
-                <w:kern w:val="2"/>
-                <w:sz w:val="24"/>
-                <w:szCs w:val="24"/>
-                <w:lang w:val="pt-BR" w:eastAsia="en-US" w:bidi="ar-SA"/>
-              </w:rPr>
-              <w:t>Notificação</w:t>
-            </w:r>
-          </w:p>
-          <w:p>
-            <w:pPr>
-              <w:pStyle w:val="Normal"/>
-              <w:widowControl/>
-              <w:suppressAutoHyphens w:val="true"/>
-              <w:spacing w:lineRule="auto" w:line="240" w:before="0" w:after="0"/>
-              <w:jc w:val="center"/>
-              <w:rPr>
-                <w:b/>
-                <w:bCs/>
-              </w:rPr>
-            </w:pPr>
-            <w:r>
-              <w:rPr>
-                <w:rFonts w:eastAsia="Aptos" w:cs=""/>
-                <w:b/>
-                <w:bCs/>
-                <w:kern w:val="2"/>
-                <w:sz w:val="24"/>
-                <w:szCs w:val="24"/>
-                <w:lang w:val="pt-BR" w:eastAsia="en-US" w:bidi="ar-SA"/>
-              </w:rPr>
-              <w:t>Realização de Perícia Técnica</w:t>
-            </w:r>
-          </w:p>
-        </w:tc>
-        <w:tc>
-          <w:tcPr>
-            <w:tcW w:w="2832" w:type="dxa"/>
-            <w:tcBorders/>
-          </w:tcPr>
-          <w:p>
-            <w:pPr>
-              <w:pStyle w:val="Normal"/>
-              <w:widowControl/>
-              <w:suppressAutoHyphens w:val="true"/>
-              <w:spacing w:lineRule="auto" w:line="240" w:before="0" w:after="0"/>
-              <w:jc w:val="left"/>
-              <w:rPr>
-                <w:rFonts w:ascii="Aptos" w:hAnsi="Aptos" w:eastAsia="Aptos" w:cs=""/>
-                <w:kern w:val="2"/>
-                <w:sz w:val="24"/>
-                <w:szCs w:val="24"/>
-                <w:lang w:val="pt-BR" w:eastAsia="en-US" w:bidi="ar-SA"/>
-              </w:rPr>
-            </w:pPr>
-            <w:r>
-              <w:rPr>
-                <w:rFonts w:eastAsia="Aptos" w:cs=""/>
-                <w:kern w:val="2"/>
-                <w:sz w:val="24"/>
-                <w:szCs w:val="24"/>
-                <w:lang w:val="pt-BR" w:eastAsia="en-US" w:bidi="ar-SA"/>
-              </w:rPr>
-            </w:r>
-          </w:p>
-        </w:tc>
-      </w:tr>
-    </w:tbl>
-    <w:p>
-      <w:pPr>
-        <w:pStyle w:val="ListParagraph"/>
-        <w:jc w:val="both"/>
         <w:rPr>
           <w:rFonts w:ascii="Arial" w:hAnsi="Arial" w:cs="Arial"/>
           <w:bCs/>
@@ -3651,13 +2372,17 @@
       </w:r>
       <w:r>
         <w:rPr>
-          <w:sz w:val="22"/>
-          <w:szCs w:val="22"/>
-        </w:rPr>
-        <w:t>{{TipoDeLaudo}}</w:t>
-      </w:r>
-      <w:r>
-        <w:rPr>
+          <w:b w:val="false"/>
+          <w:bCs w:val="false"/>
+          <w:sz w:val="22"/>
+          <w:szCs w:val="22"/>
+        </w:rPr>
+        <w:t>{{Classificacao}}</w:t>
+      </w:r>
+      <w:r>
+        <w:rPr>
+          <w:b w:val="false"/>
+          <w:bCs w:val="false"/>
           <w:sz w:val="22"/>
           <w:szCs w:val="22"/>
           <w:u w:val="single"/>
@@ -3675,10 +2400,19 @@
       </w:r>
       <w:r>
         <w:rPr>
-          <w:sz w:val="22"/>
-          <w:szCs w:val="22"/>
-        </w:rPr>
-        <w:t xml:space="preserve">{{TipoDaNorma}} </w:t>
+          <w:b w:val="false"/>
+          <w:bCs w:val="false"/>
+          <w:sz w:val="22"/>
+          <w:szCs w:val="22"/>
+        </w:rPr>
+        <w:t>{{TipoNorma}}</w:t>
+      </w:r>
+      <w:r>
+        <w:rPr>
+          <w:sz w:val="22"/>
+          <w:szCs w:val="22"/>
+        </w:rPr>
+        <w:t xml:space="preserve"> </w:t>
       </w:r>
       <w:r>
         <w:rPr>
@@ -3780,9 +2514,12 @@
       </w:r>
     </w:p>
     <w:sectPr>
+      <w:headerReference w:type="even" r:id="rId2"/>
+      <w:headerReference w:type="default" r:id="rId3"/>
+      <w:headerReference w:type="first" r:id="rId4"/>
       <w:type w:val="nextPage"/>
       <w:pgSz w:w="11906" w:h="16838"/>
-      <w:pgMar w:left="1701" w:right="1701" w:gutter="0" w:header="0" w:top="1417" w:footer="0" w:bottom="1417"/>
+      <w:pgMar w:left="1701" w:right="1701" w:gutter="0" w:header="1417" w:top="3229" w:footer="0" w:bottom="1417"/>
       <w:pgNumType w:fmt="decimal"/>
       <w:formProt w:val="false"/>
       <w:textDirection w:val="lrTb"/>
@@ -3790,6 +2527,388 @@
     </w:sectPr>
   </w:body>
 </w:document>
+</file>
+
+<file path=word/header1.xml><?xml version="1.0" encoding="utf-8"?>
+<w:hdr xmlns:o="urn:schemas-microsoft-com:office:office" xmlns:r="http://schemas.openxmlformats.org/officeDocument/2006/relationships" xmlns:v="urn:schemas-microsoft-com:vml" xmlns:w="http://schemas.openxmlformats.org/wordprocessingml/2006/main" xmlns:w10="urn:schemas-microsoft-com:office:word" xmlns:wp="http://schemas.openxmlformats.org/drawingml/2006/wordprocessingDrawing" xmlns:wps="http://schemas.microsoft.com/office/word/2010/wordprocessingShape" xmlns:wpg="http://schemas.microsoft.com/office/word/2010/wordprocessingGroup" xmlns:mc="http://schemas.openxmlformats.org/markup-compatibility/2006" xmlns:wp14="http://schemas.microsoft.com/office/word/2010/wordprocessingDrawing" xmlns:w14="http://schemas.microsoft.com/office/word/2010/wordml" xmlns:w15="http://schemas.microsoft.com/office/word/2012/wordml" mc:Ignorable="w14 wp14 w15">
+  <w:p>
+    <w:pPr>
+      <w:pStyle w:val="Header"/>
+      <w:rPr/>
+    </w:pPr>
+    <w:r>
+      <w:rPr/>
+    </w:r>
+  </w:p>
+</w:hdr>
+</file>
+
+<file path=word/header2.xml><?xml version="1.0" encoding="utf-8"?>
+<w:hdr xmlns:o="urn:schemas-microsoft-com:office:office" xmlns:r="http://schemas.openxmlformats.org/officeDocument/2006/relationships" xmlns:v="urn:schemas-microsoft-com:vml" xmlns:w="http://schemas.openxmlformats.org/wordprocessingml/2006/main" xmlns:w10="urn:schemas-microsoft-com:office:word" xmlns:wp="http://schemas.openxmlformats.org/drawingml/2006/wordprocessingDrawing" xmlns:wps="http://schemas.microsoft.com/office/word/2010/wordprocessingShape" xmlns:wpg="http://schemas.microsoft.com/office/word/2010/wordprocessingGroup" xmlns:mc="http://schemas.openxmlformats.org/markup-compatibility/2006" xmlns:wp14="http://schemas.microsoft.com/office/word/2010/wordprocessingDrawing" xmlns:w14="http://schemas.microsoft.com/office/word/2010/wordml" xmlns:w15="http://schemas.microsoft.com/office/word/2012/wordml" mc:Ignorable="w14 wp14 w15">
+  <w:tbl>
+    <w:tblPr>
+      <w:tblStyle w:val="Tabelacomgrade"/>
+      <w:tblW w:w="8494" w:type="dxa"/>
+      <w:jc w:val="center"/>
+      <w:tblInd w:w="0" w:type="dxa"/>
+      <w:tblLayout w:type="fixed"/>
+      <w:tblCellMar>
+        <w:top w:w="0" w:type="dxa"/>
+        <w:left w:w="108" w:type="dxa"/>
+        <w:bottom w:w="0" w:type="dxa"/>
+        <w:right w:w="108" w:type="dxa"/>
+      </w:tblCellMar>
+      <w:tblLook w:val="04a0" w:noHBand="0" w:noVBand="1" w:firstColumn="1" w:lastRow="0" w:lastColumn="0" w:firstRow="1"/>
+    </w:tblPr>
+    <w:tblGrid>
+      <w:gridCol w:w="2831"/>
+      <w:gridCol w:w="2831"/>
+      <w:gridCol w:w="2832"/>
+    </w:tblGrid>
+    <w:tr>
+      <w:trPr>
+        <w:trHeight w:val="557" w:hRule="atLeast"/>
+      </w:trPr>
+      <w:tc>
+        <w:tcPr>
+          <w:tcW w:w="2831" w:type="dxa"/>
+          <w:tcBorders/>
+        </w:tcPr>
+        <w:p>
+          <w:pPr>
+            <w:pStyle w:val="Normal"/>
+            <w:widowControl/>
+            <w:suppressAutoHyphens w:val="true"/>
+            <w:spacing w:lineRule="auto" w:line="240" w:before="0" w:after="0"/>
+            <w:jc w:val="center"/>
+            <w:rPr>
+              <w:b/>
+              <w:bCs/>
+            </w:rPr>
+          </w:pPr>
+          <w:r>
+            <w:rPr>
+              <w:rFonts w:eastAsia="Aptos" w:cs=""/>
+              <w:b/>
+              <w:bCs/>
+              <w:kern w:val="2"/>
+              <w:sz w:val="24"/>
+              <w:szCs w:val="24"/>
+              <w:lang w:val="pt-BR" w:eastAsia="en-US" w:bidi="ar-SA"/>
+            </w:rPr>
+            <w:t>PROCESSO</w:t>
+          </w:r>
+        </w:p>
+        <w:p>
+          <w:pPr>
+            <w:pStyle w:val="Normal"/>
+            <w:widowControl/>
+            <w:suppressAutoHyphens w:val="true"/>
+            <w:spacing w:lineRule="auto" w:line="240" w:before="0" w:after="0"/>
+            <w:jc w:val="center"/>
+            <w:rPr>
+              <w:b/>
+              <w:bCs/>
+            </w:rPr>
+          </w:pPr>
+          <w:r>
+            <w:rPr>
+              <w:rFonts w:eastAsia="Aptos" w:cs=""/>
+              <w:b/>
+              <w:bCs/>
+              <w:kern w:val="2"/>
+              <w:sz w:val="24"/>
+              <w:szCs w:val="24"/>
+              <w:lang w:val="pt-BR" w:eastAsia="en-US" w:bidi="ar-SA"/>
+            </w:rPr>
+            <w:t>{{NumeroPericia}}</w:t>
+          </w:r>
+        </w:p>
+      </w:tc>
+      <w:tc>
+        <w:tcPr>
+          <w:tcW w:w="2831" w:type="dxa"/>
+          <w:tcBorders/>
+        </w:tcPr>
+        <w:p>
+          <w:pPr>
+            <w:pStyle w:val="Normal"/>
+            <w:widowControl/>
+            <w:suppressAutoHyphens w:val="true"/>
+            <w:spacing w:lineRule="auto" w:line="240" w:before="0" w:after="0"/>
+            <w:jc w:val="center"/>
+            <w:rPr>
+              <w:b/>
+              <w:bCs/>
+            </w:rPr>
+          </w:pPr>
+          <w:r>
+            <w:rPr>
+              <w:rFonts w:eastAsia="Aptos" w:cs=""/>
+              <w:b/>
+              <w:bCs/>
+              <w:kern w:val="2"/>
+              <w:sz w:val="24"/>
+              <w:szCs w:val="24"/>
+              <w:lang w:val="pt-BR" w:eastAsia="en-US" w:bidi="ar-SA"/>
+            </w:rPr>
+            <w:t>Notificação</w:t>
+          </w:r>
+        </w:p>
+        <w:p>
+          <w:pPr>
+            <w:pStyle w:val="Normal"/>
+            <w:widowControl/>
+            <w:suppressAutoHyphens w:val="true"/>
+            <w:spacing w:lineRule="auto" w:line="240" w:before="0" w:after="0"/>
+            <w:jc w:val="center"/>
+            <w:rPr>
+              <w:b/>
+              <w:bCs/>
+            </w:rPr>
+          </w:pPr>
+          <w:r>
+            <w:rPr>
+              <w:rFonts w:eastAsia="Aptos" w:cs=""/>
+              <w:b/>
+              <w:bCs/>
+              <w:kern w:val="2"/>
+              <w:sz w:val="24"/>
+              <w:szCs w:val="24"/>
+              <w:lang w:val="pt-BR" w:eastAsia="en-US" w:bidi="ar-SA"/>
+            </w:rPr>
+            <w:t>Realização de Perícia Técnica</w:t>
+          </w:r>
+        </w:p>
+      </w:tc>
+      <w:tc>
+        <w:tcPr>
+          <w:tcW w:w="2832" w:type="dxa"/>
+          <w:tcBorders/>
+        </w:tcPr>
+        <w:p>
+          <w:pPr>
+            <w:pStyle w:val="Normal"/>
+            <w:widowControl/>
+            <w:suppressAutoHyphens w:val="true"/>
+            <w:spacing w:lineRule="auto" w:line="240" w:before="0" w:after="0"/>
+            <w:jc w:val="left"/>
+            <w:rPr>
+              <w:rFonts w:ascii="Aptos" w:hAnsi="Aptos" w:eastAsia="Aptos" w:cs=""/>
+              <w:kern w:val="2"/>
+              <w:sz w:val="24"/>
+              <w:szCs w:val="24"/>
+              <w:lang w:val="pt-BR" w:eastAsia="en-US" w:bidi="ar-SA"/>
+            </w:rPr>
+          </w:pPr>
+          <w:r>
+            <w:rPr>
+              <w:rFonts w:eastAsia="Aptos" w:cs=""/>
+              <w:kern w:val="2"/>
+              <w:sz w:val="24"/>
+              <w:szCs w:val="24"/>
+              <w:lang w:val="pt-BR" w:eastAsia="en-US" w:bidi="ar-SA"/>
+            </w:rPr>
+          </w:r>
+        </w:p>
+      </w:tc>
+    </w:tr>
+  </w:tbl>
+  <w:p>
+    <w:pPr>
+      <w:pStyle w:val="Normal"/>
+      <w:spacing w:before="0" w:after="160"/>
+      <w:rPr/>
+    </w:pPr>
+    <w:r>
+      <w:rPr/>
+    </w:r>
+  </w:p>
+</w:hdr>
+</file>
+
+<file path=word/header3.xml><?xml version="1.0" encoding="utf-8"?>
+<w:hdr xmlns:o="urn:schemas-microsoft-com:office:office" xmlns:r="http://schemas.openxmlformats.org/officeDocument/2006/relationships" xmlns:v="urn:schemas-microsoft-com:vml" xmlns:w="http://schemas.openxmlformats.org/wordprocessingml/2006/main" xmlns:w10="urn:schemas-microsoft-com:office:word" xmlns:wp="http://schemas.openxmlformats.org/drawingml/2006/wordprocessingDrawing" xmlns:wps="http://schemas.microsoft.com/office/word/2010/wordprocessingShape" xmlns:wpg="http://schemas.microsoft.com/office/word/2010/wordprocessingGroup" xmlns:mc="http://schemas.openxmlformats.org/markup-compatibility/2006" xmlns:wp14="http://schemas.microsoft.com/office/word/2010/wordprocessingDrawing" xmlns:w14="http://schemas.microsoft.com/office/word/2010/wordml" xmlns:w15="http://schemas.microsoft.com/office/word/2012/wordml" mc:Ignorable="w14 wp14 w15">
+  <w:tbl>
+    <w:tblPr>
+      <w:tblStyle w:val="Tabelacomgrade"/>
+      <w:tblW w:w="8494" w:type="dxa"/>
+      <w:jc w:val="center"/>
+      <w:tblInd w:w="0" w:type="dxa"/>
+      <w:tblLayout w:type="fixed"/>
+      <w:tblCellMar>
+        <w:top w:w="0" w:type="dxa"/>
+        <w:left w:w="108" w:type="dxa"/>
+        <w:bottom w:w="0" w:type="dxa"/>
+        <w:right w:w="108" w:type="dxa"/>
+      </w:tblCellMar>
+      <w:tblLook w:val="04a0" w:noHBand="0" w:noVBand="1" w:firstColumn="1" w:lastRow="0" w:lastColumn="0" w:firstRow="1"/>
+    </w:tblPr>
+    <w:tblGrid>
+      <w:gridCol w:w="2831"/>
+      <w:gridCol w:w="2831"/>
+      <w:gridCol w:w="2832"/>
+    </w:tblGrid>
+    <w:tr>
+      <w:trPr>
+        <w:trHeight w:val="557" w:hRule="atLeast"/>
+      </w:trPr>
+      <w:tc>
+        <w:tcPr>
+          <w:tcW w:w="2831" w:type="dxa"/>
+          <w:tcBorders/>
+        </w:tcPr>
+        <w:p>
+          <w:pPr>
+            <w:pStyle w:val="Normal"/>
+            <w:widowControl/>
+            <w:suppressAutoHyphens w:val="true"/>
+            <w:spacing w:lineRule="auto" w:line="240" w:before="0" w:after="0"/>
+            <w:jc w:val="center"/>
+            <w:rPr>
+              <w:b/>
+              <w:bCs/>
+            </w:rPr>
+          </w:pPr>
+          <w:r>
+            <w:rPr>
+              <w:rFonts w:eastAsia="Aptos" w:cs=""/>
+              <w:b/>
+              <w:bCs/>
+              <w:kern w:val="2"/>
+              <w:sz w:val="24"/>
+              <w:szCs w:val="24"/>
+              <w:lang w:val="pt-BR" w:eastAsia="en-US" w:bidi="ar-SA"/>
+            </w:rPr>
+            <w:t>PROCESSO</w:t>
+          </w:r>
+        </w:p>
+        <w:p>
+          <w:pPr>
+            <w:pStyle w:val="Normal"/>
+            <w:widowControl/>
+            <w:suppressAutoHyphens w:val="true"/>
+            <w:spacing w:lineRule="auto" w:line="240" w:before="0" w:after="0"/>
+            <w:jc w:val="center"/>
+            <w:rPr>
+              <w:b/>
+              <w:bCs/>
+            </w:rPr>
+          </w:pPr>
+          <w:r>
+            <w:rPr>
+              <w:rFonts w:eastAsia="Aptos" w:cs=""/>
+              <w:b/>
+              <w:bCs/>
+              <w:kern w:val="2"/>
+              <w:sz w:val="24"/>
+              <w:szCs w:val="24"/>
+              <w:lang w:val="pt-BR" w:eastAsia="en-US" w:bidi="ar-SA"/>
+            </w:rPr>
+            <w:t>{{NumeroPericia}}</w:t>
+          </w:r>
+        </w:p>
+      </w:tc>
+      <w:tc>
+        <w:tcPr>
+          <w:tcW w:w="2831" w:type="dxa"/>
+          <w:tcBorders/>
+        </w:tcPr>
+        <w:p>
+          <w:pPr>
+            <w:pStyle w:val="Normal"/>
+            <w:widowControl/>
+            <w:suppressAutoHyphens w:val="true"/>
+            <w:spacing w:lineRule="auto" w:line="240" w:before="0" w:after="0"/>
+            <w:jc w:val="center"/>
+            <w:rPr>
+              <w:b/>
+              <w:bCs/>
+            </w:rPr>
+          </w:pPr>
+          <w:r>
+            <w:rPr>
+              <w:rFonts w:eastAsia="Aptos" w:cs=""/>
+              <w:b/>
+              <w:bCs/>
+              <w:kern w:val="2"/>
+              <w:sz w:val="24"/>
+              <w:szCs w:val="24"/>
+              <w:lang w:val="pt-BR" w:eastAsia="en-US" w:bidi="ar-SA"/>
+            </w:rPr>
+            <w:t>Notificação</w:t>
+          </w:r>
+        </w:p>
+        <w:p>
+          <w:pPr>
+            <w:pStyle w:val="Normal"/>
+            <w:widowControl/>
+            <w:suppressAutoHyphens w:val="true"/>
+            <w:spacing w:lineRule="auto" w:line="240" w:before="0" w:after="0"/>
+            <w:jc w:val="center"/>
+            <w:rPr>
+              <w:b/>
+              <w:bCs/>
+            </w:rPr>
+          </w:pPr>
+          <w:r>
+            <w:rPr>
+              <w:rFonts w:eastAsia="Aptos" w:cs=""/>
+              <w:b/>
+              <w:bCs/>
+              <w:kern w:val="2"/>
+              <w:sz w:val="24"/>
+              <w:szCs w:val="24"/>
+              <w:lang w:val="pt-BR" w:eastAsia="en-US" w:bidi="ar-SA"/>
+            </w:rPr>
+            <w:t>Realização de Perícia Técnica</w:t>
+          </w:r>
+        </w:p>
+      </w:tc>
+      <w:tc>
+        <w:tcPr>
+          <w:tcW w:w="2832" w:type="dxa"/>
+          <w:tcBorders/>
+        </w:tcPr>
+        <w:p>
+          <w:pPr>
+            <w:pStyle w:val="Normal"/>
+            <w:widowControl/>
+            <w:suppressAutoHyphens w:val="true"/>
+            <w:spacing w:lineRule="auto" w:line="240" w:before="0" w:after="0"/>
+            <w:jc w:val="left"/>
+            <w:rPr>
+              <w:rFonts w:ascii="Aptos" w:hAnsi="Aptos" w:eastAsia="Aptos" w:cs=""/>
+              <w:kern w:val="2"/>
+              <w:sz w:val="24"/>
+              <w:szCs w:val="24"/>
+              <w:lang w:val="pt-BR" w:eastAsia="en-US" w:bidi="ar-SA"/>
+            </w:rPr>
+          </w:pPr>
+          <w:r>
+            <w:rPr>
+              <w:rFonts w:eastAsia="Aptos" w:cs=""/>
+              <w:kern w:val="2"/>
+              <w:sz w:val="24"/>
+              <w:szCs w:val="24"/>
+              <w:lang w:val="pt-BR" w:eastAsia="en-US" w:bidi="ar-SA"/>
+            </w:rPr>
+          </w:r>
+        </w:p>
+      </w:tc>
+    </w:tr>
+  </w:tbl>
+  <w:p>
+    <w:pPr>
+      <w:pStyle w:val="Normal"/>
+      <w:spacing w:before="0" w:after="160"/>
+      <w:rPr/>
+    </w:pPr>
+    <w:r>
+      <w:rPr/>
+    </w:r>
+  </w:p>
+</w:hdr>
 </file>
 
 <file path=word/numbering.xml><?xml version="1.0" encoding="utf-8"?>
@@ -4899,6 +4018,13 @@
     <w:rsid w:val="007803a3"/>
     <w:rPr/>
   </w:style>
+  <w:style w:type="character" w:styleId="Marcadores">
+    <w:name w:val="Marcadores"/>
+    <w:qFormat/>
+    <w:rPr>
+      <w:rFonts w:ascii="OpenSymbol" w:hAnsi="OpenSymbol" w:eastAsia="OpenSymbol" w:cs="OpenSymbol"/>
+    </w:rPr>
+  </w:style>
   <w:style w:type="paragraph" w:styleId="Ttulo">
     <w:name w:val="Título"/>
     <w:basedOn w:val="Normal"/>
@@ -5113,6 +4239,29 @@
     <w:rPr>
       <w:rFonts w:ascii="Arial" w:hAnsi="Arial" w:cs="Arial"/>
       <w:b/>
+    </w:rPr>
+  </w:style>
+  <w:style w:type="paragraph" w:styleId="Contedodatabela">
+    <w:name w:val="Conteúdo da tabela"/>
+    <w:basedOn w:val="Normal"/>
+    <w:qFormat/>
+    <w:pPr>
+      <w:widowControl w:val="false"/>
+      <w:suppressLineNumbers/>
+    </w:pPr>
+    <w:rPr/>
+  </w:style>
+  <w:style w:type="paragraph" w:styleId="Ttulodetabela">
+    <w:name w:val="Título de tabela"/>
+    <w:basedOn w:val="Contedodatabela"/>
+    <w:qFormat/>
+    <w:pPr>
+      <w:suppressLineNumbers/>
+      <w:jc w:val="center"/>
+    </w:pPr>
+    <w:rPr>
+      <w:b/>
+      <w:bCs/>
     </w:rPr>
   </w:style>
   <w:style w:type="numbering" w:styleId="Semlista" w:default="1">
